--- a/GE-SO-R34_Rev05_Autorizacion_Ingreso_Contratistas.docx
+++ b/GE-SO-R34_Rev05_Autorizacion_Ingreso_Contratistas.docx
@@ -39,14 +39,44 @@
               <w:jc w:val="center"/>
             </w:pPr>
             <w:r>
-              <w:rPr>
-                <w:rFonts w:ascii="Arial" w:cs="Arial" w:eastAsia="Arial" w:hAnsi="Arial"/>
-                <w:color w:val="1A3A6B"/>
-                <w:sz w:val="18"/>
-                <w:szCs w:val="18"/>
-              </w:rPr>
-              <w:t xml:space="preserve">3A CORE
-MATERIALS</w:t>
+              <w:drawing>
+                <wp:inline distT="0" distB="0" distL="0" distR="0">
+                  <wp:extent cx="952500" cy="428625"/>
+                  <wp:effectExtent t="0" r="0" b="0" l="0"/>
+                  <wp:docPr id="1" name="" descr="" title=""/>
+                  <wp:cNvGraphicFramePr>
+                    <a:graphicFrameLocks xmlns:a="http://schemas.openxmlformats.org/drawingml/2006/main" noChangeAspect="1"/>
+                  </wp:cNvGraphicFramePr>
+                  <a:graphic xmlns:a="http://schemas.openxmlformats.org/drawingml/2006/main">
+                    <a:graphicData uri="http://schemas.openxmlformats.org/drawingml/2006/picture">
+                      <pic:pic xmlns:pic="http://schemas.openxmlformats.org/drawingml/2006/picture">
+                        <pic:nvPicPr>
+                          <pic:cNvPr id="0" name="" descr=""/>
+                          <pic:cNvPicPr>
+                            <a:picLocks noChangeAspect="1" noChangeArrowheads="1"/>
+                          </pic:cNvPicPr>
+                        </pic:nvPicPr>
+                        <pic:blipFill>
+                          <a:blip r:embed="rId7" cstate="none"/>
+                          <a:srcRect/>
+                          <a:stretch>
+                            <a:fillRect/>
+                          </a:stretch>
+                        </pic:blipFill>
+                        <pic:spPr bwMode="auto">
+                          <a:xfrm>
+                            <a:off x="0" y="0"/>
+                            <a:ext cx="952500" cy="428625"/>
+                          </a:xfrm>
+                          <a:prstGeom prst="rect">
+                            <a:avLst/>
+                          </a:prstGeom>
+                        </pic:spPr>
+                      </pic:pic>
+                    </a:graphicData>
+                  </a:graphic>
+                </wp:inline>
+              </w:drawing>
             </w:r>
           </w:p>
         </w:tc>

--- a/GE-SO-R34_Rev05_Autorizacion_Ingreso_Contratistas.docx
+++ b/GE-SO-R34_Rev05_Autorizacion_Ingreso_Contratistas.docx
@@ -1496,6 +1496,1864 @@
                 <w:szCs w:val="18"/>
               </w:rPr>
               <w:t xml:space="preserve"/>
+            </w:r>
+          </w:p>
+        </w:tc>
+      </w:tr>
+    </w:tbl>
+    <w:p>
+      <w:pPr>
+        <w:spacing w:after="0" w:before="80"/>
+      </w:pPr>
+    </w:p>
+    <w:tbl>
+      <w:tblPr>
+        <w:tblW w:type="dxa" w:w="10800"/>
+        <w:tblBorders>
+          <w:top w:val="single" w:color="auto" w:sz="4"/>
+          <w:left w:val="single" w:color="auto" w:sz="4"/>
+          <w:bottom w:val="single" w:color="auto" w:sz="4"/>
+          <w:right w:val="single" w:color="auto" w:sz="4"/>
+          <w:insideH w:val="single" w:color="auto" w:sz="4"/>
+          <w:insideV w:val="single" w:color="auto" w:sz="4"/>
+        </w:tblBorders>
+      </w:tblPr>
+      <w:tblGrid>
+        <w:gridCol w:w="10800"/>
+      </w:tblGrid>
+      <w:tr>
+        <w:tc>
+          <w:tcPr>
+            <w:tcW w:type="dxa" w:w="10800"/>
+            <w:gridSpan w:val="1"/>
+            <w:tcBorders>
+              <w:top w:val="single" w:color="000000" w:sz="8"/>
+              <w:left w:val="single" w:color="000000" w:sz="8"/>
+              <w:bottom w:val="single" w:color="000000" w:sz="8"/>
+              <w:right w:val="single" w:color="000000" w:sz="8"/>
+            </w:tcBorders>
+            <w:shd w:fill="1A3A6B" w:val="clear"/>
+            <w:vAlign w:val="center"/>
+          </w:tcPr>
+          <w:p>
+            <w:pPr>
+              <w:spacing w:after="60" w:before="60"/>
+              <w:jc w:val="center"/>
+            </w:pPr>
+            <w:r>
+              <w:rPr>
+                <w:rFonts w:ascii="Arial" w:cs="Arial" w:eastAsia="Arial" w:hAnsi="Arial"/>
+                <w:b/>
+                <w:bCs/>
+                <w:color w:val="FFFFFF"/>
+                <w:sz w:val="19"/>
+                <w:szCs w:val="19"/>
+              </w:rPr>
+              <w:t xml:space="preserve">2.  VERIFICACIÓN DE REQUISITOS DE ACCESO GENERAL</w:t>
+            </w:r>
+          </w:p>
+        </w:tc>
+      </w:tr>
+    </w:tbl>
+    <w:tbl>
+      <w:tblPr>
+        <w:tblW w:type="dxa" w:w="10800"/>
+        <w:tblBorders>
+          <w:top w:val="single" w:color="auto" w:sz="4"/>
+          <w:left w:val="single" w:color="auto" w:sz="4"/>
+          <w:bottom w:val="single" w:color="auto" w:sz="4"/>
+          <w:right w:val="single" w:color="auto" w:sz="4"/>
+          <w:insideH w:val="single" w:color="auto" w:sz="4"/>
+          <w:insideV w:val="single" w:color="auto" w:sz="4"/>
+        </w:tblBorders>
+      </w:tblPr>
+      <w:tblGrid>
+        <w:gridCol w:w="400"/>
+        <w:gridCol w:w="2800"/>
+        <w:gridCol w:w="1800"/>
+        <w:gridCol w:w="1600"/>
+        <w:gridCol w:w="4200"/>
+      </w:tblGrid>
+      <w:tr>
+        <w:tc>
+          <w:tcPr>
+            <w:tcW w:type="dxa" w:w="400"/>
+            <w:gridSpan w:val="1"/>
+            <w:tcBorders>
+              <w:top w:val="single" w:color="000000" w:sz="4"/>
+              <w:left w:val="single" w:color="000000" w:sz="4"/>
+              <w:bottom w:val="single" w:color="000000" w:sz="4"/>
+              <w:right w:val="single" w:color="000000" w:sz="4"/>
+            </w:tcBorders>
+            <w:shd w:fill="2E6DB4" w:val="clear"/>
+            <w:vAlign w:val="center"/>
+          </w:tcPr>
+          <w:p>
+            <w:pPr>
+              <w:spacing w:after="50" w:before="50"/>
+              <w:jc w:val="center"/>
+            </w:pPr>
+            <w:r>
+              <w:rPr>
+                <w:rFonts w:ascii="Arial" w:cs="Arial" w:eastAsia="Arial" w:hAnsi="Arial"/>
+                <w:b/>
+                <w:bCs/>
+                <w:color w:val="FFFFFF"/>
+                <w:sz w:val="18"/>
+                <w:szCs w:val="18"/>
+              </w:rPr>
+              <w:t xml:space="preserve">#</w:t>
+            </w:r>
+          </w:p>
+        </w:tc>
+        <w:tc>
+          <w:tcPr>
+            <w:tcW w:type="dxa" w:w="2800"/>
+            <w:gridSpan w:val="1"/>
+            <w:tcBorders>
+              <w:top w:val="single" w:color="000000" w:sz="4"/>
+              <w:left w:val="single" w:color="000000" w:sz="4"/>
+              <w:bottom w:val="single" w:color="000000" w:sz="4"/>
+              <w:right w:val="single" w:color="000000" w:sz="4"/>
+            </w:tcBorders>
+            <w:shd w:fill="2E6DB4" w:val="clear"/>
+            <w:vAlign w:val="center"/>
+          </w:tcPr>
+          <w:p>
+            <w:pPr>
+              <w:spacing w:after="50" w:before="50"/>
+              <w:jc w:val="center"/>
+            </w:pPr>
+            <w:r>
+              <w:rPr>
+                <w:rFonts w:ascii="Arial" w:cs="Arial" w:eastAsia="Arial" w:hAnsi="Arial"/>
+                <w:b/>
+                <w:bCs/>
+                <w:color w:val="FFFFFF"/>
+                <w:sz w:val="18"/>
+                <w:szCs w:val="18"/>
+              </w:rPr>
+              <w:t xml:space="preserve">REQUISITO</w:t>
+            </w:r>
+          </w:p>
+        </w:tc>
+        <w:tc>
+          <w:tcPr>
+            <w:tcW w:type="dxa" w:w="1800"/>
+            <w:gridSpan w:val="1"/>
+            <w:tcBorders>
+              <w:top w:val="single" w:color="000000" w:sz="4"/>
+              <w:left w:val="single" w:color="000000" w:sz="4"/>
+              <w:bottom w:val="single" w:color="000000" w:sz="4"/>
+              <w:right w:val="single" w:color="000000" w:sz="4"/>
+            </w:tcBorders>
+            <w:shd w:fill="2E6DB4" w:val="clear"/>
+            <w:vAlign w:val="center"/>
+          </w:tcPr>
+          <w:p>
+            <w:pPr>
+              <w:spacing w:after="50" w:before="50"/>
+              <w:jc w:val="center"/>
+            </w:pPr>
+            <w:r>
+              <w:rPr>
+                <w:rFonts w:ascii="Arial" w:cs="Arial" w:eastAsia="Arial" w:hAnsi="Arial"/>
+                <w:b/>
+                <w:bCs/>
+                <w:color w:val="FFFFFF"/>
+                <w:sz w:val="18"/>
+                <w:szCs w:val="18"/>
+              </w:rPr>
+              <w:t xml:space="preserve">DETALLE /
+VIGENCIA</w:t>
+            </w:r>
+          </w:p>
+        </w:tc>
+        <w:tc>
+          <w:tcPr>
+            <w:tcW w:type="dxa" w:w="1600"/>
+            <w:gridSpan w:val="1"/>
+            <w:tcBorders>
+              <w:top w:val="single" w:color="000000" w:sz="4"/>
+              <w:left w:val="single" w:color="000000" w:sz="4"/>
+              <w:bottom w:val="single" w:color="000000" w:sz="4"/>
+              <w:right w:val="single" w:color="000000" w:sz="4"/>
+            </w:tcBorders>
+            <w:shd w:fill="2E6DB4" w:val="clear"/>
+            <w:vAlign w:val="center"/>
+          </w:tcPr>
+          <w:p>
+            <w:pPr>
+              <w:spacing w:after="50" w:before="50"/>
+              <w:jc w:val="center"/>
+            </w:pPr>
+            <w:r>
+              <w:rPr>
+                <w:rFonts w:ascii="Arial" w:cs="Arial" w:eastAsia="Arial" w:hAnsi="Arial"/>
+                <w:b/>
+                <w:bCs/>
+                <w:color w:val="FFFFFF"/>
+                <w:sz w:val="18"/>
+                <w:szCs w:val="18"/>
+              </w:rPr>
+              <w:t xml:space="preserve">FECHA /
+ESTADO</w:t>
+            </w:r>
+          </w:p>
+        </w:tc>
+        <w:tc>
+          <w:tcPr>
+            <w:tcW w:type="dxa" w:w="4200"/>
+            <w:gridSpan w:val="1"/>
+            <w:tcBorders>
+              <w:top w:val="single" w:color="000000" w:sz="4"/>
+              <w:left w:val="single" w:color="000000" w:sz="4"/>
+              <w:bottom w:val="single" w:color="000000" w:sz="4"/>
+              <w:right w:val="single" w:color="000000" w:sz="4"/>
+            </w:tcBorders>
+            <w:shd w:fill="2E6DB4" w:val="clear"/>
+            <w:vAlign w:val="center"/>
+          </w:tcPr>
+          <w:p>
+            <w:pPr>
+              <w:spacing w:after="50" w:before="50"/>
+              <w:jc w:val="center"/>
+            </w:pPr>
+            <w:r>
+              <w:rPr>
+                <w:rFonts w:ascii="Arial" w:cs="Arial" w:eastAsia="Arial" w:hAnsi="Arial"/>
+                <w:b/>
+                <w:bCs/>
+                <w:color w:val="FFFFFF"/>
+                <w:sz w:val="18"/>
+                <w:szCs w:val="18"/>
+              </w:rPr>
+              <w:t xml:space="preserve">OBSERVACIONES</w:t>
+            </w:r>
+          </w:p>
+        </w:tc>
+      </w:tr>
+      <w:tr>
+        <w:tc>
+          <w:tcPr>
+            <w:tcW w:type="dxa" w:w="400"/>
+            <w:gridSpan w:val="1"/>
+            <w:tcBorders>
+              <w:top w:val="single" w:color="000000" w:sz="4"/>
+              <w:left w:val="single" w:color="000000" w:sz="4"/>
+              <w:bottom w:val="single" w:color="000000" w:sz="4"/>
+              <w:right w:val="single" w:color="000000" w:sz="4"/>
+            </w:tcBorders>
+            <w:shd w:fill="EBF5FB" w:val="clear"/>
+            <w:vAlign w:val="center"/>
+          </w:tcPr>
+          <w:p>
+            <w:pPr>
+              <w:spacing w:after="60" w:before="60"/>
+              <w:jc w:val="center"/>
+            </w:pPr>
+            <w:r>
+              <w:rPr>
+                <w:rFonts w:ascii="Arial" w:cs="Arial" w:eastAsia="Arial" w:hAnsi="Arial"/>
+                <w:b/>
+                <w:bCs/>
+                <w:color w:val="000000"/>
+                <w:sz w:val="18"/>
+                <w:szCs w:val="18"/>
+              </w:rPr>
+              <w:t xml:space="preserve">1</w:t>
+            </w:r>
+          </w:p>
+        </w:tc>
+        <w:tc>
+          <w:tcPr>
+            <w:tcW w:type="dxa" w:w="2800"/>
+            <w:gridSpan w:val="1"/>
+            <w:tcBorders>
+              <w:top w:val="single" w:color="000000" w:sz="4"/>
+              <w:left w:val="single" w:color="000000" w:sz="4"/>
+              <w:bottom w:val="single" w:color="000000" w:sz="4"/>
+              <w:right w:val="single" w:color="000000" w:sz="4"/>
+            </w:tcBorders>
+            <w:vAlign w:val="center"/>
+          </w:tcPr>
+          <w:p>
+            <w:pPr>
+              <w:spacing w:after="60" w:before="60"/>
+              <w:jc w:val="left"/>
+            </w:pPr>
+            <w:r>
+              <w:rPr>
+                <w:rFonts w:ascii="Arial" w:cs="Arial" w:eastAsia="Arial" w:hAnsi="Arial"/>
+                <w:b/>
+                <w:bCs/>
+                <w:color w:val="000000"/>
+                <w:sz w:val="18"/>
+                <w:szCs w:val="18"/>
+              </w:rPr>
+              <w:t xml:space="preserve">Inducción de Seguridad Plantabal</w:t>
+            </w:r>
+          </w:p>
+        </w:tc>
+        <w:tc>
+          <w:tcPr>
+            <w:tcW w:type="dxa" w:w="1800"/>
+            <w:gridSpan w:val="1"/>
+            <w:tcBorders>
+              <w:top w:val="single" w:color="000000" w:sz="4"/>
+              <w:left w:val="single" w:color="000000" w:sz="4"/>
+              <w:bottom w:val="single" w:color="000000" w:sz="4"/>
+              <w:right w:val="single" w:color="000000" w:sz="4"/>
+            </w:tcBorders>
+            <w:vAlign w:val="center"/>
+          </w:tcPr>
+          <w:p>
+            <w:pPr>
+              <w:spacing w:after="60" w:before="60"/>
+              <w:jc w:val="left"/>
+            </w:pPr>
+            <w:r>
+              <w:rPr>
+                <w:rFonts w:ascii="Arial" w:cs="Arial" w:eastAsia="Arial" w:hAnsi="Arial"/>
+                <w:color w:val="000000"/>
+                <w:sz w:val="17"/>
+                <w:szCs w:val="17"/>
+              </w:rPr>
+              <w:t xml:space="preserve">1 año desde la recepción</w:t>
+            </w:r>
+          </w:p>
+        </w:tc>
+        <w:tc>
+          <w:tcPr>
+            <w:tcW w:type="dxa" w:w="1600"/>
+            <w:gridSpan w:val="1"/>
+            <w:tcBorders>
+              <w:top w:val="single" w:color="000000" w:sz="4"/>
+              <w:left w:val="single" w:color="000000" w:sz="4"/>
+              <w:bottom w:val="single" w:color="000000" w:sz="4"/>
+              <w:right w:val="single" w:color="000000" w:sz="4"/>
+            </w:tcBorders>
+            <w:vAlign w:val="center"/>
+          </w:tcPr>
+          <w:p>
+            <w:pPr>
+              <w:spacing w:after="60" w:before="60"/>
+              <w:jc w:val="center"/>
+            </w:pPr>
+            <w:r>
+              <w:rPr>
+                <w:rFonts w:ascii="Arial" w:cs="Arial" w:eastAsia="Arial" w:hAnsi="Arial"/>
+                <w:color w:val="000000"/>
+                <w:sz w:val="17"/>
+                <w:szCs w:val="17"/>
+              </w:rPr>
+              <w:t xml:space="preserve">__/__/____</w:t>
+            </w:r>
+          </w:p>
+        </w:tc>
+        <w:tc>
+          <w:tcPr>
+            <w:tcW w:type="dxa" w:w="4200"/>
+            <w:gridSpan w:val="1"/>
+            <w:tcBorders>
+              <w:top w:val="single" w:color="000000" w:sz="4"/>
+              <w:left w:val="single" w:color="000000" w:sz="4"/>
+              <w:bottom w:val="single" w:color="000000" w:sz="4"/>
+              <w:right w:val="single" w:color="000000" w:sz="4"/>
+            </w:tcBorders>
+            <w:vAlign w:val="center"/>
+          </w:tcPr>
+          <w:p>
+            <w:pPr>
+              <w:spacing w:after="50" w:before="50"/>
+              <w:jc w:val="left"/>
+            </w:pPr>
+            <w:r>
+              <w:rPr>
+                <w:rFonts w:ascii="Arial" w:cs="Arial" w:eastAsia="Arial" w:hAnsi="Arial"/>
+                <w:color w:val="000000"/>
+                <w:sz w:val="18"/>
+                <w:szCs w:val="18"/>
+              </w:rPr>
+              <w:t xml:space="preserve"/>
+            </w:r>
+          </w:p>
+        </w:tc>
+      </w:tr>
+      <w:tr>
+        <w:tc>
+          <w:tcPr>
+            <w:tcW w:type="dxa" w:w="400"/>
+            <w:gridSpan w:val="1"/>
+            <w:tcBorders>
+              <w:top w:val="single" w:color="000000" w:sz="4"/>
+              <w:left w:val="single" w:color="000000" w:sz="4"/>
+              <w:bottom w:val="single" w:color="000000" w:sz="4"/>
+              <w:right w:val="single" w:color="000000" w:sz="4"/>
+            </w:tcBorders>
+            <w:shd w:fill="EBF5FB" w:val="clear"/>
+            <w:vAlign w:val="center"/>
+          </w:tcPr>
+          <w:p>
+            <w:pPr>
+              <w:spacing w:after="60" w:before="60"/>
+              <w:jc w:val="center"/>
+            </w:pPr>
+            <w:r>
+              <w:rPr>
+                <w:rFonts w:ascii="Arial" w:cs="Arial" w:eastAsia="Arial" w:hAnsi="Arial"/>
+                <w:b/>
+                <w:bCs/>
+                <w:color w:val="000000"/>
+                <w:sz w:val="18"/>
+                <w:szCs w:val="18"/>
+              </w:rPr>
+              <w:t xml:space="preserve">2</w:t>
+            </w:r>
+          </w:p>
+        </w:tc>
+        <w:tc>
+          <w:tcPr>
+            <w:tcW w:type="dxa" w:w="2800"/>
+            <w:gridSpan w:val="1"/>
+            <w:tcBorders>
+              <w:top w:val="single" w:color="000000" w:sz="4"/>
+              <w:left w:val="single" w:color="000000" w:sz="4"/>
+              <w:bottom w:val="single" w:color="000000" w:sz="4"/>
+              <w:right w:val="single" w:color="000000" w:sz="4"/>
+            </w:tcBorders>
+            <w:vAlign w:val="center"/>
+          </w:tcPr>
+          <w:p>
+            <w:pPr>
+              <w:spacing w:after="20" w:before="50"/>
+              <w:jc w:val="left"/>
+            </w:pPr>
+            <w:r>
+              <w:rPr>
+                <w:rFonts w:ascii="Arial" w:cs="Arial" w:eastAsia="Arial" w:hAnsi="Arial"/>
+                <w:b/>
+                <w:bCs/>
+                <w:color w:val="000000"/>
+                <w:sz w:val="18"/>
+                <w:szCs w:val="18"/>
+              </w:rPr>
+              <w:t xml:space="preserve">Afiliación al IESS</w:t>
+            </w:r>
+          </w:p>
+          <w:p>
+            <w:pPr>
+              <w:spacing w:after="50" w:before="0"/>
+              <w:jc w:val="left"/>
+            </w:pPr>
+            <w:r>
+              <w:rPr>
+                <w:rFonts w:ascii="Arial" w:cs="Arial" w:eastAsia="Arial" w:hAnsi="Arial"/>
+                <w:i/>
+                <w:iCs/>
+                <w:color w:val="444444"/>
+                <w:sz w:val="15"/>
+                <w:szCs w:val="15"/>
+              </w:rPr>
+              <w:t xml:space="preserve">Planilla del mes inmediato anterior o Aviso de entrada</w:t>
+            </w:r>
+          </w:p>
+        </w:tc>
+        <w:tc>
+          <w:tcPr>
+            <w:tcW w:type="dxa" w:w="1800"/>
+            <w:gridSpan w:val="1"/>
+            <w:tcBorders>
+              <w:top w:val="single" w:color="000000" w:sz="4"/>
+              <w:left w:val="single" w:color="000000" w:sz="4"/>
+              <w:bottom w:val="single" w:color="000000" w:sz="4"/>
+              <w:right w:val="single" w:color="000000" w:sz="4"/>
+            </w:tcBorders>
+            <w:vAlign w:val="center"/>
+          </w:tcPr>
+          <w:p>
+            <w:pPr>
+              <w:spacing w:after="60" w:before="60"/>
+              <w:jc w:val="left"/>
+            </w:pPr>
+            <w:r>
+              <w:rPr>
+                <w:rFonts w:ascii="Arial" w:cs="Arial" w:eastAsia="Arial" w:hAnsi="Arial"/>
+                <w:color w:val="000000"/>
+                <w:sz w:val="17"/>
+                <w:szCs w:val="17"/>
+              </w:rPr>
+              <w:t xml:space="preserve">Mensual</w:t>
+            </w:r>
+          </w:p>
+        </w:tc>
+        <w:tc>
+          <w:tcPr>
+            <w:tcW w:type="dxa" w:w="1600"/>
+            <w:gridSpan w:val="1"/>
+            <w:tcBorders>
+              <w:top w:val="single" w:color="000000" w:sz="4"/>
+              <w:left w:val="single" w:color="000000" w:sz="4"/>
+              <w:bottom w:val="single" w:color="000000" w:sz="4"/>
+              <w:right w:val="single" w:color="000000" w:sz="4"/>
+            </w:tcBorders>
+            <w:vAlign w:val="center"/>
+          </w:tcPr>
+          <w:p>
+            <w:pPr>
+              <w:spacing w:after="60" w:before="60"/>
+              <w:jc w:val="center"/>
+            </w:pPr>
+            <w:r>
+              <w:rPr>
+                <w:rFonts w:ascii="Arial" w:cs="Arial" w:eastAsia="Arial" w:hAnsi="Arial"/>
+                <w:color w:val="000000"/>
+                <w:sz w:val="17"/>
+                <w:szCs w:val="17"/>
+              </w:rPr>
+              <w:t xml:space="preserve">__/__/____</w:t>
+            </w:r>
+          </w:p>
+        </w:tc>
+        <w:tc>
+          <w:tcPr>
+            <w:tcW w:type="dxa" w:w="4200"/>
+            <w:gridSpan w:val="1"/>
+            <w:tcBorders>
+              <w:top w:val="single" w:color="000000" w:sz="4"/>
+              <w:left w:val="single" w:color="000000" w:sz="4"/>
+              <w:bottom w:val="single" w:color="000000" w:sz="4"/>
+              <w:right w:val="single" w:color="000000" w:sz="4"/>
+            </w:tcBorders>
+            <w:vAlign w:val="center"/>
+          </w:tcPr>
+          <w:p>
+            <w:pPr>
+              <w:spacing w:after="60" w:before="60"/>
+              <w:jc w:val="left"/>
+            </w:pPr>
+            <w:r>
+              <w:rPr>
+                <w:rFonts w:ascii="Arial" w:cs="Arial" w:eastAsia="Arial" w:hAnsi="Arial"/>
+                <w:i/>
+                <w:iCs/>
+                <w:color w:val="444444"/>
+                <w:sz w:val="15"/>
+                <w:szCs w:val="15"/>
+              </w:rPr>
+              <w:t xml:space="preserve">Si aplica aviso de entrada, registrar aquí</w:t>
+            </w:r>
+          </w:p>
+        </w:tc>
+      </w:tr>
+      <w:tr>
+        <w:tc>
+          <w:tcPr>
+            <w:tcW w:type="dxa" w:w="400"/>
+            <w:gridSpan w:val="1"/>
+            <w:tcBorders>
+              <w:top w:val="single" w:color="000000" w:sz="4"/>
+              <w:left w:val="single" w:color="000000" w:sz="4"/>
+              <w:bottom w:val="single" w:color="000000" w:sz="4"/>
+              <w:right w:val="single" w:color="000000" w:sz="4"/>
+            </w:tcBorders>
+            <w:shd w:fill="EBF5FB" w:val="clear"/>
+            <w:vAlign w:val="center"/>
+          </w:tcPr>
+          <w:p>
+            <w:pPr>
+              <w:spacing w:after="60" w:before="60"/>
+              <w:jc w:val="center"/>
+            </w:pPr>
+            <w:r>
+              <w:rPr>
+                <w:rFonts w:ascii="Arial" w:cs="Arial" w:eastAsia="Arial" w:hAnsi="Arial"/>
+                <w:b/>
+                <w:bCs/>
+                <w:color w:val="000000"/>
+                <w:sz w:val="18"/>
+                <w:szCs w:val="18"/>
+              </w:rPr>
+              <w:t xml:space="preserve">3</w:t>
+            </w:r>
+          </w:p>
+        </w:tc>
+        <w:tc>
+          <w:tcPr>
+            <w:tcW w:type="dxa" w:w="2800"/>
+            <w:gridSpan w:val="1"/>
+            <w:tcBorders>
+              <w:top w:val="single" w:color="000000" w:sz="4"/>
+              <w:left w:val="single" w:color="000000" w:sz="4"/>
+              <w:bottom w:val="single" w:color="000000" w:sz="4"/>
+              <w:right w:val="single" w:color="000000" w:sz="4"/>
+            </w:tcBorders>
+            <w:vAlign w:val="center"/>
+          </w:tcPr>
+          <w:p>
+            <w:pPr>
+              <w:spacing w:after="20" w:before="50"/>
+              <w:jc w:val="left"/>
+            </w:pPr>
+            <w:r>
+              <w:rPr>
+                <w:rFonts w:ascii="Arial" w:cs="Arial" w:eastAsia="Arial" w:hAnsi="Arial"/>
+                <w:b/>
+                <w:bCs/>
+                <w:color w:val="000000"/>
+                <w:sz w:val="18"/>
+                <w:szCs w:val="18"/>
+              </w:rPr>
+              <w:t xml:space="preserve">Certificado Médico Laboral</w:t>
+            </w:r>
+          </w:p>
+          <w:p>
+            <w:pPr>
+              <w:spacing w:after="50" w:before="0"/>
+              <w:jc w:val="left"/>
+            </w:pPr>
+            <w:r>
+              <w:rPr>
+                <w:rFonts w:ascii="Arial" w:cs="Arial" w:eastAsia="Arial" w:hAnsi="Arial"/>
+                <w:i/>
+                <w:iCs/>
+                <w:color w:val="444444"/>
+                <w:sz w:val="15"/>
+                <w:szCs w:val="15"/>
+              </w:rPr>
+              <w:t xml:space="preserve">Aptitud ocupacional emitida por médico de planta</w:t>
+            </w:r>
+          </w:p>
+        </w:tc>
+        <w:tc>
+          <w:tcPr>
+            <w:tcW w:type="dxa" w:w="1800"/>
+            <w:gridSpan w:val="1"/>
+            <w:tcBorders>
+              <w:top w:val="single" w:color="000000" w:sz="4"/>
+              <w:left w:val="single" w:color="000000" w:sz="4"/>
+              <w:bottom w:val="single" w:color="000000" w:sz="4"/>
+              <w:right w:val="single" w:color="000000" w:sz="4"/>
+            </w:tcBorders>
+            <w:vAlign w:val="center"/>
+          </w:tcPr>
+          <w:p>
+            <w:pPr>
+              <w:spacing w:after="60" w:before="60"/>
+              <w:jc w:val="left"/>
+            </w:pPr>
+            <w:r>
+              <w:rPr>
+                <w:rFonts w:ascii="Arial" w:cs="Arial" w:eastAsia="Arial" w:hAnsi="Arial"/>
+                <w:color w:val="000000"/>
+                <w:sz w:val="17"/>
+                <w:szCs w:val="17"/>
+              </w:rPr>
+              <w:t xml:space="preserve">Según criterio Médico de Planta</w:t>
+            </w:r>
+          </w:p>
+        </w:tc>
+        <w:tc>
+          <w:tcPr>
+            <w:tcW w:type="dxa" w:w="1600"/>
+            <w:gridSpan w:val="1"/>
+            <w:tcBorders>
+              <w:top w:val="single" w:color="000000" w:sz="4"/>
+              <w:left w:val="single" w:color="000000" w:sz="4"/>
+              <w:bottom w:val="single" w:color="000000" w:sz="4"/>
+              <w:right w:val="single" w:color="000000" w:sz="4"/>
+            </w:tcBorders>
+            <w:vAlign w:val="center"/>
+          </w:tcPr>
+          <w:p>
+            <w:pPr>
+              <w:spacing w:after="20" w:before="40"/>
+              <w:jc w:val="left"/>
+            </w:pPr>
+            <w:r>
+              <w:rPr>
+                <w:rFonts w:ascii="Arial" w:cs="Arial" w:eastAsia="Arial" w:hAnsi="Arial"/>
+                <w:color w:val="000000"/>
+                <w:sz w:val="17"/>
+                <w:szCs w:val="17"/>
+              </w:rPr>
+              <w:t xml:space="preserve">Vence: __/__/____</w:t>
+            </w:r>
+          </w:p>
+          <w:p>
+            <w:pPr>
+              <w:spacing w:after="40" w:before="20"/>
+              <w:jc w:val="left"/>
+            </w:pPr>
+            <w:r>
+              <w:rPr>
+                <w:rFonts w:ascii="Arial" w:cs="Arial" w:eastAsia="Arial" w:hAnsi="Arial"/>
+                <w:b/>
+                <w:bCs/>
+                <w:color w:val="000000"/>
+                <w:sz w:val="17"/>
+                <w:szCs w:val="17"/>
+              </w:rPr>
+              <w:t xml:space="preserve">□ APTO   □ NO APTO</w:t>
+            </w:r>
+          </w:p>
+        </w:tc>
+        <w:tc>
+          <w:tcPr>
+            <w:tcW w:type="dxa" w:w="4200"/>
+            <w:gridSpan w:val="1"/>
+            <w:tcBorders>
+              <w:top w:val="single" w:color="000000" w:sz="4"/>
+              <w:left w:val="single" w:color="000000" w:sz="4"/>
+              <w:bottom w:val="single" w:color="000000" w:sz="4"/>
+              <w:right w:val="single" w:color="000000" w:sz="4"/>
+            </w:tcBorders>
+            <w:vAlign w:val="center"/>
+          </w:tcPr>
+          <w:p>
+            <w:pPr>
+              <w:spacing w:after="50" w:before="50"/>
+              <w:jc w:val="left"/>
+            </w:pPr>
+            <w:r>
+              <w:rPr>
+                <w:rFonts w:ascii="Arial" w:cs="Arial" w:eastAsia="Arial" w:hAnsi="Arial"/>
+                <w:color w:val="000000"/>
+                <w:sz w:val="18"/>
+                <w:szCs w:val="18"/>
+              </w:rPr>
+              <w:t xml:space="preserve"/>
+            </w:r>
+          </w:p>
+        </w:tc>
+      </w:tr>
+      <w:tr>
+        <w:tc>
+          <w:tcPr>
+            <w:tcW w:type="dxa" w:w="10800"/>
+            <w:gridSpan w:val="5"/>
+            <w:tcBorders>
+              <w:top w:val="single" w:color="000000" w:sz="4"/>
+              <w:left w:val="single" w:color="000000" w:sz="4"/>
+              <w:bottom w:val="single" w:color="000000" w:sz="4"/>
+              <w:right w:val="single" w:color="000000" w:sz="4"/>
+            </w:tcBorders>
+            <w:shd w:fill="EBF5FB" w:val="clear"/>
+            <w:vAlign w:val="center"/>
+          </w:tcPr>
+          <w:p>
+            <w:pPr>
+              <w:spacing w:after="60" w:before="60"/>
+              <w:jc w:val="center"/>
+            </w:pPr>
+            <w:r>
+              <w:rPr>
+                <w:rFonts w:ascii="Arial" w:cs="Arial" w:eastAsia="Arial" w:hAnsi="Arial"/>
+                <w:b/>
+                <w:bCs/>
+                <w:color w:val="000000"/>
+                <w:sz w:val="18"/>
+                <w:szCs w:val="18"/>
+              </w:rPr>
+              <w:t xml:space="preserve">ACCESO GENERAL:  □ HABILITADO     □ NO HABILITADO</w:t>
+            </w:r>
+          </w:p>
+        </w:tc>
+      </w:tr>
+    </w:tbl>
+    <w:p>
+      <w:pPr>
+        <w:spacing w:after="0" w:before="80"/>
+      </w:pPr>
+    </w:p>
+    <w:tbl>
+      <w:tblPr>
+        <w:tblW w:type="dxa" w:w="10800"/>
+        <w:tblBorders>
+          <w:top w:val="single" w:color="auto" w:sz="4"/>
+          <w:left w:val="single" w:color="auto" w:sz="4"/>
+          <w:bottom w:val="single" w:color="auto" w:sz="4"/>
+          <w:right w:val="single" w:color="auto" w:sz="4"/>
+          <w:insideH w:val="single" w:color="auto" w:sz="4"/>
+          <w:insideV w:val="single" w:color="auto" w:sz="4"/>
+        </w:tblBorders>
+      </w:tblPr>
+      <w:tblGrid>
+        <w:gridCol w:w="10800"/>
+      </w:tblGrid>
+      <w:tr>
+        <w:tc>
+          <w:tcPr>
+            <w:tcW w:type="dxa" w:w="10800"/>
+            <w:gridSpan w:val="1"/>
+            <w:tcBorders>
+              <w:top w:val="single" w:color="000000" w:sz="8"/>
+              <w:left w:val="single" w:color="000000" w:sz="8"/>
+              <w:bottom w:val="single" w:color="000000" w:sz="8"/>
+              <w:right w:val="single" w:color="000000" w:sz="8"/>
+            </w:tcBorders>
+            <w:shd w:fill="1A3A6B" w:val="clear"/>
+            <w:vAlign w:val="center"/>
+          </w:tcPr>
+          <w:p>
+            <w:pPr>
+              <w:spacing w:after="60" w:before="60"/>
+              <w:jc w:val="center"/>
+            </w:pPr>
+            <w:r>
+              <w:rPr>
+                <w:rFonts w:ascii="Arial" w:cs="Arial" w:eastAsia="Arial" w:hAnsi="Arial"/>
+                <w:b/>
+                <w:bCs/>
+                <w:color w:val="FFFFFF"/>
+                <w:sz w:val="19"/>
+                <w:szCs w:val="19"/>
+              </w:rPr>
+              <w:t xml:space="preserve">3.  CERTIFICADOS PARA TRABAJOS DE ALTO RIESGO  (completar solo si aplica)</w:t>
+            </w:r>
+          </w:p>
+        </w:tc>
+      </w:tr>
+    </w:tbl>
+    <w:p>
+      <w:pPr>
+        <w:spacing w:after="60" w:before="60"/>
+        <w:jc w:val="left"/>
+      </w:pPr>
+      <w:r>
+        <w:rPr>
+          <w:rFonts w:ascii="Arial" w:cs="Arial" w:eastAsia="Arial" w:hAnsi="Arial"/>
+          <w:color w:val="000000"/>
+          <w:sz w:val="17"/>
+          <w:szCs w:val="17"/>
+        </w:rPr>
+        <w:t xml:space="preserve">Marque los tipos de trabajo que ejecutará el contratista y verifique la vigencia del certificado emitido por entidad reconocida (MDT o SENESCYT).</w:t>
+      </w:r>
+    </w:p>
+    <w:tbl>
+      <w:tblPr>
+        <w:tblW w:type="dxa" w:w="10800"/>
+        <w:tblBorders>
+          <w:top w:val="single" w:color="auto" w:sz="4"/>
+          <w:left w:val="single" w:color="auto" w:sz="4"/>
+          <w:bottom w:val="single" w:color="auto" w:sz="4"/>
+          <w:right w:val="single" w:color="auto" w:sz="4"/>
+          <w:insideH w:val="single" w:color="auto" w:sz="4"/>
+          <w:insideV w:val="single" w:color="auto" w:sz="4"/>
+        </w:tblBorders>
+      </w:tblPr>
+      <w:tblGrid>
+        <w:gridCol w:w="400"/>
+        <w:gridCol w:w="2600"/>
+        <w:gridCol w:w="2400"/>
+        <w:gridCol w:w="1600"/>
+        <w:gridCol w:w="3800"/>
+      </w:tblGrid>
+      <w:tr>
+        <w:tc>
+          <w:tcPr>
+            <w:tcW w:type="dxa" w:w="400"/>
+            <w:gridSpan w:val="1"/>
+            <w:tcBorders>
+              <w:top w:val="single" w:color="000000" w:sz="4"/>
+              <w:left w:val="single" w:color="000000" w:sz="4"/>
+              <w:bottom w:val="single" w:color="000000" w:sz="4"/>
+              <w:right w:val="single" w:color="000000" w:sz="4"/>
+            </w:tcBorders>
+            <w:shd w:fill="2E6DB4" w:val="clear"/>
+            <w:vAlign w:val="center"/>
+          </w:tcPr>
+          <w:p>
+            <w:pPr>
+              <w:spacing w:after="50" w:before="50"/>
+              <w:jc w:val="center"/>
+            </w:pPr>
+            <w:r>
+              <w:rPr>
+                <w:rFonts w:ascii="Arial" w:cs="Arial" w:eastAsia="Arial" w:hAnsi="Arial"/>
+                <w:b/>
+                <w:bCs/>
+                <w:color w:val="FFFFFF"/>
+                <w:sz w:val="18"/>
+                <w:szCs w:val="18"/>
+              </w:rPr>
+              <w:t xml:space="preserve">✓</w:t>
+            </w:r>
+          </w:p>
+        </w:tc>
+        <w:tc>
+          <w:tcPr>
+            <w:tcW w:type="dxa" w:w="2600"/>
+            <w:gridSpan w:val="1"/>
+            <w:tcBorders>
+              <w:top w:val="single" w:color="000000" w:sz="4"/>
+              <w:left w:val="single" w:color="000000" w:sz="4"/>
+              <w:bottom w:val="single" w:color="000000" w:sz="4"/>
+              <w:right w:val="single" w:color="000000" w:sz="4"/>
+            </w:tcBorders>
+            <w:shd w:fill="2E6DB4" w:val="clear"/>
+            <w:vAlign w:val="center"/>
+          </w:tcPr>
+          <w:p>
+            <w:pPr>
+              <w:spacing w:after="50" w:before="50"/>
+              <w:jc w:val="center"/>
+            </w:pPr>
+            <w:r>
+              <w:rPr>
+                <w:rFonts w:ascii="Arial" w:cs="Arial" w:eastAsia="Arial" w:hAnsi="Arial"/>
+                <w:b/>
+                <w:bCs/>
+                <w:color w:val="FFFFFF"/>
+                <w:sz w:val="18"/>
+                <w:szCs w:val="18"/>
+              </w:rPr>
+              <w:t xml:space="preserve">TIPO DE TRABAJO</w:t>
+            </w:r>
+          </w:p>
+        </w:tc>
+        <w:tc>
+          <w:tcPr>
+            <w:tcW w:type="dxa" w:w="2400"/>
+            <w:gridSpan w:val="1"/>
+            <w:tcBorders>
+              <w:top w:val="single" w:color="000000" w:sz="4"/>
+              <w:left w:val="single" w:color="000000" w:sz="4"/>
+              <w:bottom w:val="single" w:color="000000" w:sz="4"/>
+              <w:right w:val="single" w:color="000000" w:sz="4"/>
+            </w:tcBorders>
+            <w:shd w:fill="2E6DB4" w:val="clear"/>
+            <w:vAlign w:val="center"/>
+          </w:tcPr>
+          <w:p>
+            <w:pPr>
+              <w:spacing w:after="50" w:before="50"/>
+              <w:jc w:val="center"/>
+            </w:pPr>
+            <w:r>
+              <w:rPr>
+                <w:rFonts w:ascii="Arial" w:cs="Arial" w:eastAsia="Arial" w:hAnsi="Arial"/>
+                <w:b/>
+                <w:bCs/>
+                <w:color w:val="FFFFFF"/>
+                <w:sz w:val="18"/>
+                <w:szCs w:val="18"/>
+              </w:rPr>
+              <w:t xml:space="preserve">ENTIDAD EMISORA</w:t>
+            </w:r>
+          </w:p>
+        </w:tc>
+        <w:tc>
+          <w:tcPr>
+            <w:tcW w:type="dxa" w:w="1600"/>
+            <w:gridSpan w:val="1"/>
+            <w:tcBorders>
+              <w:top w:val="single" w:color="000000" w:sz="4"/>
+              <w:left w:val="single" w:color="000000" w:sz="4"/>
+              <w:bottom w:val="single" w:color="000000" w:sz="4"/>
+              <w:right w:val="single" w:color="000000" w:sz="4"/>
+            </w:tcBorders>
+            <w:shd w:fill="2E6DB4" w:val="clear"/>
+            <w:vAlign w:val="center"/>
+          </w:tcPr>
+          <w:p>
+            <w:pPr>
+              <w:spacing w:after="50" w:before="50"/>
+              <w:jc w:val="center"/>
+            </w:pPr>
+            <w:r>
+              <w:rPr>
+                <w:rFonts w:ascii="Arial" w:cs="Arial" w:eastAsia="Arial" w:hAnsi="Arial"/>
+                <w:b/>
+                <w:bCs/>
+                <w:color w:val="FFFFFF"/>
+                <w:sz w:val="18"/>
+                <w:szCs w:val="18"/>
+              </w:rPr>
+              <w:t xml:space="preserve">FECHA EMISIÓN</w:t>
+            </w:r>
+          </w:p>
+        </w:tc>
+        <w:tc>
+          <w:tcPr>
+            <w:tcW w:type="dxa" w:w="3800"/>
+            <w:gridSpan w:val="1"/>
+            <w:tcBorders>
+              <w:top w:val="single" w:color="000000" w:sz="4"/>
+              <w:left w:val="single" w:color="000000" w:sz="4"/>
+              <w:bottom w:val="single" w:color="000000" w:sz="4"/>
+              <w:right w:val="single" w:color="000000" w:sz="4"/>
+            </w:tcBorders>
+            <w:shd w:fill="2E6DB4" w:val="clear"/>
+            <w:vAlign w:val="center"/>
+          </w:tcPr>
+          <w:p>
+            <w:pPr>
+              <w:spacing w:after="50" w:before="50"/>
+              <w:jc w:val="center"/>
+            </w:pPr>
+            <w:r>
+              <w:rPr>
+                <w:rFonts w:ascii="Arial" w:cs="Arial" w:eastAsia="Arial" w:hAnsi="Arial"/>
+                <w:b/>
+                <w:bCs/>
+                <w:color w:val="FFFFFF"/>
+                <w:sz w:val="18"/>
+                <w:szCs w:val="18"/>
+              </w:rPr>
+              <w:t xml:space="preserve">FECHA VENCIMIENTO</w:t>
+            </w:r>
+          </w:p>
+        </w:tc>
+      </w:tr>
+      <w:tr>
+        <w:tc>
+          <w:tcPr>
+            <w:tcW w:type="dxa" w:w="400"/>
+            <w:gridSpan w:val="1"/>
+            <w:tcBorders>
+              <w:top w:val="single" w:color="000000" w:sz="4"/>
+              <w:left w:val="single" w:color="000000" w:sz="4"/>
+              <w:bottom w:val="single" w:color="000000" w:sz="4"/>
+              <w:right w:val="single" w:color="000000" w:sz="4"/>
+            </w:tcBorders>
+            <w:vAlign w:val="center"/>
+          </w:tcPr>
+          <w:p>
+            <w:pPr>
+              <w:spacing w:after="50" w:before="50"/>
+              <w:jc w:val="center"/>
+            </w:pPr>
+            <w:r>
+              <w:rPr>
+                <w:rFonts w:ascii="Arial" w:cs="Arial" w:eastAsia="Arial" w:hAnsi="Arial"/>
+                <w:color w:val="000000"/>
+                <w:sz w:val="18"/>
+                <w:szCs w:val="18"/>
+              </w:rPr>
+              <w:t xml:space="preserve">□</w:t>
+            </w:r>
+          </w:p>
+        </w:tc>
+        <w:tc>
+          <w:tcPr>
+            <w:tcW w:type="dxa" w:w="2600"/>
+            <w:gridSpan w:val="1"/>
+            <w:tcBorders>
+              <w:top w:val="single" w:color="000000" w:sz="4"/>
+              <w:left w:val="single" w:color="000000" w:sz="4"/>
+              <w:bottom w:val="single" w:color="000000" w:sz="4"/>
+              <w:right w:val="single" w:color="000000" w:sz="4"/>
+            </w:tcBorders>
+            <w:vAlign w:val="center"/>
+          </w:tcPr>
+          <w:p>
+            <w:pPr>
+              <w:spacing w:after="50" w:before="50"/>
+              <w:jc w:val="left"/>
+            </w:pPr>
+            <w:r>
+              <w:rPr>
+                <w:rFonts w:ascii="Arial" w:cs="Arial" w:eastAsia="Arial" w:hAnsi="Arial"/>
+                <w:color w:val="000000"/>
+                <w:sz w:val="18"/>
+                <w:szCs w:val="18"/>
+              </w:rPr>
+              <w:t xml:space="preserve">Trabajo en Caliente</w:t>
+            </w:r>
+          </w:p>
+        </w:tc>
+        <w:tc>
+          <w:tcPr>
+            <w:tcW w:type="dxa" w:w="2400"/>
+            <w:gridSpan w:val="1"/>
+            <w:tcBorders>
+              <w:top w:val="single" w:color="000000" w:sz="4"/>
+              <w:left w:val="single" w:color="000000" w:sz="4"/>
+              <w:bottom w:val="single" w:color="000000" w:sz="4"/>
+              <w:right w:val="single" w:color="000000" w:sz="4"/>
+            </w:tcBorders>
+            <w:vAlign w:val="center"/>
+          </w:tcPr>
+          <w:p>
+            <w:pPr>
+              <w:spacing w:after="50" w:before="50"/>
+              <w:jc w:val="left"/>
+            </w:pPr>
+            <w:r>
+              <w:rPr>
+                <w:rFonts w:ascii="Arial" w:cs="Arial" w:eastAsia="Arial" w:hAnsi="Arial"/>
+                <w:color w:val="000000"/>
+                <w:sz w:val="17"/>
+                <w:szCs w:val="17"/>
+              </w:rPr>
+              <w:t xml:space="preserve">MDT / SENESCYT</w:t>
+            </w:r>
+          </w:p>
+        </w:tc>
+        <w:tc>
+          <w:tcPr>
+            <w:tcW w:type="dxa" w:w="1600"/>
+            <w:gridSpan w:val="1"/>
+            <w:tcBorders>
+              <w:top w:val="single" w:color="000000" w:sz="4"/>
+              <w:left w:val="single" w:color="000000" w:sz="4"/>
+              <w:bottom w:val="single" w:color="000000" w:sz="4"/>
+              <w:right w:val="single" w:color="000000" w:sz="4"/>
+            </w:tcBorders>
+            <w:vAlign w:val="center"/>
+          </w:tcPr>
+          <w:p>
+            <w:pPr>
+              <w:spacing w:after="50" w:before="50"/>
+              <w:jc w:val="center"/>
+            </w:pPr>
+            <w:r>
+              <w:rPr>
+                <w:rFonts w:ascii="Arial" w:cs="Arial" w:eastAsia="Arial" w:hAnsi="Arial"/>
+                <w:color w:val="000000"/>
+                <w:sz w:val="17"/>
+                <w:szCs w:val="17"/>
+              </w:rPr>
+              <w:t xml:space="preserve">__/__/____</w:t>
+            </w:r>
+          </w:p>
+        </w:tc>
+        <w:tc>
+          <w:tcPr>
+            <w:tcW w:type="dxa" w:w="3800"/>
+            <w:gridSpan w:val="1"/>
+            <w:tcBorders>
+              <w:top w:val="single" w:color="000000" w:sz="4"/>
+              <w:left w:val="single" w:color="000000" w:sz="4"/>
+              <w:bottom w:val="single" w:color="000000" w:sz="4"/>
+              <w:right w:val="single" w:color="000000" w:sz="4"/>
+            </w:tcBorders>
+            <w:vAlign w:val="center"/>
+          </w:tcPr>
+          <w:p>
+            <w:pPr>
+              <w:spacing w:after="50" w:before="50"/>
+              <w:jc w:val="center"/>
+            </w:pPr>
+            <w:r>
+              <w:rPr>
+                <w:rFonts w:ascii="Arial" w:cs="Arial" w:eastAsia="Arial" w:hAnsi="Arial"/>
+                <w:color w:val="000000"/>
+                <w:sz w:val="17"/>
+                <w:szCs w:val="17"/>
+              </w:rPr>
+              <w:t xml:space="preserve">__/__/____</w:t>
+            </w:r>
+          </w:p>
+        </w:tc>
+      </w:tr>
+      <w:tr>
+        <w:tc>
+          <w:tcPr>
+            <w:tcW w:type="dxa" w:w="400"/>
+            <w:gridSpan w:val="1"/>
+            <w:tcBorders>
+              <w:top w:val="single" w:color="000000" w:sz="4"/>
+              <w:left w:val="single" w:color="000000" w:sz="4"/>
+              <w:bottom w:val="single" w:color="000000" w:sz="4"/>
+              <w:right w:val="single" w:color="000000" w:sz="4"/>
+            </w:tcBorders>
+            <w:vAlign w:val="center"/>
+          </w:tcPr>
+          <w:p>
+            <w:pPr>
+              <w:spacing w:after="50" w:before="50"/>
+              <w:jc w:val="center"/>
+            </w:pPr>
+            <w:r>
+              <w:rPr>
+                <w:rFonts w:ascii="Arial" w:cs="Arial" w:eastAsia="Arial" w:hAnsi="Arial"/>
+                <w:color w:val="000000"/>
+                <w:sz w:val="18"/>
+                <w:szCs w:val="18"/>
+              </w:rPr>
+              <w:t xml:space="preserve">□</w:t>
+            </w:r>
+          </w:p>
+        </w:tc>
+        <w:tc>
+          <w:tcPr>
+            <w:tcW w:type="dxa" w:w="2600"/>
+            <w:gridSpan w:val="1"/>
+            <w:tcBorders>
+              <w:top w:val="single" w:color="000000" w:sz="4"/>
+              <w:left w:val="single" w:color="000000" w:sz="4"/>
+              <w:bottom w:val="single" w:color="000000" w:sz="4"/>
+              <w:right w:val="single" w:color="000000" w:sz="4"/>
+            </w:tcBorders>
+            <w:vAlign w:val="center"/>
+          </w:tcPr>
+          <w:p>
+            <w:pPr>
+              <w:spacing w:after="50" w:before="50"/>
+              <w:jc w:val="left"/>
+            </w:pPr>
+            <w:r>
+              <w:rPr>
+                <w:rFonts w:ascii="Arial" w:cs="Arial" w:eastAsia="Arial" w:hAnsi="Arial"/>
+                <w:color w:val="000000"/>
+                <w:sz w:val="18"/>
+                <w:szCs w:val="18"/>
+              </w:rPr>
+              <w:t xml:space="preserve">Trabajo en Altura  (≥ 1,80 m)</w:t>
+            </w:r>
+          </w:p>
+        </w:tc>
+        <w:tc>
+          <w:tcPr>
+            <w:tcW w:type="dxa" w:w="2400"/>
+            <w:gridSpan w:val="1"/>
+            <w:tcBorders>
+              <w:top w:val="single" w:color="000000" w:sz="4"/>
+              <w:left w:val="single" w:color="000000" w:sz="4"/>
+              <w:bottom w:val="single" w:color="000000" w:sz="4"/>
+              <w:right w:val="single" w:color="000000" w:sz="4"/>
+            </w:tcBorders>
+            <w:vAlign w:val="center"/>
+          </w:tcPr>
+          <w:p>
+            <w:pPr>
+              <w:spacing w:after="50" w:before="50"/>
+              <w:jc w:val="left"/>
+            </w:pPr>
+            <w:r>
+              <w:rPr>
+                <w:rFonts w:ascii="Arial" w:cs="Arial" w:eastAsia="Arial" w:hAnsi="Arial"/>
+                <w:color w:val="000000"/>
+                <w:sz w:val="17"/>
+                <w:szCs w:val="17"/>
+              </w:rPr>
+              <w:t xml:space="preserve">MDT / SENESCYT</w:t>
+            </w:r>
+          </w:p>
+        </w:tc>
+        <w:tc>
+          <w:tcPr>
+            <w:tcW w:type="dxa" w:w="1600"/>
+            <w:gridSpan w:val="1"/>
+            <w:tcBorders>
+              <w:top w:val="single" w:color="000000" w:sz="4"/>
+              <w:left w:val="single" w:color="000000" w:sz="4"/>
+              <w:bottom w:val="single" w:color="000000" w:sz="4"/>
+              <w:right w:val="single" w:color="000000" w:sz="4"/>
+            </w:tcBorders>
+            <w:vAlign w:val="center"/>
+          </w:tcPr>
+          <w:p>
+            <w:pPr>
+              <w:spacing w:after="50" w:before="50"/>
+              <w:jc w:val="center"/>
+            </w:pPr>
+            <w:r>
+              <w:rPr>
+                <w:rFonts w:ascii="Arial" w:cs="Arial" w:eastAsia="Arial" w:hAnsi="Arial"/>
+                <w:color w:val="000000"/>
+                <w:sz w:val="17"/>
+                <w:szCs w:val="17"/>
+              </w:rPr>
+              <w:t xml:space="preserve">__/__/____</w:t>
+            </w:r>
+          </w:p>
+        </w:tc>
+        <w:tc>
+          <w:tcPr>
+            <w:tcW w:type="dxa" w:w="3800"/>
+            <w:gridSpan w:val="1"/>
+            <w:tcBorders>
+              <w:top w:val="single" w:color="000000" w:sz="4"/>
+              <w:left w:val="single" w:color="000000" w:sz="4"/>
+              <w:bottom w:val="single" w:color="000000" w:sz="4"/>
+              <w:right w:val="single" w:color="000000" w:sz="4"/>
+            </w:tcBorders>
+            <w:vAlign w:val="center"/>
+          </w:tcPr>
+          <w:p>
+            <w:pPr>
+              <w:spacing w:after="50" w:before="50"/>
+              <w:jc w:val="center"/>
+            </w:pPr>
+            <w:r>
+              <w:rPr>
+                <w:rFonts w:ascii="Arial" w:cs="Arial" w:eastAsia="Arial" w:hAnsi="Arial"/>
+                <w:color w:val="000000"/>
+                <w:sz w:val="17"/>
+                <w:szCs w:val="17"/>
+              </w:rPr>
+              <w:t xml:space="preserve">__/__/____</w:t>
+            </w:r>
+          </w:p>
+        </w:tc>
+      </w:tr>
+      <w:tr>
+        <w:tc>
+          <w:tcPr>
+            <w:tcW w:type="dxa" w:w="400"/>
+            <w:gridSpan w:val="1"/>
+            <w:tcBorders>
+              <w:top w:val="single" w:color="000000" w:sz="4"/>
+              <w:left w:val="single" w:color="000000" w:sz="4"/>
+              <w:bottom w:val="single" w:color="000000" w:sz="4"/>
+              <w:right w:val="single" w:color="000000" w:sz="4"/>
+            </w:tcBorders>
+            <w:vAlign w:val="center"/>
+          </w:tcPr>
+          <w:p>
+            <w:pPr>
+              <w:spacing w:after="50" w:before="50"/>
+              <w:jc w:val="center"/>
+            </w:pPr>
+            <w:r>
+              <w:rPr>
+                <w:rFonts w:ascii="Arial" w:cs="Arial" w:eastAsia="Arial" w:hAnsi="Arial"/>
+                <w:color w:val="000000"/>
+                <w:sz w:val="18"/>
+                <w:szCs w:val="18"/>
+              </w:rPr>
+              <w:t xml:space="preserve">□</w:t>
+            </w:r>
+          </w:p>
+        </w:tc>
+        <w:tc>
+          <w:tcPr>
+            <w:tcW w:type="dxa" w:w="2600"/>
+            <w:gridSpan w:val="1"/>
+            <w:tcBorders>
+              <w:top w:val="single" w:color="000000" w:sz="4"/>
+              <w:left w:val="single" w:color="000000" w:sz="4"/>
+              <w:bottom w:val="single" w:color="000000" w:sz="4"/>
+              <w:right w:val="single" w:color="000000" w:sz="4"/>
+            </w:tcBorders>
+            <w:vAlign w:val="center"/>
+          </w:tcPr>
+          <w:p>
+            <w:pPr>
+              <w:spacing w:after="50" w:before="50"/>
+              <w:jc w:val="left"/>
+            </w:pPr>
+            <w:r>
+              <w:rPr>
+                <w:rFonts w:ascii="Arial" w:cs="Arial" w:eastAsia="Arial" w:hAnsi="Arial"/>
+                <w:color w:val="000000"/>
+                <w:sz w:val="18"/>
+                <w:szCs w:val="18"/>
+              </w:rPr>
+              <w:t xml:space="preserve">Espacios Confinados</w:t>
+            </w:r>
+          </w:p>
+        </w:tc>
+        <w:tc>
+          <w:tcPr>
+            <w:tcW w:type="dxa" w:w="2400"/>
+            <w:gridSpan w:val="1"/>
+            <w:tcBorders>
+              <w:top w:val="single" w:color="000000" w:sz="4"/>
+              <w:left w:val="single" w:color="000000" w:sz="4"/>
+              <w:bottom w:val="single" w:color="000000" w:sz="4"/>
+              <w:right w:val="single" w:color="000000" w:sz="4"/>
+            </w:tcBorders>
+            <w:vAlign w:val="center"/>
+          </w:tcPr>
+          <w:p>
+            <w:pPr>
+              <w:spacing w:after="50" w:before="50"/>
+              <w:jc w:val="left"/>
+            </w:pPr>
+            <w:r>
+              <w:rPr>
+                <w:rFonts w:ascii="Arial" w:cs="Arial" w:eastAsia="Arial" w:hAnsi="Arial"/>
+                <w:color w:val="000000"/>
+                <w:sz w:val="17"/>
+                <w:szCs w:val="17"/>
+              </w:rPr>
+              <w:t xml:space="preserve">MDT / SENESCYT</w:t>
+            </w:r>
+          </w:p>
+        </w:tc>
+        <w:tc>
+          <w:tcPr>
+            <w:tcW w:type="dxa" w:w="1600"/>
+            <w:gridSpan w:val="1"/>
+            <w:tcBorders>
+              <w:top w:val="single" w:color="000000" w:sz="4"/>
+              <w:left w:val="single" w:color="000000" w:sz="4"/>
+              <w:bottom w:val="single" w:color="000000" w:sz="4"/>
+              <w:right w:val="single" w:color="000000" w:sz="4"/>
+            </w:tcBorders>
+            <w:vAlign w:val="center"/>
+          </w:tcPr>
+          <w:p>
+            <w:pPr>
+              <w:spacing w:after="50" w:before="50"/>
+              <w:jc w:val="center"/>
+            </w:pPr>
+            <w:r>
+              <w:rPr>
+                <w:rFonts w:ascii="Arial" w:cs="Arial" w:eastAsia="Arial" w:hAnsi="Arial"/>
+                <w:color w:val="000000"/>
+                <w:sz w:val="17"/>
+                <w:szCs w:val="17"/>
+              </w:rPr>
+              <w:t xml:space="preserve">__/__/____</w:t>
+            </w:r>
+          </w:p>
+        </w:tc>
+        <w:tc>
+          <w:tcPr>
+            <w:tcW w:type="dxa" w:w="3800"/>
+            <w:gridSpan w:val="1"/>
+            <w:tcBorders>
+              <w:top w:val="single" w:color="000000" w:sz="4"/>
+              <w:left w:val="single" w:color="000000" w:sz="4"/>
+              <w:bottom w:val="single" w:color="000000" w:sz="4"/>
+              <w:right w:val="single" w:color="000000" w:sz="4"/>
+            </w:tcBorders>
+            <w:vAlign w:val="center"/>
+          </w:tcPr>
+          <w:p>
+            <w:pPr>
+              <w:spacing w:after="50" w:before="50"/>
+              <w:jc w:val="center"/>
+            </w:pPr>
+            <w:r>
+              <w:rPr>
+                <w:rFonts w:ascii="Arial" w:cs="Arial" w:eastAsia="Arial" w:hAnsi="Arial"/>
+                <w:color w:val="000000"/>
+                <w:sz w:val="17"/>
+                <w:szCs w:val="17"/>
+              </w:rPr>
+              <w:t xml:space="preserve">__/__/____</w:t>
+            </w:r>
+          </w:p>
+        </w:tc>
+      </w:tr>
+      <w:tr>
+        <w:tc>
+          <w:tcPr>
+            <w:tcW w:type="dxa" w:w="400"/>
+            <w:gridSpan w:val="1"/>
+            <w:tcBorders>
+              <w:top w:val="single" w:color="000000" w:sz="4"/>
+              <w:left w:val="single" w:color="000000" w:sz="4"/>
+              <w:bottom w:val="single" w:color="000000" w:sz="4"/>
+              <w:right w:val="single" w:color="000000" w:sz="4"/>
+            </w:tcBorders>
+            <w:vAlign w:val="center"/>
+          </w:tcPr>
+          <w:p>
+            <w:pPr>
+              <w:spacing w:after="50" w:before="50"/>
+              <w:jc w:val="center"/>
+            </w:pPr>
+            <w:r>
+              <w:rPr>
+                <w:rFonts w:ascii="Arial" w:cs="Arial" w:eastAsia="Arial" w:hAnsi="Arial"/>
+                <w:color w:val="000000"/>
+                <w:sz w:val="18"/>
+                <w:szCs w:val="18"/>
+              </w:rPr>
+              <w:t xml:space="preserve">□</w:t>
+            </w:r>
+          </w:p>
+        </w:tc>
+        <w:tc>
+          <w:tcPr>
+            <w:tcW w:type="dxa" w:w="2600"/>
+            <w:gridSpan w:val="1"/>
+            <w:tcBorders>
+              <w:top w:val="single" w:color="000000" w:sz="4"/>
+              <w:left w:val="single" w:color="000000" w:sz="4"/>
+              <w:bottom w:val="single" w:color="000000" w:sz="4"/>
+              <w:right w:val="single" w:color="000000" w:sz="4"/>
+            </w:tcBorders>
+            <w:vAlign w:val="center"/>
+          </w:tcPr>
+          <w:p>
+            <w:pPr>
+              <w:spacing w:after="50" w:before="50"/>
+              <w:jc w:val="left"/>
+            </w:pPr>
+            <w:r>
+              <w:rPr>
+                <w:rFonts w:ascii="Arial" w:cs="Arial" w:eastAsia="Arial" w:hAnsi="Arial"/>
+                <w:color w:val="000000"/>
+                <w:sz w:val="18"/>
+                <w:szCs w:val="18"/>
+              </w:rPr>
+              <w:t xml:space="preserve">Trabajos Eléctricos  (media y alta tensión)</w:t>
+            </w:r>
+          </w:p>
+        </w:tc>
+        <w:tc>
+          <w:tcPr>
+            <w:tcW w:type="dxa" w:w="2400"/>
+            <w:gridSpan w:val="1"/>
+            <w:tcBorders>
+              <w:top w:val="single" w:color="000000" w:sz="4"/>
+              <w:left w:val="single" w:color="000000" w:sz="4"/>
+              <w:bottom w:val="single" w:color="000000" w:sz="4"/>
+              <w:right w:val="single" w:color="000000" w:sz="4"/>
+            </w:tcBorders>
+            <w:vAlign w:val="center"/>
+          </w:tcPr>
+          <w:p>
+            <w:pPr>
+              <w:spacing w:after="50" w:before="50"/>
+              <w:jc w:val="left"/>
+            </w:pPr>
+            <w:r>
+              <w:rPr>
+                <w:rFonts w:ascii="Arial" w:cs="Arial" w:eastAsia="Arial" w:hAnsi="Arial"/>
+                <w:color w:val="000000"/>
+                <w:sz w:val="17"/>
+                <w:szCs w:val="17"/>
+              </w:rPr>
+              <w:t xml:space="preserve">MDT / SENESCYT</w:t>
+            </w:r>
+          </w:p>
+        </w:tc>
+        <w:tc>
+          <w:tcPr>
+            <w:tcW w:type="dxa" w:w="1600"/>
+            <w:gridSpan w:val="1"/>
+            <w:tcBorders>
+              <w:top w:val="single" w:color="000000" w:sz="4"/>
+              <w:left w:val="single" w:color="000000" w:sz="4"/>
+              <w:bottom w:val="single" w:color="000000" w:sz="4"/>
+              <w:right w:val="single" w:color="000000" w:sz="4"/>
+            </w:tcBorders>
+            <w:vAlign w:val="center"/>
+          </w:tcPr>
+          <w:p>
+            <w:pPr>
+              <w:spacing w:after="50" w:before="50"/>
+              <w:jc w:val="center"/>
+            </w:pPr>
+            <w:r>
+              <w:rPr>
+                <w:rFonts w:ascii="Arial" w:cs="Arial" w:eastAsia="Arial" w:hAnsi="Arial"/>
+                <w:color w:val="000000"/>
+                <w:sz w:val="17"/>
+                <w:szCs w:val="17"/>
+              </w:rPr>
+              <w:t xml:space="preserve">__/__/____</w:t>
+            </w:r>
+          </w:p>
+        </w:tc>
+        <w:tc>
+          <w:tcPr>
+            <w:tcW w:type="dxa" w:w="3800"/>
+            <w:gridSpan w:val="1"/>
+            <w:tcBorders>
+              <w:top w:val="single" w:color="000000" w:sz="4"/>
+              <w:left w:val="single" w:color="000000" w:sz="4"/>
+              <w:bottom w:val="single" w:color="000000" w:sz="4"/>
+              <w:right w:val="single" w:color="000000" w:sz="4"/>
+            </w:tcBorders>
+            <w:vAlign w:val="center"/>
+          </w:tcPr>
+          <w:p>
+            <w:pPr>
+              <w:spacing w:after="50" w:before="50"/>
+              <w:jc w:val="center"/>
+            </w:pPr>
+            <w:r>
+              <w:rPr>
+                <w:rFonts w:ascii="Arial" w:cs="Arial" w:eastAsia="Arial" w:hAnsi="Arial"/>
+                <w:color w:val="000000"/>
+                <w:sz w:val="17"/>
+                <w:szCs w:val="17"/>
+              </w:rPr>
+              <w:t xml:space="preserve">__/__/____</w:t>
+            </w:r>
+          </w:p>
+        </w:tc>
+      </w:tr>
+      <w:tr>
+        <w:tc>
+          <w:tcPr>
+            <w:tcW w:type="dxa" w:w="400"/>
+            <w:gridSpan w:val="1"/>
+            <w:tcBorders>
+              <w:top w:val="single" w:color="000000" w:sz="4"/>
+              <w:left w:val="single" w:color="000000" w:sz="4"/>
+              <w:bottom w:val="single" w:color="000000" w:sz="4"/>
+              <w:right w:val="single" w:color="000000" w:sz="4"/>
+            </w:tcBorders>
+            <w:vAlign w:val="center"/>
+          </w:tcPr>
+          <w:p>
+            <w:pPr>
+              <w:spacing w:after="50" w:before="50"/>
+              <w:jc w:val="center"/>
+            </w:pPr>
+            <w:r>
+              <w:rPr>
+                <w:rFonts w:ascii="Arial" w:cs="Arial" w:eastAsia="Arial" w:hAnsi="Arial"/>
+                <w:color w:val="000000"/>
+                <w:sz w:val="18"/>
+                <w:szCs w:val="18"/>
+              </w:rPr>
+              <w:t xml:space="preserve">□</w:t>
+            </w:r>
+          </w:p>
+        </w:tc>
+        <w:tc>
+          <w:tcPr>
+            <w:tcW w:type="dxa" w:w="2600"/>
+            <w:gridSpan w:val="1"/>
+            <w:tcBorders>
+              <w:top w:val="single" w:color="000000" w:sz="4"/>
+              <w:left w:val="single" w:color="000000" w:sz="4"/>
+              <w:bottom w:val="single" w:color="000000" w:sz="4"/>
+              <w:right w:val="single" w:color="000000" w:sz="4"/>
+            </w:tcBorders>
+            <w:vAlign w:val="center"/>
+          </w:tcPr>
+          <w:p>
+            <w:pPr>
+              <w:spacing w:after="50" w:before="50"/>
+              <w:jc w:val="left"/>
+            </w:pPr>
+            <w:r>
+              <w:rPr>
+                <w:rFonts w:ascii="Arial" w:cs="Arial" w:eastAsia="Arial" w:hAnsi="Arial"/>
+                <w:color w:val="000000"/>
+                <w:sz w:val="18"/>
+                <w:szCs w:val="18"/>
+              </w:rPr>
+              <w:t xml:space="preserve">Izaje de Cargas</w:t>
+            </w:r>
+          </w:p>
+        </w:tc>
+        <w:tc>
+          <w:tcPr>
+            <w:tcW w:type="dxa" w:w="2400"/>
+            <w:gridSpan w:val="1"/>
+            <w:tcBorders>
+              <w:top w:val="single" w:color="000000" w:sz="4"/>
+              <w:left w:val="single" w:color="000000" w:sz="4"/>
+              <w:bottom w:val="single" w:color="000000" w:sz="4"/>
+              <w:right w:val="single" w:color="000000" w:sz="4"/>
+            </w:tcBorders>
+            <w:vAlign w:val="center"/>
+          </w:tcPr>
+          <w:p>
+            <w:pPr>
+              <w:spacing w:after="50" w:before="50"/>
+              <w:jc w:val="left"/>
+            </w:pPr>
+            <w:r>
+              <w:rPr>
+                <w:rFonts w:ascii="Arial" w:cs="Arial" w:eastAsia="Arial" w:hAnsi="Arial"/>
+                <w:color w:val="000000"/>
+                <w:sz w:val="17"/>
+                <w:szCs w:val="17"/>
+              </w:rPr>
+              <w:t xml:space="preserve">MDT / SENESCYT</w:t>
+            </w:r>
+          </w:p>
+        </w:tc>
+        <w:tc>
+          <w:tcPr>
+            <w:tcW w:type="dxa" w:w="1600"/>
+            <w:gridSpan w:val="1"/>
+            <w:tcBorders>
+              <w:top w:val="single" w:color="000000" w:sz="4"/>
+              <w:left w:val="single" w:color="000000" w:sz="4"/>
+              <w:bottom w:val="single" w:color="000000" w:sz="4"/>
+              <w:right w:val="single" w:color="000000" w:sz="4"/>
+            </w:tcBorders>
+            <w:vAlign w:val="center"/>
+          </w:tcPr>
+          <w:p>
+            <w:pPr>
+              <w:spacing w:after="50" w:before="50"/>
+              <w:jc w:val="center"/>
+            </w:pPr>
+            <w:r>
+              <w:rPr>
+                <w:rFonts w:ascii="Arial" w:cs="Arial" w:eastAsia="Arial" w:hAnsi="Arial"/>
+                <w:color w:val="000000"/>
+                <w:sz w:val="17"/>
+                <w:szCs w:val="17"/>
+              </w:rPr>
+              <w:t xml:space="preserve">__/__/____</w:t>
+            </w:r>
+          </w:p>
+        </w:tc>
+        <w:tc>
+          <w:tcPr>
+            <w:tcW w:type="dxa" w:w="3800"/>
+            <w:gridSpan w:val="1"/>
+            <w:tcBorders>
+              <w:top w:val="single" w:color="000000" w:sz="4"/>
+              <w:left w:val="single" w:color="000000" w:sz="4"/>
+              <w:bottom w:val="single" w:color="000000" w:sz="4"/>
+              <w:right w:val="single" w:color="000000" w:sz="4"/>
+            </w:tcBorders>
+            <w:vAlign w:val="center"/>
+          </w:tcPr>
+          <w:p>
+            <w:pPr>
+              <w:spacing w:after="50" w:before="50"/>
+              <w:jc w:val="center"/>
+            </w:pPr>
+            <w:r>
+              <w:rPr>
+                <w:rFonts w:ascii="Arial" w:cs="Arial" w:eastAsia="Arial" w:hAnsi="Arial"/>
+                <w:color w:val="000000"/>
+                <w:sz w:val="17"/>
+                <w:szCs w:val="17"/>
+              </w:rPr>
+              <w:t xml:space="preserve">__/__/____</w:t>
+            </w:r>
+          </w:p>
+        </w:tc>
+      </w:tr>
+      <w:tr>
+        <w:tc>
+          <w:tcPr>
+            <w:tcW w:type="dxa" w:w="400"/>
+            <w:gridSpan w:val="1"/>
+            <w:tcBorders>
+              <w:top w:val="single" w:color="000000" w:sz="4"/>
+              <w:left w:val="single" w:color="000000" w:sz="4"/>
+              <w:bottom w:val="single" w:color="000000" w:sz="4"/>
+              <w:right w:val="single" w:color="000000" w:sz="4"/>
+            </w:tcBorders>
+            <w:vAlign w:val="center"/>
+          </w:tcPr>
+          <w:p>
+            <w:pPr>
+              <w:spacing w:after="50" w:before="50"/>
+              <w:jc w:val="center"/>
+            </w:pPr>
+            <w:r>
+              <w:rPr>
+                <w:rFonts w:ascii="Arial" w:cs="Arial" w:eastAsia="Arial" w:hAnsi="Arial"/>
+                <w:color w:val="000000"/>
+                <w:sz w:val="18"/>
+                <w:szCs w:val="18"/>
+              </w:rPr>
+              <w:t xml:space="preserve">□</w:t>
+            </w:r>
+          </w:p>
+        </w:tc>
+        <w:tc>
+          <w:tcPr>
+            <w:tcW w:type="dxa" w:w="2600"/>
+            <w:gridSpan w:val="1"/>
+            <w:tcBorders>
+              <w:top w:val="single" w:color="000000" w:sz="4"/>
+              <w:left w:val="single" w:color="000000" w:sz="4"/>
+              <w:bottom w:val="single" w:color="000000" w:sz="4"/>
+              <w:right w:val="single" w:color="000000" w:sz="4"/>
+            </w:tcBorders>
+            <w:vAlign w:val="center"/>
+          </w:tcPr>
+          <w:p>
+            <w:pPr>
+              <w:spacing w:after="50" w:before="50"/>
+              <w:jc w:val="left"/>
+            </w:pPr>
+            <w:r>
+              <w:rPr>
+                <w:rFonts w:ascii="Arial" w:cs="Arial" w:eastAsia="Arial" w:hAnsi="Arial"/>
+                <w:color w:val="000000"/>
+                <w:sz w:val="18"/>
+                <w:szCs w:val="18"/>
+              </w:rPr>
+              <w:t xml:space="preserve">Excavaciones</w:t>
+            </w:r>
+          </w:p>
+        </w:tc>
+        <w:tc>
+          <w:tcPr>
+            <w:tcW w:type="dxa" w:w="2400"/>
+            <w:gridSpan w:val="1"/>
+            <w:tcBorders>
+              <w:top w:val="single" w:color="000000" w:sz="4"/>
+              <w:left w:val="single" w:color="000000" w:sz="4"/>
+              <w:bottom w:val="single" w:color="000000" w:sz="4"/>
+              <w:right w:val="single" w:color="000000" w:sz="4"/>
+            </w:tcBorders>
+            <w:vAlign w:val="center"/>
+          </w:tcPr>
+          <w:p>
+            <w:pPr>
+              <w:spacing w:after="50" w:before="50"/>
+              <w:jc w:val="left"/>
+            </w:pPr>
+            <w:r>
+              <w:rPr>
+                <w:rFonts w:ascii="Arial" w:cs="Arial" w:eastAsia="Arial" w:hAnsi="Arial"/>
+                <w:color w:val="000000"/>
+                <w:sz w:val="17"/>
+                <w:szCs w:val="17"/>
+              </w:rPr>
+              <w:t xml:space="preserve">MDT / SENESCYT</w:t>
+            </w:r>
+          </w:p>
+        </w:tc>
+        <w:tc>
+          <w:tcPr>
+            <w:tcW w:type="dxa" w:w="1600"/>
+            <w:gridSpan w:val="1"/>
+            <w:tcBorders>
+              <w:top w:val="single" w:color="000000" w:sz="4"/>
+              <w:left w:val="single" w:color="000000" w:sz="4"/>
+              <w:bottom w:val="single" w:color="000000" w:sz="4"/>
+              <w:right w:val="single" w:color="000000" w:sz="4"/>
+            </w:tcBorders>
+            <w:vAlign w:val="center"/>
+          </w:tcPr>
+          <w:p>
+            <w:pPr>
+              <w:spacing w:after="50" w:before="50"/>
+              <w:jc w:val="center"/>
+            </w:pPr>
+            <w:r>
+              <w:rPr>
+                <w:rFonts w:ascii="Arial" w:cs="Arial" w:eastAsia="Arial" w:hAnsi="Arial"/>
+                <w:color w:val="000000"/>
+                <w:sz w:val="17"/>
+                <w:szCs w:val="17"/>
+              </w:rPr>
+              <w:t xml:space="preserve">__/__/____</w:t>
+            </w:r>
+          </w:p>
+        </w:tc>
+        <w:tc>
+          <w:tcPr>
+            <w:tcW w:type="dxa" w:w="3800"/>
+            <w:gridSpan w:val="1"/>
+            <w:tcBorders>
+              <w:top w:val="single" w:color="000000" w:sz="4"/>
+              <w:left w:val="single" w:color="000000" w:sz="4"/>
+              <w:bottom w:val="single" w:color="000000" w:sz="4"/>
+              <w:right w:val="single" w:color="000000" w:sz="4"/>
+            </w:tcBorders>
+            <w:vAlign w:val="center"/>
+          </w:tcPr>
+          <w:p>
+            <w:pPr>
+              <w:spacing w:after="50" w:before="50"/>
+              <w:jc w:val="center"/>
+            </w:pPr>
+            <w:r>
+              <w:rPr>
+                <w:rFonts w:ascii="Arial" w:cs="Arial" w:eastAsia="Arial" w:hAnsi="Arial"/>
+                <w:color w:val="000000"/>
+                <w:sz w:val="17"/>
+                <w:szCs w:val="17"/>
+              </w:rPr>
+              <w:t xml:space="preserve">__/__/____</w:t>
             </w:r>
           </w:p>
         </w:tc>

--- a/GE-SO-R34_Rev05_Autorizacion_Ingreso_Contratistas.docx
+++ b/GE-SO-R34_Rev05_Autorizacion_Ingreso_Contratistas.docx
@@ -4314,6 +4314,4827 @@
                 <w:szCs w:val="15"/>
               </w:rPr>
               <w:t xml:space="preserve">Firma / Nombre / Fecha</w:t>
+            </w:r>
+          </w:p>
+        </w:tc>
+      </w:tr>
+    </w:tbl>
+    <w:p>
+      <w:pPr>
+        <w:spacing w:after="0" w:before="0"/>
+      </w:pPr>
+      <w:r>
+        <w:br w:type="page"/>
+      </w:r>
+    </w:p>
+    <w:tbl>
+      <w:tblPr>
+        <w:tblW w:type="dxa" w:w="10800"/>
+        <w:tblBorders>
+          <w:top w:val="single" w:color="auto" w:sz="4"/>
+          <w:left w:val="single" w:color="auto" w:sz="4"/>
+          <w:bottom w:val="single" w:color="auto" w:sz="4"/>
+          <w:right w:val="single" w:color="auto" w:sz="4"/>
+          <w:insideH w:val="single" w:color="auto" w:sz="4"/>
+          <w:insideV w:val="single" w:color="auto" w:sz="4"/>
+        </w:tblBorders>
+      </w:tblPr>
+      <w:tblGrid>
+        <w:gridCol w:w="1800"/>
+        <w:gridCol w:w="7000"/>
+        <w:gridCol w:w="2000"/>
+      </w:tblGrid>
+      <w:tr>
+        <w:tc>
+          <w:tcPr>
+            <w:tcW w:type="dxa" w:w="1800"/>
+            <w:gridSpan w:val="1"/>
+            <w:tcBorders>
+              <w:top w:val="single" w:color="000000" w:sz="8"/>
+              <w:left w:val="single" w:color="000000" w:sz="8"/>
+              <w:bottom w:val="single" w:color="000000" w:sz="8"/>
+              <w:right w:val="single" w:color="000000" w:sz="8"/>
+            </w:tcBorders>
+            <w:shd w:fill="FFFFFF" w:val="clear"/>
+            <w:vAlign w:val="center"/>
+          </w:tcPr>
+          <w:p>
+            <w:pPr>
+              <w:spacing w:after="30" w:before="30"/>
+              <w:jc w:val="center"/>
+            </w:pPr>
+            <w:r>
+              <w:drawing>
+                <wp:inline distT="0" distB="0" distL="0" distR="0">
+                  <wp:extent cx="1047750" cy="476250"/>
+                  <wp:effectExtent t="0" r="0" b="0" l="0"/>
+                  <wp:docPr id="1" name="" descr="" title=""/>
+                  <wp:cNvGraphicFramePr>
+                    <a:graphicFrameLocks xmlns:a="http://schemas.openxmlformats.org/drawingml/2006/main" noChangeAspect="1"/>
+                  </wp:cNvGraphicFramePr>
+                  <a:graphic xmlns:a="http://schemas.openxmlformats.org/drawingml/2006/main">
+                    <a:graphicData uri="http://schemas.openxmlformats.org/drawingml/2006/picture">
+                      <pic:pic xmlns:pic="http://schemas.openxmlformats.org/drawingml/2006/picture">
+                        <pic:nvPicPr>
+                          <pic:cNvPr id="0" name="" descr=""/>
+                          <pic:cNvPicPr>
+                            <a:picLocks noChangeAspect="1" noChangeArrowheads="1"/>
+                          </pic:cNvPicPr>
+                        </pic:nvPicPr>
+                        <pic:blipFill>
+                          <a:blip r:embed="rId7" cstate="none"/>
+                          <a:srcRect/>
+                          <a:stretch>
+                            <a:fillRect/>
+                          </a:stretch>
+                        </pic:blipFill>
+                        <pic:spPr bwMode="auto">
+                          <a:xfrm>
+                            <a:off x="0" y="0"/>
+                            <a:ext cx="1047750" cy="476250"/>
+                          </a:xfrm>
+                          <a:prstGeom prst="rect">
+                            <a:avLst/>
+                          </a:prstGeom>
+                        </pic:spPr>
+                      </pic:pic>
+                    </a:graphicData>
+                  </a:graphic>
+                </wp:inline>
+              </w:drawing>
+            </w:r>
+          </w:p>
+        </w:tc>
+        <w:tc>
+          <w:tcPr>
+            <w:tcW w:type="dxa" w:w="7000"/>
+            <w:gridSpan w:val="1"/>
+            <w:tcBorders>
+              <w:top w:val="single" w:color="000000" w:sz="8"/>
+              <w:left w:val="single" w:color="000000" w:sz="8"/>
+              <w:bottom w:val="single" w:color="000000" w:sz="8"/>
+              <w:right w:val="single" w:color="000000" w:sz="8"/>
+            </w:tcBorders>
+            <w:shd w:fill="1A3A6B" w:val="clear"/>
+            <w:vAlign w:val="center"/>
+          </w:tcPr>
+          <w:p>
+            <w:pPr>
+              <w:spacing w:after="40" w:before="40"/>
+              <w:jc w:val="center"/>
+            </w:pPr>
+            <w:r>
+              <w:rPr>
+                <w:rFonts w:ascii="Arial" w:cs="Arial" w:eastAsia="Arial" w:hAnsi="Arial"/>
+                <w:b/>
+                <w:bCs/>
+                <w:color w:val="FFFFFF"/>
+                <w:sz w:val="24"/>
+                <w:szCs w:val="24"/>
+              </w:rPr>
+              <w:t xml:space="preserve">LISTADO DE PERSONAL AUTORIZADO
+ANEXO GE-SO-R34</w:t>
+            </w:r>
+          </w:p>
+        </w:tc>
+        <w:tc>
+          <w:tcPr>
+            <w:tcW w:type="dxa" w:w="2000"/>
+            <w:gridSpan w:val="1"/>
+            <w:tcBorders>
+              <w:top w:val="single" w:color="000000" w:sz="8"/>
+              <w:left w:val="single" w:color="000000" w:sz="8"/>
+              <w:bottom w:val="single" w:color="000000" w:sz="8"/>
+              <w:right w:val="single" w:color="000000" w:sz="8"/>
+            </w:tcBorders>
+            <w:vAlign w:val="center"/>
+          </w:tcPr>
+          <w:p>
+            <w:pPr>
+              <w:spacing w:after="10" w:before="40"/>
+              <w:jc w:val="center"/>
+            </w:pPr>
+            <w:r>
+              <w:rPr>
+                <w:rFonts w:ascii="Arial" w:cs="Arial" w:eastAsia="Arial" w:hAnsi="Arial"/>
+                <w:b/>
+                <w:bCs/>
+                <w:color w:val="000000"/>
+                <w:sz w:val="20"/>
+                <w:szCs w:val="20"/>
+              </w:rPr>
+              <w:t xml:space="preserve">GE-SO-R34</w:t>
+            </w:r>
+          </w:p>
+          <w:p>
+            <w:pPr>
+              <w:spacing w:after="40" w:before="10"/>
+              <w:jc w:val="center"/>
+            </w:pPr>
+            <w:r>
+              <w:rPr>
+                <w:rFonts w:ascii="Arial" w:cs="Arial" w:eastAsia="Arial" w:hAnsi="Arial"/>
+                <w:b/>
+                <w:bCs/>
+                <w:color w:val="000000"/>
+                <w:sz w:val="18"/>
+                <w:szCs w:val="18"/>
+              </w:rPr>
+              <w:t xml:space="preserve">Versión: 04</w:t>
+            </w:r>
+          </w:p>
+        </w:tc>
+      </w:tr>
+    </w:tbl>
+    <w:p>
+      <w:pPr>
+        <w:spacing w:after="0" w:before="80"/>
+      </w:pPr>
+    </w:p>
+    <w:tbl>
+      <w:tblPr>
+        <w:tblW w:type="dxa" w:w="10800"/>
+        <w:tblBorders>
+          <w:top w:val="single" w:color="auto" w:sz="4"/>
+          <w:left w:val="single" w:color="auto" w:sz="4"/>
+          <w:bottom w:val="single" w:color="auto" w:sz="4"/>
+          <w:right w:val="single" w:color="auto" w:sz="4"/>
+          <w:insideH w:val="single" w:color="auto" w:sz="4"/>
+          <w:insideV w:val="single" w:color="auto" w:sz="4"/>
+        </w:tblBorders>
+      </w:tblPr>
+      <w:tblGrid>
+        <w:gridCol w:w="2200"/>
+        <w:gridCol w:w="8600"/>
+      </w:tblGrid>
+      <w:tr>
+        <w:tc>
+          <w:tcPr>
+            <w:tcW w:type="dxa" w:w="2200"/>
+            <w:gridSpan w:val="1"/>
+            <w:tcBorders>
+              <w:top w:val="single" w:color="000000" w:sz="4"/>
+              <w:left w:val="single" w:color="000000" w:sz="4"/>
+              <w:bottom w:val="single" w:color="000000" w:sz="4"/>
+              <w:right w:val="single" w:color="000000" w:sz="4"/>
+            </w:tcBorders>
+            <w:vAlign w:val="center"/>
+          </w:tcPr>
+          <w:p>
+            <w:pPr>
+              <w:spacing w:after="60" w:before="60"/>
+              <w:jc w:val="left"/>
+            </w:pPr>
+            <w:r>
+              <w:rPr>
+                <w:rFonts w:ascii="Arial" w:cs="Arial" w:eastAsia="Arial" w:hAnsi="Arial"/>
+                <w:b/>
+                <w:bCs/>
+                <w:color w:val="000000"/>
+                <w:sz w:val="18"/>
+                <w:szCs w:val="18"/>
+              </w:rPr>
+              <w:t xml:space="preserve">EMPRESA CONTRATISTA:</w:t>
+            </w:r>
+          </w:p>
+        </w:tc>
+        <w:tc>
+          <w:tcPr>
+            <w:tcW w:type="dxa" w:w="8600"/>
+            <w:gridSpan w:val="1"/>
+            <w:tcBorders>
+              <w:top w:val="single" w:color="000000" w:sz="4"/>
+              <w:left w:val="single" w:color="000000" w:sz="4"/>
+              <w:bottom w:val="single" w:color="000000" w:sz="4"/>
+              <w:right w:val="single" w:color="000000" w:sz="4"/>
+            </w:tcBorders>
+            <w:vAlign w:val="center"/>
+          </w:tcPr>
+          <w:p>
+            <w:pPr>
+              <w:spacing w:after="50" w:before="50"/>
+              <w:jc w:val="left"/>
+            </w:pPr>
+            <w:r>
+              <w:rPr>
+                <w:rFonts w:ascii="Arial" w:cs="Arial" w:eastAsia="Arial" w:hAnsi="Arial"/>
+                <w:color w:val="000000"/>
+                <w:sz w:val="18"/>
+                <w:szCs w:val="18"/>
+              </w:rPr>
+              <w:t xml:space="preserve"/>
+            </w:r>
+          </w:p>
+        </w:tc>
+      </w:tr>
+      <w:tr>
+        <w:tc>
+          <w:tcPr>
+            <w:tcW w:type="dxa" w:w="2200"/>
+            <w:gridSpan w:val="1"/>
+            <w:tcBorders>
+              <w:top w:val="single" w:color="000000" w:sz="4"/>
+              <w:left w:val="single" w:color="000000" w:sz="4"/>
+              <w:bottom w:val="single" w:color="000000" w:sz="4"/>
+              <w:right w:val="single" w:color="000000" w:sz="4"/>
+            </w:tcBorders>
+            <w:vAlign w:val="center"/>
+          </w:tcPr>
+          <w:p>
+            <w:pPr>
+              <w:spacing w:after="60" w:before="60"/>
+              <w:jc w:val="left"/>
+            </w:pPr>
+            <w:r>
+              <w:rPr>
+                <w:rFonts w:ascii="Arial" w:cs="Arial" w:eastAsia="Arial" w:hAnsi="Arial"/>
+                <w:b/>
+                <w:bCs/>
+                <w:color w:val="000000"/>
+                <w:sz w:val="18"/>
+                <w:szCs w:val="18"/>
+              </w:rPr>
+              <w:t xml:space="preserve">TRABAJO / SERVICIO:</w:t>
+            </w:r>
+          </w:p>
+        </w:tc>
+        <w:tc>
+          <w:tcPr>
+            <w:tcW w:type="dxa" w:w="8600"/>
+            <w:gridSpan w:val="1"/>
+            <w:tcBorders>
+              <w:top w:val="single" w:color="000000" w:sz="4"/>
+              <w:left w:val="single" w:color="000000" w:sz="4"/>
+              <w:bottom w:val="single" w:color="000000" w:sz="4"/>
+              <w:right w:val="single" w:color="000000" w:sz="4"/>
+            </w:tcBorders>
+            <w:vAlign w:val="center"/>
+          </w:tcPr>
+          <w:p>
+            <w:pPr>
+              <w:spacing w:after="50" w:before="50"/>
+              <w:jc w:val="left"/>
+            </w:pPr>
+            <w:r>
+              <w:rPr>
+                <w:rFonts w:ascii="Arial" w:cs="Arial" w:eastAsia="Arial" w:hAnsi="Arial"/>
+                <w:color w:val="000000"/>
+                <w:sz w:val="18"/>
+                <w:szCs w:val="18"/>
+              </w:rPr>
+              <w:t xml:space="preserve"/>
+            </w:r>
+          </w:p>
+        </w:tc>
+      </w:tr>
+      <w:tr>
+        <w:tc>
+          <w:tcPr>
+            <w:tcW w:type="dxa" w:w="2200"/>
+            <w:gridSpan w:val="1"/>
+            <w:tcBorders>
+              <w:top w:val="single" w:color="000000" w:sz="4"/>
+              <w:left w:val="single" w:color="000000" w:sz="4"/>
+              <w:bottom w:val="single" w:color="000000" w:sz="4"/>
+              <w:right w:val="single" w:color="000000" w:sz="4"/>
+            </w:tcBorders>
+            <w:vAlign w:val="center"/>
+          </w:tcPr>
+          <w:p>
+            <w:pPr>
+              <w:spacing w:after="60" w:before="60"/>
+              <w:jc w:val="left"/>
+            </w:pPr>
+            <w:r>
+              <w:rPr>
+                <w:rFonts w:ascii="Arial" w:cs="Arial" w:eastAsia="Arial" w:hAnsi="Arial"/>
+                <w:b/>
+                <w:bCs/>
+                <w:color w:val="000000"/>
+                <w:sz w:val="18"/>
+                <w:szCs w:val="18"/>
+              </w:rPr>
+              <w:t xml:space="preserve">FECHA DE INGRESO:</w:t>
+            </w:r>
+          </w:p>
+        </w:tc>
+        <w:tc>
+          <w:tcPr>
+            <w:tcW w:type="dxa" w:w="8600"/>
+            <w:gridSpan w:val="1"/>
+            <w:tcBorders>
+              <w:top w:val="single" w:color="000000" w:sz="4"/>
+              <w:left w:val="single" w:color="000000" w:sz="4"/>
+              <w:bottom w:val="single" w:color="000000" w:sz="4"/>
+              <w:right w:val="single" w:color="000000" w:sz="4"/>
+            </w:tcBorders>
+            <w:vAlign w:val="center"/>
+          </w:tcPr>
+          <w:p>
+            <w:pPr>
+              <w:spacing w:after="50" w:before="50"/>
+              <w:jc w:val="left"/>
+            </w:pPr>
+            <w:r>
+              <w:rPr>
+                <w:rFonts w:ascii="Arial" w:cs="Arial" w:eastAsia="Arial" w:hAnsi="Arial"/>
+                <w:color w:val="000000"/>
+                <w:sz w:val="18"/>
+                <w:szCs w:val="18"/>
+              </w:rPr>
+              <w:t xml:space="preserve"/>
+            </w:r>
+          </w:p>
+        </w:tc>
+      </w:tr>
+    </w:tbl>
+    <w:p>
+      <w:pPr>
+        <w:spacing w:after="0" w:before="80"/>
+      </w:pPr>
+    </w:p>
+    <w:tbl>
+      <w:tblPr>
+        <w:tblW w:type="dxa" w:w="10800"/>
+        <w:tblBorders>
+          <w:top w:val="single" w:color="auto" w:sz="4"/>
+          <w:left w:val="single" w:color="auto" w:sz="4"/>
+          <w:bottom w:val="single" w:color="auto" w:sz="4"/>
+          <w:right w:val="single" w:color="auto" w:sz="4"/>
+          <w:insideH w:val="single" w:color="auto" w:sz="4"/>
+          <w:insideV w:val="single" w:color="auto" w:sz="4"/>
+        </w:tblBorders>
+      </w:tblPr>
+      <w:tblGrid>
+        <w:gridCol w:w="10800"/>
+      </w:tblGrid>
+      <w:tr>
+        <w:tc>
+          <w:tcPr>
+            <w:tcW w:type="dxa" w:w="10800"/>
+            <w:gridSpan w:val="1"/>
+            <w:tcBorders>
+              <w:top w:val="single" w:color="000000" w:sz="8"/>
+              <w:left w:val="single" w:color="000000" w:sz="8"/>
+              <w:bottom w:val="single" w:color="000000" w:sz="8"/>
+              <w:right w:val="single" w:color="000000" w:sz="8"/>
+            </w:tcBorders>
+            <w:shd w:fill="1A3A6B" w:val="clear"/>
+            <w:vAlign w:val="center"/>
+          </w:tcPr>
+          <w:p>
+            <w:pPr>
+              <w:spacing w:after="60" w:before="60"/>
+              <w:jc w:val="center"/>
+            </w:pPr>
+            <w:r>
+              <w:rPr>
+                <w:rFonts w:ascii="Arial" w:cs="Arial" w:eastAsia="Arial" w:hAnsi="Arial"/>
+                <w:b/>
+                <w:bCs/>
+                <w:color w:val="FFFFFF"/>
+                <w:sz w:val="19"/>
+                <w:szCs w:val="19"/>
+              </w:rPr>
+              <w:t xml:space="preserve">PERSONAL HABILITADO PARA EL INGRESO</w:t>
+            </w:r>
+          </w:p>
+        </w:tc>
+      </w:tr>
+    </w:tbl>
+    <w:tbl>
+      <w:tblPr>
+        <w:tblW w:type="dxa" w:w="10800"/>
+        <w:tblBorders>
+          <w:top w:val="single" w:color="auto" w:sz="4"/>
+          <w:left w:val="single" w:color="auto" w:sz="4"/>
+          <w:bottom w:val="single" w:color="auto" w:sz="4"/>
+          <w:right w:val="single" w:color="auto" w:sz="4"/>
+          <w:insideH w:val="single" w:color="auto" w:sz="4"/>
+          <w:insideV w:val="single" w:color="auto" w:sz="4"/>
+        </w:tblBorders>
+      </w:tblPr>
+      <w:tblGrid>
+        <w:gridCol w:w="460"/>
+        <w:gridCol w:w="2200"/>
+        <w:gridCol w:w="1000"/>
+        <w:gridCol w:w="1300"/>
+        <w:gridCol w:w="780"/>
+        <w:gridCol w:w="780"/>
+        <w:gridCol w:w="780"/>
+        <w:gridCol w:w="780"/>
+        <w:gridCol w:w="2720"/>
+      </w:tblGrid>
+      <w:tr>
+        <w:tc>
+          <w:tcPr>
+            <w:tcW w:type="dxa" w:w="460"/>
+            <w:gridSpan w:val="1"/>
+            <w:tcBorders>
+              <w:top w:val="single" w:color="000000" w:sz="4"/>
+              <w:left w:val="single" w:color="000000" w:sz="4"/>
+              <w:bottom w:val="single" w:color="000000" w:sz="4"/>
+              <w:right w:val="single" w:color="000000" w:sz="4"/>
+            </w:tcBorders>
+            <w:shd w:fill="2E6DB4" w:val="clear"/>
+            <w:vAlign w:val="center"/>
+          </w:tcPr>
+          <w:p>
+            <w:pPr>
+              <w:spacing w:after="40" w:before="40"/>
+              <w:jc w:val="center"/>
+            </w:pPr>
+            <w:r>
+              <w:rPr>
+                <w:rFonts w:ascii="Arial" w:cs="Arial" w:eastAsia="Arial" w:hAnsi="Arial"/>
+                <w:b/>
+                <w:bCs/>
+                <w:color w:val="FFFFFF"/>
+                <w:sz w:val="16"/>
+                <w:szCs w:val="16"/>
+              </w:rPr>
+              <w:t xml:space="preserve">#</w:t>
+            </w:r>
+          </w:p>
+        </w:tc>
+        <w:tc>
+          <w:tcPr>
+            <w:tcW w:type="dxa" w:w="2200"/>
+            <w:gridSpan w:val="1"/>
+            <w:tcBorders>
+              <w:top w:val="single" w:color="000000" w:sz="4"/>
+              <w:left w:val="single" w:color="000000" w:sz="4"/>
+              <w:bottom w:val="single" w:color="000000" w:sz="4"/>
+              <w:right w:val="single" w:color="000000" w:sz="4"/>
+            </w:tcBorders>
+            <w:shd w:fill="2E6DB4" w:val="clear"/>
+            <w:vAlign w:val="center"/>
+          </w:tcPr>
+          <w:p>
+            <w:pPr>
+              <w:spacing w:after="40" w:before="40"/>
+              <w:jc w:val="center"/>
+            </w:pPr>
+            <w:r>
+              <w:rPr>
+                <w:rFonts w:ascii="Arial" w:cs="Arial" w:eastAsia="Arial" w:hAnsi="Arial"/>
+                <w:b/>
+                <w:bCs/>
+                <w:color w:val="FFFFFF"/>
+                <w:sz w:val="16"/>
+                <w:szCs w:val="16"/>
+              </w:rPr>
+              <w:t xml:space="preserve">NOMBRE COMPLETO</w:t>
+            </w:r>
+          </w:p>
+        </w:tc>
+        <w:tc>
+          <w:tcPr>
+            <w:tcW w:type="dxa" w:w="1000"/>
+            <w:gridSpan w:val="1"/>
+            <w:tcBorders>
+              <w:top w:val="single" w:color="000000" w:sz="4"/>
+              <w:left w:val="single" w:color="000000" w:sz="4"/>
+              <w:bottom w:val="single" w:color="000000" w:sz="4"/>
+              <w:right w:val="single" w:color="000000" w:sz="4"/>
+            </w:tcBorders>
+            <w:shd w:fill="2E6DB4" w:val="clear"/>
+            <w:vAlign w:val="center"/>
+          </w:tcPr>
+          <w:p>
+            <w:pPr>
+              <w:spacing w:after="40" w:before="40"/>
+              <w:jc w:val="center"/>
+            </w:pPr>
+            <w:r>
+              <w:rPr>
+                <w:rFonts w:ascii="Arial" w:cs="Arial" w:eastAsia="Arial" w:hAnsi="Arial"/>
+                <w:b/>
+                <w:bCs/>
+                <w:color w:val="FFFFFF"/>
+                <w:sz w:val="16"/>
+                <w:szCs w:val="16"/>
+              </w:rPr>
+              <w:t xml:space="preserve">CÉDULA</w:t>
+            </w:r>
+          </w:p>
+        </w:tc>
+        <w:tc>
+          <w:tcPr>
+            <w:tcW w:type="dxa" w:w="1300"/>
+            <w:gridSpan w:val="1"/>
+            <w:tcBorders>
+              <w:top w:val="single" w:color="000000" w:sz="4"/>
+              <w:left w:val="single" w:color="000000" w:sz="4"/>
+              <w:bottom w:val="single" w:color="000000" w:sz="4"/>
+              <w:right w:val="single" w:color="000000" w:sz="4"/>
+            </w:tcBorders>
+            <w:shd w:fill="2E6DB4" w:val="clear"/>
+            <w:vAlign w:val="center"/>
+          </w:tcPr>
+          <w:p>
+            <w:pPr>
+              <w:spacing w:after="40" w:before="40"/>
+              <w:jc w:val="center"/>
+            </w:pPr>
+            <w:r>
+              <w:rPr>
+                <w:rFonts w:ascii="Arial" w:cs="Arial" w:eastAsia="Arial" w:hAnsi="Arial"/>
+                <w:b/>
+                <w:bCs/>
+                <w:color w:val="FFFFFF"/>
+                <w:sz w:val="16"/>
+                <w:szCs w:val="16"/>
+              </w:rPr>
+              <w:t xml:space="preserve">CARGO /
+FUNCIÓN</w:t>
+            </w:r>
+          </w:p>
+        </w:tc>
+        <w:tc>
+          <w:tcPr>
+            <w:tcW w:type="dxa" w:w="780"/>
+            <w:gridSpan w:val="1"/>
+            <w:tcBorders>
+              <w:top w:val="single" w:color="000000" w:sz="4"/>
+              <w:left w:val="single" w:color="000000" w:sz="4"/>
+              <w:bottom w:val="single" w:color="000000" w:sz="4"/>
+              <w:right w:val="single" w:color="000000" w:sz="4"/>
+            </w:tcBorders>
+            <w:shd w:fill="2E6DB4" w:val="clear"/>
+            <w:vAlign w:val="center"/>
+          </w:tcPr>
+          <w:p>
+            <w:pPr>
+              <w:spacing w:after="40" w:before="40"/>
+              <w:jc w:val="center"/>
+            </w:pPr>
+            <w:r>
+              <w:rPr>
+                <w:rFonts w:ascii="Arial" w:cs="Arial" w:eastAsia="Arial" w:hAnsi="Arial"/>
+                <w:b/>
+                <w:bCs/>
+                <w:color w:val="FFFFFF"/>
+                <w:sz w:val="15"/>
+                <w:szCs w:val="15"/>
+              </w:rPr>
+              <w:t xml:space="preserve">INDUCCIÓN
+✓ / ✗</w:t>
+            </w:r>
+          </w:p>
+        </w:tc>
+        <w:tc>
+          <w:tcPr>
+            <w:tcW w:type="dxa" w:w="780"/>
+            <w:gridSpan w:val="1"/>
+            <w:tcBorders>
+              <w:top w:val="single" w:color="000000" w:sz="4"/>
+              <w:left w:val="single" w:color="000000" w:sz="4"/>
+              <w:bottom w:val="single" w:color="000000" w:sz="4"/>
+              <w:right w:val="single" w:color="000000" w:sz="4"/>
+            </w:tcBorders>
+            <w:shd w:fill="2E6DB4" w:val="clear"/>
+            <w:vAlign w:val="center"/>
+          </w:tcPr>
+          <w:p>
+            <w:pPr>
+              <w:spacing w:after="40" w:before="40"/>
+              <w:jc w:val="center"/>
+            </w:pPr>
+            <w:r>
+              <w:rPr>
+                <w:rFonts w:ascii="Arial" w:cs="Arial" w:eastAsia="Arial" w:hAnsi="Arial"/>
+                <w:b/>
+                <w:bCs/>
+                <w:color w:val="FFFFFF"/>
+                <w:sz w:val="15"/>
+                <w:szCs w:val="15"/>
+              </w:rPr>
+              <w:t xml:space="preserve">IESS
+✓ / AE</w:t>
+            </w:r>
+          </w:p>
+        </w:tc>
+        <w:tc>
+          <w:tcPr>
+            <w:tcW w:type="dxa" w:w="780"/>
+            <w:gridSpan w:val="1"/>
+            <w:tcBorders>
+              <w:top w:val="single" w:color="000000" w:sz="4"/>
+              <w:left w:val="single" w:color="000000" w:sz="4"/>
+              <w:bottom w:val="single" w:color="000000" w:sz="4"/>
+              <w:right w:val="single" w:color="000000" w:sz="4"/>
+            </w:tcBorders>
+            <w:shd w:fill="2E6DB4" w:val="clear"/>
+            <w:vAlign w:val="center"/>
+          </w:tcPr>
+          <w:p>
+            <w:pPr>
+              <w:spacing w:after="40" w:before="40"/>
+              <w:jc w:val="center"/>
+            </w:pPr>
+            <w:r>
+              <w:rPr>
+                <w:rFonts w:ascii="Arial" w:cs="Arial" w:eastAsia="Arial" w:hAnsi="Arial"/>
+                <w:b/>
+                <w:bCs/>
+                <w:color w:val="FFFFFF"/>
+                <w:sz w:val="15"/>
+                <w:szCs w:val="15"/>
+              </w:rPr>
+              <w:t xml:space="preserve">MÉDICO
+✓ / ✗</w:t>
+            </w:r>
+          </w:p>
+        </w:tc>
+        <w:tc>
+          <w:tcPr>
+            <w:tcW w:type="dxa" w:w="780"/>
+            <w:gridSpan w:val="1"/>
+            <w:tcBorders>
+              <w:top w:val="single" w:color="000000" w:sz="4"/>
+              <w:left w:val="single" w:color="000000" w:sz="4"/>
+              <w:bottom w:val="single" w:color="000000" w:sz="4"/>
+              <w:right w:val="single" w:color="000000" w:sz="4"/>
+            </w:tcBorders>
+            <w:shd w:fill="2E6DB4" w:val="clear"/>
+            <w:vAlign w:val="center"/>
+          </w:tcPr>
+          <w:p>
+            <w:pPr>
+              <w:spacing w:after="40" w:before="40"/>
+              <w:jc w:val="center"/>
+            </w:pPr>
+            <w:r>
+              <w:rPr>
+                <w:rFonts w:ascii="Arial" w:cs="Arial" w:eastAsia="Arial" w:hAnsi="Arial"/>
+                <w:b/>
+                <w:bCs/>
+                <w:color w:val="FFFFFF"/>
+                <w:sz w:val="15"/>
+                <w:szCs w:val="15"/>
+              </w:rPr>
+              <w:t xml:space="preserve">CERT.
+ALTO RIESGO</w:t>
+            </w:r>
+          </w:p>
+        </w:tc>
+        <w:tc>
+          <w:tcPr>
+            <w:tcW w:type="dxa" w:w="2720"/>
+            <w:gridSpan w:val="1"/>
+            <w:tcBorders>
+              <w:top w:val="single" w:color="000000" w:sz="4"/>
+              <w:left w:val="single" w:color="000000" w:sz="4"/>
+              <w:bottom w:val="single" w:color="000000" w:sz="4"/>
+              <w:right w:val="single" w:color="000000" w:sz="4"/>
+            </w:tcBorders>
+            <w:shd w:fill="2E6DB4" w:val="clear"/>
+            <w:vAlign w:val="center"/>
+          </w:tcPr>
+          <w:p>
+            <w:pPr>
+              <w:spacing w:after="40" w:before="40"/>
+              <w:jc w:val="center"/>
+            </w:pPr>
+            <w:r>
+              <w:rPr>
+                <w:rFonts w:ascii="Arial" w:cs="Arial" w:eastAsia="Arial" w:hAnsi="Arial"/>
+                <w:b/>
+                <w:bCs/>
+                <w:color w:val="FFFFFF"/>
+                <w:sz w:val="16"/>
+                <w:szCs w:val="16"/>
+              </w:rPr>
+              <w:t xml:space="preserve">FIRMA DEL TRABAJADOR</w:t>
+            </w:r>
+          </w:p>
+        </w:tc>
+      </w:tr>
+      <w:tr>
+        <w:trPr>
+          <w:trHeight w:val="360" w:hRule="exact"/>
+        </w:trPr>
+        <w:tc>
+          <w:tcPr>
+            <w:tcW w:type="dxa" w:w="460"/>
+            <w:gridSpan w:val="1"/>
+            <w:tcBorders>
+              <w:top w:val="single" w:color="000000" w:sz="4"/>
+              <w:left w:val="single" w:color="000000" w:sz="4"/>
+              <w:bottom w:val="single" w:color="000000" w:sz="4"/>
+              <w:right w:val="single" w:color="000000" w:sz="4"/>
+            </w:tcBorders>
+            <w:shd w:fill="EBF5FB" w:val="clear"/>
+            <w:vAlign w:val="center"/>
+          </w:tcPr>
+          <w:p>
+            <w:pPr>
+              <w:spacing w:after="30" w:before="30"/>
+              <w:jc w:val="center"/>
+            </w:pPr>
+            <w:r>
+              <w:rPr>
+                <w:rFonts w:ascii="Arial" w:cs="Arial" w:eastAsia="Arial" w:hAnsi="Arial"/>
+                <w:color w:val="000000"/>
+                <w:sz w:val="16"/>
+                <w:szCs w:val="16"/>
+              </w:rPr>
+              <w:t xml:space="preserve">1</w:t>
+            </w:r>
+          </w:p>
+        </w:tc>
+        <w:tc>
+          <w:tcPr>
+            <w:tcW w:type="dxa" w:w="2200"/>
+            <w:gridSpan w:val="1"/>
+            <w:tcBorders>
+              <w:top w:val="single" w:color="000000" w:sz="4"/>
+              <w:left w:val="single" w:color="000000" w:sz="4"/>
+              <w:bottom w:val="single" w:color="000000" w:sz="4"/>
+              <w:right w:val="single" w:color="000000" w:sz="4"/>
+            </w:tcBorders>
+            <w:shd w:fill="EBF5FB" w:val="clear"/>
+            <w:vAlign w:val="center"/>
+          </w:tcPr>
+          <w:p>
+            <w:pPr>
+              <w:spacing w:after="50" w:before="50"/>
+              <w:jc w:val="left"/>
+            </w:pPr>
+            <w:r>
+              <w:rPr>
+                <w:rFonts w:ascii="Arial" w:cs="Arial" w:eastAsia="Arial" w:hAnsi="Arial"/>
+                <w:color w:val="000000"/>
+                <w:sz w:val="18"/>
+                <w:szCs w:val="18"/>
+              </w:rPr>
+              <w:t xml:space="preserve"/>
+            </w:r>
+          </w:p>
+        </w:tc>
+        <w:tc>
+          <w:tcPr>
+            <w:tcW w:type="dxa" w:w="1000"/>
+            <w:gridSpan w:val="1"/>
+            <w:tcBorders>
+              <w:top w:val="single" w:color="000000" w:sz="4"/>
+              <w:left w:val="single" w:color="000000" w:sz="4"/>
+              <w:bottom w:val="single" w:color="000000" w:sz="4"/>
+              <w:right w:val="single" w:color="000000" w:sz="4"/>
+            </w:tcBorders>
+            <w:shd w:fill="EBF5FB" w:val="clear"/>
+            <w:vAlign w:val="center"/>
+          </w:tcPr>
+          <w:p>
+            <w:pPr>
+              <w:spacing w:after="50" w:before="50"/>
+              <w:jc w:val="left"/>
+            </w:pPr>
+            <w:r>
+              <w:rPr>
+                <w:rFonts w:ascii="Arial" w:cs="Arial" w:eastAsia="Arial" w:hAnsi="Arial"/>
+                <w:color w:val="000000"/>
+                <w:sz w:val="18"/>
+                <w:szCs w:val="18"/>
+              </w:rPr>
+              <w:t xml:space="preserve"/>
+            </w:r>
+          </w:p>
+        </w:tc>
+        <w:tc>
+          <w:tcPr>
+            <w:tcW w:type="dxa" w:w="1300"/>
+            <w:gridSpan w:val="1"/>
+            <w:tcBorders>
+              <w:top w:val="single" w:color="000000" w:sz="4"/>
+              <w:left w:val="single" w:color="000000" w:sz="4"/>
+              <w:bottom w:val="single" w:color="000000" w:sz="4"/>
+              <w:right w:val="single" w:color="000000" w:sz="4"/>
+            </w:tcBorders>
+            <w:shd w:fill="EBF5FB" w:val="clear"/>
+            <w:vAlign w:val="center"/>
+          </w:tcPr>
+          <w:p>
+            <w:pPr>
+              <w:spacing w:after="50" w:before="50"/>
+              <w:jc w:val="left"/>
+            </w:pPr>
+            <w:r>
+              <w:rPr>
+                <w:rFonts w:ascii="Arial" w:cs="Arial" w:eastAsia="Arial" w:hAnsi="Arial"/>
+                <w:color w:val="000000"/>
+                <w:sz w:val="18"/>
+                <w:szCs w:val="18"/>
+              </w:rPr>
+              <w:t xml:space="preserve"/>
+            </w:r>
+          </w:p>
+        </w:tc>
+        <w:tc>
+          <w:tcPr>
+            <w:tcW w:type="dxa" w:w="780"/>
+            <w:gridSpan w:val="1"/>
+            <w:tcBorders>
+              <w:top w:val="single" w:color="000000" w:sz="4"/>
+              <w:left w:val="single" w:color="000000" w:sz="4"/>
+              <w:bottom w:val="single" w:color="000000" w:sz="4"/>
+              <w:right w:val="single" w:color="000000" w:sz="4"/>
+            </w:tcBorders>
+            <w:shd w:fill="EBF5FB" w:val="clear"/>
+            <w:vAlign w:val="center"/>
+          </w:tcPr>
+          <w:p>
+            <w:pPr>
+              <w:spacing w:after="50" w:before="50"/>
+              <w:jc w:val="left"/>
+            </w:pPr>
+            <w:r>
+              <w:rPr>
+                <w:rFonts w:ascii="Arial" w:cs="Arial" w:eastAsia="Arial" w:hAnsi="Arial"/>
+                <w:color w:val="000000"/>
+                <w:sz w:val="18"/>
+                <w:szCs w:val="18"/>
+              </w:rPr>
+              <w:t xml:space="preserve"/>
+            </w:r>
+          </w:p>
+        </w:tc>
+        <w:tc>
+          <w:tcPr>
+            <w:tcW w:type="dxa" w:w="780"/>
+            <w:gridSpan w:val="1"/>
+            <w:tcBorders>
+              <w:top w:val="single" w:color="000000" w:sz="4"/>
+              <w:left w:val="single" w:color="000000" w:sz="4"/>
+              <w:bottom w:val="single" w:color="000000" w:sz="4"/>
+              <w:right w:val="single" w:color="000000" w:sz="4"/>
+            </w:tcBorders>
+            <w:shd w:fill="EBF5FB" w:val="clear"/>
+            <w:vAlign w:val="center"/>
+          </w:tcPr>
+          <w:p>
+            <w:pPr>
+              <w:spacing w:after="50" w:before="50"/>
+              <w:jc w:val="left"/>
+            </w:pPr>
+            <w:r>
+              <w:rPr>
+                <w:rFonts w:ascii="Arial" w:cs="Arial" w:eastAsia="Arial" w:hAnsi="Arial"/>
+                <w:color w:val="000000"/>
+                <w:sz w:val="18"/>
+                <w:szCs w:val="18"/>
+              </w:rPr>
+              <w:t xml:space="preserve"/>
+            </w:r>
+          </w:p>
+        </w:tc>
+        <w:tc>
+          <w:tcPr>
+            <w:tcW w:type="dxa" w:w="780"/>
+            <w:gridSpan w:val="1"/>
+            <w:tcBorders>
+              <w:top w:val="single" w:color="000000" w:sz="4"/>
+              <w:left w:val="single" w:color="000000" w:sz="4"/>
+              <w:bottom w:val="single" w:color="000000" w:sz="4"/>
+              <w:right w:val="single" w:color="000000" w:sz="4"/>
+            </w:tcBorders>
+            <w:shd w:fill="EBF5FB" w:val="clear"/>
+            <w:vAlign w:val="center"/>
+          </w:tcPr>
+          <w:p>
+            <w:pPr>
+              <w:spacing w:after="50" w:before="50"/>
+              <w:jc w:val="left"/>
+            </w:pPr>
+            <w:r>
+              <w:rPr>
+                <w:rFonts w:ascii="Arial" w:cs="Arial" w:eastAsia="Arial" w:hAnsi="Arial"/>
+                <w:color w:val="000000"/>
+                <w:sz w:val="18"/>
+                <w:szCs w:val="18"/>
+              </w:rPr>
+              <w:t xml:space="preserve"/>
+            </w:r>
+          </w:p>
+        </w:tc>
+        <w:tc>
+          <w:tcPr>
+            <w:tcW w:type="dxa" w:w="780"/>
+            <w:gridSpan w:val="1"/>
+            <w:tcBorders>
+              <w:top w:val="single" w:color="000000" w:sz="4"/>
+              <w:left w:val="single" w:color="000000" w:sz="4"/>
+              <w:bottom w:val="single" w:color="000000" w:sz="4"/>
+              <w:right w:val="single" w:color="000000" w:sz="4"/>
+            </w:tcBorders>
+            <w:shd w:fill="EBF5FB" w:val="clear"/>
+            <w:vAlign w:val="center"/>
+          </w:tcPr>
+          <w:p>
+            <w:pPr>
+              <w:spacing w:after="50" w:before="50"/>
+              <w:jc w:val="left"/>
+            </w:pPr>
+            <w:r>
+              <w:rPr>
+                <w:rFonts w:ascii="Arial" w:cs="Arial" w:eastAsia="Arial" w:hAnsi="Arial"/>
+                <w:color w:val="000000"/>
+                <w:sz w:val="18"/>
+                <w:szCs w:val="18"/>
+              </w:rPr>
+              <w:t xml:space="preserve"/>
+            </w:r>
+          </w:p>
+        </w:tc>
+        <w:tc>
+          <w:tcPr>
+            <w:tcW w:type="dxa" w:w="2720"/>
+            <w:gridSpan w:val="1"/>
+            <w:tcBorders>
+              <w:top w:val="single" w:color="000000" w:sz="4"/>
+              <w:left w:val="single" w:color="000000" w:sz="4"/>
+              <w:bottom w:val="single" w:color="000000" w:sz="4"/>
+              <w:right w:val="single" w:color="000000" w:sz="4"/>
+            </w:tcBorders>
+            <w:shd w:fill="EBF5FB" w:val="clear"/>
+            <w:vAlign w:val="center"/>
+          </w:tcPr>
+          <w:p>
+            <w:pPr>
+              <w:spacing w:after="50" w:before="50"/>
+              <w:jc w:val="left"/>
+            </w:pPr>
+            <w:r>
+              <w:rPr>
+                <w:rFonts w:ascii="Arial" w:cs="Arial" w:eastAsia="Arial" w:hAnsi="Arial"/>
+                <w:color w:val="000000"/>
+                <w:sz w:val="18"/>
+                <w:szCs w:val="18"/>
+              </w:rPr>
+              <w:t xml:space="preserve"/>
+            </w:r>
+          </w:p>
+        </w:tc>
+      </w:tr>
+      <w:tr>
+        <w:trPr>
+          <w:trHeight w:val="360" w:hRule="exact"/>
+        </w:trPr>
+        <w:tc>
+          <w:tcPr>
+            <w:tcW w:type="dxa" w:w="460"/>
+            <w:gridSpan w:val="1"/>
+            <w:tcBorders>
+              <w:top w:val="single" w:color="000000" w:sz="4"/>
+              <w:left w:val="single" w:color="000000" w:sz="4"/>
+              <w:bottom w:val="single" w:color="000000" w:sz="4"/>
+              <w:right w:val="single" w:color="000000" w:sz="4"/>
+            </w:tcBorders>
+            <w:vAlign w:val="center"/>
+          </w:tcPr>
+          <w:p>
+            <w:pPr>
+              <w:spacing w:after="30" w:before="30"/>
+              <w:jc w:val="center"/>
+            </w:pPr>
+            <w:r>
+              <w:rPr>
+                <w:rFonts w:ascii="Arial" w:cs="Arial" w:eastAsia="Arial" w:hAnsi="Arial"/>
+                <w:color w:val="000000"/>
+                <w:sz w:val="16"/>
+                <w:szCs w:val="16"/>
+              </w:rPr>
+              <w:t xml:space="preserve">2</w:t>
+            </w:r>
+          </w:p>
+        </w:tc>
+        <w:tc>
+          <w:tcPr>
+            <w:tcW w:type="dxa" w:w="2200"/>
+            <w:gridSpan w:val="1"/>
+            <w:tcBorders>
+              <w:top w:val="single" w:color="000000" w:sz="4"/>
+              <w:left w:val="single" w:color="000000" w:sz="4"/>
+              <w:bottom w:val="single" w:color="000000" w:sz="4"/>
+              <w:right w:val="single" w:color="000000" w:sz="4"/>
+            </w:tcBorders>
+            <w:vAlign w:val="center"/>
+          </w:tcPr>
+          <w:p>
+            <w:pPr>
+              <w:spacing w:after="50" w:before="50"/>
+              <w:jc w:val="left"/>
+            </w:pPr>
+            <w:r>
+              <w:rPr>
+                <w:rFonts w:ascii="Arial" w:cs="Arial" w:eastAsia="Arial" w:hAnsi="Arial"/>
+                <w:color w:val="000000"/>
+                <w:sz w:val="18"/>
+                <w:szCs w:val="18"/>
+              </w:rPr>
+              <w:t xml:space="preserve"/>
+            </w:r>
+          </w:p>
+        </w:tc>
+        <w:tc>
+          <w:tcPr>
+            <w:tcW w:type="dxa" w:w="1000"/>
+            <w:gridSpan w:val="1"/>
+            <w:tcBorders>
+              <w:top w:val="single" w:color="000000" w:sz="4"/>
+              <w:left w:val="single" w:color="000000" w:sz="4"/>
+              <w:bottom w:val="single" w:color="000000" w:sz="4"/>
+              <w:right w:val="single" w:color="000000" w:sz="4"/>
+            </w:tcBorders>
+            <w:vAlign w:val="center"/>
+          </w:tcPr>
+          <w:p>
+            <w:pPr>
+              <w:spacing w:after="50" w:before="50"/>
+              <w:jc w:val="left"/>
+            </w:pPr>
+            <w:r>
+              <w:rPr>
+                <w:rFonts w:ascii="Arial" w:cs="Arial" w:eastAsia="Arial" w:hAnsi="Arial"/>
+                <w:color w:val="000000"/>
+                <w:sz w:val="18"/>
+                <w:szCs w:val="18"/>
+              </w:rPr>
+              <w:t xml:space="preserve"/>
+            </w:r>
+          </w:p>
+        </w:tc>
+        <w:tc>
+          <w:tcPr>
+            <w:tcW w:type="dxa" w:w="1300"/>
+            <w:gridSpan w:val="1"/>
+            <w:tcBorders>
+              <w:top w:val="single" w:color="000000" w:sz="4"/>
+              <w:left w:val="single" w:color="000000" w:sz="4"/>
+              <w:bottom w:val="single" w:color="000000" w:sz="4"/>
+              <w:right w:val="single" w:color="000000" w:sz="4"/>
+            </w:tcBorders>
+            <w:vAlign w:val="center"/>
+          </w:tcPr>
+          <w:p>
+            <w:pPr>
+              <w:spacing w:after="50" w:before="50"/>
+              <w:jc w:val="left"/>
+            </w:pPr>
+            <w:r>
+              <w:rPr>
+                <w:rFonts w:ascii="Arial" w:cs="Arial" w:eastAsia="Arial" w:hAnsi="Arial"/>
+                <w:color w:val="000000"/>
+                <w:sz w:val="18"/>
+                <w:szCs w:val="18"/>
+              </w:rPr>
+              <w:t xml:space="preserve"/>
+            </w:r>
+          </w:p>
+        </w:tc>
+        <w:tc>
+          <w:tcPr>
+            <w:tcW w:type="dxa" w:w="780"/>
+            <w:gridSpan w:val="1"/>
+            <w:tcBorders>
+              <w:top w:val="single" w:color="000000" w:sz="4"/>
+              <w:left w:val="single" w:color="000000" w:sz="4"/>
+              <w:bottom w:val="single" w:color="000000" w:sz="4"/>
+              <w:right w:val="single" w:color="000000" w:sz="4"/>
+            </w:tcBorders>
+            <w:vAlign w:val="center"/>
+          </w:tcPr>
+          <w:p>
+            <w:pPr>
+              <w:spacing w:after="50" w:before="50"/>
+              <w:jc w:val="left"/>
+            </w:pPr>
+            <w:r>
+              <w:rPr>
+                <w:rFonts w:ascii="Arial" w:cs="Arial" w:eastAsia="Arial" w:hAnsi="Arial"/>
+                <w:color w:val="000000"/>
+                <w:sz w:val="18"/>
+                <w:szCs w:val="18"/>
+              </w:rPr>
+              <w:t xml:space="preserve"/>
+            </w:r>
+          </w:p>
+        </w:tc>
+        <w:tc>
+          <w:tcPr>
+            <w:tcW w:type="dxa" w:w="780"/>
+            <w:gridSpan w:val="1"/>
+            <w:tcBorders>
+              <w:top w:val="single" w:color="000000" w:sz="4"/>
+              <w:left w:val="single" w:color="000000" w:sz="4"/>
+              <w:bottom w:val="single" w:color="000000" w:sz="4"/>
+              <w:right w:val="single" w:color="000000" w:sz="4"/>
+            </w:tcBorders>
+            <w:vAlign w:val="center"/>
+          </w:tcPr>
+          <w:p>
+            <w:pPr>
+              <w:spacing w:after="50" w:before="50"/>
+              <w:jc w:val="left"/>
+            </w:pPr>
+            <w:r>
+              <w:rPr>
+                <w:rFonts w:ascii="Arial" w:cs="Arial" w:eastAsia="Arial" w:hAnsi="Arial"/>
+                <w:color w:val="000000"/>
+                <w:sz w:val="18"/>
+                <w:szCs w:val="18"/>
+              </w:rPr>
+              <w:t xml:space="preserve"/>
+            </w:r>
+          </w:p>
+        </w:tc>
+        <w:tc>
+          <w:tcPr>
+            <w:tcW w:type="dxa" w:w="780"/>
+            <w:gridSpan w:val="1"/>
+            <w:tcBorders>
+              <w:top w:val="single" w:color="000000" w:sz="4"/>
+              <w:left w:val="single" w:color="000000" w:sz="4"/>
+              <w:bottom w:val="single" w:color="000000" w:sz="4"/>
+              <w:right w:val="single" w:color="000000" w:sz="4"/>
+            </w:tcBorders>
+            <w:vAlign w:val="center"/>
+          </w:tcPr>
+          <w:p>
+            <w:pPr>
+              <w:spacing w:after="50" w:before="50"/>
+              <w:jc w:val="left"/>
+            </w:pPr>
+            <w:r>
+              <w:rPr>
+                <w:rFonts w:ascii="Arial" w:cs="Arial" w:eastAsia="Arial" w:hAnsi="Arial"/>
+                <w:color w:val="000000"/>
+                <w:sz w:val="18"/>
+                <w:szCs w:val="18"/>
+              </w:rPr>
+              <w:t xml:space="preserve"/>
+            </w:r>
+          </w:p>
+        </w:tc>
+        <w:tc>
+          <w:tcPr>
+            <w:tcW w:type="dxa" w:w="780"/>
+            <w:gridSpan w:val="1"/>
+            <w:tcBorders>
+              <w:top w:val="single" w:color="000000" w:sz="4"/>
+              <w:left w:val="single" w:color="000000" w:sz="4"/>
+              <w:bottom w:val="single" w:color="000000" w:sz="4"/>
+              <w:right w:val="single" w:color="000000" w:sz="4"/>
+            </w:tcBorders>
+            <w:vAlign w:val="center"/>
+          </w:tcPr>
+          <w:p>
+            <w:pPr>
+              <w:spacing w:after="50" w:before="50"/>
+              <w:jc w:val="left"/>
+            </w:pPr>
+            <w:r>
+              <w:rPr>
+                <w:rFonts w:ascii="Arial" w:cs="Arial" w:eastAsia="Arial" w:hAnsi="Arial"/>
+                <w:color w:val="000000"/>
+                <w:sz w:val="18"/>
+                <w:szCs w:val="18"/>
+              </w:rPr>
+              <w:t xml:space="preserve"/>
+            </w:r>
+          </w:p>
+        </w:tc>
+        <w:tc>
+          <w:tcPr>
+            <w:tcW w:type="dxa" w:w="2720"/>
+            <w:gridSpan w:val="1"/>
+            <w:tcBorders>
+              <w:top w:val="single" w:color="000000" w:sz="4"/>
+              <w:left w:val="single" w:color="000000" w:sz="4"/>
+              <w:bottom w:val="single" w:color="000000" w:sz="4"/>
+              <w:right w:val="single" w:color="000000" w:sz="4"/>
+            </w:tcBorders>
+            <w:vAlign w:val="center"/>
+          </w:tcPr>
+          <w:p>
+            <w:pPr>
+              <w:spacing w:after="50" w:before="50"/>
+              <w:jc w:val="left"/>
+            </w:pPr>
+            <w:r>
+              <w:rPr>
+                <w:rFonts w:ascii="Arial" w:cs="Arial" w:eastAsia="Arial" w:hAnsi="Arial"/>
+                <w:color w:val="000000"/>
+                <w:sz w:val="18"/>
+                <w:szCs w:val="18"/>
+              </w:rPr>
+              <w:t xml:space="preserve"/>
+            </w:r>
+          </w:p>
+        </w:tc>
+      </w:tr>
+      <w:tr>
+        <w:trPr>
+          <w:trHeight w:val="360" w:hRule="exact"/>
+        </w:trPr>
+        <w:tc>
+          <w:tcPr>
+            <w:tcW w:type="dxa" w:w="460"/>
+            <w:gridSpan w:val="1"/>
+            <w:tcBorders>
+              <w:top w:val="single" w:color="000000" w:sz="4"/>
+              <w:left w:val="single" w:color="000000" w:sz="4"/>
+              <w:bottom w:val="single" w:color="000000" w:sz="4"/>
+              <w:right w:val="single" w:color="000000" w:sz="4"/>
+            </w:tcBorders>
+            <w:shd w:fill="EBF5FB" w:val="clear"/>
+            <w:vAlign w:val="center"/>
+          </w:tcPr>
+          <w:p>
+            <w:pPr>
+              <w:spacing w:after="30" w:before="30"/>
+              <w:jc w:val="center"/>
+            </w:pPr>
+            <w:r>
+              <w:rPr>
+                <w:rFonts w:ascii="Arial" w:cs="Arial" w:eastAsia="Arial" w:hAnsi="Arial"/>
+                <w:color w:val="000000"/>
+                <w:sz w:val="16"/>
+                <w:szCs w:val="16"/>
+              </w:rPr>
+              <w:t xml:space="preserve">3</w:t>
+            </w:r>
+          </w:p>
+        </w:tc>
+        <w:tc>
+          <w:tcPr>
+            <w:tcW w:type="dxa" w:w="2200"/>
+            <w:gridSpan w:val="1"/>
+            <w:tcBorders>
+              <w:top w:val="single" w:color="000000" w:sz="4"/>
+              <w:left w:val="single" w:color="000000" w:sz="4"/>
+              <w:bottom w:val="single" w:color="000000" w:sz="4"/>
+              <w:right w:val="single" w:color="000000" w:sz="4"/>
+            </w:tcBorders>
+            <w:shd w:fill="EBF5FB" w:val="clear"/>
+            <w:vAlign w:val="center"/>
+          </w:tcPr>
+          <w:p>
+            <w:pPr>
+              <w:spacing w:after="50" w:before="50"/>
+              <w:jc w:val="left"/>
+            </w:pPr>
+            <w:r>
+              <w:rPr>
+                <w:rFonts w:ascii="Arial" w:cs="Arial" w:eastAsia="Arial" w:hAnsi="Arial"/>
+                <w:color w:val="000000"/>
+                <w:sz w:val="18"/>
+                <w:szCs w:val="18"/>
+              </w:rPr>
+              <w:t xml:space="preserve"/>
+            </w:r>
+          </w:p>
+        </w:tc>
+        <w:tc>
+          <w:tcPr>
+            <w:tcW w:type="dxa" w:w="1000"/>
+            <w:gridSpan w:val="1"/>
+            <w:tcBorders>
+              <w:top w:val="single" w:color="000000" w:sz="4"/>
+              <w:left w:val="single" w:color="000000" w:sz="4"/>
+              <w:bottom w:val="single" w:color="000000" w:sz="4"/>
+              <w:right w:val="single" w:color="000000" w:sz="4"/>
+            </w:tcBorders>
+            <w:shd w:fill="EBF5FB" w:val="clear"/>
+            <w:vAlign w:val="center"/>
+          </w:tcPr>
+          <w:p>
+            <w:pPr>
+              <w:spacing w:after="50" w:before="50"/>
+              <w:jc w:val="left"/>
+            </w:pPr>
+            <w:r>
+              <w:rPr>
+                <w:rFonts w:ascii="Arial" w:cs="Arial" w:eastAsia="Arial" w:hAnsi="Arial"/>
+                <w:color w:val="000000"/>
+                <w:sz w:val="18"/>
+                <w:szCs w:val="18"/>
+              </w:rPr>
+              <w:t xml:space="preserve"/>
+            </w:r>
+          </w:p>
+        </w:tc>
+        <w:tc>
+          <w:tcPr>
+            <w:tcW w:type="dxa" w:w="1300"/>
+            <w:gridSpan w:val="1"/>
+            <w:tcBorders>
+              <w:top w:val="single" w:color="000000" w:sz="4"/>
+              <w:left w:val="single" w:color="000000" w:sz="4"/>
+              <w:bottom w:val="single" w:color="000000" w:sz="4"/>
+              <w:right w:val="single" w:color="000000" w:sz="4"/>
+            </w:tcBorders>
+            <w:shd w:fill="EBF5FB" w:val="clear"/>
+            <w:vAlign w:val="center"/>
+          </w:tcPr>
+          <w:p>
+            <w:pPr>
+              <w:spacing w:after="50" w:before="50"/>
+              <w:jc w:val="left"/>
+            </w:pPr>
+            <w:r>
+              <w:rPr>
+                <w:rFonts w:ascii="Arial" w:cs="Arial" w:eastAsia="Arial" w:hAnsi="Arial"/>
+                <w:color w:val="000000"/>
+                <w:sz w:val="18"/>
+                <w:szCs w:val="18"/>
+              </w:rPr>
+              <w:t xml:space="preserve"/>
+            </w:r>
+          </w:p>
+        </w:tc>
+        <w:tc>
+          <w:tcPr>
+            <w:tcW w:type="dxa" w:w="780"/>
+            <w:gridSpan w:val="1"/>
+            <w:tcBorders>
+              <w:top w:val="single" w:color="000000" w:sz="4"/>
+              <w:left w:val="single" w:color="000000" w:sz="4"/>
+              <w:bottom w:val="single" w:color="000000" w:sz="4"/>
+              <w:right w:val="single" w:color="000000" w:sz="4"/>
+            </w:tcBorders>
+            <w:shd w:fill="EBF5FB" w:val="clear"/>
+            <w:vAlign w:val="center"/>
+          </w:tcPr>
+          <w:p>
+            <w:pPr>
+              <w:spacing w:after="50" w:before="50"/>
+              <w:jc w:val="left"/>
+            </w:pPr>
+            <w:r>
+              <w:rPr>
+                <w:rFonts w:ascii="Arial" w:cs="Arial" w:eastAsia="Arial" w:hAnsi="Arial"/>
+                <w:color w:val="000000"/>
+                <w:sz w:val="18"/>
+                <w:szCs w:val="18"/>
+              </w:rPr>
+              <w:t xml:space="preserve"/>
+            </w:r>
+          </w:p>
+        </w:tc>
+        <w:tc>
+          <w:tcPr>
+            <w:tcW w:type="dxa" w:w="780"/>
+            <w:gridSpan w:val="1"/>
+            <w:tcBorders>
+              <w:top w:val="single" w:color="000000" w:sz="4"/>
+              <w:left w:val="single" w:color="000000" w:sz="4"/>
+              <w:bottom w:val="single" w:color="000000" w:sz="4"/>
+              <w:right w:val="single" w:color="000000" w:sz="4"/>
+            </w:tcBorders>
+            <w:shd w:fill="EBF5FB" w:val="clear"/>
+            <w:vAlign w:val="center"/>
+          </w:tcPr>
+          <w:p>
+            <w:pPr>
+              <w:spacing w:after="50" w:before="50"/>
+              <w:jc w:val="left"/>
+            </w:pPr>
+            <w:r>
+              <w:rPr>
+                <w:rFonts w:ascii="Arial" w:cs="Arial" w:eastAsia="Arial" w:hAnsi="Arial"/>
+                <w:color w:val="000000"/>
+                <w:sz w:val="18"/>
+                <w:szCs w:val="18"/>
+              </w:rPr>
+              <w:t xml:space="preserve"/>
+            </w:r>
+          </w:p>
+        </w:tc>
+        <w:tc>
+          <w:tcPr>
+            <w:tcW w:type="dxa" w:w="780"/>
+            <w:gridSpan w:val="1"/>
+            <w:tcBorders>
+              <w:top w:val="single" w:color="000000" w:sz="4"/>
+              <w:left w:val="single" w:color="000000" w:sz="4"/>
+              <w:bottom w:val="single" w:color="000000" w:sz="4"/>
+              <w:right w:val="single" w:color="000000" w:sz="4"/>
+            </w:tcBorders>
+            <w:shd w:fill="EBF5FB" w:val="clear"/>
+            <w:vAlign w:val="center"/>
+          </w:tcPr>
+          <w:p>
+            <w:pPr>
+              <w:spacing w:after="50" w:before="50"/>
+              <w:jc w:val="left"/>
+            </w:pPr>
+            <w:r>
+              <w:rPr>
+                <w:rFonts w:ascii="Arial" w:cs="Arial" w:eastAsia="Arial" w:hAnsi="Arial"/>
+                <w:color w:val="000000"/>
+                <w:sz w:val="18"/>
+                <w:szCs w:val="18"/>
+              </w:rPr>
+              <w:t xml:space="preserve"/>
+            </w:r>
+          </w:p>
+        </w:tc>
+        <w:tc>
+          <w:tcPr>
+            <w:tcW w:type="dxa" w:w="780"/>
+            <w:gridSpan w:val="1"/>
+            <w:tcBorders>
+              <w:top w:val="single" w:color="000000" w:sz="4"/>
+              <w:left w:val="single" w:color="000000" w:sz="4"/>
+              <w:bottom w:val="single" w:color="000000" w:sz="4"/>
+              <w:right w:val="single" w:color="000000" w:sz="4"/>
+            </w:tcBorders>
+            <w:shd w:fill="EBF5FB" w:val="clear"/>
+            <w:vAlign w:val="center"/>
+          </w:tcPr>
+          <w:p>
+            <w:pPr>
+              <w:spacing w:after="50" w:before="50"/>
+              <w:jc w:val="left"/>
+            </w:pPr>
+            <w:r>
+              <w:rPr>
+                <w:rFonts w:ascii="Arial" w:cs="Arial" w:eastAsia="Arial" w:hAnsi="Arial"/>
+                <w:color w:val="000000"/>
+                <w:sz w:val="18"/>
+                <w:szCs w:val="18"/>
+              </w:rPr>
+              <w:t xml:space="preserve"/>
+            </w:r>
+          </w:p>
+        </w:tc>
+        <w:tc>
+          <w:tcPr>
+            <w:tcW w:type="dxa" w:w="2720"/>
+            <w:gridSpan w:val="1"/>
+            <w:tcBorders>
+              <w:top w:val="single" w:color="000000" w:sz="4"/>
+              <w:left w:val="single" w:color="000000" w:sz="4"/>
+              <w:bottom w:val="single" w:color="000000" w:sz="4"/>
+              <w:right w:val="single" w:color="000000" w:sz="4"/>
+            </w:tcBorders>
+            <w:shd w:fill="EBF5FB" w:val="clear"/>
+            <w:vAlign w:val="center"/>
+          </w:tcPr>
+          <w:p>
+            <w:pPr>
+              <w:spacing w:after="50" w:before="50"/>
+              <w:jc w:val="left"/>
+            </w:pPr>
+            <w:r>
+              <w:rPr>
+                <w:rFonts w:ascii="Arial" w:cs="Arial" w:eastAsia="Arial" w:hAnsi="Arial"/>
+                <w:color w:val="000000"/>
+                <w:sz w:val="18"/>
+                <w:szCs w:val="18"/>
+              </w:rPr>
+              <w:t xml:space="preserve"/>
+            </w:r>
+          </w:p>
+        </w:tc>
+      </w:tr>
+      <w:tr>
+        <w:trPr>
+          <w:trHeight w:val="360" w:hRule="exact"/>
+        </w:trPr>
+        <w:tc>
+          <w:tcPr>
+            <w:tcW w:type="dxa" w:w="460"/>
+            <w:gridSpan w:val="1"/>
+            <w:tcBorders>
+              <w:top w:val="single" w:color="000000" w:sz="4"/>
+              <w:left w:val="single" w:color="000000" w:sz="4"/>
+              <w:bottom w:val="single" w:color="000000" w:sz="4"/>
+              <w:right w:val="single" w:color="000000" w:sz="4"/>
+            </w:tcBorders>
+            <w:vAlign w:val="center"/>
+          </w:tcPr>
+          <w:p>
+            <w:pPr>
+              <w:spacing w:after="30" w:before="30"/>
+              <w:jc w:val="center"/>
+            </w:pPr>
+            <w:r>
+              <w:rPr>
+                <w:rFonts w:ascii="Arial" w:cs="Arial" w:eastAsia="Arial" w:hAnsi="Arial"/>
+                <w:color w:val="000000"/>
+                <w:sz w:val="16"/>
+                <w:szCs w:val="16"/>
+              </w:rPr>
+              <w:t xml:space="preserve">4</w:t>
+            </w:r>
+          </w:p>
+        </w:tc>
+        <w:tc>
+          <w:tcPr>
+            <w:tcW w:type="dxa" w:w="2200"/>
+            <w:gridSpan w:val="1"/>
+            <w:tcBorders>
+              <w:top w:val="single" w:color="000000" w:sz="4"/>
+              <w:left w:val="single" w:color="000000" w:sz="4"/>
+              <w:bottom w:val="single" w:color="000000" w:sz="4"/>
+              <w:right w:val="single" w:color="000000" w:sz="4"/>
+            </w:tcBorders>
+            <w:vAlign w:val="center"/>
+          </w:tcPr>
+          <w:p>
+            <w:pPr>
+              <w:spacing w:after="50" w:before="50"/>
+              <w:jc w:val="left"/>
+            </w:pPr>
+            <w:r>
+              <w:rPr>
+                <w:rFonts w:ascii="Arial" w:cs="Arial" w:eastAsia="Arial" w:hAnsi="Arial"/>
+                <w:color w:val="000000"/>
+                <w:sz w:val="18"/>
+                <w:szCs w:val="18"/>
+              </w:rPr>
+              <w:t xml:space="preserve"/>
+            </w:r>
+          </w:p>
+        </w:tc>
+        <w:tc>
+          <w:tcPr>
+            <w:tcW w:type="dxa" w:w="1000"/>
+            <w:gridSpan w:val="1"/>
+            <w:tcBorders>
+              <w:top w:val="single" w:color="000000" w:sz="4"/>
+              <w:left w:val="single" w:color="000000" w:sz="4"/>
+              <w:bottom w:val="single" w:color="000000" w:sz="4"/>
+              <w:right w:val="single" w:color="000000" w:sz="4"/>
+            </w:tcBorders>
+            <w:vAlign w:val="center"/>
+          </w:tcPr>
+          <w:p>
+            <w:pPr>
+              <w:spacing w:after="50" w:before="50"/>
+              <w:jc w:val="left"/>
+            </w:pPr>
+            <w:r>
+              <w:rPr>
+                <w:rFonts w:ascii="Arial" w:cs="Arial" w:eastAsia="Arial" w:hAnsi="Arial"/>
+                <w:color w:val="000000"/>
+                <w:sz w:val="18"/>
+                <w:szCs w:val="18"/>
+              </w:rPr>
+              <w:t xml:space="preserve"/>
+            </w:r>
+          </w:p>
+        </w:tc>
+        <w:tc>
+          <w:tcPr>
+            <w:tcW w:type="dxa" w:w="1300"/>
+            <w:gridSpan w:val="1"/>
+            <w:tcBorders>
+              <w:top w:val="single" w:color="000000" w:sz="4"/>
+              <w:left w:val="single" w:color="000000" w:sz="4"/>
+              <w:bottom w:val="single" w:color="000000" w:sz="4"/>
+              <w:right w:val="single" w:color="000000" w:sz="4"/>
+            </w:tcBorders>
+            <w:vAlign w:val="center"/>
+          </w:tcPr>
+          <w:p>
+            <w:pPr>
+              <w:spacing w:after="50" w:before="50"/>
+              <w:jc w:val="left"/>
+            </w:pPr>
+            <w:r>
+              <w:rPr>
+                <w:rFonts w:ascii="Arial" w:cs="Arial" w:eastAsia="Arial" w:hAnsi="Arial"/>
+                <w:color w:val="000000"/>
+                <w:sz w:val="18"/>
+                <w:szCs w:val="18"/>
+              </w:rPr>
+              <w:t xml:space="preserve"/>
+            </w:r>
+          </w:p>
+        </w:tc>
+        <w:tc>
+          <w:tcPr>
+            <w:tcW w:type="dxa" w:w="780"/>
+            <w:gridSpan w:val="1"/>
+            <w:tcBorders>
+              <w:top w:val="single" w:color="000000" w:sz="4"/>
+              <w:left w:val="single" w:color="000000" w:sz="4"/>
+              <w:bottom w:val="single" w:color="000000" w:sz="4"/>
+              <w:right w:val="single" w:color="000000" w:sz="4"/>
+            </w:tcBorders>
+            <w:vAlign w:val="center"/>
+          </w:tcPr>
+          <w:p>
+            <w:pPr>
+              <w:spacing w:after="50" w:before="50"/>
+              <w:jc w:val="left"/>
+            </w:pPr>
+            <w:r>
+              <w:rPr>
+                <w:rFonts w:ascii="Arial" w:cs="Arial" w:eastAsia="Arial" w:hAnsi="Arial"/>
+                <w:color w:val="000000"/>
+                <w:sz w:val="18"/>
+                <w:szCs w:val="18"/>
+              </w:rPr>
+              <w:t xml:space="preserve"/>
+            </w:r>
+          </w:p>
+        </w:tc>
+        <w:tc>
+          <w:tcPr>
+            <w:tcW w:type="dxa" w:w="780"/>
+            <w:gridSpan w:val="1"/>
+            <w:tcBorders>
+              <w:top w:val="single" w:color="000000" w:sz="4"/>
+              <w:left w:val="single" w:color="000000" w:sz="4"/>
+              <w:bottom w:val="single" w:color="000000" w:sz="4"/>
+              <w:right w:val="single" w:color="000000" w:sz="4"/>
+            </w:tcBorders>
+            <w:vAlign w:val="center"/>
+          </w:tcPr>
+          <w:p>
+            <w:pPr>
+              <w:spacing w:after="50" w:before="50"/>
+              <w:jc w:val="left"/>
+            </w:pPr>
+            <w:r>
+              <w:rPr>
+                <w:rFonts w:ascii="Arial" w:cs="Arial" w:eastAsia="Arial" w:hAnsi="Arial"/>
+                <w:color w:val="000000"/>
+                <w:sz w:val="18"/>
+                <w:szCs w:val="18"/>
+              </w:rPr>
+              <w:t xml:space="preserve"/>
+            </w:r>
+          </w:p>
+        </w:tc>
+        <w:tc>
+          <w:tcPr>
+            <w:tcW w:type="dxa" w:w="780"/>
+            <w:gridSpan w:val="1"/>
+            <w:tcBorders>
+              <w:top w:val="single" w:color="000000" w:sz="4"/>
+              <w:left w:val="single" w:color="000000" w:sz="4"/>
+              <w:bottom w:val="single" w:color="000000" w:sz="4"/>
+              <w:right w:val="single" w:color="000000" w:sz="4"/>
+            </w:tcBorders>
+            <w:vAlign w:val="center"/>
+          </w:tcPr>
+          <w:p>
+            <w:pPr>
+              <w:spacing w:after="50" w:before="50"/>
+              <w:jc w:val="left"/>
+            </w:pPr>
+            <w:r>
+              <w:rPr>
+                <w:rFonts w:ascii="Arial" w:cs="Arial" w:eastAsia="Arial" w:hAnsi="Arial"/>
+                <w:color w:val="000000"/>
+                <w:sz w:val="18"/>
+                <w:szCs w:val="18"/>
+              </w:rPr>
+              <w:t xml:space="preserve"/>
+            </w:r>
+          </w:p>
+        </w:tc>
+        <w:tc>
+          <w:tcPr>
+            <w:tcW w:type="dxa" w:w="780"/>
+            <w:gridSpan w:val="1"/>
+            <w:tcBorders>
+              <w:top w:val="single" w:color="000000" w:sz="4"/>
+              <w:left w:val="single" w:color="000000" w:sz="4"/>
+              <w:bottom w:val="single" w:color="000000" w:sz="4"/>
+              <w:right w:val="single" w:color="000000" w:sz="4"/>
+            </w:tcBorders>
+            <w:vAlign w:val="center"/>
+          </w:tcPr>
+          <w:p>
+            <w:pPr>
+              <w:spacing w:after="50" w:before="50"/>
+              <w:jc w:val="left"/>
+            </w:pPr>
+            <w:r>
+              <w:rPr>
+                <w:rFonts w:ascii="Arial" w:cs="Arial" w:eastAsia="Arial" w:hAnsi="Arial"/>
+                <w:color w:val="000000"/>
+                <w:sz w:val="18"/>
+                <w:szCs w:val="18"/>
+              </w:rPr>
+              <w:t xml:space="preserve"/>
+            </w:r>
+          </w:p>
+        </w:tc>
+        <w:tc>
+          <w:tcPr>
+            <w:tcW w:type="dxa" w:w="2720"/>
+            <w:gridSpan w:val="1"/>
+            <w:tcBorders>
+              <w:top w:val="single" w:color="000000" w:sz="4"/>
+              <w:left w:val="single" w:color="000000" w:sz="4"/>
+              <w:bottom w:val="single" w:color="000000" w:sz="4"/>
+              <w:right w:val="single" w:color="000000" w:sz="4"/>
+            </w:tcBorders>
+            <w:vAlign w:val="center"/>
+          </w:tcPr>
+          <w:p>
+            <w:pPr>
+              <w:spacing w:after="50" w:before="50"/>
+              <w:jc w:val="left"/>
+            </w:pPr>
+            <w:r>
+              <w:rPr>
+                <w:rFonts w:ascii="Arial" w:cs="Arial" w:eastAsia="Arial" w:hAnsi="Arial"/>
+                <w:color w:val="000000"/>
+                <w:sz w:val="18"/>
+                <w:szCs w:val="18"/>
+              </w:rPr>
+              <w:t xml:space="preserve"/>
+            </w:r>
+          </w:p>
+        </w:tc>
+      </w:tr>
+      <w:tr>
+        <w:trPr>
+          <w:trHeight w:val="360" w:hRule="exact"/>
+        </w:trPr>
+        <w:tc>
+          <w:tcPr>
+            <w:tcW w:type="dxa" w:w="460"/>
+            <w:gridSpan w:val="1"/>
+            <w:tcBorders>
+              <w:top w:val="single" w:color="000000" w:sz="4"/>
+              <w:left w:val="single" w:color="000000" w:sz="4"/>
+              <w:bottom w:val="single" w:color="000000" w:sz="4"/>
+              <w:right w:val="single" w:color="000000" w:sz="4"/>
+            </w:tcBorders>
+            <w:shd w:fill="EBF5FB" w:val="clear"/>
+            <w:vAlign w:val="center"/>
+          </w:tcPr>
+          <w:p>
+            <w:pPr>
+              <w:spacing w:after="30" w:before="30"/>
+              <w:jc w:val="center"/>
+            </w:pPr>
+            <w:r>
+              <w:rPr>
+                <w:rFonts w:ascii="Arial" w:cs="Arial" w:eastAsia="Arial" w:hAnsi="Arial"/>
+                <w:color w:val="000000"/>
+                <w:sz w:val="16"/>
+                <w:szCs w:val="16"/>
+              </w:rPr>
+              <w:t xml:space="preserve">5</w:t>
+            </w:r>
+          </w:p>
+        </w:tc>
+        <w:tc>
+          <w:tcPr>
+            <w:tcW w:type="dxa" w:w="2200"/>
+            <w:gridSpan w:val="1"/>
+            <w:tcBorders>
+              <w:top w:val="single" w:color="000000" w:sz="4"/>
+              <w:left w:val="single" w:color="000000" w:sz="4"/>
+              <w:bottom w:val="single" w:color="000000" w:sz="4"/>
+              <w:right w:val="single" w:color="000000" w:sz="4"/>
+            </w:tcBorders>
+            <w:shd w:fill="EBF5FB" w:val="clear"/>
+            <w:vAlign w:val="center"/>
+          </w:tcPr>
+          <w:p>
+            <w:pPr>
+              <w:spacing w:after="50" w:before="50"/>
+              <w:jc w:val="left"/>
+            </w:pPr>
+            <w:r>
+              <w:rPr>
+                <w:rFonts w:ascii="Arial" w:cs="Arial" w:eastAsia="Arial" w:hAnsi="Arial"/>
+                <w:color w:val="000000"/>
+                <w:sz w:val="18"/>
+                <w:szCs w:val="18"/>
+              </w:rPr>
+              <w:t xml:space="preserve"/>
+            </w:r>
+          </w:p>
+        </w:tc>
+        <w:tc>
+          <w:tcPr>
+            <w:tcW w:type="dxa" w:w="1000"/>
+            <w:gridSpan w:val="1"/>
+            <w:tcBorders>
+              <w:top w:val="single" w:color="000000" w:sz="4"/>
+              <w:left w:val="single" w:color="000000" w:sz="4"/>
+              <w:bottom w:val="single" w:color="000000" w:sz="4"/>
+              <w:right w:val="single" w:color="000000" w:sz="4"/>
+            </w:tcBorders>
+            <w:shd w:fill="EBF5FB" w:val="clear"/>
+            <w:vAlign w:val="center"/>
+          </w:tcPr>
+          <w:p>
+            <w:pPr>
+              <w:spacing w:after="50" w:before="50"/>
+              <w:jc w:val="left"/>
+            </w:pPr>
+            <w:r>
+              <w:rPr>
+                <w:rFonts w:ascii="Arial" w:cs="Arial" w:eastAsia="Arial" w:hAnsi="Arial"/>
+                <w:color w:val="000000"/>
+                <w:sz w:val="18"/>
+                <w:szCs w:val="18"/>
+              </w:rPr>
+              <w:t xml:space="preserve"/>
+            </w:r>
+          </w:p>
+        </w:tc>
+        <w:tc>
+          <w:tcPr>
+            <w:tcW w:type="dxa" w:w="1300"/>
+            <w:gridSpan w:val="1"/>
+            <w:tcBorders>
+              <w:top w:val="single" w:color="000000" w:sz="4"/>
+              <w:left w:val="single" w:color="000000" w:sz="4"/>
+              <w:bottom w:val="single" w:color="000000" w:sz="4"/>
+              <w:right w:val="single" w:color="000000" w:sz="4"/>
+            </w:tcBorders>
+            <w:shd w:fill="EBF5FB" w:val="clear"/>
+            <w:vAlign w:val="center"/>
+          </w:tcPr>
+          <w:p>
+            <w:pPr>
+              <w:spacing w:after="50" w:before="50"/>
+              <w:jc w:val="left"/>
+            </w:pPr>
+            <w:r>
+              <w:rPr>
+                <w:rFonts w:ascii="Arial" w:cs="Arial" w:eastAsia="Arial" w:hAnsi="Arial"/>
+                <w:color w:val="000000"/>
+                <w:sz w:val="18"/>
+                <w:szCs w:val="18"/>
+              </w:rPr>
+              <w:t xml:space="preserve"/>
+            </w:r>
+          </w:p>
+        </w:tc>
+        <w:tc>
+          <w:tcPr>
+            <w:tcW w:type="dxa" w:w="780"/>
+            <w:gridSpan w:val="1"/>
+            <w:tcBorders>
+              <w:top w:val="single" w:color="000000" w:sz="4"/>
+              <w:left w:val="single" w:color="000000" w:sz="4"/>
+              <w:bottom w:val="single" w:color="000000" w:sz="4"/>
+              <w:right w:val="single" w:color="000000" w:sz="4"/>
+            </w:tcBorders>
+            <w:shd w:fill="EBF5FB" w:val="clear"/>
+            <w:vAlign w:val="center"/>
+          </w:tcPr>
+          <w:p>
+            <w:pPr>
+              <w:spacing w:after="50" w:before="50"/>
+              <w:jc w:val="left"/>
+            </w:pPr>
+            <w:r>
+              <w:rPr>
+                <w:rFonts w:ascii="Arial" w:cs="Arial" w:eastAsia="Arial" w:hAnsi="Arial"/>
+                <w:color w:val="000000"/>
+                <w:sz w:val="18"/>
+                <w:szCs w:val="18"/>
+              </w:rPr>
+              <w:t xml:space="preserve"/>
+            </w:r>
+          </w:p>
+        </w:tc>
+        <w:tc>
+          <w:tcPr>
+            <w:tcW w:type="dxa" w:w="780"/>
+            <w:gridSpan w:val="1"/>
+            <w:tcBorders>
+              <w:top w:val="single" w:color="000000" w:sz="4"/>
+              <w:left w:val="single" w:color="000000" w:sz="4"/>
+              <w:bottom w:val="single" w:color="000000" w:sz="4"/>
+              <w:right w:val="single" w:color="000000" w:sz="4"/>
+            </w:tcBorders>
+            <w:shd w:fill="EBF5FB" w:val="clear"/>
+            <w:vAlign w:val="center"/>
+          </w:tcPr>
+          <w:p>
+            <w:pPr>
+              <w:spacing w:after="50" w:before="50"/>
+              <w:jc w:val="left"/>
+            </w:pPr>
+            <w:r>
+              <w:rPr>
+                <w:rFonts w:ascii="Arial" w:cs="Arial" w:eastAsia="Arial" w:hAnsi="Arial"/>
+                <w:color w:val="000000"/>
+                <w:sz w:val="18"/>
+                <w:szCs w:val="18"/>
+              </w:rPr>
+              <w:t xml:space="preserve"/>
+            </w:r>
+          </w:p>
+        </w:tc>
+        <w:tc>
+          <w:tcPr>
+            <w:tcW w:type="dxa" w:w="780"/>
+            <w:gridSpan w:val="1"/>
+            <w:tcBorders>
+              <w:top w:val="single" w:color="000000" w:sz="4"/>
+              <w:left w:val="single" w:color="000000" w:sz="4"/>
+              <w:bottom w:val="single" w:color="000000" w:sz="4"/>
+              <w:right w:val="single" w:color="000000" w:sz="4"/>
+            </w:tcBorders>
+            <w:shd w:fill="EBF5FB" w:val="clear"/>
+            <w:vAlign w:val="center"/>
+          </w:tcPr>
+          <w:p>
+            <w:pPr>
+              <w:spacing w:after="50" w:before="50"/>
+              <w:jc w:val="left"/>
+            </w:pPr>
+            <w:r>
+              <w:rPr>
+                <w:rFonts w:ascii="Arial" w:cs="Arial" w:eastAsia="Arial" w:hAnsi="Arial"/>
+                <w:color w:val="000000"/>
+                <w:sz w:val="18"/>
+                <w:szCs w:val="18"/>
+              </w:rPr>
+              <w:t xml:space="preserve"/>
+            </w:r>
+          </w:p>
+        </w:tc>
+        <w:tc>
+          <w:tcPr>
+            <w:tcW w:type="dxa" w:w="780"/>
+            <w:gridSpan w:val="1"/>
+            <w:tcBorders>
+              <w:top w:val="single" w:color="000000" w:sz="4"/>
+              <w:left w:val="single" w:color="000000" w:sz="4"/>
+              <w:bottom w:val="single" w:color="000000" w:sz="4"/>
+              <w:right w:val="single" w:color="000000" w:sz="4"/>
+            </w:tcBorders>
+            <w:shd w:fill="EBF5FB" w:val="clear"/>
+            <w:vAlign w:val="center"/>
+          </w:tcPr>
+          <w:p>
+            <w:pPr>
+              <w:spacing w:after="50" w:before="50"/>
+              <w:jc w:val="left"/>
+            </w:pPr>
+            <w:r>
+              <w:rPr>
+                <w:rFonts w:ascii="Arial" w:cs="Arial" w:eastAsia="Arial" w:hAnsi="Arial"/>
+                <w:color w:val="000000"/>
+                <w:sz w:val="18"/>
+                <w:szCs w:val="18"/>
+              </w:rPr>
+              <w:t xml:space="preserve"/>
+            </w:r>
+          </w:p>
+        </w:tc>
+        <w:tc>
+          <w:tcPr>
+            <w:tcW w:type="dxa" w:w="2720"/>
+            <w:gridSpan w:val="1"/>
+            <w:tcBorders>
+              <w:top w:val="single" w:color="000000" w:sz="4"/>
+              <w:left w:val="single" w:color="000000" w:sz="4"/>
+              <w:bottom w:val="single" w:color="000000" w:sz="4"/>
+              <w:right w:val="single" w:color="000000" w:sz="4"/>
+            </w:tcBorders>
+            <w:shd w:fill="EBF5FB" w:val="clear"/>
+            <w:vAlign w:val="center"/>
+          </w:tcPr>
+          <w:p>
+            <w:pPr>
+              <w:spacing w:after="50" w:before="50"/>
+              <w:jc w:val="left"/>
+            </w:pPr>
+            <w:r>
+              <w:rPr>
+                <w:rFonts w:ascii="Arial" w:cs="Arial" w:eastAsia="Arial" w:hAnsi="Arial"/>
+                <w:color w:val="000000"/>
+                <w:sz w:val="18"/>
+                <w:szCs w:val="18"/>
+              </w:rPr>
+              <w:t xml:space="preserve"/>
+            </w:r>
+          </w:p>
+        </w:tc>
+      </w:tr>
+      <w:tr>
+        <w:trPr>
+          <w:trHeight w:val="360" w:hRule="exact"/>
+        </w:trPr>
+        <w:tc>
+          <w:tcPr>
+            <w:tcW w:type="dxa" w:w="460"/>
+            <w:gridSpan w:val="1"/>
+            <w:tcBorders>
+              <w:top w:val="single" w:color="000000" w:sz="4"/>
+              <w:left w:val="single" w:color="000000" w:sz="4"/>
+              <w:bottom w:val="single" w:color="000000" w:sz="4"/>
+              <w:right w:val="single" w:color="000000" w:sz="4"/>
+            </w:tcBorders>
+            <w:vAlign w:val="center"/>
+          </w:tcPr>
+          <w:p>
+            <w:pPr>
+              <w:spacing w:after="30" w:before="30"/>
+              <w:jc w:val="center"/>
+            </w:pPr>
+            <w:r>
+              <w:rPr>
+                <w:rFonts w:ascii="Arial" w:cs="Arial" w:eastAsia="Arial" w:hAnsi="Arial"/>
+                <w:color w:val="000000"/>
+                <w:sz w:val="16"/>
+                <w:szCs w:val="16"/>
+              </w:rPr>
+              <w:t xml:space="preserve">6</w:t>
+            </w:r>
+          </w:p>
+        </w:tc>
+        <w:tc>
+          <w:tcPr>
+            <w:tcW w:type="dxa" w:w="2200"/>
+            <w:gridSpan w:val="1"/>
+            <w:tcBorders>
+              <w:top w:val="single" w:color="000000" w:sz="4"/>
+              <w:left w:val="single" w:color="000000" w:sz="4"/>
+              <w:bottom w:val="single" w:color="000000" w:sz="4"/>
+              <w:right w:val="single" w:color="000000" w:sz="4"/>
+            </w:tcBorders>
+            <w:vAlign w:val="center"/>
+          </w:tcPr>
+          <w:p>
+            <w:pPr>
+              <w:spacing w:after="50" w:before="50"/>
+              <w:jc w:val="left"/>
+            </w:pPr>
+            <w:r>
+              <w:rPr>
+                <w:rFonts w:ascii="Arial" w:cs="Arial" w:eastAsia="Arial" w:hAnsi="Arial"/>
+                <w:color w:val="000000"/>
+                <w:sz w:val="18"/>
+                <w:szCs w:val="18"/>
+              </w:rPr>
+              <w:t xml:space="preserve"/>
+            </w:r>
+          </w:p>
+        </w:tc>
+        <w:tc>
+          <w:tcPr>
+            <w:tcW w:type="dxa" w:w="1000"/>
+            <w:gridSpan w:val="1"/>
+            <w:tcBorders>
+              <w:top w:val="single" w:color="000000" w:sz="4"/>
+              <w:left w:val="single" w:color="000000" w:sz="4"/>
+              <w:bottom w:val="single" w:color="000000" w:sz="4"/>
+              <w:right w:val="single" w:color="000000" w:sz="4"/>
+            </w:tcBorders>
+            <w:vAlign w:val="center"/>
+          </w:tcPr>
+          <w:p>
+            <w:pPr>
+              <w:spacing w:after="50" w:before="50"/>
+              <w:jc w:val="left"/>
+            </w:pPr>
+            <w:r>
+              <w:rPr>
+                <w:rFonts w:ascii="Arial" w:cs="Arial" w:eastAsia="Arial" w:hAnsi="Arial"/>
+                <w:color w:val="000000"/>
+                <w:sz w:val="18"/>
+                <w:szCs w:val="18"/>
+              </w:rPr>
+              <w:t xml:space="preserve"/>
+            </w:r>
+          </w:p>
+        </w:tc>
+        <w:tc>
+          <w:tcPr>
+            <w:tcW w:type="dxa" w:w="1300"/>
+            <w:gridSpan w:val="1"/>
+            <w:tcBorders>
+              <w:top w:val="single" w:color="000000" w:sz="4"/>
+              <w:left w:val="single" w:color="000000" w:sz="4"/>
+              <w:bottom w:val="single" w:color="000000" w:sz="4"/>
+              <w:right w:val="single" w:color="000000" w:sz="4"/>
+            </w:tcBorders>
+            <w:vAlign w:val="center"/>
+          </w:tcPr>
+          <w:p>
+            <w:pPr>
+              <w:spacing w:after="50" w:before="50"/>
+              <w:jc w:val="left"/>
+            </w:pPr>
+            <w:r>
+              <w:rPr>
+                <w:rFonts w:ascii="Arial" w:cs="Arial" w:eastAsia="Arial" w:hAnsi="Arial"/>
+                <w:color w:val="000000"/>
+                <w:sz w:val="18"/>
+                <w:szCs w:val="18"/>
+              </w:rPr>
+              <w:t xml:space="preserve"/>
+            </w:r>
+          </w:p>
+        </w:tc>
+        <w:tc>
+          <w:tcPr>
+            <w:tcW w:type="dxa" w:w="780"/>
+            <w:gridSpan w:val="1"/>
+            <w:tcBorders>
+              <w:top w:val="single" w:color="000000" w:sz="4"/>
+              <w:left w:val="single" w:color="000000" w:sz="4"/>
+              <w:bottom w:val="single" w:color="000000" w:sz="4"/>
+              <w:right w:val="single" w:color="000000" w:sz="4"/>
+            </w:tcBorders>
+            <w:vAlign w:val="center"/>
+          </w:tcPr>
+          <w:p>
+            <w:pPr>
+              <w:spacing w:after="50" w:before="50"/>
+              <w:jc w:val="left"/>
+            </w:pPr>
+            <w:r>
+              <w:rPr>
+                <w:rFonts w:ascii="Arial" w:cs="Arial" w:eastAsia="Arial" w:hAnsi="Arial"/>
+                <w:color w:val="000000"/>
+                <w:sz w:val="18"/>
+                <w:szCs w:val="18"/>
+              </w:rPr>
+              <w:t xml:space="preserve"/>
+            </w:r>
+          </w:p>
+        </w:tc>
+        <w:tc>
+          <w:tcPr>
+            <w:tcW w:type="dxa" w:w="780"/>
+            <w:gridSpan w:val="1"/>
+            <w:tcBorders>
+              <w:top w:val="single" w:color="000000" w:sz="4"/>
+              <w:left w:val="single" w:color="000000" w:sz="4"/>
+              <w:bottom w:val="single" w:color="000000" w:sz="4"/>
+              <w:right w:val="single" w:color="000000" w:sz="4"/>
+            </w:tcBorders>
+            <w:vAlign w:val="center"/>
+          </w:tcPr>
+          <w:p>
+            <w:pPr>
+              <w:spacing w:after="50" w:before="50"/>
+              <w:jc w:val="left"/>
+            </w:pPr>
+            <w:r>
+              <w:rPr>
+                <w:rFonts w:ascii="Arial" w:cs="Arial" w:eastAsia="Arial" w:hAnsi="Arial"/>
+                <w:color w:val="000000"/>
+                <w:sz w:val="18"/>
+                <w:szCs w:val="18"/>
+              </w:rPr>
+              <w:t xml:space="preserve"/>
+            </w:r>
+          </w:p>
+        </w:tc>
+        <w:tc>
+          <w:tcPr>
+            <w:tcW w:type="dxa" w:w="780"/>
+            <w:gridSpan w:val="1"/>
+            <w:tcBorders>
+              <w:top w:val="single" w:color="000000" w:sz="4"/>
+              <w:left w:val="single" w:color="000000" w:sz="4"/>
+              <w:bottom w:val="single" w:color="000000" w:sz="4"/>
+              <w:right w:val="single" w:color="000000" w:sz="4"/>
+            </w:tcBorders>
+            <w:vAlign w:val="center"/>
+          </w:tcPr>
+          <w:p>
+            <w:pPr>
+              <w:spacing w:after="50" w:before="50"/>
+              <w:jc w:val="left"/>
+            </w:pPr>
+            <w:r>
+              <w:rPr>
+                <w:rFonts w:ascii="Arial" w:cs="Arial" w:eastAsia="Arial" w:hAnsi="Arial"/>
+                <w:color w:val="000000"/>
+                <w:sz w:val="18"/>
+                <w:szCs w:val="18"/>
+              </w:rPr>
+              <w:t xml:space="preserve"/>
+            </w:r>
+          </w:p>
+        </w:tc>
+        <w:tc>
+          <w:tcPr>
+            <w:tcW w:type="dxa" w:w="780"/>
+            <w:gridSpan w:val="1"/>
+            <w:tcBorders>
+              <w:top w:val="single" w:color="000000" w:sz="4"/>
+              <w:left w:val="single" w:color="000000" w:sz="4"/>
+              <w:bottom w:val="single" w:color="000000" w:sz="4"/>
+              <w:right w:val="single" w:color="000000" w:sz="4"/>
+            </w:tcBorders>
+            <w:vAlign w:val="center"/>
+          </w:tcPr>
+          <w:p>
+            <w:pPr>
+              <w:spacing w:after="50" w:before="50"/>
+              <w:jc w:val="left"/>
+            </w:pPr>
+            <w:r>
+              <w:rPr>
+                <w:rFonts w:ascii="Arial" w:cs="Arial" w:eastAsia="Arial" w:hAnsi="Arial"/>
+                <w:color w:val="000000"/>
+                <w:sz w:val="18"/>
+                <w:szCs w:val="18"/>
+              </w:rPr>
+              <w:t xml:space="preserve"/>
+            </w:r>
+          </w:p>
+        </w:tc>
+        <w:tc>
+          <w:tcPr>
+            <w:tcW w:type="dxa" w:w="2720"/>
+            <w:gridSpan w:val="1"/>
+            <w:tcBorders>
+              <w:top w:val="single" w:color="000000" w:sz="4"/>
+              <w:left w:val="single" w:color="000000" w:sz="4"/>
+              <w:bottom w:val="single" w:color="000000" w:sz="4"/>
+              <w:right w:val="single" w:color="000000" w:sz="4"/>
+            </w:tcBorders>
+            <w:vAlign w:val="center"/>
+          </w:tcPr>
+          <w:p>
+            <w:pPr>
+              <w:spacing w:after="50" w:before="50"/>
+              <w:jc w:val="left"/>
+            </w:pPr>
+            <w:r>
+              <w:rPr>
+                <w:rFonts w:ascii="Arial" w:cs="Arial" w:eastAsia="Arial" w:hAnsi="Arial"/>
+                <w:color w:val="000000"/>
+                <w:sz w:val="18"/>
+                <w:szCs w:val="18"/>
+              </w:rPr>
+              <w:t xml:space="preserve"/>
+            </w:r>
+          </w:p>
+        </w:tc>
+      </w:tr>
+      <w:tr>
+        <w:trPr>
+          <w:trHeight w:val="360" w:hRule="exact"/>
+        </w:trPr>
+        <w:tc>
+          <w:tcPr>
+            <w:tcW w:type="dxa" w:w="460"/>
+            <w:gridSpan w:val="1"/>
+            <w:tcBorders>
+              <w:top w:val="single" w:color="000000" w:sz="4"/>
+              <w:left w:val="single" w:color="000000" w:sz="4"/>
+              <w:bottom w:val="single" w:color="000000" w:sz="4"/>
+              <w:right w:val="single" w:color="000000" w:sz="4"/>
+            </w:tcBorders>
+            <w:shd w:fill="EBF5FB" w:val="clear"/>
+            <w:vAlign w:val="center"/>
+          </w:tcPr>
+          <w:p>
+            <w:pPr>
+              <w:spacing w:after="30" w:before="30"/>
+              <w:jc w:val="center"/>
+            </w:pPr>
+            <w:r>
+              <w:rPr>
+                <w:rFonts w:ascii="Arial" w:cs="Arial" w:eastAsia="Arial" w:hAnsi="Arial"/>
+                <w:color w:val="000000"/>
+                <w:sz w:val="16"/>
+                <w:szCs w:val="16"/>
+              </w:rPr>
+              <w:t xml:space="preserve">7</w:t>
+            </w:r>
+          </w:p>
+        </w:tc>
+        <w:tc>
+          <w:tcPr>
+            <w:tcW w:type="dxa" w:w="2200"/>
+            <w:gridSpan w:val="1"/>
+            <w:tcBorders>
+              <w:top w:val="single" w:color="000000" w:sz="4"/>
+              <w:left w:val="single" w:color="000000" w:sz="4"/>
+              <w:bottom w:val="single" w:color="000000" w:sz="4"/>
+              <w:right w:val="single" w:color="000000" w:sz="4"/>
+            </w:tcBorders>
+            <w:shd w:fill="EBF5FB" w:val="clear"/>
+            <w:vAlign w:val="center"/>
+          </w:tcPr>
+          <w:p>
+            <w:pPr>
+              <w:spacing w:after="50" w:before="50"/>
+              <w:jc w:val="left"/>
+            </w:pPr>
+            <w:r>
+              <w:rPr>
+                <w:rFonts w:ascii="Arial" w:cs="Arial" w:eastAsia="Arial" w:hAnsi="Arial"/>
+                <w:color w:val="000000"/>
+                <w:sz w:val="18"/>
+                <w:szCs w:val="18"/>
+              </w:rPr>
+              <w:t xml:space="preserve"/>
+            </w:r>
+          </w:p>
+        </w:tc>
+        <w:tc>
+          <w:tcPr>
+            <w:tcW w:type="dxa" w:w="1000"/>
+            <w:gridSpan w:val="1"/>
+            <w:tcBorders>
+              <w:top w:val="single" w:color="000000" w:sz="4"/>
+              <w:left w:val="single" w:color="000000" w:sz="4"/>
+              <w:bottom w:val="single" w:color="000000" w:sz="4"/>
+              <w:right w:val="single" w:color="000000" w:sz="4"/>
+            </w:tcBorders>
+            <w:shd w:fill="EBF5FB" w:val="clear"/>
+            <w:vAlign w:val="center"/>
+          </w:tcPr>
+          <w:p>
+            <w:pPr>
+              <w:spacing w:after="50" w:before="50"/>
+              <w:jc w:val="left"/>
+            </w:pPr>
+            <w:r>
+              <w:rPr>
+                <w:rFonts w:ascii="Arial" w:cs="Arial" w:eastAsia="Arial" w:hAnsi="Arial"/>
+                <w:color w:val="000000"/>
+                <w:sz w:val="18"/>
+                <w:szCs w:val="18"/>
+              </w:rPr>
+              <w:t xml:space="preserve"/>
+            </w:r>
+          </w:p>
+        </w:tc>
+        <w:tc>
+          <w:tcPr>
+            <w:tcW w:type="dxa" w:w="1300"/>
+            <w:gridSpan w:val="1"/>
+            <w:tcBorders>
+              <w:top w:val="single" w:color="000000" w:sz="4"/>
+              <w:left w:val="single" w:color="000000" w:sz="4"/>
+              <w:bottom w:val="single" w:color="000000" w:sz="4"/>
+              <w:right w:val="single" w:color="000000" w:sz="4"/>
+            </w:tcBorders>
+            <w:shd w:fill="EBF5FB" w:val="clear"/>
+            <w:vAlign w:val="center"/>
+          </w:tcPr>
+          <w:p>
+            <w:pPr>
+              <w:spacing w:after="50" w:before="50"/>
+              <w:jc w:val="left"/>
+            </w:pPr>
+            <w:r>
+              <w:rPr>
+                <w:rFonts w:ascii="Arial" w:cs="Arial" w:eastAsia="Arial" w:hAnsi="Arial"/>
+                <w:color w:val="000000"/>
+                <w:sz w:val="18"/>
+                <w:szCs w:val="18"/>
+              </w:rPr>
+              <w:t xml:space="preserve"/>
+            </w:r>
+          </w:p>
+        </w:tc>
+        <w:tc>
+          <w:tcPr>
+            <w:tcW w:type="dxa" w:w="780"/>
+            <w:gridSpan w:val="1"/>
+            <w:tcBorders>
+              <w:top w:val="single" w:color="000000" w:sz="4"/>
+              <w:left w:val="single" w:color="000000" w:sz="4"/>
+              <w:bottom w:val="single" w:color="000000" w:sz="4"/>
+              <w:right w:val="single" w:color="000000" w:sz="4"/>
+            </w:tcBorders>
+            <w:shd w:fill="EBF5FB" w:val="clear"/>
+            <w:vAlign w:val="center"/>
+          </w:tcPr>
+          <w:p>
+            <w:pPr>
+              <w:spacing w:after="50" w:before="50"/>
+              <w:jc w:val="left"/>
+            </w:pPr>
+            <w:r>
+              <w:rPr>
+                <w:rFonts w:ascii="Arial" w:cs="Arial" w:eastAsia="Arial" w:hAnsi="Arial"/>
+                <w:color w:val="000000"/>
+                <w:sz w:val="18"/>
+                <w:szCs w:val="18"/>
+              </w:rPr>
+              <w:t xml:space="preserve"/>
+            </w:r>
+          </w:p>
+        </w:tc>
+        <w:tc>
+          <w:tcPr>
+            <w:tcW w:type="dxa" w:w="780"/>
+            <w:gridSpan w:val="1"/>
+            <w:tcBorders>
+              <w:top w:val="single" w:color="000000" w:sz="4"/>
+              <w:left w:val="single" w:color="000000" w:sz="4"/>
+              <w:bottom w:val="single" w:color="000000" w:sz="4"/>
+              <w:right w:val="single" w:color="000000" w:sz="4"/>
+            </w:tcBorders>
+            <w:shd w:fill="EBF5FB" w:val="clear"/>
+            <w:vAlign w:val="center"/>
+          </w:tcPr>
+          <w:p>
+            <w:pPr>
+              <w:spacing w:after="50" w:before="50"/>
+              <w:jc w:val="left"/>
+            </w:pPr>
+            <w:r>
+              <w:rPr>
+                <w:rFonts w:ascii="Arial" w:cs="Arial" w:eastAsia="Arial" w:hAnsi="Arial"/>
+                <w:color w:val="000000"/>
+                <w:sz w:val="18"/>
+                <w:szCs w:val="18"/>
+              </w:rPr>
+              <w:t xml:space="preserve"/>
+            </w:r>
+          </w:p>
+        </w:tc>
+        <w:tc>
+          <w:tcPr>
+            <w:tcW w:type="dxa" w:w="780"/>
+            <w:gridSpan w:val="1"/>
+            <w:tcBorders>
+              <w:top w:val="single" w:color="000000" w:sz="4"/>
+              <w:left w:val="single" w:color="000000" w:sz="4"/>
+              <w:bottom w:val="single" w:color="000000" w:sz="4"/>
+              <w:right w:val="single" w:color="000000" w:sz="4"/>
+            </w:tcBorders>
+            <w:shd w:fill="EBF5FB" w:val="clear"/>
+            <w:vAlign w:val="center"/>
+          </w:tcPr>
+          <w:p>
+            <w:pPr>
+              <w:spacing w:after="50" w:before="50"/>
+              <w:jc w:val="left"/>
+            </w:pPr>
+            <w:r>
+              <w:rPr>
+                <w:rFonts w:ascii="Arial" w:cs="Arial" w:eastAsia="Arial" w:hAnsi="Arial"/>
+                <w:color w:val="000000"/>
+                <w:sz w:val="18"/>
+                <w:szCs w:val="18"/>
+              </w:rPr>
+              <w:t xml:space="preserve"/>
+            </w:r>
+          </w:p>
+        </w:tc>
+        <w:tc>
+          <w:tcPr>
+            <w:tcW w:type="dxa" w:w="780"/>
+            <w:gridSpan w:val="1"/>
+            <w:tcBorders>
+              <w:top w:val="single" w:color="000000" w:sz="4"/>
+              <w:left w:val="single" w:color="000000" w:sz="4"/>
+              <w:bottom w:val="single" w:color="000000" w:sz="4"/>
+              <w:right w:val="single" w:color="000000" w:sz="4"/>
+            </w:tcBorders>
+            <w:shd w:fill="EBF5FB" w:val="clear"/>
+            <w:vAlign w:val="center"/>
+          </w:tcPr>
+          <w:p>
+            <w:pPr>
+              <w:spacing w:after="50" w:before="50"/>
+              <w:jc w:val="left"/>
+            </w:pPr>
+            <w:r>
+              <w:rPr>
+                <w:rFonts w:ascii="Arial" w:cs="Arial" w:eastAsia="Arial" w:hAnsi="Arial"/>
+                <w:color w:val="000000"/>
+                <w:sz w:val="18"/>
+                <w:szCs w:val="18"/>
+              </w:rPr>
+              <w:t xml:space="preserve"/>
+            </w:r>
+          </w:p>
+        </w:tc>
+        <w:tc>
+          <w:tcPr>
+            <w:tcW w:type="dxa" w:w="2720"/>
+            <w:gridSpan w:val="1"/>
+            <w:tcBorders>
+              <w:top w:val="single" w:color="000000" w:sz="4"/>
+              <w:left w:val="single" w:color="000000" w:sz="4"/>
+              <w:bottom w:val="single" w:color="000000" w:sz="4"/>
+              <w:right w:val="single" w:color="000000" w:sz="4"/>
+            </w:tcBorders>
+            <w:shd w:fill="EBF5FB" w:val="clear"/>
+            <w:vAlign w:val="center"/>
+          </w:tcPr>
+          <w:p>
+            <w:pPr>
+              <w:spacing w:after="50" w:before="50"/>
+              <w:jc w:val="left"/>
+            </w:pPr>
+            <w:r>
+              <w:rPr>
+                <w:rFonts w:ascii="Arial" w:cs="Arial" w:eastAsia="Arial" w:hAnsi="Arial"/>
+                <w:color w:val="000000"/>
+                <w:sz w:val="18"/>
+                <w:szCs w:val="18"/>
+              </w:rPr>
+              <w:t xml:space="preserve"/>
+            </w:r>
+          </w:p>
+        </w:tc>
+      </w:tr>
+      <w:tr>
+        <w:trPr>
+          <w:trHeight w:val="360" w:hRule="exact"/>
+        </w:trPr>
+        <w:tc>
+          <w:tcPr>
+            <w:tcW w:type="dxa" w:w="460"/>
+            <w:gridSpan w:val="1"/>
+            <w:tcBorders>
+              <w:top w:val="single" w:color="000000" w:sz="4"/>
+              <w:left w:val="single" w:color="000000" w:sz="4"/>
+              <w:bottom w:val="single" w:color="000000" w:sz="4"/>
+              <w:right w:val="single" w:color="000000" w:sz="4"/>
+            </w:tcBorders>
+            <w:vAlign w:val="center"/>
+          </w:tcPr>
+          <w:p>
+            <w:pPr>
+              <w:spacing w:after="30" w:before="30"/>
+              <w:jc w:val="center"/>
+            </w:pPr>
+            <w:r>
+              <w:rPr>
+                <w:rFonts w:ascii="Arial" w:cs="Arial" w:eastAsia="Arial" w:hAnsi="Arial"/>
+                <w:color w:val="000000"/>
+                <w:sz w:val="16"/>
+                <w:szCs w:val="16"/>
+              </w:rPr>
+              <w:t xml:space="preserve">8</w:t>
+            </w:r>
+          </w:p>
+        </w:tc>
+        <w:tc>
+          <w:tcPr>
+            <w:tcW w:type="dxa" w:w="2200"/>
+            <w:gridSpan w:val="1"/>
+            <w:tcBorders>
+              <w:top w:val="single" w:color="000000" w:sz="4"/>
+              <w:left w:val="single" w:color="000000" w:sz="4"/>
+              <w:bottom w:val="single" w:color="000000" w:sz="4"/>
+              <w:right w:val="single" w:color="000000" w:sz="4"/>
+            </w:tcBorders>
+            <w:vAlign w:val="center"/>
+          </w:tcPr>
+          <w:p>
+            <w:pPr>
+              <w:spacing w:after="50" w:before="50"/>
+              <w:jc w:val="left"/>
+            </w:pPr>
+            <w:r>
+              <w:rPr>
+                <w:rFonts w:ascii="Arial" w:cs="Arial" w:eastAsia="Arial" w:hAnsi="Arial"/>
+                <w:color w:val="000000"/>
+                <w:sz w:val="18"/>
+                <w:szCs w:val="18"/>
+              </w:rPr>
+              <w:t xml:space="preserve"/>
+            </w:r>
+          </w:p>
+        </w:tc>
+        <w:tc>
+          <w:tcPr>
+            <w:tcW w:type="dxa" w:w="1000"/>
+            <w:gridSpan w:val="1"/>
+            <w:tcBorders>
+              <w:top w:val="single" w:color="000000" w:sz="4"/>
+              <w:left w:val="single" w:color="000000" w:sz="4"/>
+              <w:bottom w:val="single" w:color="000000" w:sz="4"/>
+              <w:right w:val="single" w:color="000000" w:sz="4"/>
+            </w:tcBorders>
+            <w:vAlign w:val="center"/>
+          </w:tcPr>
+          <w:p>
+            <w:pPr>
+              <w:spacing w:after="50" w:before="50"/>
+              <w:jc w:val="left"/>
+            </w:pPr>
+            <w:r>
+              <w:rPr>
+                <w:rFonts w:ascii="Arial" w:cs="Arial" w:eastAsia="Arial" w:hAnsi="Arial"/>
+                <w:color w:val="000000"/>
+                <w:sz w:val="18"/>
+                <w:szCs w:val="18"/>
+              </w:rPr>
+              <w:t xml:space="preserve"/>
+            </w:r>
+          </w:p>
+        </w:tc>
+        <w:tc>
+          <w:tcPr>
+            <w:tcW w:type="dxa" w:w="1300"/>
+            <w:gridSpan w:val="1"/>
+            <w:tcBorders>
+              <w:top w:val="single" w:color="000000" w:sz="4"/>
+              <w:left w:val="single" w:color="000000" w:sz="4"/>
+              <w:bottom w:val="single" w:color="000000" w:sz="4"/>
+              <w:right w:val="single" w:color="000000" w:sz="4"/>
+            </w:tcBorders>
+            <w:vAlign w:val="center"/>
+          </w:tcPr>
+          <w:p>
+            <w:pPr>
+              <w:spacing w:after="50" w:before="50"/>
+              <w:jc w:val="left"/>
+            </w:pPr>
+            <w:r>
+              <w:rPr>
+                <w:rFonts w:ascii="Arial" w:cs="Arial" w:eastAsia="Arial" w:hAnsi="Arial"/>
+                <w:color w:val="000000"/>
+                <w:sz w:val="18"/>
+                <w:szCs w:val="18"/>
+              </w:rPr>
+              <w:t xml:space="preserve"/>
+            </w:r>
+          </w:p>
+        </w:tc>
+        <w:tc>
+          <w:tcPr>
+            <w:tcW w:type="dxa" w:w="780"/>
+            <w:gridSpan w:val="1"/>
+            <w:tcBorders>
+              <w:top w:val="single" w:color="000000" w:sz="4"/>
+              <w:left w:val="single" w:color="000000" w:sz="4"/>
+              <w:bottom w:val="single" w:color="000000" w:sz="4"/>
+              <w:right w:val="single" w:color="000000" w:sz="4"/>
+            </w:tcBorders>
+            <w:vAlign w:val="center"/>
+          </w:tcPr>
+          <w:p>
+            <w:pPr>
+              <w:spacing w:after="50" w:before="50"/>
+              <w:jc w:val="left"/>
+            </w:pPr>
+            <w:r>
+              <w:rPr>
+                <w:rFonts w:ascii="Arial" w:cs="Arial" w:eastAsia="Arial" w:hAnsi="Arial"/>
+                <w:color w:val="000000"/>
+                <w:sz w:val="18"/>
+                <w:szCs w:val="18"/>
+              </w:rPr>
+              <w:t xml:space="preserve"/>
+            </w:r>
+          </w:p>
+        </w:tc>
+        <w:tc>
+          <w:tcPr>
+            <w:tcW w:type="dxa" w:w="780"/>
+            <w:gridSpan w:val="1"/>
+            <w:tcBorders>
+              <w:top w:val="single" w:color="000000" w:sz="4"/>
+              <w:left w:val="single" w:color="000000" w:sz="4"/>
+              <w:bottom w:val="single" w:color="000000" w:sz="4"/>
+              <w:right w:val="single" w:color="000000" w:sz="4"/>
+            </w:tcBorders>
+            <w:vAlign w:val="center"/>
+          </w:tcPr>
+          <w:p>
+            <w:pPr>
+              <w:spacing w:after="50" w:before="50"/>
+              <w:jc w:val="left"/>
+            </w:pPr>
+            <w:r>
+              <w:rPr>
+                <w:rFonts w:ascii="Arial" w:cs="Arial" w:eastAsia="Arial" w:hAnsi="Arial"/>
+                <w:color w:val="000000"/>
+                <w:sz w:val="18"/>
+                <w:szCs w:val="18"/>
+              </w:rPr>
+              <w:t xml:space="preserve"/>
+            </w:r>
+          </w:p>
+        </w:tc>
+        <w:tc>
+          <w:tcPr>
+            <w:tcW w:type="dxa" w:w="780"/>
+            <w:gridSpan w:val="1"/>
+            <w:tcBorders>
+              <w:top w:val="single" w:color="000000" w:sz="4"/>
+              <w:left w:val="single" w:color="000000" w:sz="4"/>
+              <w:bottom w:val="single" w:color="000000" w:sz="4"/>
+              <w:right w:val="single" w:color="000000" w:sz="4"/>
+            </w:tcBorders>
+            <w:vAlign w:val="center"/>
+          </w:tcPr>
+          <w:p>
+            <w:pPr>
+              <w:spacing w:after="50" w:before="50"/>
+              <w:jc w:val="left"/>
+            </w:pPr>
+            <w:r>
+              <w:rPr>
+                <w:rFonts w:ascii="Arial" w:cs="Arial" w:eastAsia="Arial" w:hAnsi="Arial"/>
+                <w:color w:val="000000"/>
+                <w:sz w:val="18"/>
+                <w:szCs w:val="18"/>
+              </w:rPr>
+              <w:t xml:space="preserve"/>
+            </w:r>
+          </w:p>
+        </w:tc>
+        <w:tc>
+          <w:tcPr>
+            <w:tcW w:type="dxa" w:w="780"/>
+            <w:gridSpan w:val="1"/>
+            <w:tcBorders>
+              <w:top w:val="single" w:color="000000" w:sz="4"/>
+              <w:left w:val="single" w:color="000000" w:sz="4"/>
+              <w:bottom w:val="single" w:color="000000" w:sz="4"/>
+              <w:right w:val="single" w:color="000000" w:sz="4"/>
+            </w:tcBorders>
+            <w:vAlign w:val="center"/>
+          </w:tcPr>
+          <w:p>
+            <w:pPr>
+              <w:spacing w:after="50" w:before="50"/>
+              <w:jc w:val="left"/>
+            </w:pPr>
+            <w:r>
+              <w:rPr>
+                <w:rFonts w:ascii="Arial" w:cs="Arial" w:eastAsia="Arial" w:hAnsi="Arial"/>
+                <w:color w:val="000000"/>
+                <w:sz w:val="18"/>
+                <w:szCs w:val="18"/>
+              </w:rPr>
+              <w:t xml:space="preserve"/>
+            </w:r>
+          </w:p>
+        </w:tc>
+        <w:tc>
+          <w:tcPr>
+            <w:tcW w:type="dxa" w:w="2720"/>
+            <w:gridSpan w:val="1"/>
+            <w:tcBorders>
+              <w:top w:val="single" w:color="000000" w:sz="4"/>
+              <w:left w:val="single" w:color="000000" w:sz="4"/>
+              <w:bottom w:val="single" w:color="000000" w:sz="4"/>
+              <w:right w:val="single" w:color="000000" w:sz="4"/>
+            </w:tcBorders>
+            <w:vAlign w:val="center"/>
+          </w:tcPr>
+          <w:p>
+            <w:pPr>
+              <w:spacing w:after="50" w:before="50"/>
+              <w:jc w:val="left"/>
+            </w:pPr>
+            <w:r>
+              <w:rPr>
+                <w:rFonts w:ascii="Arial" w:cs="Arial" w:eastAsia="Arial" w:hAnsi="Arial"/>
+                <w:color w:val="000000"/>
+                <w:sz w:val="18"/>
+                <w:szCs w:val="18"/>
+              </w:rPr>
+              <w:t xml:space="preserve"/>
+            </w:r>
+          </w:p>
+        </w:tc>
+      </w:tr>
+      <w:tr>
+        <w:trPr>
+          <w:trHeight w:val="360" w:hRule="exact"/>
+        </w:trPr>
+        <w:tc>
+          <w:tcPr>
+            <w:tcW w:type="dxa" w:w="460"/>
+            <w:gridSpan w:val="1"/>
+            <w:tcBorders>
+              <w:top w:val="single" w:color="000000" w:sz="4"/>
+              <w:left w:val="single" w:color="000000" w:sz="4"/>
+              <w:bottom w:val="single" w:color="000000" w:sz="4"/>
+              <w:right w:val="single" w:color="000000" w:sz="4"/>
+            </w:tcBorders>
+            <w:shd w:fill="EBF5FB" w:val="clear"/>
+            <w:vAlign w:val="center"/>
+          </w:tcPr>
+          <w:p>
+            <w:pPr>
+              <w:spacing w:after="30" w:before="30"/>
+              <w:jc w:val="center"/>
+            </w:pPr>
+            <w:r>
+              <w:rPr>
+                <w:rFonts w:ascii="Arial" w:cs="Arial" w:eastAsia="Arial" w:hAnsi="Arial"/>
+                <w:color w:val="000000"/>
+                <w:sz w:val="16"/>
+                <w:szCs w:val="16"/>
+              </w:rPr>
+              <w:t xml:space="preserve">9</w:t>
+            </w:r>
+          </w:p>
+        </w:tc>
+        <w:tc>
+          <w:tcPr>
+            <w:tcW w:type="dxa" w:w="2200"/>
+            <w:gridSpan w:val="1"/>
+            <w:tcBorders>
+              <w:top w:val="single" w:color="000000" w:sz="4"/>
+              <w:left w:val="single" w:color="000000" w:sz="4"/>
+              <w:bottom w:val="single" w:color="000000" w:sz="4"/>
+              <w:right w:val="single" w:color="000000" w:sz="4"/>
+            </w:tcBorders>
+            <w:shd w:fill="EBF5FB" w:val="clear"/>
+            <w:vAlign w:val="center"/>
+          </w:tcPr>
+          <w:p>
+            <w:pPr>
+              <w:spacing w:after="50" w:before="50"/>
+              <w:jc w:val="left"/>
+            </w:pPr>
+            <w:r>
+              <w:rPr>
+                <w:rFonts w:ascii="Arial" w:cs="Arial" w:eastAsia="Arial" w:hAnsi="Arial"/>
+                <w:color w:val="000000"/>
+                <w:sz w:val="18"/>
+                <w:szCs w:val="18"/>
+              </w:rPr>
+              <w:t xml:space="preserve"/>
+            </w:r>
+          </w:p>
+        </w:tc>
+        <w:tc>
+          <w:tcPr>
+            <w:tcW w:type="dxa" w:w="1000"/>
+            <w:gridSpan w:val="1"/>
+            <w:tcBorders>
+              <w:top w:val="single" w:color="000000" w:sz="4"/>
+              <w:left w:val="single" w:color="000000" w:sz="4"/>
+              <w:bottom w:val="single" w:color="000000" w:sz="4"/>
+              <w:right w:val="single" w:color="000000" w:sz="4"/>
+            </w:tcBorders>
+            <w:shd w:fill="EBF5FB" w:val="clear"/>
+            <w:vAlign w:val="center"/>
+          </w:tcPr>
+          <w:p>
+            <w:pPr>
+              <w:spacing w:after="50" w:before="50"/>
+              <w:jc w:val="left"/>
+            </w:pPr>
+            <w:r>
+              <w:rPr>
+                <w:rFonts w:ascii="Arial" w:cs="Arial" w:eastAsia="Arial" w:hAnsi="Arial"/>
+                <w:color w:val="000000"/>
+                <w:sz w:val="18"/>
+                <w:szCs w:val="18"/>
+              </w:rPr>
+              <w:t xml:space="preserve"/>
+            </w:r>
+          </w:p>
+        </w:tc>
+        <w:tc>
+          <w:tcPr>
+            <w:tcW w:type="dxa" w:w="1300"/>
+            <w:gridSpan w:val="1"/>
+            <w:tcBorders>
+              <w:top w:val="single" w:color="000000" w:sz="4"/>
+              <w:left w:val="single" w:color="000000" w:sz="4"/>
+              <w:bottom w:val="single" w:color="000000" w:sz="4"/>
+              <w:right w:val="single" w:color="000000" w:sz="4"/>
+            </w:tcBorders>
+            <w:shd w:fill="EBF5FB" w:val="clear"/>
+            <w:vAlign w:val="center"/>
+          </w:tcPr>
+          <w:p>
+            <w:pPr>
+              <w:spacing w:after="50" w:before="50"/>
+              <w:jc w:val="left"/>
+            </w:pPr>
+            <w:r>
+              <w:rPr>
+                <w:rFonts w:ascii="Arial" w:cs="Arial" w:eastAsia="Arial" w:hAnsi="Arial"/>
+                <w:color w:val="000000"/>
+                <w:sz w:val="18"/>
+                <w:szCs w:val="18"/>
+              </w:rPr>
+              <w:t xml:space="preserve"/>
+            </w:r>
+          </w:p>
+        </w:tc>
+        <w:tc>
+          <w:tcPr>
+            <w:tcW w:type="dxa" w:w="780"/>
+            <w:gridSpan w:val="1"/>
+            <w:tcBorders>
+              <w:top w:val="single" w:color="000000" w:sz="4"/>
+              <w:left w:val="single" w:color="000000" w:sz="4"/>
+              <w:bottom w:val="single" w:color="000000" w:sz="4"/>
+              <w:right w:val="single" w:color="000000" w:sz="4"/>
+            </w:tcBorders>
+            <w:shd w:fill="EBF5FB" w:val="clear"/>
+            <w:vAlign w:val="center"/>
+          </w:tcPr>
+          <w:p>
+            <w:pPr>
+              <w:spacing w:after="50" w:before="50"/>
+              <w:jc w:val="left"/>
+            </w:pPr>
+            <w:r>
+              <w:rPr>
+                <w:rFonts w:ascii="Arial" w:cs="Arial" w:eastAsia="Arial" w:hAnsi="Arial"/>
+                <w:color w:val="000000"/>
+                <w:sz w:val="18"/>
+                <w:szCs w:val="18"/>
+              </w:rPr>
+              <w:t xml:space="preserve"/>
+            </w:r>
+          </w:p>
+        </w:tc>
+        <w:tc>
+          <w:tcPr>
+            <w:tcW w:type="dxa" w:w="780"/>
+            <w:gridSpan w:val="1"/>
+            <w:tcBorders>
+              <w:top w:val="single" w:color="000000" w:sz="4"/>
+              <w:left w:val="single" w:color="000000" w:sz="4"/>
+              <w:bottom w:val="single" w:color="000000" w:sz="4"/>
+              <w:right w:val="single" w:color="000000" w:sz="4"/>
+            </w:tcBorders>
+            <w:shd w:fill="EBF5FB" w:val="clear"/>
+            <w:vAlign w:val="center"/>
+          </w:tcPr>
+          <w:p>
+            <w:pPr>
+              <w:spacing w:after="50" w:before="50"/>
+              <w:jc w:val="left"/>
+            </w:pPr>
+            <w:r>
+              <w:rPr>
+                <w:rFonts w:ascii="Arial" w:cs="Arial" w:eastAsia="Arial" w:hAnsi="Arial"/>
+                <w:color w:val="000000"/>
+                <w:sz w:val="18"/>
+                <w:szCs w:val="18"/>
+              </w:rPr>
+              <w:t xml:space="preserve"/>
+            </w:r>
+          </w:p>
+        </w:tc>
+        <w:tc>
+          <w:tcPr>
+            <w:tcW w:type="dxa" w:w="780"/>
+            <w:gridSpan w:val="1"/>
+            <w:tcBorders>
+              <w:top w:val="single" w:color="000000" w:sz="4"/>
+              <w:left w:val="single" w:color="000000" w:sz="4"/>
+              <w:bottom w:val="single" w:color="000000" w:sz="4"/>
+              <w:right w:val="single" w:color="000000" w:sz="4"/>
+            </w:tcBorders>
+            <w:shd w:fill="EBF5FB" w:val="clear"/>
+            <w:vAlign w:val="center"/>
+          </w:tcPr>
+          <w:p>
+            <w:pPr>
+              <w:spacing w:after="50" w:before="50"/>
+              <w:jc w:val="left"/>
+            </w:pPr>
+            <w:r>
+              <w:rPr>
+                <w:rFonts w:ascii="Arial" w:cs="Arial" w:eastAsia="Arial" w:hAnsi="Arial"/>
+                <w:color w:val="000000"/>
+                <w:sz w:val="18"/>
+                <w:szCs w:val="18"/>
+              </w:rPr>
+              <w:t xml:space="preserve"/>
+            </w:r>
+          </w:p>
+        </w:tc>
+        <w:tc>
+          <w:tcPr>
+            <w:tcW w:type="dxa" w:w="780"/>
+            <w:gridSpan w:val="1"/>
+            <w:tcBorders>
+              <w:top w:val="single" w:color="000000" w:sz="4"/>
+              <w:left w:val="single" w:color="000000" w:sz="4"/>
+              <w:bottom w:val="single" w:color="000000" w:sz="4"/>
+              <w:right w:val="single" w:color="000000" w:sz="4"/>
+            </w:tcBorders>
+            <w:shd w:fill="EBF5FB" w:val="clear"/>
+            <w:vAlign w:val="center"/>
+          </w:tcPr>
+          <w:p>
+            <w:pPr>
+              <w:spacing w:after="50" w:before="50"/>
+              <w:jc w:val="left"/>
+            </w:pPr>
+            <w:r>
+              <w:rPr>
+                <w:rFonts w:ascii="Arial" w:cs="Arial" w:eastAsia="Arial" w:hAnsi="Arial"/>
+                <w:color w:val="000000"/>
+                <w:sz w:val="18"/>
+                <w:szCs w:val="18"/>
+              </w:rPr>
+              <w:t xml:space="preserve"/>
+            </w:r>
+          </w:p>
+        </w:tc>
+        <w:tc>
+          <w:tcPr>
+            <w:tcW w:type="dxa" w:w="2720"/>
+            <w:gridSpan w:val="1"/>
+            <w:tcBorders>
+              <w:top w:val="single" w:color="000000" w:sz="4"/>
+              <w:left w:val="single" w:color="000000" w:sz="4"/>
+              <w:bottom w:val="single" w:color="000000" w:sz="4"/>
+              <w:right w:val="single" w:color="000000" w:sz="4"/>
+            </w:tcBorders>
+            <w:shd w:fill="EBF5FB" w:val="clear"/>
+            <w:vAlign w:val="center"/>
+          </w:tcPr>
+          <w:p>
+            <w:pPr>
+              <w:spacing w:after="50" w:before="50"/>
+              <w:jc w:val="left"/>
+            </w:pPr>
+            <w:r>
+              <w:rPr>
+                <w:rFonts w:ascii="Arial" w:cs="Arial" w:eastAsia="Arial" w:hAnsi="Arial"/>
+                <w:color w:val="000000"/>
+                <w:sz w:val="18"/>
+                <w:szCs w:val="18"/>
+              </w:rPr>
+              <w:t xml:space="preserve"/>
+            </w:r>
+          </w:p>
+        </w:tc>
+      </w:tr>
+      <w:tr>
+        <w:trPr>
+          <w:trHeight w:val="360" w:hRule="exact"/>
+        </w:trPr>
+        <w:tc>
+          <w:tcPr>
+            <w:tcW w:type="dxa" w:w="460"/>
+            <w:gridSpan w:val="1"/>
+            <w:tcBorders>
+              <w:top w:val="single" w:color="000000" w:sz="4"/>
+              <w:left w:val="single" w:color="000000" w:sz="4"/>
+              <w:bottom w:val="single" w:color="000000" w:sz="4"/>
+              <w:right w:val="single" w:color="000000" w:sz="4"/>
+            </w:tcBorders>
+            <w:vAlign w:val="center"/>
+          </w:tcPr>
+          <w:p>
+            <w:pPr>
+              <w:spacing w:after="30" w:before="30"/>
+              <w:jc w:val="center"/>
+            </w:pPr>
+            <w:r>
+              <w:rPr>
+                <w:rFonts w:ascii="Arial" w:cs="Arial" w:eastAsia="Arial" w:hAnsi="Arial"/>
+                <w:color w:val="000000"/>
+                <w:sz w:val="16"/>
+                <w:szCs w:val="16"/>
+              </w:rPr>
+              <w:t xml:space="preserve">10</w:t>
+            </w:r>
+          </w:p>
+        </w:tc>
+        <w:tc>
+          <w:tcPr>
+            <w:tcW w:type="dxa" w:w="2200"/>
+            <w:gridSpan w:val="1"/>
+            <w:tcBorders>
+              <w:top w:val="single" w:color="000000" w:sz="4"/>
+              <w:left w:val="single" w:color="000000" w:sz="4"/>
+              <w:bottom w:val="single" w:color="000000" w:sz="4"/>
+              <w:right w:val="single" w:color="000000" w:sz="4"/>
+            </w:tcBorders>
+            <w:vAlign w:val="center"/>
+          </w:tcPr>
+          <w:p>
+            <w:pPr>
+              <w:spacing w:after="50" w:before="50"/>
+              <w:jc w:val="left"/>
+            </w:pPr>
+            <w:r>
+              <w:rPr>
+                <w:rFonts w:ascii="Arial" w:cs="Arial" w:eastAsia="Arial" w:hAnsi="Arial"/>
+                <w:color w:val="000000"/>
+                <w:sz w:val="18"/>
+                <w:szCs w:val="18"/>
+              </w:rPr>
+              <w:t xml:space="preserve"/>
+            </w:r>
+          </w:p>
+        </w:tc>
+        <w:tc>
+          <w:tcPr>
+            <w:tcW w:type="dxa" w:w="1000"/>
+            <w:gridSpan w:val="1"/>
+            <w:tcBorders>
+              <w:top w:val="single" w:color="000000" w:sz="4"/>
+              <w:left w:val="single" w:color="000000" w:sz="4"/>
+              <w:bottom w:val="single" w:color="000000" w:sz="4"/>
+              <w:right w:val="single" w:color="000000" w:sz="4"/>
+            </w:tcBorders>
+            <w:vAlign w:val="center"/>
+          </w:tcPr>
+          <w:p>
+            <w:pPr>
+              <w:spacing w:after="50" w:before="50"/>
+              <w:jc w:val="left"/>
+            </w:pPr>
+            <w:r>
+              <w:rPr>
+                <w:rFonts w:ascii="Arial" w:cs="Arial" w:eastAsia="Arial" w:hAnsi="Arial"/>
+                <w:color w:val="000000"/>
+                <w:sz w:val="18"/>
+                <w:szCs w:val="18"/>
+              </w:rPr>
+              <w:t xml:space="preserve"/>
+            </w:r>
+          </w:p>
+        </w:tc>
+        <w:tc>
+          <w:tcPr>
+            <w:tcW w:type="dxa" w:w="1300"/>
+            <w:gridSpan w:val="1"/>
+            <w:tcBorders>
+              <w:top w:val="single" w:color="000000" w:sz="4"/>
+              <w:left w:val="single" w:color="000000" w:sz="4"/>
+              <w:bottom w:val="single" w:color="000000" w:sz="4"/>
+              <w:right w:val="single" w:color="000000" w:sz="4"/>
+            </w:tcBorders>
+            <w:vAlign w:val="center"/>
+          </w:tcPr>
+          <w:p>
+            <w:pPr>
+              <w:spacing w:after="50" w:before="50"/>
+              <w:jc w:val="left"/>
+            </w:pPr>
+            <w:r>
+              <w:rPr>
+                <w:rFonts w:ascii="Arial" w:cs="Arial" w:eastAsia="Arial" w:hAnsi="Arial"/>
+                <w:color w:val="000000"/>
+                <w:sz w:val="18"/>
+                <w:szCs w:val="18"/>
+              </w:rPr>
+              <w:t xml:space="preserve"/>
+            </w:r>
+          </w:p>
+        </w:tc>
+        <w:tc>
+          <w:tcPr>
+            <w:tcW w:type="dxa" w:w="780"/>
+            <w:gridSpan w:val="1"/>
+            <w:tcBorders>
+              <w:top w:val="single" w:color="000000" w:sz="4"/>
+              <w:left w:val="single" w:color="000000" w:sz="4"/>
+              <w:bottom w:val="single" w:color="000000" w:sz="4"/>
+              <w:right w:val="single" w:color="000000" w:sz="4"/>
+            </w:tcBorders>
+            <w:vAlign w:val="center"/>
+          </w:tcPr>
+          <w:p>
+            <w:pPr>
+              <w:spacing w:after="50" w:before="50"/>
+              <w:jc w:val="left"/>
+            </w:pPr>
+            <w:r>
+              <w:rPr>
+                <w:rFonts w:ascii="Arial" w:cs="Arial" w:eastAsia="Arial" w:hAnsi="Arial"/>
+                <w:color w:val="000000"/>
+                <w:sz w:val="18"/>
+                <w:szCs w:val="18"/>
+              </w:rPr>
+              <w:t xml:space="preserve"/>
+            </w:r>
+          </w:p>
+        </w:tc>
+        <w:tc>
+          <w:tcPr>
+            <w:tcW w:type="dxa" w:w="780"/>
+            <w:gridSpan w:val="1"/>
+            <w:tcBorders>
+              <w:top w:val="single" w:color="000000" w:sz="4"/>
+              <w:left w:val="single" w:color="000000" w:sz="4"/>
+              <w:bottom w:val="single" w:color="000000" w:sz="4"/>
+              <w:right w:val="single" w:color="000000" w:sz="4"/>
+            </w:tcBorders>
+            <w:vAlign w:val="center"/>
+          </w:tcPr>
+          <w:p>
+            <w:pPr>
+              <w:spacing w:after="50" w:before="50"/>
+              <w:jc w:val="left"/>
+            </w:pPr>
+            <w:r>
+              <w:rPr>
+                <w:rFonts w:ascii="Arial" w:cs="Arial" w:eastAsia="Arial" w:hAnsi="Arial"/>
+                <w:color w:val="000000"/>
+                <w:sz w:val="18"/>
+                <w:szCs w:val="18"/>
+              </w:rPr>
+              <w:t xml:space="preserve"/>
+            </w:r>
+          </w:p>
+        </w:tc>
+        <w:tc>
+          <w:tcPr>
+            <w:tcW w:type="dxa" w:w="780"/>
+            <w:gridSpan w:val="1"/>
+            <w:tcBorders>
+              <w:top w:val="single" w:color="000000" w:sz="4"/>
+              <w:left w:val="single" w:color="000000" w:sz="4"/>
+              <w:bottom w:val="single" w:color="000000" w:sz="4"/>
+              <w:right w:val="single" w:color="000000" w:sz="4"/>
+            </w:tcBorders>
+            <w:vAlign w:val="center"/>
+          </w:tcPr>
+          <w:p>
+            <w:pPr>
+              <w:spacing w:after="50" w:before="50"/>
+              <w:jc w:val="left"/>
+            </w:pPr>
+            <w:r>
+              <w:rPr>
+                <w:rFonts w:ascii="Arial" w:cs="Arial" w:eastAsia="Arial" w:hAnsi="Arial"/>
+                <w:color w:val="000000"/>
+                <w:sz w:val="18"/>
+                <w:szCs w:val="18"/>
+              </w:rPr>
+              <w:t xml:space="preserve"/>
+            </w:r>
+          </w:p>
+        </w:tc>
+        <w:tc>
+          <w:tcPr>
+            <w:tcW w:type="dxa" w:w="780"/>
+            <w:gridSpan w:val="1"/>
+            <w:tcBorders>
+              <w:top w:val="single" w:color="000000" w:sz="4"/>
+              <w:left w:val="single" w:color="000000" w:sz="4"/>
+              <w:bottom w:val="single" w:color="000000" w:sz="4"/>
+              <w:right w:val="single" w:color="000000" w:sz="4"/>
+            </w:tcBorders>
+            <w:vAlign w:val="center"/>
+          </w:tcPr>
+          <w:p>
+            <w:pPr>
+              <w:spacing w:after="50" w:before="50"/>
+              <w:jc w:val="left"/>
+            </w:pPr>
+            <w:r>
+              <w:rPr>
+                <w:rFonts w:ascii="Arial" w:cs="Arial" w:eastAsia="Arial" w:hAnsi="Arial"/>
+                <w:color w:val="000000"/>
+                <w:sz w:val="18"/>
+                <w:szCs w:val="18"/>
+              </w:rPr>
+              <w:t xml:space="preserve"/>
+            </w:r>
+          </w:p>
+        </w:tc>
+        <w:tc>
+          <w:tcPr>
+            <w:tcW w:type="dxa" w:w="2720"/>
+            <w:gridSpan w:val="1"/>
+            <w:tcBorders>
+              <w:top w:val="single" w:color="000000" w:sz="4"/>
+              <w:left w:val="single" w:color="000000" w:sz="4"/>
+              <w:bottom w:val="single" w:color="000000" w:sz="4"/>
+              <w:right w:val="single" w:color="000000" w:sz="4"/>
+            </w:tcBorders>
+            <w:vAlign w:val="center"/>
+          </w:tcPr>
+          <w:p>
+            <w:pPr>
+              <w:spacing w:after="50" w:before="50"/>
+              <w:jc w:val="left"/>
+            </w:pPr>
+            <w:r>
+              <w:rPr>
+                <w:rFonts w:ascii="Arial" w:cs="Arial" w:eastAsia="Arial" w:hAnsi="Arial"/>
+                <w:color w:val="000000"/>
+                <w:sz w:val="18"/>
+                <w:szCs w:val="18"/>
+              </w:rPr>
+              <w:t xml:space="preserve"/>
+            </w:r>
+          </w:p>
+        </w:tc>
+      </w:tr>
+      <w:tr>
+        <w:trPr>
+          <w:trHeight w:val="360" w:hRule="exact"/>
+        </w:trPr>
+        <w:tc>
+          <w:tcPr>
+            <w:tcW w:type="dxa" w:w="460"/>
+            <w:gridSpan w:val="1"/>
+            <w:tcBorders>
+              <w:top w:val="single" w:color="000000" w:sz="4"/>
+              <w:left w:val="single" w:color="000000" w:sz="4"/>
+              <w:bottom w:val="single" w:color="000000" w:sz="4"/>
+              <w:right w:val="single" w:color="000000" w:sz="4"/>
+            </w:tcBorders>
+            <w:shd w:fill="EBF5FB" w:val="clear"/>
+            <w:vAlign w:val="center"/>
+          </w:tcPr>
+          <w:p>
+            <w:pPr>
+              <w:spacing w:after="30" w:before="30"/>
+              <w:jc w:val="center"/>
+            </w:pPr>
+            <w:r>
+              <w:rPr>
+                <w:rFonts w:ascii="Arial" w:cs="Arial" w:eastAsia="Arial" w:hAnsi="Arial"/>
+                <w:color w:val="000000"/>
+                <w:sz w:val="16"/>
+                <w:szCs w:val="16"/>
+              </w:rPr>
+              <w:t xml:space="preserve">11</w:t>
+            </w:r>
+          </w:p>
+        </w:tc>
+        <w:tc>
+          <w:tcPr>
+            <w:tcW w:type="dxa" w:w="2200"/>
+            <w:gridSpan w:val="1"/>
+            <w:tcBorders>
+              <w:top w:val="single" w:color="000000" w:sz="4"/>
+              <w:left w:val="single" w:color="000000" w:sz="4"/>
+              <w:bottom w:val="single" w:color="000000" w:sz="4"/>
+              <w:right w:val="single" w:color="000000" w:sz="4"/>
+            </w:tcBorders>
+            <w:shd w:fill="EBF5FB" w:val="clear"/>
+            <w:vAlign w:val="center"/>
+          </w:tcPr>
+          <w:p>
+            <w:pPr>
+              <w:spacing w:after="50" w:before="50"/>
+              <w:jc w:val="left"/>
+            </w:pPr>
+            <w:r>
+              <w:rPr>
+                <w:rFonts w:ascii="Arial" w:cs="Arial" w:eastAsia="Arial" w:hAnsi="Arial"/>
+                <w:color w:val="000000"/>
+                <w:sz w:val="18"/>
+                <w:szCs w:val="18"/>
+              </w:rPr>
+              <w:t xml:space="preserve"/>
+            </w:r>
+          </w:p>
+        </w:tc>
+        <w:tc>
+          <w:tcPr>
+            <w:tcW w:type="dxa" w:w="1000"/>
+            <w:gridSpan w:val="1"/>
+            <w:tcBorders>
+              <w:top w:val="single" w:color="000000" w:sz="4"/>
+              <w:left w:val="single" w:color="000000" w:sz="4"/>
+              <w:bottom w:val="single" w:color="000000" w:sz="4"/>
+              <w:right w:val="single" w:color="000000" w:sz="4"/>
+            </w:tcBorders>
+            <w:shd w:fill="EBF5FB" w:val="clear"/>
+            <w:vAlign w:val="center"/>
+          </w:tcPr>
+          <w:p>
+            <w:pPr>
+              <w:spacing w:after="50" w:before="50"/>
+              <w:jc w:val="left"/>
+            </w:pPr>
+            <w:r>
+              <w:rPr>
+                <w:rFonts w:ascii="Arial" w:cs="Arial" w:eastAsia="Arial" w:hAnsi="Arial"/>
+                <w:color w:val="000000"/>
+                <w:sz w:val="18"/>
+                <w:szCs w:val="18"/>
+              </w:rPr>
+              <w:t xml:space="preserve"/>
+            </w:r>
+          </w:p>
+        </w:tc>
+        <w:tc>
+          <w:tcPr>
+            <w:tcW w:type="dxa" w:w="1300"/>
+            <w:gridSpan w:val="1"/>
+            <w:tcBorders>
+              <w:top w:val="single" w:color="000000" w:sz="4"/>
+              <w:left w:val="single" w:color="000000" w:sz="4"/>
+              <w:bottom w:val="single" w:color="000000" w:sz="4"/>
+              <w:right w:val="single" w:color="000000" w:sz="4"/>
+            </w:tcBorders>
+            <w:shd w:fill="EBF5FB" w:val="clear"/>
+            <w:vAlign w:val="center"/>
+          </w:tcPr>
+          <w:p>
+            <w:pPr>
+              <w:spacing w:after="50" w:before="50"/>
+              <w:jc w:val="left"/>
+            </w:pPr>
+            <w:r>
+              <w:rPr>
+                <w:rFonts w:ascii="Arial" w:cs="Arial" w:eastAsia="Arial" w:hAnsi="Arial"/>
+                <w:color w:val="000000"/>
+                <w:sz w:val="18"/>
+                <w:szCs w:val="18"/>
+              </w:rPr>
+              <w:t xml:space="preserve"/>
+            </w:r>
+          </w:p>
+        </w:tc>
+        <w:tc>
+          <w:tcPr>
+            <w:tcW w:type="dxa" w:w="780"/>
+            <w:gridSpan w:val="1"/>
+            <w:tcBorders>
+              <w:top w:val="single" w:color="000000" w:sz="4"/>
+              <w:left w:val="single" w:color="000000" w:sz="4"/>
+              <w:bottom w:val="single" w:color="000000" w:sz="4"/>
+              <w:right w:val="single" w:color="000000" w:sz="4"/>
+            </w:tcBorders>
+            <w:shd w:fill="EBF5FB" w:val="clear"/>
+            <w:vAlign w:val="center"/>
+          </w:tcPr>
+          <w:p>
+            <w:pPr>
+              <w:spacing w:after="50" w:before="50"/>
+              <w:jc w:val="left"/>
+            </w:pPr>
+            <w:r>
+              <w:rPr>
+                <w:rFonts w:ascii="Arial" w:cs="Arial" w:eastAsia="Arial" w:hAnsi="Arial"/>
+                <w:color w:val="000000"/>
+                <w:sz w:val="18"/>
+                <w:szCs w:val="18"/>
+              </w:rPr>
+              <w:t xml:space="preserve"/>
+            </w:r>
+          </w:p>
+        </w:tc>
+        <w:tc>
+          <w:tcPr>
+            <w:tcW w:type="dxa" w:w="780"/>
+            <w:gridSpan w:val="1"/>
+            <w:tcBorders>
+              <w:top w:val="single" w:color="000000" w:sz="4"/>
+              <w:left w:val="single" w:color="000000" w:sz="4"/>
+              <w:bottom w:val="single" w:color="000000" w:sz="4"/>
+              <w:right w:val="single" w:color="000000" w:sz="4"/>
+            </w:tcBorders>
+            <w:shd w:fill="EBF5FB" w:val="clear"/>
+            <w:vAlign w:val="center"/>
+          </w:tcPr>
+          <w:p>
+            <w:pPr>
+              <w:spacing w:after="50" w:before="50"/>
+              <w:jc w:val="left"/>
+            </w:pPr>
+            <w:r>
+              <w:rPr>
+                <w:rFonts w:ascii="Arial" w:cs="Arial" w:eastAsia="Arial" w:hAnsi="Arial"/>
+                <w:color w:val="000000"/>
+                <w:sz w:val="18"/>
+                <w:szCs w:val="18"/>
+              </w:rPr>
+              <w:t xml:space="preserve"/>
+            </w:r>
+          </w:p>
+        </w:tc>
+        <w:tc>
+          <w:tcPr>
+            <w:tcW w:type="dxa" w:w="780"/>
+            <w:gridSpan w:val="1"/>
+            <w:tcBorders>
+              <w:top w:val="single" w:color="000000" w:sz="4"/>
+              <w:left w:val="single" w:color="000000" w:sz="4"/>
+              <w:bottom w:val="single" w:color="000000" w:sz="4"/>
+              <w:right w:val="single" w:color="000000" w:sz="4"/>
+            </w:tcBorders>
+            <w:shd w:fill="EBF5FB" w:val="clear"/>
+            <w:vAlign w:val="center"/>
+          </w:tcPr>
+          <w:p>
+            <w:pPr>
+              <w:spacing w:after="50" w:before="50"/>
+              <w:jc w:val="left"/>
+            </w:pPr>
+            <w:r>
+              <w:rPr>
+                <w:rFonts w:ascii="Arial" w:cs="Arial" w:eastAsia="Arial" w:hAnsi="Arial"/>
+                <w:color w:val="000000"/>
+                <w:sz w:val="18"/>
+                <w:szCs w:val="18"/>
+              </w:rPr>
+              <w:t xml:space="preserve"/>
+            </w:r>
+          </w:p>
+        </w:tc>
+        <w:tc>
+          <w:tcPr>
+            <w:tcW w:type="dxa" w:w="780"/>
+            <w:gridSpan w:val="1"/>
+            <w:tcBorders>
+              <w:top w:val="single" w:color="000000" w:sz="4"/>
+              <w:left w:val="single" w:color="000000" w:sz="4"/>
+              <w:bottom w:val="single" w:color="000000" w:sz="4"/>
+              <w:right w:val="single" w:color="000000" w:sz="4"/>
+            </w:tcBorders>
+            <w:shd w:fill="EBF5FB" w:val="clear"/>
+            <w:vAlign w:val="center"/>
+          </w:tcPr>
+          <w:p>
+            <w:pPr>
+              <w:spacing w:after="50" w:before="50"/>
+              <w:jc w:val="left"/>
+            </w:pPr>
+            <w:r>
+              <w:rPr>
+                <w:rFonts w:ascii="Arial" w:cs="Arial" w:eastAsia="Arial" w:hAnsi="Arial"/>
+                <w:color w:val="000000"/>
+                <w:sz w:val="18"/>
+                <w:szCs w:val="18"/>
+              </w:rPr>
+              <w:t xml:space="preserve"/>
+            </w:r>
+          </w:p>
+        </w:tc>
+        <w:tc>
+          <w:tcPr>
+            <w:tcW w:type="dxa" w:w="2720"/>
+            <w:gridSpan w:val="1"/>
+            <w:tcBorders>
+              <w:top w:val="single" w:color="000000" w:sz="4"/>
+              <w:left w:val="single" w:color="000000" w:sz="4"/>
+              <w:bottom w:val="single" w:color="000000" w:sz="4"/>
+              <w:right w:val="single" w:color="000000" w:sz="4"/>
+            </w:tcBorders>
+            <w:shd w:fill="EBF5FB" w:val="clear"/>
+            <w:vAlign w:val="center"/>
+          </w:tcPr>
+          <w:p>
+            <w:pPr>
+              <w:spacing w:after="50" w:before="50"/>
+              <w:jc w:val="left"/>
+            </w:pPr>
+            <w:r>
+              <w:rPr>
+                <w:rFonts w:ascii="Arial" w:cs="Arial" w:eastAsia="Arial" w:hAnsi="Arial"/>
+                <w:color w:val="000000"/>
+                <w:sz w:val="18"/>
+                <w:szCs w:val="18"/>
+              </w:rPr>
+              <w:t xml:space="preserve"/>
+            </w:r>
+          </w:p>
+        </w:tc>
+      </w:tr>
+      <w:tr>
+        <w:trPr>
+          <w:trHeight w:val="360" w:hRule="exact"/>
+        </w:trPr>
+        <w:tc>
+          <w:tcPr>
+            <w:tcW w:type="dxa" w:w="460"/>
+            <w:gridSpan w:val="1"/>
+            <w:tcBorders>
+              <w:top w:val="single" w:color="000000" w:sz="4"/>
+              <w:left w:val="single" w:color="000000" w:sz="4"/>
+              <w:bottom w:val="single" w:color="000000" w:sz="4"/>
+              <w:right w:val="single" w:color="000000" w:sz="4"/>
+            </w:tcBorders>
+            <w:vAlign w:val="center"/>
+          </w:tcPr>
+          <w:p>
+            <w:pPr>
+              <w:spacing w:after="30" w:before="30"/>
+              <w:jc w:val="center"/>
+            </w:pPr>
+            <w:r>
+              <w:rPr>
+                <w:rFonts w:ascii="Arial" w:cs="Arial" w:eastAsia="Arial" w:hAnsi="Arial"/>
+                <w:color w:val="000000"/>
+                <w:sz w:val="16"/>
+                <w:szCs w:val="16"/>
+              </w:rPr>
+              <w:t xml:space="preserve">12</w:t>
+            </w:r>
+          </w:p>
+        </w:tc>
+        <w:tc>
+          <w:tcPr>
+            <w:tcW w:type="dxa" w:w="2200"/>
+            <w:gridSpan w:val="1"/>
+            <w:tcBorders>
+              <w:top w:val="single" w:color="000000" w:sz="4"/>
+              <w:left w:val="single" w:color="000000" w:sz="4"/>
+              <w:bottom w:val="single" w:color="000000" w:sz="4"/>
+              <w:right w:val="single" w:color="000000" w:sz="4"/>
+            </w:tcBorders>
+            <w:vAlign w:val="center"/>
+          </w:tcPr>
+          <w:p>
+            <w:pPr>
+              <w:spacing w:after="50" w:before="50"/>
+              <w:jc w:val="left"/>
+            </w:pPr>
+            <w:r>
+              <w:rPr>
+                <w:rFonts w:ascii="Arial" w:cs="Arial" w:eastAsia="Arial" w:hAnsi="Arial"/>
+                <w:color w:val="000000"/>
+                <w:sz w:val="18"/>
+                <w:szCs w:val="18"/>
+              </w:rPr>
+              <w:t xml:space="preserve"/>
+            </w:r>
+          </w:p>
+        </w:tc>
+        <w:tc>
+          <w:tcPr>
+            <w:tcW w:type="dxa" w:w="1000"/>
+            <w:gridSpan w:val="1"/>
+            <w:tcBorders>
+              <w:top w:val="single" w:color="000000" w:sz="4"/>
+              <w:left w:val="single" w:color="000000" w:sz="4"/>
+              <w:bottom w:val="single" w:color="000000" w:sz="4"/>
+              <w:right w:val="single" w:color="000000" w:sz="4"/>
+            </w:tcBorders>
+            <w:vAlign w:val="center"/>
+          </w:tcPr>
+          <w:p>
+            <w:pPr>
+              <w:spacing w:after="50" w:before="50"/>
+              <w:jc w:val="left"/>
+            </w:pPr>
+            <w:r>
+              <w:rPr>
+                <w:rFonts w:ascii="Arial" w:cs="Arial" w:eastAsia="Arial" w:hAnsi="Arial"/>
+                <w:color w:val="000000"/>
+                <w:sz w:val="18"/>
+                <w:szCs w:val="18"/>
+              </w:rPr>
+              <w:t xml:space="preserve"/>
+            </w:r>
+          </w:p>
+        </w:tc>
+        <w:tc>
+          <w:tcPr>
+            <w:tcW w:type="dxa" w:w="1300"/>
+            <w:gridSpan w:val="1"/>
+            <w:tcBorders>
+              <w:top w:val="single" w:color="000000" w:sz="4"/>
+              <w:left w:val="single" w:color="000000" w:sz="4"/>
+              <w:bottom w:val="single" w:color="000000" w:sz="4"/>
+              <w:right w:val="single" w:color="000000" w:sz="4"/>
+            </w:tcBorders>
+            <w:vAlign w:val="center"/>
+          </w:tcPr>
+          <w:p>
+            <w:pPr>
+              <w:spacing w:after="50" w:before="50"/>
+              <w:jc w:val="left"/>
+            </w:pPr>
+            <w:r>
+              <w:rPr>
+                <w:rFonts w:ascii="Arial" w:cs="Arial" w:eastAsia="Arial" w:hAnsi="Arial"/>
+                <w:color w:val="000000"/>
+                <w:sz w:val="18"/>
+                <w:szCs w:val="18"/>
+              </w:rPr>
+              <w:t xml:space="preserve"/>
+            </w:r>
+          </w:p>
+        </w:tc>
+        <w:tc>
+          <w:tcPr>
+            <w:tcW w:type="dxa" w:w="780"/>
+            <w:gridSpan w:val="1"/>
+            <w:tcBorders>
+              <w:top w:val="single" w:color="000000" w:sz="4"/>
+              <w:left w:val="single" w:color="000000" w:sz="4"/>
+              <w:bottom w:val="single" w:color="000000" w:sz="4"/>
+              <w:right w:val="single" w:color="000000" w:sz="4"/>
+            </w:tcBorders>
+            <w:vAlign w:val="center"/>
+          </w:tcPr>
+          <w:p>
+            <w:pPr>
+              <w:spacing w:after="50" w:before="50"/>
+              <w:jc w:val="left"/>
+            </w:pPr>
+            <w:r>
+              <w:rPr>
+                <w:rFonts w:ascii="Arial" w:cs="Arial" w:eastAsia="Arial" w:hAnsi="Arial"/>
+                <w:color w:val="000000"/>
+                <w:sz w:val="18"/>
+                <w:szCs w:val="18"/>
+              </w:rPr>
+              <w:t xml:space="preserve"/>
+            </w:r>
+          </w:p>
+        </w:tc>
+        <w:tc>
+          <w:tcPr>
+            <w:tcW w:type="dxa" w:w="780"/>
+            <w:gridSpan w:val="1"/>
+            <w:tcBorders>
+              <w:top w:val="single" w:color="000000" w:sz="4"/>
+              <w:left w:val="single" w:color="000000" w:sz="4"/>
+              <w:bottom w:val="single" w:color="000000" w:sz="4"/>
+              <w:right w:val="single" w:color="000000" w:sz="4"/>
+            </w:tcBorders>
+            <w:vAlign w:val="center"/>
+          </w:tcPr>
+          <w:p>
+            <w:pPr>
+              <w:spacing w:after="50" w:before="50"/>
+              <w:jc w:val="left"/>
+            </w:pPr>
+            <w:r>
+              <w:rPr>
+                <w:rFonts w:ascii="Arial" w:cs="Arial" w:eastAsia="Arial" w:hAnsi="Arial"/>
+                <w:color w:val="000000"/>
+                <w:sz w:val="18"/>
+                <w:szCs w:val="18"/>
+              </w:rPr>
+              <w:t xml:space="preserve"/>
+            </w:r>
+          </w:p>
+        </w:tc>
+        <w:tc>
+          <w:tcPr>
+            <w:tcW w:type="dxa" w:w="780"/>
+            <w:gridSpan w:val="1"/>
+            <w:tcBorders>
+              <w:top w:val="single" w:color="000000" w:sz="4"/>
+              <w:left w:val="single" w:color="000000" w:sz="4"/>
+              <w:bottom w:val="single" w:color="000000" w:sz="4"/>
+              <w:right w:val="single" w:color="000000" w:sz="4"/>
+            </w:tcBorders>
+            <w:vAlign w:val="center"/>
+          </w:tcPr>
+          <w:p>
+            <w:pPr>
+              <w:spacing w:after="50" w:before="50"/>
+              <w:jc w:val="left"/>
+            </w:pPr>
+            <w:r>
+              <w:rPr>
+                <w:rFonts w:ascii="Arial" w:cs="Arial" w:eastAsia="Arial" w:hAnsi="Arial"/>
+                <w:color w:val="000000"/>
+                <w:sz w:val="18"/>
+                <w:szCs w:val="18"/>
+              </w:rPr>
+              <w:t xml:space="preserve"/>
+            </w:r>
+          </w:p>
+        </w:tc>
+        <w:tc>
+          <w:tcPr>
+            <w:tcW w:type="dxa" w:w="780"/>
+            <w:gridSpan w:val="1"/>
+            <w:tcBorders>
+              <w:top w:val="single" w:color="000000" w:sz="4"/>
+              <w:left w:val="single" w:color="000000" w:sz="4"/>
+              <w:bottom w:val="single" w:color="000000" w:sz="4"/>
+              <w:right w:val="single" w:color="000000" w:sz="4"/>
+            </w:tcBorders>
+            <w:vAlign w:val="center"/>
+          </w:tcPr>
+          <w:p>
+            <w:pPr>
+              <w:spacing w:after="50" w:before="50"/>
+              <w:jc w:val="left"/>
+            </w:pPr>
+            <w:r>
+              <w:rPr>
+                <w:rFonts w:ascii="Arial" w:cs="Arial" w:eastAsia="Arial" w:hAnsi="Arial"/>
+                <w:color w:val="000000"/>
+                <w:sz w:val="18"/>
+                <w:szCs w:val="18"/>
+              </w:rPr>
+              <w:t xml:space="preserve"/>
+            </w:r>
+          </w:p>
+        </w:tc>
+        <w:tc>
+          <w:tcPr>
+            <w:tcW w:type="dxa" w:w="2720"/>
+            <w:gridSpan w:val="1"/>
+            <w:tcBorders>
+              <w:top w:val="single" w:color="000000" w:sz="4"/>
+              <w:left w:val="single" w:color="000000" w:sz="4"/>
+              <w:bottom w:val="single" w:color="000000" w:sz="4"/>
+              <w:right w:val="single" w:color="000000" w:sz="4"/>
+            </w:tcBorders>
+            <w:vAlign w:val="center"/>
+          </w:tcPr>
+          <w:p>
+            <w:pPr>
+              <w:spacing w:after="50" w:before="50"/>
+              <w:jc w:val="left"/>
+            </w:pPr>
+            <w:r>
+              <w:rPr>
+                <w:rFonts w:ascii="Arial" w:cs="Arial" w:eastAsia="Arial" w:hAnsi="Arial"/>
+                <w:color w:val="000000"/>
+                <w:sz w:val="18"/>
+                <w:szCs w:val="18"/>
+              </w:rPr>
+              <w:t xml:space="preserve"/>
+            </w:r>
+          </w:p>
+        </w:tc>
+      </w:tr>
+      <w:tr>
+        <w:trPr>
+          <w:trHeight w:val="360" w:hRule="exact"/>
+        </w:trPr>
+        <w:tc>
+          <w:tcPr>
+            <w:tcW w:type="dxa" w:w="460"/>
+            <w:gridSpan w:val="1"/>
+            <w:tcBorders>
+              <w:top w:val="single" w:color="000000" w:sz="4"/>
+              <w:left w:val="single" w:color="000000" w:sz="4"/>
+              <w:bottom w:val="single" w:color="000000" w:sz="4"/>
+              <w:right w:val="single" w:color="000000" w:sz="4"/>
+            </w:tcBorders>
+            <w:shd w:fill="EBF5FB" w:val="clear"/>
+            <w:vAlign w:val="center"/>
+          </w:tcPr>
+          <w:p>
+            <w:pPr>
+              <w:spacing w:after="30" w:before="30"/>
+              <w:jc w:val="center"/>
+            </w:pPr>
+            <w:r>
+              <w:rPr>
+                <w:rFonts w:ascii="Arial" w:cs="Arial" w:eastAsia="Arial" w:hAnsi="Arial"/>
+                <w:color w:val="000000"/>
+                <w:sz w:val="16"/>
+                <w:szCs w:val="16"/>
+              </w:rPr>
+              <w:t xml:space="preserve">13</w:t>
+            </w:r>
+          </w:p>
+        </w:tc>
+        <w:tc>
+          <w:tcPr>
+            <w:tcW w:type="dxa" w:w="2200"/>
+            <w:gridSpan w:val="1"/>
+            <w:tcBorders>
+              <w:top w:val="single" w:color="000000" w:sz="4"/>
+              <w:left w:val="single" w:color="000000" w:sz="4"/>
+              <w:bottom w:val="single" w:color="000000" w:sz="4"/>
+              <w:right w:val="single" w:color="000000" w:sz="4"/>
+            </w:tcBorders>
+            <w:shd w:fill="EBF5FB" w:val="clear"/>
+            <w:vAlign w:val="center"/>
+          </w:tcPr>
+          <w:p>
+            <w:pPr>
+              <w:spacing w:after="50" w:before="50"/>
+              <w:jc w:val="left"/>
+            </w:pPr>
+            <w:r>
+              <w:rPr>
+                <w:rFonts w:ascii="Arial" w:cs="Arial" w:eastAsia="Arial" w:hAnsi="Arial"/>
+                <w:color w:val="000000"/>
+                <w:sz w:val="18"/>
+                <w:szCs w:val="18"/>
+              </w:rPr>
+              <w:t xml:space="preserve"/>
+            </w:r>
+          </w:p>
+        </w:tc>
+        <w:tc>
+          <w:tcPr>
+            <w:tcW w:type="dxa" w:w="1000"/>
+            <w:gridSpan w:val="1"/>
+            <w:tcBorders>
+              <w:top w:val="single" w:color="000000" w:sz="4"/>
+              <w:left w:val="single" w:color="000000" w:sz="4"/>
+              <w:bottom w:val="single" w:color="000000" w:sz="4"/>
+              <w:right w:val="single" w:color="000000" w:sz="4"/>
+            </w:tcBorders>
+            <w:shd w:fill="EBF5FB" w:val="clear"/>
+            <w:vAlign w:val="center"/>
+          </w:tcPr>
+          <w:p>
+            <w:pPr>
+              <w:spacing w:after="50" w:before="50"/>
+              <w:jc w:val="left"/>
+            </w:pPr>
+            <w:r>
+              <w:rPr>
+                <w:rFonts w:ascii="Arial" w:cs="Arial" w:eastAsia="Arial" w:hAnsi="Arial"/>
+                <w:color w:val="000000"/>
+                <w:sz w:val="18"/>
+                <w:szCs w:val="18"/>
+              </w:rPr>
+              <w:t xml:space="preserve"/>
+            </w:r>
+          </w:p>
+        </w:tc>
+        <w:tc>
+          <w:tcPr>
+            <w:tcW w:type="dxa" w:w="1300"/>
+            <w:gridSpan w:val="1"/>
+            <w:tcBorders>
+              <w:top w:val="single" w:color="000000" w:sz="4"/>
+              <w:left w:val="single" w:color="000000" w:sz="4"/>
+              <w:bottom w:val="single" w:color="000000" w:sz="4"/>
+              <w:right w:val="single" w:color="000000" w:sz="4"/>
+            </w:tcBorders>
+            <w:shd w:fill="EBF5FB" w:val="clear"/>
+            <w:vAlign w:val="center"/>
+          </w:tcPr>
+          <w:p>
+            <w:pPr>
+              <w:spacing w:after="50" w:before="50"/>
+              <w:jc w:val="left"/>
+            </w:pPr>
+            <w:r>
+              <w:rPr>
+                <w:rFonts w:ascii="Arial" w:cs="Arial" w:eastAsia="Arial" w:hAnsi="Arial"/>
+                <w:color w:val="000000"/>
+                <w:sz w:val="18"/>
+                <w:szCs w:val="18"/>
+              </w:rPr>
+              <w:t xml:space="preserve"/>
+            </w:r>
+          </w:p>
+        </w:tc>
+        <w:tc>
+          <w:tcPr>
+            <w:tcW w:type="dxa" w:w="780"/>
+            <w:gridSpan w:val="1"/>
+            <w:tcBorders>
+              <w:top w:val="single" w:color="000000" w:sz="4"/>
+              <w:left w:val="single" w:color="000000" w:sz="4"/>
+              <w:bottom w:val="single" w:color="000000" w:sz="4"/>
+              <w:right w:val="single" w:color="000000" w:sz="4"/>
+            </w:tcBorders>
+            <w:shd w:fill="EBF5FB" w:val="clear"/>
+            <w:vAlign w:val="center"/>
+          </w:tcPr>
+          <w:p>
+            <w:pPr>
+              <w:spacing w:after="50" w:before="50"/>
+              <w:jc w:val="left"/>
+            </w:pPr>
+            <w:r>
+              <w:rPr>
+                <w:rFonts w:ascii="Arial" w:cs="Arial" w:eastAsia="Arial" w:hAnsi="Arial"/>
+                <w:color w:val="000000"/>
+                <w:sz w:val="18"/>
+                <w:szCs w:val="18"/>
+              </w:rPr>
+              <w:t xml:space="preserve"/>
+            </w:r>
+          </w:p>
+        </w:tc>
+        <w:tc>
+          <w:tcPr>
+            <w:tcW w:type="dxa" w:w="780"/>
+            <w:gridSpan w:val="1"/>
+            <w:tcBorders>
+              <w:top w:val="single" w:color="000000" w:sz="4"/>
+              <w:left w:val="single" w:color="000000" w:sz="4"/>
+              <w:bottom w:val="single" w:color="000000" w:sz="4"/>
+              <w:right w:val="single" w:color="000000" w:sz="4"/>
+            </w:tcBorders>
+            <w:shd w:fill="EBF5FB" w:val="clear"/>
+            <w:vAlign w:val="center"/>
+          </w:tcPr>
+          <w:p>
+            <w:pPr>
+              <w:spacing w:after="50" w:before="50"/>
+              <w:jc w:val="left"/>
+            </w:pPr>
+            <w:r>
+              <w:rPr>
+                <w:rFonts w:ascii="Arial" w:cs="Arial" w:eastAsia="Arial" w:hAnsi="Arial"/>
+                <w:color w:val="000000"/>
+                <w:sz w:val="18"/>
+                <w:szCs w:val="18"/>
+              </w:rPr>
+              <w:t xml:space="preserve"/>
+            </w:r>
+          </w:p>
+        </w:tc>
+        <w:tc>
+          <w:tcPr>
+            <w:tcW w:type="dxa" w:w="780"/>
+            <w:gridSpan w:val="1"/>
+            <w:tcBorders>
+              <w:top w:val="single" w:color="000000" w:sz="4"/>
+              <w:left w:val="single" w:color="000000" w:sz="4"/>
+              <w:bottom w:val="single" w:color="000000" w:sz="4"/>
+              <w:right w:val="single" w:color="000000" w:sz="4"/>
+            </w:tcBorders>
+            <w:shd w:fill="EBF5FB" w:val="clear"/>
+            <w:vAlign w:val="center"/>
+          </w:tcPr>
+          <w:p>
+            <w:pPr>
+              <w:spacing w:after="50" w:before="50"/>
+              <w:jc w:val="left"/>
+            </w:pPr>
+            <w:r>
+              <w:rPr>
+                <w:rFonts w:ascii="Arial" w:cs="Arial" w:eastAsia="Arial" w:hAnsi="Arial"/>
+                <w:color w:val="000000"/>
+                <w:sz w:val="18"/>
+                <w:szCs w:val="18"/>
+              </w:rPr>
+              <w:t xml:space="preserve"/>
+            </w:r>
+          </w:p>
+        </w:tc>
+        <w:tc>
+          <w:tcPr>
+            <w:tcW w:type="dxa" w:w="780"/>
+            <w:gridSpan w:val="1"/>
+            <w:tcBorders>
+              <w:top w:val="single" w:color="000000" w:sz="4"/>
+              <w:left w:val="single" w:color="000000" w:sz="4"/>
+              <w:bottom w:val="single" w:color="000000" w:sz="4"/>
+              <w:right w:val="single" w:color="000000" w:sz="4"/>
+            </w:tcBorders>
+            <w:shd w:fill="EBF5FB" w:val="clear"/>
+            <w:vAlign w:val="center"/>
+          </w:tcPr>
+          <w:p>
+            <w:pPr>
+              <w:spacing w:after="50" w:before="50"/>
+              <w:jc w:val="left"/>
+            </w:pPr>
+            <w:r>
+              <w:rPr>
+                <w:rFonts w:ascii="Arial" w:cs="Arial" w:eastAsia="Arial" w:hAnsi="Arial"/>
+                <w:color w:val="000000"/>
+                <w:sz w:val="18"/>
+                <w:szCs w:val="18"/>
+              </w:rPr>
+              <w:t xml:space="preserve"/>
+            </w:r>
+          </w:p>
+        </w:tc>
+        <w:tc>
+          <w:tcPr>
+            <w:tcW w:type="dxa" w:w="2720"/>
+            <w:gridSpan w:val="1"/>
+            <w:tcBorders>
+              <w:top w:val="single" w:color="000000" w:sz="4"/>
+              <w:left w:val="single" w:color="000000" w:sz="4"/>
+              <w:bottom w:val="single" w:color="000000" w:sz="4"/>
+              <w:right w:val="single" w:color="000000" w:sz="4"/>
+            </w:tcBorders>
+            <w:shd w:fill="EBF5FB" w:val="clear"/>
+            <w:vAlign w:val="center"/>
+          </w:tcPr>
+          <w:p>
+            <w:pPr>
+              <w:spacing w:after="50" w:before="50"/>
+              <w:jc w:val="left"/>
+            </w:pPr>
+            <w:r>
+              <w:rPr>
+                <w:rFonts w:ascii="Arial" w:cs="Arial" w:eastAsia="Arial" w:hAnsi="Arial"/>
+                <w:color w:val="000000"/>
+                <w:sz w:val="18"/>
+                <w:szCs w:val="18"/>
+              </w:rPr>
+              <w:t xml:space="preserve"/>
+            </w:r>
+          </w:p>
+        </w:tc>
+      </w:tr>
+      <w:tr>
+        <w:trPr>
+          <w:trHeight w:val="360" w:hRule="exact"/>
+        </w:trPr>
+        <w:tc>
+          <w:tcPr>
+            <w:tcW w:type="dxa" w:w="460"/>
+            <w:gridSpan w:val="1"/>
+            <w:tcBorders>
+              <w:top w:val="single" w:color="000000" w:sz="4"/>
+              <w:left w:val="single" w:color="000000" w:sz="4"/>
+              <w:bottom w:val="single" w:color="000000" w:sz="4"/>
+              <w:right w:val="single" w:color="000000" w:sz="4"/>
+            </w:tcBorders>
+            <w:vAlign w:val="center"/>
+          </w:tcPr>
+          <w:p>
+            <w:pPr>
+              <w:spacing w:after="30" w:before="30"/>
+              <w:jc w:val="center"/>
+            </w:pPr>
+            <w:r>
+              <w:rPr>
+                <w:rFonts w:ascii="Arial" w:cs="Arial" w:eastAsia="Arial" w:hAnsi="Arial"/>
+                <w:color w:val="000000"/>
+                <w:sz w:val="16"/>
+                <w:szCs w:val="16"/>
+              </w:rPr>
+              <w:t xml:space="preserve">14</w:t>
+            </w:r>
+          </w:p>
+        </w:tc>
+        <w:tc>
+          <w:tcPr>
+            <w:tcW w:type="dxa" w:w="2200"/>
+            <w:gridSpan w:val="1"/>
+            <w:tcBorders>
+              <w:top w:val="single" w:color="000000" w:sz="4"/>
+              <w:left w:val="single" w:color="000000" w:sz="4"/>
+              <w:bottom w:val="single" w:color="000000" w:sz="4"/>
+              <w:right w:val="single" w:color="000000" w:sz="4"/>
+            </w:tcBorders>
+            <w:vAlign w:val="center"/>
+          </w:tcPr>
+          <w:p>
+            <w:pPr>
+              <w:spacing w:after="50" w:before="50"/>
+              <w:jc w:val="left"/>
+            </w:pPr>
+            <w:r>
+              <w:rPr>
+                <w:rFonts w:ascii="Arial" w:cs="Arial" w:eastAsia="Arial" w:hAnsi="Arial"/>
+                <w:color w:val="000000"/>
+                <w:sz w:val="18"/>
+                <w:szCs w:val="18"/>
+              </w:rPr>
+              <w:t xml:space="preserve"/>
+            </w:r>
+          </w:p>
+        </w:tc>
+        <w:tc>
+          <w:tcPr>
+            <w:tcW w:type="dxa" w:w="1000"/>
+            <w:gridSpan w:val="1"/>
+            <w:tcBorders>
+              <w:top w:val="single" w:color="000000" w:sz="4"/>
+              <w:left w:val="single" w:color="000000" w:sz="4"/>
+              <w:bottom w:val="single" w:color="000000" w:sz="4"/>
+              <w:right w:val="single" w:color="000000" w:sz="4"/>
+            </w:tcBorders>
+            <w:vAlign w:val="center"/>
+          </w:tcPr>
+          <w:p>
+            <w:pPr>
+              <w:spacing w:after="50" w:before="50"/>
+              <w:jc w:val="left"/>
+            </w:pPr>
+            <w:r>
+              <w:rPr>
+                <w:rFonts w:ascii="Arial" w:cs="Arial" w:eastAsia="Arial" w:hAnsi="Arial"/>
+                <w:color w:val="000000"/>
+                <w:sz w:val="18"/>
+                <w:szCs w:val="18"/>
+              </w:rPr>
+              <w:t xml:space="preserve"/>
+            </w:r>
+          </w:p>
+        </w:tc>
+        <w:tc>
+          <w:tcPr>
+            <w:tcW w:type="dxa" w:w="1300"/>
+            <w:gridSpan w:val="1"/>
+            <w:tcBorders>
+              <w:top w:val="single" w:color="000000" w:sz="4"/>
+              <w:left w:val="single" w:color="000000" w:sz="4"/>
+              <w:bottom w:val="single" w:color="000000" w:sz="4"/>
+              <w:right w:val="single" w:color="000000" w:sz="4"/>
+            </w:tcBorders>
+            <w:vAlign w:val="center"/>
+          </w:tcPr>
+          <w:p>
+            <w:pPr>
+              <w:spacing w:after="50" w:before="50"/>
+              <w:jc w:val="left"/>
+            </w:pPr>
+            <w:r>
+              <w:rPr>
+                <w:rFonts w:ascii="Arial" w:cs="Arial" w:eastAsia="Arial" w:hAnsi="Arial"/>
+                <w:color w:val="000000"/>
+                <w:sz w:val="18"/>
+                <w:szCs w:val="18"/>
+              </w:rPr>
+              <w:t xml:space="preserve"/>
+            </w:r>
+          </w:p>
+        </w:tc>
+        <w:tc>
+          <w:tcPr>
+            <w:tcW w:type="dxa" w:w="780"/>
+            <w:gridSpan w:val="1"/>
+            <w:tcBorders>
+              <w:top w:val="single" w:color="000000" w:sz="4"/>
+              <w:left w:val="single" w:color="000000" w:sz="4"/>
+              <w:bottom w:val="single" w:color="000000" w:sz="4"/>
+              <w:right w:val="single" w:color="000000" w:sz="4"/>
+            </w:tcBorders>
+            <w:vAlign w:val="center"/>
+          </w:tcPr>
+          <w:p>
+            <w:pPr>
+              <w:spacing w:after="50" w:before="50"/>
+              <w:jc w:val="left"/>
+            </w:pPr>
+            <w:r>
+              <w:rPr>
+                <w:rFonts w:ascii="Arial" w:cs="Arial" w:eastAsia="Arial" w:hAnsi="Arial"/>
+                <w:color w:val="000000"/>
+                <w:sz w:val="18"/>
+                <w:szCs w:val="18"/>
+              </w:rPr>
+              <w:t xml:space="preserve"/>
+            </w:r>
+          </w:p>
+        </w:tc>
+        <w:tc>
+          <w:tcPr>
+            <w:tcW w:type="dxa" w:w="780"/>
+            <w:gridSpan w:val="1"/>
+            <w:tcBorders>
+              <w:top w:val="single" w:color="000000" w:sz="4"/>
+              <w:left w:val="single" w:color="000000" w:sz="4"/>
+              <w:bottom w:val="single" w:color="000000" w:sz="4"/>
+              <w:right w:val="single" w:color="000000" w:sz="4"/>
+            </w:tcBorders>
+            <w:vAlign w:val="center"/>
+          </w:tcPr>
+          <w:p>
+            <w:pPr>
+              <w:spacing w:after="50" w:before="50"/>
+              <w:jc w:val="left"/>
+            </w:pPr>
+            <w:r>
+              <w:rPr>
+                <w:rFonts w:ascii="Arial" w:cs="Arial" w:eastAsia="Arial" w:hAnsi="Arial"/>
+                <w:color w:val="000000"/>
+                <w:sz w:val="18"/>
+                <w:szCs w:val="18"/>
+              </w:rPr>
+              <w:t xml:space="preserve"/>
+            </w:r>
+          </w:p>
+        </w:tc>
+        <w:tc>
+          <w:tcPr>
+            <w:tcW w:type="dxa" w:w="780"/>
+            <w:gridSpan w:val="1"/>
+            <w:tcBorders>
+              <w:top w:val="single" w:color="000000" w:sz="4"/>
+              <w:left w:val="single" w:color="000000" w:sz="4"/>
+              <w:bottom w:val="single" w:color="000000" w:sz="4"/>
+              <w:right w:val="single" w:color="000000" w:sz="4"/>
+            </w:tcBorders>
+            <w:vAlign w:val="center"/>
+          </w:tcPr>
+          <w:p>
+            <w:pPr>
+              <w:spacing w:after="50" w:before="50"/>
+              <w:jc w:val="left"/>
+            </w:pPr>
+            <w:r>
+              <w:rPr>
+                <w:rFonts w:ascii="Arial" w:cs="Arial" w:eastAsia="Arial" w:hAnsi="Arial"/>
+                <w:color w:val="000000"/>
+                <w:sz w:val="18"/>
+                <w:szCs w:val="18"/>
+              </w:rPr>
+              <w:t xml:space="preserve"/>
+            </w:r>
+          </w:p>
+        </w:tc>
+        <w:tc>
+          <w:tcPr>
+            <w:tcW w:type="dxa" w:w="780"/>
+            <w:gridSpan w:val="1"/>
+            <w:tcBorders>
+              <w:top w:val="single" w:color="000000" w:sz="4"/>
+              <w:left w:val="single" w:color="000000" w:sz="4"/>
+              <w:bottom w:val="single" w:color="000000" w:sz="4"/>
+              <w:right w:val="single" w:color="000000" w:sz="4"/>
+            </w:tcBorders>
+            <w:vAlign w:val="center"/>
+          </w:tcPr>
+          <w:p>
+            <w:pPr>
+              <w:spacing w:after="50" w:before="50"/>
+              <w:jc w:val="left"/>
+            </w:pPr>
+            <w:r>
+              <w:rPr>
+                <w:rFonts w:ascii="Arial" w:cs="Arial" w:eastAsia="Arial" w:hAnsi="Arial"/>
+                <w:color w:val="000000"/>
+                <w:sz w:val="18"/>
+                <w:szCs w:val="18"/>
+              </w:rPr>
+              <w:t xml:space="preserve"/>
+            </w:r>
+          </w:p>
+        </w:tc>
+        <w:tc>
+          <w:tcPr>
+            <w:tcW w:type="dxa" w:w="2720"/>
+            <w:gridSpan w:val="1"/>
+            <w:tcBorders>
+              <w:top w:val="single" w:color="000000" w:sz="4"/>
+              <w:left w:val="single" w:color="000000" w:sz="4"/>
+              <w:bottom w:val="single" w:color="000000" w:sz="4"/>
+              <w:right w:val="single" w:color="000000" w:sz="4"/>
+            </w:tcBorders>
+            <w:vAlign w:val="center"/>
+          </w:tcPr>
+          <w:p>
+            <w:pPr>
+              <w:spacing w:after="50" w:before="50"/>
+              <w:jc w:val="left"/>
+            </w:pPr>
+            <w:r>
+              <w:rPr>
+                <w:rFonts w:ascii="Arial" w:cs="Arial" w:eastAsia="Arial" w:hAnsi="Arial"/>
+                <w:color w:val="000000"/>
+                <w:sz w:val="18"/>
+                <w:szCs w:val="18"/>
+              </w:rPr>
+              <w:t xml:space="preserve"/>
+            </w:r>
+          </w:p>
+        </w:tc>
+      </w:tr>
+      <w:tr>
+        <w:trPr>
+          <w:trHeight w:val="360" w:hRule="exact"/>
+        </w:trPr>
+        <w:tc>
+          <w:tcPr>
+            <w:tcW w:type="dxa" w:w="460"/>
+            <w:gridSpan w:val="1"/>
+            <w:tcBorders>
+              <w:top w:val="single" w:color="000000" w:sz="4"/>
+              <w:left w:val="single" w:color="000000" w:sz="4"/>
+              <w:bottom w:val="single" w:color="000000" w:sz="4"/>
+              <w:right w:val="single" w:color="000000" w:sz="4"/>
+            </w:tcBorders>
+            <w:shd w:fill="EBF5FB" w:val="clear"/>
+            <w:vAlign w:val="center"/>
+          </w:tcPr>
+          <w:p>
+            <w:pPr>
+              <w:spacing w:after="30" w:before="30"/>
+              <w:jc w:val="center"/>
+            </w:pPr>
+            <w:r>
+              <w:rPr>
+                <w:rFonts w:ascii="Arial" w:cs="Arial" w:eastAsia="Arial" w:hAnsi="Arial"/>
+                <w:color w:val="000000"/>
+                <w:sz w:val="16"/>
+                <w:szCs w:val="16"/>
+              </w:rPr>
+              <w:t xml:space="preserve">15</w:t>
+            </w:r>
+          </w:p>
+        </w:tc>
+        <w:tc>
+          <w:tcPr>
+            <w:tcW w:type="dxa" w:w="2200"/>
+            <w:gridSpan w:val="1"/>
+            <w:tcBorders>
+              <w:top w:val="single" w:color="000000" w:sz="4"/>
+              <w:left w:val="single" w:color="000000" w:sz="4"/>
+              <w:bottom w:val="single" w:color="000000" w:sz="4"/>
+              <w:right w:val="single" w:color="000000" w:sz="4"/>
+            </w:tcBorders>
+            <w:shd w:fill="EBF5FB" w:val="clear"/>
+            <w:vAlign w:val="center"/>
+          </w:tcPr>
+          <w:p>
+            <w:pPr>
+              <w:spacing w:after="50" w:before="50"/>
+              <w:jc w:val="left"/>
+            </w:pPr>
+            <w:r>
+              <w:rPr>
+                <w:rFonts w:ascii="Arial" w:cs="Arial" w:eastAsia="Arial" w:hAnsi="Arial"/>
+                <w:color w:val="000000"/>
+                <w:sz w:val="18"/>
+                <w:szCs w:val="18"/>
+              </w:rPr>
+              <w:t xml:space="preserve"/>
+            </w:r>
+          </w:p>
+        </w:tc>
+        <w:tc>
+          <w:tcPr>
+            <w:tcW w:type="dxa" w:w="1000"/>
+            <w:gridSpan w:val="1"/>
+            <w:tcBorders>
+              <w:top w:val="single" w:color="000000" w:sz="4"/>
+              <w:left w:val="single" w:color="000000" w:sz="4"/>
+              <w:bottom w:val="single" w:color="000000" w:sz="4"/>
+              <w:right w:val="single" w:color="000000" w:sz="4"/>
+            </w:tcBorders>
+            <w:shd w:fill="EBF5FB" w:val="clear"/>
+            <w:vAlign w:val="center"/>
+          </w:tcPr>
+          <w:p>
+            <w:pPr>
+              <w:spacing w:after="50" w:before="50"/>
+              <w:jc w:val="left"/>
+            </w:pPr>
+            <w:r>
+              <w:rPr>
+                <w:rFonts w:ascii="Arial" w:cs="Arial" w:eastAsia="Arial" w:hAnsi="Arial"/>
+                <w:color w:val="000000"/>
+                <w:sz w:val="18"/>
+                <w:szCs w:val="18"/>
+              </w:rPr>
+              <w:t xml:space="preserve"/>
+            </w:r>
+          </w:p>
+        </w:tc>
+        <w:tc>
+          <w:tcPr>
+            <w:tcW w:type="dxa" w:w="1300"/>
+            <w:gridSpan w:val="1"/>
+            <w:tcBorders>
+              <w:top w:val="single" w:color="000000" w:sz="4"/>
+              <w:left w:val="single" w:color="000000" w:sz="4"/>
+              <w:bottom w:val="single" w:color="000000" w:sz="4"/>
+              <w:right w:val="single" w:color="000000" w:sz="4"/>
+            </w:tcBorders>
+            <w:shd w:fill="EBF5FB" w:val="clear"/>
+            <w:vAlign w:val="center"/>
+          </w:tcPr>
+          <w:p>
+            <w:pPr>
+              <w:spacing w:after="50" w:before="50"/>
+              <w:jc w:val="left"/>
+            </w:pPr>
+            <w:r>
+              <w:rPr>
+                <w:rFonts w:ascii="Arial" w:cs="Arial" w:eastAsia="Arial" w:hAnsi="Arial"/>
+                <w:color w:val="000000"/>
+                <w:sz w:val="18"/>
+                <w:szCs w:val="18"/>
+              </w:rPr>
+              <w:t xml:space="preserve"/>
+            </w:r>
+          </w:p>
+        </w:tc>
+        <w:tc>
+          <w:tcPr>
+            <w:tcW w:type="dxa" w:w="780"/>
+            <w:gridSpan w:val="1"/>
+            <w:tcBorders>
+              <w:top w:val="single" w:color="000000" w:sz="4"/>
+              <w:left w:val="single" w:color="000000" w:sz="4"/>
+              <w:bottom w:val="single" w:color="000000" w:sz="4"/>
+              <w:right w:val="single" w:color="000000" w:sz="4"/>
+            </w:tcBorders>
+            <w:shd w:fill="EBF5FB" w:val="clear"/>
+            <w:vAlign w:val="center"/>
+          </w:tcPr>
+          <w:p>
+            <w:pPr>
+              <w:spacing w:after="50" w:before="50"/>
+              <w:jc w:val="left"/>
+            </w:pPr>
+            <w:r>
+              <w:rPr>
+                <w:rFonts w:ascii="Arial" w:cs="Arial" w:eastAsia="Arial" w:hAnsi="Arial"/>
+                <w:color w:val="000000"/>
+                <w:sz w:val="18"/>
+                <w:szCs w:val="18"/>
+              </w:rPr>
+              <w:t xml:space="preserve"/>
+            </w:r>
+          </w:p>
+        </w:tc>
+        <w:tc>
+          <w:tcPr>
+            <w:tcW w:type="dxa" w:w="780"/>
+            <w:gridSpan w:val="1"/>
+            <w:tcBorders>
+              <w:top w:val="single" w:color="000000" w:sz="4"/>
+              <w:left w:val="single" w:color="000000" w:sz="4"/>
+              <w:bottom w:val="single" w:color="000000" w:sz="4"/>
+              <w:right w:val="single" w:color="000000" w:sz="4"/>
+            </w:tcBorders>
+            <w:shd w:fill="EBF5FB" w:val="clear"/>
+            <w:vAlign w:val="center"/>
+          </w:tcPr>
+          <w:p>
+            <w:pPr>
+              <w:spacing w:after="50" w:before="50"/>
+              <w:jc w:val="left"/>
+            </w:pPr>
+            <w:r>
+              <w:rPr>
+                <w:rFonts w:ascii="Arial" w:cs="Arial" w:eastAsia="Arial" w:hAnsi="Arial"/>
+                <w:color w:val="000000"/>
+                <w:sz w:val="18"/>
+                <w:szCs w:val="18"/>
+              </w:rPr>
+              <w:t xml:space="preserve"/>
+            </w:r>
+          </w:p>
+        </w:tc>
+        <w:tc>
+          <w:tcPr>
+            <w:tcW w:type="dxa" w:w="780"/>
+            <w:gridSpan w:val="1"/>
+            <w:tcBorders>
+              <w:top w:val="single" w:color="000000" w:sz="4"/>
+              <w:left w:val="single" w:color="000000" w:sz="4"/>
+              <w:bottom w:val="single" w:color="000000" w:sz="4"/>
+              <w:right w:val="single" w:color="000000" w:sz="4"/>
+            </w:tcBorders>
+            <w:shd w:fill="EBF5FB" w:val="clear"/>
+            <w:vAlign w:val="center"/>
+          </w:tcPr>
+          <w:p>
+            <w:pPr>
+              <w:spacing w:after="50" w:before="50"/>
+              <w:jc w:val="left"/>
+            </w:pPr>
+            <w:r>
+              <w:rPr>
+                <w:rFonts w:ascii="Arial" w:cs="Arial" w:eastAsia="Arial" w:hAnsi="Arial"/>
+                <w:color w:val="000000"/>
+                <w:sz w:val="18"/>
+                <w:szCs w:val="18"/>
+              </w:rPr>
+              <w:t xml:space="preserve"/>
+            </w:r>
+          </w:p>
+        </w:tc>
+        <w:tc>
+          <w:tcPr>
+            <w:tcW w:type="dxa" w:w="780"/>
+            <w:gridSpan w:val="1"/>
+            <w:tcBorders>
+              <w:top w:val="single" w:color="000000" w:sz="4"/>
+              <w:left w:val="single" w:color="000000" w:sz="4"/>
+              <w:bottom w:val="single" w:color="000000" w:sz="4"/>
+              <w:right w:val="single" w:color="000000" w:sz="4"/>
+            </w:tcBorders>
+            <w:shd w:fill="EBF5FB" w:val="clear"/>
+            <w:vAlign w:val="center"/>
+          </w:tcPr>
+          <w:p>
+            <w:pPr>
+              <w:spacing w:after="50" w:before="50"/>
+              <w:jc w:val="left"/>
+            </w:pPr>
+            <w:r>
+              <w:rPr>
+                <w:rFonts w:ascii="Arial" w:cs="Arial" w:eastAsia="Arial" w:hAnsi="Arial"/>
+                <w:color w:val="000000"/>
+                <w:sz w:val="18"/>
+                <w:szCs w:val="18"/>
+              </w:rPr>
+              <w:t xml:space="preserve"/>
+            </w:r>
+          </w:p>
+        </w:tc>
+        <w:tc>
+          <w:tcPr>
+            <w:tcW w:type="dxa" w:w="2720"/>
+            <w:gridSpan w:val="1"/>
+            <w:tcBorders>
+              <w:top w:val="single" w:color="000000" w:sz="4"/>
+              <w:left w:val="single" w:color="000000" w:sz="4"/>
+              <w:bottom w:val="single" w:color="000000" w:sz="4"/>
+              <w:right w:val="single" w:color="000000" w:sz="4"/>
+            </w:tcBorders>
+            <w:shd w:fill="EBF5FB" w:val="clear"/>
+            <w:vAlign w:val="center"/>
+          </w:tcPr>
+          <w:p>
+            <w:pPr>
+              <w:spacing w:after="50" w:before="50"/>
+              <w:jc w:val="left"/>
+            </w:pPr>
+            <w:r>
+              <w:rPr>
+                <w:rFonts w:ascii="Arial" w:cs="Arial" w:eastAsia="Arial" w:hAnsi="Arial"/>
+                <w:color w:val="000000"/>
+                <w:sz w:val="18"/>
+                <w:szCs w:val="18"/>
+              </w:rPr>
+              <w:t xml:space="preserve"/>
+            </w:r>
+          </w:p>
+        </w:tc>
+      </w:tr>
+    </w:tbl>
+    <w:p>
+      <w:pPr>
+        <w:spacing w:after="40" w:before="60"/>
+        <w:jc w:val="left"/>
+      </w:pPr>
+      <w:r>
+        <w:rPr>
+          <w:rFonts w:ascii="Arial" w:cs="Arial" w:eastAsia="Arial" w:hAnsi="Arial"/>
+          <w:i/>
+          <w:iCs/>
+          <w:color w:val="444444"/>
+          <w:sz w:val="15"/>
+          <w:szCs w:val="15"/>
+        </w:rPr>
+        <w:t xml:space="preserve">* AE = Aviso de Entrada (trabajador nuevo). Presentar planilla del mes siguiente dentro del plazo establecido. Si el trabajador no está en este listado, no se permite el ingreso a planta.</w:t>
+      </w:r>
+    </w:p>
+    <w:p>
+      <w:pPr>
+        <w:spacing w:after="0" w:before="80"/>
+      </w:pPr>
+    </w:p>
+    <w:tbl>
+      <w:tblPr>
+        <w:tblW w:type="dxa" w:w="10800"/>
+        <w:tblBorders>
+          <w:top w:val="single" w:color="auto" w:sz="4"/>
+          <w:left w:val="single" w:color="auto" w:sz="4"/>
+          <w:bottom w:val="single" w:color="auto" w:sz="4"/>
+          <w:right w:val="single" w:color="auto" w:sz="4"/>
+          <w:insideH w:val="single" w:color="auto" w:sz="4"/>
+          <w:insideV w:val="single" w:color="auto" w:sz="4"/>
+        </w:tblBorders>
+      </w:tblPr>
+      <w:tblGrid>
+        <w:gridCol w:w="5400"/>
+        <w:gridCol w:w="5400"/>
+      </w:tblGrid>
+      <w:tr>
+        <w:tc>
+          <w:tcPr>
+            <w:tcW w:type="dxa" w:w="5400"/>
+            <w:gridSpan w:val="1"/>
+            <w:tcBorders>
+              <w:top w:val="single" w:color="000000" w:sz="4"/>
+              <w:left w:val="single" w:color="000000" w:sz="4"/>
+              <w:bottom w:val="single" w:color="000000" w:sz="4"/>
+              <w:right w:val="single" w:color="000000" w:sz="4"/>
+            </w:tcBorders>
+            <w:vAlign w:val="center"/>
+          </w:tcPr>
+          <w:p>
+            <w:pPr>
+              <w:spacing w:after="100" w:before="40"/>
+              <w:jc w:val="center"/>
+            </w:pPr>
+            <w:r>
+              <w:rPr>
+                <w:rFonts w:ascii="Arial" w:cs="Arial" w:eastAsia="Arial" w:hAnsi="Arial"/>
+                <w:b/>
+                <w:bCs/>
+                <w:color w:val="000000"/>
+                <w:sz w:val="17"/>
+                <w:szCs w:val="17"/>
+              </w:rPr>
+              <w:t xml:space="preserve">TÉCNICO(A) E&amp;S</w:t>
+            </w:r>
+          </w:p>
+          <w:p>
+            <w:pPr>
+              <w:spacing w:after="20" w:before="80"/>
+              <w:jc w:val="center"/>
+            </w:pPr>
+            <w:r>
+              <w:rPr>
+                <w:rFonts w:ascii="Arial" w:cs="Arial" w:eastAsia="Arial" w:hAnsi="Arial"/>
+                <w:color w:val="000000"/>
+                <w:sz w:val="17"/>
+                <w:szCs w:val="17"/>
+              </w:rPr>
+              <w:t xml:space="preserve">_________________________________</w:t>
+            </w:r>
+          </w:p>
+          <w:p>
+            <w:pPr>
+              <w:spacing w:after="40" w:before="10"/>
+              <w:jc w:val="center"/>
+            </w:pPr>
+            <w:r>
+              <w:rPr>
+                <w:rFonts w:ascii="Arial" w:cs="Arial" w:eastAsia="Arial" w:hAnsi="Arial"/>
+                <w:color w:val="000000"/>
+                <w:sz w:val="15"/>
+                <w:szCs w:val="15"/>
+              </w:rPr>
+              <w:t xml:space="preserve">Verifica documentación</w:t>
+            </w:r>
+          </w:p>
+        </w:tc>
+        <w:tc>
+          <w:tcPr>
+            <w:tcW w:type="dxa" w:w="5400"/>
+            <w:gridSpan w:val="1"/>
+            <w:tcBorders>
+              <w:top w:val="single" w:color="000000" w:sz="4"/>
+              <w:left w:val="single" w:color="000000" w:sz="4"/>
+              <w:bottom w:val="single" w:color="000000" w:sz="4"/>
+              <w:right w:val="single" w:color="000000" w:sz="4"/>
+            </w:tcBorders>
+            <w:vAlign w:val="center"/>
+          </w:tcPr>
+          <w:p>
+            <w:pPr>
+              <w:spacing w:after="100" w:before="40"/>
+              <w:jc w:val="center"/>
+            </w:pPr>
+            <w:r>
+              <w:rPr>
+                <w:rFonts w:ascii="Arial" w:cs="Arial" w:eastAsia="Arial" w:hAnsi="Arial"/>
+                <w:b/>
+                <w:bCs/>
+                <w:color w:val="000000"/>
+                <w:sz w:val="17"/>
+                <w:szCs w:val="17"/>
+              </w:rPr>
+              <w:t xml:space="preserve">REPRESENTANTE EMPRESA CONTRATISTA</w:t>
+            </w:r>
+          </w:p>
+          <w:p>
+            <w:pPr>
+              <w:spacing w:after="20" w:before="80"/>
+              <w:jc w:val="center"/>
+            </w:pPr>
+            <w:r>
+              <w:rPr>
+                <w:rFonts w:ascii="Arial" w:cs="Arial" w:eastAsia="Arial" w:hAnsi="Arial"/>
+                <w:color w:val="000000"/>
+                <w:sz w:val="17"/>
+                <w:szCs w:val="17"/>
+              </w:rPr>
+              <w:t xml:space="preserve">_________________________________</w:t>
+            </w:r>
+          </w:p>
+          <w:p>
+            <w:pPr>
+              <w:spacing w:after="40" w:before="10"/>
+              <w:jc w:val="center"/>
+            </w:pPr>
+            <w:r>
+              <w:rPr>
+                <w:rFonts w:ascii="Arial" w:cs="Arial" w:eastAsia="Arial" w:hAnsi="Arial"/>
+                <w:color w:val="000000"/>
+                <w:sz w:val="15"/>
+                <w:szCs w:val="15"/>
+              </w:rPr>
+              <w:t xml:space="preserve">Confirma nómina / Firma</w:t>
             </w:r>
           </w:p>
         </w:tc>

--- a/GE-SO-R34_Rev05_Autorizacion_Ingreso_Contratistas.docx
+++ b/GE-SO-R34_Rev05_Autorizacion_Ingreso_Contratistas.docx
@@ -1549,3194 +1549,7 @@
                 <w:sz w:val="19"/>
                 <w:szCs w:val="19"/>
               </w:rPr>
-              <w:t xml:space="preserve">2.  VERIFICACIÓN DE REQUISITOS DE ACCESO GENERAL</w:t>
-            </w:r>
-          </w:p>
-        </w:tc>
-      </w:tr>
-    </w:tbl>
-    <w:tbl>
-      <w:tblPr>
-        <w:tblW w:type="dxa" w:w="10800"/>
-        <w:tblBorders>
-          <w:top w:val="single" w:color="auto" w:sz="4"/>
-          <w:left w:val="single" w:color="auto" w:sz="4"/>
-          <w:bottom w:val="single" w:color="auto" w:sz="4"/>
-          <w:right w:val="single" w:color="auto" w:sz="4"/>
-          <w:insideH w:val="single" w:color="auto" w:sz="4"/>
-          <w:insideV w:val="single" w:color="auto" w:sz="4"/>
-        </w:tblBorders>
-      </w:tblPr>
-      <w:tblGrid>
-        <w:gridCol w:w="400"/>
-        <w:gridCol w:w="2800"/>
-        <w:gridCol w:w="1800"/>
-        <w:gridCol w:w="1600"/>
-        <w:gridCol w:w="4200"/>
-      </w:tblGrid>
-      <w:tr>
-        <w:tc>
-          <w:tcPr>
-            <w:tcW w:type="dxa" w:w="400"/>
-            <w:gridSpan w:val="1"/>
-            <w:tcBorders>
-              <w:top w:val="single" w:color="000000" w:sz="4"/>
-              <w:left w:val="single" w:color="000000" w:sz="4"/>
-              <w:bottom w:val="single" w:color="000000" w:sz="4"/>
-              <w:right w:val="single" w:color="000000" w:sz="4"/>
-            </w:tcBorders>
-            <w:shd w:fill="2E6DB4" w:val="clear"/>
-            <w:vAlign w:val="center"/>
-          </w:tcPr>
-          <w:p>
-            <w:pPr>
-              <w:spacing w:after="50" w:before="50"/>
-              <w:jc w:val="center"/>
-            </w:pPr>
-            <w:r>
-              <w:rPr>
-                <w:rFonts w:ascii="Arial" w:cs="Arial" w:eastAsia="Arial" w:hAnsi="Arial"/>
-                <w:b/>
-                <w:bCs/>
-                <w:color w:val="FFFFFF"/>
-                <w:sz w:val="18"/>
-                <w:szCs w:val="18"/>
-              </w:rPr>
-              <w:t xml:space="preserve">#</w:t>
-            </w:r>
-          </w:p>
-        </w:tc>
-        <w:tc>
-          <w:tcPr>
-            <w:tcW w:type="dxa" w:w="2800"/>
-            <w:gridSpan w:val="1"/>
-            <w:tcBorders>
-              <w:top w:val="single" w:color="000000" w:sz="4"/>
-              <w:left w:val="single" w:color="000000" w:sz="4"/>
-              <w:bottom w:val="single" w:color="000000" w:sz="4"/>
-              <w:right w:val="single" w:color="000000" w:sz="4"/>
-            </w:tcBorders>
-            <w:shd w:fill="2E6DB4" w:val="clear"/>
-            <w:vAlign w:val="center"/>
-          </w:tcPr>
-          <w:p>
-            <w:pPr>
-              <w:spacing w:after="50" w:before="50"/>
-              <w:jc w:val="center"/>
-            </w:pPr>
-            <w:r>
-              <w:rPr>
-                <w:rFonts w:ascii="Arial" w:cs="Arial" w:eastAsia="Arial" w:hAnsi="Arial"/>
-                <w:b/>
-                <w:bCs/>
-                <w:color w:val="FFFFFF"/>
-                <w:sz w:val="18"/>
-                <w:szCs w:val="18"/>
-              </w:rPr>
-              <w:t xml:space="preserve">REQUISITO</w:t>
-            </w:r>
-          </w:p>
-        </w:tc>
-        <w:tc>
-          <w:tcPr>
-            <w:tcW w:type="dxa" w:w="1800"/>
-            <w:gridSpan w:val="1"/>
-            <w:tcBorders>
-              <w:top w:val="single" w:color="000000" w:sz="4"/>
-              <w:left w:val="single" w:color="000000" w:sz="4"/>
-              <w:bottom w:val="single" w:color="000000" w:sz="4"/>
-              <w:right w:val="single" w:color="000000" w:sz="4"/>
-            </w:tcBorders>
-            <w:shd w:fill="2E6DB4" w:val="clear"/>
-            <w:vAlign w:val="center"/>
-          </w:tcPr>
-          <w:p>
-            <w:pPr>
-              <w:spacing w:after="50" w:before="50"/>
-              <w:jc w:val="center"/>
-            </w:pPr>
-            <w:r>
-              <w:rPr>
-                <w:rFonts w:ascii="Arial" w:cs="Arial" w:eastAsia="Arial" w:hAnsi="Arial"/>
-                <w:b/>
-                <w:bCs/>
-                <w:color w:val="FFFFFF"/>
-                <w:sz w:val="18"/>
-                <w:szCs w:val="18"/>
-              </w:rPr>
-              <w:t xml:space="preserve">DETALLE /
-VIGENCIA</w:t>
-            </w:r>
-          </w:p>
-        </w:tc>
-        <w:tc>
-          <w:tcPr>
-            <w:tcW w:type="dxa" w:w="1600"/>
-            <w:gridSpan w:val="1"/>
-            <w:tcBorders>
-              <w:top w:val="single" w:color="000000" w:sz="4"/>
-              <w:left w:val="single" w:color="000000" w:sz="4"/>
-              <w:bottom w:val="single" w:color="000000" w:sz="4"/>
-              <w:right w:val="single" w:color="000000" w:sz="4"/>
-            </w:tcBorders>
-            <w:shd w:fill="2E6DB4" w:val="clear"/>
-            <w:vAlign w:val="center"/>
-          </w:tcPr>
-          <w:p>
-            <w:pPr>
-              <w:spacing w:after="50" w:before="50"/>
-              <w:jc w:val="center"/>
-            </w:pPr>
-            <w:r>
-              <w:rPr>
-                <w:rFonts w:ascii="Arial" w:cs="Arial" w:eastAsia="Arial" w:hAnsi="Arial"/>
-                <w:b/>
-                <w:bCs/>
-                <w:color w:val="FFFFFF"/>
-                <w:sz w:val="18"/>
-                <w:szCs w:val="18"/>
-              </w:rPr>
-              <w:t xml:space="preserve">FECHA /
-ESTADO</w:t>
-            </w:r>
-          </w:p>
-        </w:tc>
-        <w:tc>
-          <w:tcPr>
-            <w:tcW w:type="dxa" w:w="4200"/>
-            <w:gridSpan w:val="1"/>
-            <w:tcBorders>
-              <w:top w:val="single" w:color="000000" w:sz="4"/>
-              <w:left w:val="single" w:color="000000" w:sz="4"/>
-              <w:bottom w:val="single" w:color="000000" w:sz="4"/>
-              <w:right w:val="single" w:color="000000" w:sz="4"/>
-            </w:tcBorders>
-            <w:shd w:fill="2E6DB4" w:val="clear"/>
-            <w:vAlign w:val="center"/>
-          </w:tcPr>
-          <w:p>
-            <w:pPr>
-              <w:spacing w:after="50" w:before="50"/>
-              <w:jc w:val="center"/>
-            </w:pPr>
-            <w:r>
-              <w:rPr>
-                <w:rFonts w:ascii="Arial" w:cs="Arial" w:eastAsia="Arial" w:hAnsi="Arial"/>
-                <w:b/>
-                <w:bCs/>
-                <w:color w:val="FFFFFF"/>
-                <w:sz w:val="18"/>
-                <w:szCs w:val="18"/>
-              </w:rPr>
-              <w:t xml:space="preserve">OBSERVACIONES</w:t>
-            </w:r>
-          </w:p>
-        </w:tc>
-      </w:tr>
-      <w:tr>
-        <w:tc>
-          <w:tcPr>
-            <w:tcW w:type="dxa" w:w="400"/>
-            <w:gridSpan w:val="1"/>
-            <w:tcBorders>
-              <w:top w:val="single" w:color="000000" w:sz="4"/>
-              <w:left w:val="single" w:color="000000" w:sz="4"/>
-              <w:bottom w:val="single" w:color="000000" w:sz="4"/>
-              <w:right w:val="single" w:color="000000" w:sz="4"/>
-            </w:tcBorders>
-            <w:shd w:fill="EBF5FB" w:val="clear"/>
-            <w:vAlign w:val="center"/>
-          </w:tcPr>
-          <w:p>
-            <w:pPr>
-              <w:spacing w:after="60" w:before="60"/>
-              <w:jc w:val="center"/>
-            </w:pPr>
-            <w:r>
-              <w:rPr>
-                <w:rFonts w:ascii="Arial" w:cs="Arial" w:eastAsia="Arial" w:hAnsi="Arial"/>
-                <w:b/>
-                <w:bCs/>
-                <w:color w:val="000000"/>
-                <w:sz w:val="18"/>
-                <w:szCs w:val="18"/>
-              </w:rPr>
-              <w:t xml:space="preserve">1</w:t>
-            </w:r>
-          </w:p>
-        </w:tc>
-        <w:tc>
-          <w:tcPr>
-            <w:tcW w:type="dxa" w:w="2800"/>
-            <w:gridSpan w:val="1"/>
-            <w:tcBorders>
-              <w:top w:val="single" w:color="000000" w:sz="4"/>
-              <w:left w:val="single" w:color="000000" w:sz="4"/>
-              <w:bottom w:val="single" w:color="000000" w:sz="4"/>
-              <w:right w:val="single" w:color="000000" w:sz="4"/>
-            </w:tcBorders>
-            <w:vAlign w:val="center"/>
-          </w:tcPr>
-          <w:p>
-            <w:pPr>
-              <w:spacing w:after="60" w:before="60"/>
-              <w:jc w:val="left"/>
-            </w:pPr>
-            <w:r>
-              <w:rPr>
-                <w:rFonts w:ascii="Arial" w:cs="Arial" w:eastAsia="Arial" w:hAnsi="Arial"/>
-                <w:b/>
-                <w:bCs/>
-                <w:color w:val="000000"/>
-                <w:sz w:val="18"/>
-                <w:szCs w:val="18"/>
-              </w:rPr>
-              <w:t xml:space="preserve">Inducción de Seguridad Plantabal</w:t>
-            </w:r>
-          </w:p>
-        </w:tc>
-        <w:tc>
-          <w:tcPr>
-            <w:tcW w:type="dxa" w:w="1800"/>
-            <w:gridSpan w:val="1"/>
-            <w:tcBorders>
-              <w:top w:val="single" w:color="000000" w:sz="4"/>
-              <w:left w:val="single" w:color="000000" w:sz="4"/>
-              <w:bottom w:val="single" w:color="000000" w:sz="4"/>
-              <w:right w:val="single" w:color="000000" w:sz="4"/>
-            </w:tcBorders>
-            <w:vAlign w:val="center"/>
-          </w:tcPr>
-          <w:p>
-            <w:pPr>
-              <w:spacing w:after="60" w:before="60"/>
-              <w:jc w:val="left"/>
-            </w:pPr>
-            <w:r>
-              <w:rPr>
-                <w:rFonts w:ascii="Arial" w:cs="Arial" w:eastAsia="Arial" w:hAnsi="Arial"/>
-                <w:color w:val="000000"/>
-                <w:sz w:val="17"/>
-                <w:szCs w:val="17"/>
-              </w:rPr>
-              <w:t xml:space="preserve">1 año desde la recepción</w:t>
-            </w:r>
-          </w:p>
-        </w:tc>
-        <w:tc>
-          <w:tcPr>
-            <w:tcW w:type="dxa" w:w="1600"/>
-            <w:gridSpan w:val="1"/>
-            <w:tcBorders>
-              <w:top w:val="single" w:color="000000" w:sz="4"/>
-              <w:left w:val="single" w:color="000000" w:sz="4"/>
-              <w:bottom w:val="single" w:color="000000" w:sz="4"/>
-              <w:right w:val="single" w:color="000000" w:sz="4"/>
-            </w:tcBorders>
-            <w:vAlign w:val="center"/>
-          </w:tcPr>
-          <w:p>
-            <w:pPr>
-              <w:spacing w:after="60" w:before="60"/>
-              <w:jc w:val="center"/>
-            </w:pPr>
-            <w:r>
-              <w:rPr>
-                <w:rFonts w:ascii="Arial" w:cs="Arial" w:eastAsia="Arial" w:hAnsi="Arial"/>
-                <w:color w:val="000000"/>
-                <w:sz w:val="17"/>
-                <w:szCs w:val="17"/>
-              </w:rPr>
-              <w:t xml:space="preserve">__/__/____</w:t>
-            </w:r>
-          </w:p>
-        </w:tc>
-        <w:tc>
-          <w:tcPr>
-            <w:tcW w:type="dxa" w:w="4200"/>
-            <w:gridSpan w:val="1"/>
-            <w:tcBorders>
-              <w:top w:val="single" w:color="000000" w:sz="4"/>
-              <w:left w:val="single" w:color="000000" w:sz="4"/>
-              <w:bottom w:val="single" w:color="000000" w:sz="4"/>
-              <w:right w:val="single" w:color="000000" w:sz="4"/>
-            </w:tcBorders>
-            <w:vAlign w:val="center"/>
-          </w:tcPr>
-          <w:p>
-            <w:pPr>
-              <w:spacing w:after="50" w:before="50"/>
-              <w:jc w:val="left"/>
-            </w:pPr>
-            <w:r>
-              <w:rPr>
-                <w:rFonts w:ascii="Arial" w:cs="Arial" w:eastAsia="Arial" w:hAnsi="Arial"/>
-                <w:color w:val="000000"/>
-                <w:sz w:val="18"/>
-                <w:szCs w:val="18"/>
-              </w:rPr>
-              <w:t xml:space="preserve"/>
-            </w:r>
-          </w:p>
-        </w:tc>
-      </w:tr>
-      <w:tr>
-        <w:tc>
-          <w:tcPr>
-            <w:tcW w:type="dxa" w:w="400"/>
-            <w:gridSpan w:val="1"/>
-            <w:tcBorders>
-              <w:top w:val="single" w:color="000000" w:sz="4"/>
-              <w:left w:val="single" w:color="000000" w:sz="4"/>
-              <w:bottom w:val="single" w:color="000000" w:sz="4"/>
-              <w:right w:val="single" w:color="000000" w:sz="4"/>
-            </w:tcBorders>
-            <w:shd w:fill="EBF5FB" w:val="clear"/>
-            <w:vAlign w:val="center"/>
-          </w:tcPr>
-          <w:p>
-            <w:pPr>
-              <w:spacing w:after="60" w:before="60"/>
-              <w:jc w:val="center"/>
-            </w:pPr>
-            <w:r>
-              <w:rPr>
-                <w:rFonts w:ascii="Arial" w:cs="Arial" w:eastAsia="Arial" w:hAnsi="Arial"/>
-                <w:b/>
-                <w:bCs/>
-                <w:color w:val="000000"/>
-                <w:sz w:val="18"/>
-                <w:szCs w:val="18"/>
-              </w:rPr>
-              <w:t xml:space="preserve">2</w:t>
-            </w:r>
-          </w:p>
-        </w:tc>
-        <w:tc>
-          <w:tcPr>
-            <w:tcW w:type="dxa" w:w="2800"/>
-            <w:gridSpan w:val="1"/>
-            <w:tcBorders>
-              <w:top w:val="single" w:color="000000" w:sz="4"/>
-              <w:left w:val="single" w:color="000000" w:sz="4"/>
-              <w:bottom w:val="single" w:color="000000" w:sz="4"/>
-              <w:right w:val="single" w:color="000000" w:sz="4"/>
-            </w:tcBorders>
-            <w:vAlign w:val="center"/>
-          </w:tcPr>
-          <w:p>
-            <w:pPr>
-              <w:spacing w:after="20" w:before="50"/>
-              <w:jc w:val="left"/>
-            </w:pPr>
-            <w:r>
-              <w:rPr>
-                <w:rFonts w:ascii="Arial" w:cs="Arial" w:eastAsia="Arial" w:hAnsi="Arial"/>
-                <w:b/>
-                <w:bCs/>
-                <w:color w:val="000000"/>
-                <w:sz w:val="18"/>
-                <w:szCs w:val="18"/>
-              </w:rPr>
-              <w:t xml:space="preserve">Afiliación al IESS</w:t>
-            </w:r>
-          </w:p>
-          <w:p>
-            <w:pPr>
-              <w:spacing w:after="50" w:before="0"/>
-              <w:jc w:val="left"/>
-            </w:pPr>
-            <w:r>
-              <w:rPr>
-                <w:rFonts w:ascii="Arial" w:cs="Arial" w:eastAsia="Arial" w:hAnsi="Arial"/>
-                <w:i/>
-                <w:iCs/>
-                <w:color w:val="444444"/>
-                <w:sz w:val="15"/>
-                <w:szCs w:val="15"/>
-              </w:rPr>
-              <w:t xml:space="preserve">Planilla del mes inmediato anterior o Aviso de entrada</w:t>
-            </w:r>
-          </w:p>
-        </w:tc>
-        <w:tc>
-          <w:tcPr>
-            <w:tcW w:type="dxa" w:w="1800"/>
-            <w:gridSpan w:val="1"/>
-            <w:tcBorders>
-              <w:top w:val="single" w:color="000000" w:sz="4"/>
-              <w:left w:val="single" w:color="000000" w:sz="4"/>
-              <w:bottom w:val="single" w:color="000000" w:sz="4"/>
-              <w:right w:val="single" w:color="000000" w:sz="4"/>
-            </w:tcBorders>
-            <w:vAlign w:val="center"/>
-          </w:tcPr>
-          <w:p>
-            <w:pPr>
-              <w:spacing w:after="60" w:before="60"/>
-              <w:jc w:val="left"/>
-            </w:pPr>
-            <w:r>
-              <w:rPr>
-                <w:rFonts w:ascii="Arial" w:cs="Arial" w:eastAsia="Arial" w:hAnsi="Arial"/>
-                <w:color w:val="000000"/>
-                <w:sz w:val="17"/>
-                <w:szCs w:val="17"/>
-              </w:rPr>
-              <w:t xml:space="preserve">Mensual</w:t>
-            </w:r>
-          </w:p>
-        </w:tc>
-        <w:tc>
-          <w:tcPr>
-            <w:tcW w:type="dxa" w:w="1600"/>
-            <w:gridSpan w:val="1"/>
-            <w:tcBorders>
-              <w:top w:val="single" w:color="000000" w:sz="4"/>
-              <w:left w:val="single" w:color="000000" w:sz="4"/>
-              <w:bottom w:val="single" w:color="000000" w:sz="4"/>
-              <w:right w:val="single" w:color="000000" w:sz="4"/>
-            </w:tcBorders>
-            <w:vAlign w:val="center"/>
-          </w:tcPr>
-          <w:p>
-            <w:pPr>
-              <w:spacing w:after="60" w:before="60"/>
-              <w:jc w:val="center"/>
-            </w:pPr>
-            <w:r>
-              <w:rPr>
-                <w:rFonts w:ascii="Arial" w:cs="Arial" w:eastAsia="Arial" w:hAnsi="Arial"/>
-                <w:color w:val="000000"/>
-                <w:sz w:val="17"/>
-                <w:szCs w:val="17"/>
-              </w:rPr>
-              <w:t xml:space="preserve">__/__/____</w:t>
-            </w:r>
-          </w:p>
-        </w:tc>
-        <w:tc>
-          <w:tcPr>
-            <w:tcW w:type="dxa" w:w="4200"/>
-            <w:gridSpan w:val="1"/>
-            <w:tcBorders>
-              <w:top w:val="single" w:color="000000" w:sz="4"/>
-              <w:left w:val="single" w:color="000000" w:sz="4"/>
-              <w:bottom w:val="single" w:color="000000" w:sz="4"/>
-              <w:right w:val="single" w:color="000000" w:sz="4"/>
-            </w:tcBorders>
-            <w:vAlign w:val="center"/>
-          </w:tcPr>
-          <w:p>
-            <w:pPr>
-              <w:spacing w:after="60" w:before="60"/>
-              <w:jc w:val="left"/>
-            </w:pPr>
-            <w:r>
-              <w:rPr>
-                <w:rFonts w:ascii="Arial" w:cs="Arial" w:eastAsia="Arial" w:hAnsi="Arial"/>
-                <w:i/>
-                <w:iCs/>
-                <w:color w:val="444444"/>
-                <w:sz w:val="15"/>
-                <w:szCs w:val="15"/>
-              </w:rPr>
-              <w:t xml:space="preserve">Si aplica aviso de entrada, registrar aquí</w:t>
-            </w:r>
-          </w:p>
-        </w:tc>
-      </w:tr>
-      <w:tr>
-        <w:tc>
-          <w:tcPr>
-            <w:tcW w:type="dxa" w:w="400"/>
-            <w:gridSpan w:val="1"/>
-            <w:tcBorders>
-              <w:top w:val="single" w:color="000000" w:sz="4"/>
-              <w:left w:val="single" w:color="000000" w:sz="4"/>
-              <w:bottom w:val="single" w:color="000000" w:sz="4"/>
-              <w:right w:val="single" w:color="000000" w:sz="4"/>
-            </w:tcBorders>
-            <w:shd w:fill="EBF5FB" w:val="clear"/>
-            <w:vAlign w:val="center"/>
-          </w:tcPr>
-          <w:p>
-            <w:pPr>
-              <w:spacing w:after="60" w:before="60"/>
-              <w:jc w:val="center"/>
-            </w:pPr>
-            <w:r>
-              <w:rPr>
-                <w:rFonts w:ascii="Arial" w:cs="Arial" w:eastAsia="Arial" w:hAnsi="Arial"/>
-                <w:b/>
-                <w:bCs/>
-                <w:color w:val="000000"/>
-                <w:sz w:val="18"/>
-                <w:szCs w:val="18"/>
-              </w:rPr>
-              <w:t xml:space="preserve">3</w:t>
-            </w:r>
-          </w:p>
-        </w:tc>
-        <w:tc>
-          <w:tcPr>
-            <w:tcW w:type="dxa" w:w="2800"/>
-            <w:gridSpan w:val="1"/>
-            <w:tcBorders>
-              <w:top w:val="single" w:color="000000" w:sz="4"/>
-              <w:left w:val="single" w:color="000000" w:sz="4"/>
-              <w:bottom w:val="single" w:color="000000" w:sz="4"/>
-              <w:right w:val="single" w:color="000000" w:sz="4"/>
-            </w:tcBorders>
-            <w:vAlign w:val="center"/>
-          </w:tcPr>
-          <w:p>
-            <w:pPr>
-              <w:spacing w:after="20" w:before="50"/>
-              <w:jc w:val="left"/>
-            </w:pPr>
-            <w:r>
-              <w:rPr>
-                <w:rFonts w:ascii="Arial" w:cs="Arial" w:eastAsia="Arial" w:hAnsi="Arial"/>
-                <w:b/>
-                <w:bCs/>
-                <w:color w:val="000000"/>
-                <w:sz w:val="18"/>
-                <w:szCs w:val="18"/>
-              </w:rPr>
-              <w:t xml:space="preserve">Certificado Médico Laboral</w:t>
-            </w:r>
-          </w:p>
-          <w:p>
-            <w:pPr>
-              <w:spacing w:after="50" w:before="0"/>
-              <w:jc w:val="left"/>
-            </w:pPr>
-            <w:r>
-              <w:rPr>
-                <w:rFonts w:ascii="Arial" w:cs="Arial" w:eastAsia="Arial" w:hAnsi="Arial"/>
-                <w:i/>
-                <w:iCs/>
-                <w:color w:val="444444"/>
-                <w:sz w:val="15"/>
-                <w:szCs w:val="15"/>
-              </w:rPr>
-              <w:t xml:space="preserve">Aptitud ocupacional emitida por médico de planta</w:t>
-            </w:r>
-          </w:p>
-        </w:tc>
-        <w:tc>
-          <w:tcPr>
-            <w:tcW w:type="dxa" w:w="1800"/>
-            <w:gridSpan w:val="1"/>
-            <w:tcBorders>
-              <w:top w:val="single" w:color="000000" w:sz="4"/>
-              <w:left w:val="single" w:color="000000" w:sz="4"/>
-              <w:bottom w:val="single" w:color="000000" w:sz="4"/>
-              <w:right w:val="single" w:color="000000" w:sz="4"/>
-            </w:tcBorders>
-            <w:vAlign w:val="center"/>
-          </w:tcPr>
-          <w:p>
-            <w:pPr>
-              <w:spacing w:after="60" w:before="60"/>
-              <w:jc w:val="left"/>
-            </w:pPr>
-            <w:r>
-              <w:rPr>
-                <w:rFonts w:ascii="Arial" w:cs="Arial" w:eastAsia="Arial" w:hAnsi="Arial"/>
-                <w:color w:val="000000"/>
-                <w:sz w:val="17"/>
-                <w:szCs w:val="17"/>
-              </w:rPr>
-              <w:t xml:space="preserve">Según criterio Médico de Planta</w:t>
-            </w:r>
-          </w:p>
-        </w:tc>
-        <w:tc>
-          <w:tcPr>
-            <w:tcW w:type="dxa" w:w="1600"/>
-            <w:gridSpan w:val="1"/>
-            <w:tcBorders>
-              <w:top w:val="single" w:color="000000" w:sz="4"/>
-              <w:left w:val="single" w:color="000000" w:sz="4"/>
-              <w:bottom w:val="single" w:color="000000" w:sz="4"/>
-              <w:right w:val="single" w:color="000000" w:sz="4"/>
-            </w:tcBorders>
-            <w:vAlign w:val="center"/>
-          </w:tcPr>
-          <w:p>
-            <w:pPr>
-              <w:spacing w:after="20" w:before="40"/>
-              <w:jc w:val="left"/>
-            </w:pPr>
-            <w:r>
-              <w:rPr>
-                <w:rFonts w:ascii="Arial" w:cs="Arial" w:eastAsia="Arial" w:hAnsi="Arial"/>
-                <w:color w:val="000000"/>
-                <w:sz w:val="17"/>
-                <w:szCs w:val="17"/>
-              </w:rPr>
-              <w:t xml:space="preserve">Vence: __/__/____</w:t>
-            </w:r>
-          </w:p>
-          <w:p>
-            <w:pPr>
-              <w:spacing w:after="40" w:before="20"/>
-              <w:jc w:val="left"/>
-            </w:pPr>
-            <w:r>
-              <w:rPr>
-                <w:rFonts w:ascii="Arial" w:cs="Arial" w:eastAsia="Arial" w:hAnsi="Arial"/>
-                <w:b/>
-                <w:bCs/>
-                <w:color w:val="000000"/>
-                <w:sz w:val="17"/>
-                <w:szCs w:val="17"/>
-              </w:rPr>
-              <w:t xml:space="preserve">□ APTO   □ NO APTO</w:t>
-            </w:r>
-          </w:p>
-        </w:tc>
-        <w:tc>
-          <w:tcPr>
-            <w:tcW w:type="dxa" w:w="4200"/>
-            <w:gridSpan w:val="1"/>
-            <w:tcBorders>
-              <w:top w:val="single" w:color="000000" w:sz="4"/>
-              <w:left w:val="single" w:color="000000" w:sz="4"/>
-              <w:bottom w:val="single" w:color="000000" w:sz="4"/>
-              <w:right w:val="single" w:color="000000" w:sz="4"/>
-            </w:tcBorders>
-            <w:vAlign w:val="center"/>
-          </w:tcPr>
-          <w:p>
-            <w:pPr>
-              <w:spacing w:after="50" w:before="50"/>
-              <w:jc w:val="left"/>
-            </w:pPr>
-            <w:r>
-              <w:rPr>
-                <w:rFonts w:ascii="Arial" w:cs="Arial" w:eastAsia="Arial" w:hAnsi="Arial"/>
-                <w:color w:val="000000"/>
-                <w:sz w:val="18"/>
-                <w:szCs w:val="18"/>
-              </w:rPr>
-              <w:t xml:space="preserve"/>
-            </w:r>
-          </w:p>
-        </w:tc>
-      </w:tr>
-      <w:tr>
-        <w:tc>
-          <w:tcPr>
-            <w:tcW w:type="dxa" w:w="10800"/>
-            <w:gridSpan w:val="5"/>
-            <w:tcBorders>
-              <w:top w:val="single" w:color="000000" w:sz="4"/>
-              <w:left w:val="single" w:color="000000" w:sz="4"/>
-              <w:bottom w:val="single" w:color="000000" w:sz="4"/>
-              <w:right w:val="single" w:color="000000" w:sz="4"/>
-            </w:tcBorders>
-            <w:shd w:fill="EBF5FB" w:val="clear"/>
-            <w:vAlign w:val="center"/>
-          </w:tcPr>
-          <w:p>
-            <w:pPr>
-              <w:spacing w:after="60" w:before="60"/>
-              <w:jc w:val="center"/>
-            </w:pPr>
-            <w:r>
-              <w:rPr>
-                <w:rFonts w:ascii="Arial" w:cs="Arial" w:eastAsia="Arial" w:hAnsi="Arial"/>
-                <w:b/>
-                <w:bCs/>
-                <w:color w:val="000000"/>
-                <w:sz w:val="18"/>
-                <w:szCs w:val="18"/>
-              </w:rPr>
-              <w:t xml:space="preserve">ACCESO GENERAL:  □ HABILITADO     □ NO HABILITADO</w:t>
-            </w:r>
-          </w:p>
-        </w:tc>
-      </w:tr>
-    </w:tbl>
-    <w:p>
-      <w:pPr>
-        <w:spacing w:after="0" w:before="80"/>
-      </w:pPr>
-    </w:p>
-    <w:tbl>
-      <w:tblPr>
-        <w:tblW w:type="dxa" w:w="10800"/>
-        <w:tblBorders>
-          <w:top w:val="single" w:color="auto" w:sz="4"/>
-          <w:left w:val="single" w:color="auto" w:sz="4"/>
-          <w:bottom w:val="single" w:color="auto" w:sz="4"/>
-          <w:right w:val="single" w:color="auto" w:sz="4"/>
-          <w:insideH w:val="single" w:color="auto" w:sz="4"/>
-          <w:insideV w:val="single" w:color="auto" w:sz="4"/>
-        </w:tblBorders>
-      </w:tblPr>
-      <w:tblGrid>
-        <w:gridCol w:w="10800"/>
-      </w:tblGrid>
-      <w:tr>
-        <w:tc>
-          <w:tcPr>
-            <w:tcW w:type="dxa" w:w="10800"/>
-            <w:gridSpan w:val="1"/>
-            <w:tcBorders>
-              <w:top w:val="single" w:color="000000" w:sz="8"/>
-              <w:left w:val="single" w:color="000000" w:sz="8"/>
-              <w:bottom w:val="single" w:color="000000" w:sz="8"/>
-              <w:right w:val="single" w:color="000000" w:sz="8"/>
-            </w:tcBorders>
-            <w:shd w:fill="1A3A6B" w:val="clear"/>
-            <w:vAlign w:val="center"/>
-          </w:tcPr>
-          <w:p>
-            <w:pPr>
-              <w:spacing w:after="60" w:before="60"/>
-              <w:jc w:val="center"/>
-            </w:pPr>
-            <w:r>
-              <w:rPr>
-                <w:rFonts w:ascii="Arial" w:cs="Arial" w:eastAsia="Arial" w:hAnsi="Arial"/>
-                <w:b/>
-                <w:bCs/>
-                <w:color w:val="FFFFFF"/>
-                <w:sz w:val="19"/>
-                <w:szCs w:val="19"/>
-              </w:rPr>
-              <w:t xml:space="preserve">3.  CERTIFICADOS PARA TRABAJOS DE ALTO RIESGO  (completar solo si aplica)</w:t>
-            </w:r>
-          </w:p>
-        </w:tc>
-      </w:tr>
-    </w:tbl>
-    <w:p>
-      <w:pPr>
-        <w:spacing w:after="60" w:before="60"/>
-        <w:jc w:val="left"/>
-      </w:pPr>
-      <w:r>
-        <w:rPr>
-          <w:rFonts w:ascii="Arial" w:cs="Arial" w:eastAsia="Arial" w:hAnsi="Arial"/>
-          <w:color w:val="000000"/>
-          <w:sz w:val="17"/>
-          <w:szCs w:val="17"/>
-        </w:rPr>
-        <w:t xml:space="preserve">Marque los tipos de trabajo que ejecutará el contratista y verifique la vigencia del certificado emitido por entidad reconocida (MDT o SENESCYT).</w:t>
-      </w:r>
-    </w:p>
-    <w:tbl>
-      <w:tblPr>
-        <w:tblW w:type="dxa" w:w="10800"/>
-        <w:tblBorders>
-          <w:top w:val="single" w:color="auto" w:sz="4"/>
-          <w:left w:val="single" w:color="auto" w:sz="4"/>
-          <w:bottom w:val="single" w:color="auto" w:sz="4"/>
-          <w:right w:val="single" w:color="auto" w:sz="4"/>
-          <w:insideH w:val="single" w:color="auto" w:sz="4"/>
-          <w:insideV w:val="single" w:color="auto" w:sz="4"/>
-        </w:tblBorders>
-      </w:tblPr>
-      <w:tblGrid>
-        <w:gridCol w:w="400"/>
-        <w:gridCol w:w="2600"/>
-        <w:gridCol w:w="2400"/>
-        <w:gridCol w:w="1600"/>
-        <w:gridCol w:w="3800"/>
-      </w:tblGrid>
-      <w:tr>
-        <w:tc>
-          <w:tcPr>
-            <w:tcW w:type="dxa" w:w="400"/>
-            <w:gridSpan w:val="1"/>
-            <w:tcBorders>
-              <w:top w:val="single" w:color="000000" w:sz="4"/>
-              <w:left w:val="single" w:color="000000" w:sz="4"/>
-              <w:bottom w:val="single" w:color="000000" w:sz="4"/>
-              <w:right w:val="single" w:color="000000" w:sz="4"/>
-            </w:tcBorders>
-            <w:shd w:fill="2E6DB4" w:val="clear"/>
-            <w:vAlign w:val="center"/>
-          </w:tcPr>
-          <w:p>
-            <w:pPr>
-              <w:spacing w:after="50" w:before="50"/>
-              <w:jc w:val="center"/>
-            </w:pPr>
-            <w:r>
-              <w:rPr>
-                <w:rFonts w:ascii="Arial" w:cs="Arial" w:eastAsia="Arial" w:hAnsi="Arial"/>
-                <w:b/>
-                <w:bCs/>
-                <w:color w:val="FFFFFF"/>
-                <w:sz w:val="18"/>
-                <w:szCs w:val="18"/>
-              </w:rPr>
-              <w:t xml:space="preserve">✓</w:t>
-            </w:r>
-          </w:p>
-        </w:tc>
-        <w:tc>
-          <w:tcPr>
-            <w:tcW w:type="dxa" w:w="2600"/>
-            <w:gridSpan w:val="1"/>
-            <w:tcBorders>
-              <w:top w:val="single" w:color="000000" w:sz="4"/>
-              <w:left w:val="single" w:color="000000" w:sz="4"/>
-              <w:bottom w:val="single" w:color="000000" w:sz="4"/>
-              <w:right w:val="single" w:color="000000" w:sz="4"/>
-            </w:tcBorders>
-            <w:shd w:fill="2E6DB4" w:val="clear"/>
-            <w:vAlign w:val="center"/>
-          </w:tcPr>
-          <w:p>
-            <w:pPr>
-              <w:spacing w:after="50" w:before="50"/>
-              <w:jc w:val="center"/>
-            </w:pPr>
-            <w:r>
-              <w:rPr>
-                <w:rFonts w:ascii="Arial" w:cs="Arial" w:eastAsia="Arial" w:hAnsi="Arial"/>
-                <w:b/>
-                <w:bCs/>
-                <w:color w:val="FFFFFF"/>
-                <w:sz w:val="18"/>
-                <w:szCs w:val="18"/>
-              </w:rPr>
-              <w:t xml:space="preserve">TIPO DE TRABAJO</w:t>
-            </w:r>
-          </w:p>
-        </w:tc>
-        <w:tc>
-          <w:tcPr>
-            <w:tcW w:type="dxa" w:w="2400"/>
-            <w:gridSpan w:val="1"/>
-            <w:tcBorders>
-              <w:top w:val="single" w:color="000000" w:sz="4"/>
-              <w:left w:val="single" w:color="000000" w:sz="4"/>
-              <w:bottom w:val="single" w:color="000000" w:sz="4"/>
-              <w:right w:val="single" w:color="000000" w:sz="4"/>
-            </w:tcBorders>
-            <w:shd w:fill="2E6DB4" w:val="clear"/>
-            <w:vAlign w:val="center"/>
-          </w:tcPr>
-          <w:p>
-            <w:pPr>
-              <w:spacing w:after="50" w:before="50"/>
-              <w:jc w:val="center"/>
-            </w:pPr>
-            <w:r>
-              <w:rPr>
-                <w:rFonts w:ascii="Arial" w:cs="Arial" w:eastAsia="Arial" w:hAnsi="Arial"/>
-                <w:b/>
-                <w:bCs/>
-                <w:color w:val="FFFFFF"/>
-                <w:sz w:val="18"/>
-                <w:szCs w:val="18"/>
-              </w:rPr>
-              <w:t xml:space="preserve">ENTIDAD EMISORA</w:t>
-            </w:r>
-          </w:p>
-        </w:tc>
-        <w:tc>
-          <w:tcPr>
-            <w:tcW w:type="dxa" w:w="1600"/>
-            <w:gridSpan w:val="1"/>
-            <w:tcBorders>
-              <w:top w:val="single" w:color="000000" w:sz="4"/>
-              <w:left w:val="single" w:color="000000" w:sz="4"/>
-              <w:bottom w:val="single" w:color="000000" w:sz="4"/>
-              <w:right w:val="single" w:color="000000" w:sz="4"/>
-            </w:tcBorders>
-            <w:shd w:fill="2E6DB4" w:val="clear"/>
-            <w:vAlign w:val="center"/>
-          </w:tcPr>
-          <w:p>
-            <w:pPr>
-              <w:spacing w:after="50" w:before="50"/>
-              <w:jc w:val="center"/>
-            </w:pPr>
-            <w:r>
-              <w:rPr>
-                <w:rFonts w:ascii="Arial" w:cs="Arial" w:eastAsia="Arial" w:hAnsi="Arial"/>
-                <w:b/>
-                <w:bCs/>
-                <w:color w:val="FFFFFF"/>
-                <w:sz w:val="18"/>
-                <w:szCs w:val="18"/>
-              </w:rPr>
-              <w:t xml:space="preserve">FECHA EMISIÓN</w:t>
-            </w:r>
-          </w:p>
-        </w:tc>
-        <w:tc>
-          <w:tcPr>
-            <w:tcW w:type="dxa" w:w="3800"/>
-            <w:gridSpan w:val="1"/>
-            <w:tcBorders>
-              <w:top w:val="single" w:color="000000" w:sz="4"/>
-              <w:left w:val="single" w:color="000000" w:sz="4"/>
-              <w:bottom w:val="single" w:color="000000" w:sz="4"/>
-              <w:right w:val="single" w:color="000000" w:sz="4"/>
-            </w:tcBorders>
-            <w:shd w:fill="2E6DB4" w:val="clear"/>
-            <w:vAlign w:val="center"/>
-          </w:tcPr>
-          <w:p>
-            <w:pPr>
-              <w:spacing w:after="50" w:before="50"/>
-              <w:jc w:val="center"/>
-            </w:pPr>
-            <w:r>
-              <w:rPr>
-                <w:rFonts w:ascii="Arial" w:cs="Arial" w:eastAsia="Arial" w:hAnsi="Arial"/>
-                <w:b/>
-                <w:bCs/>
-                <w:color w:val="FFFFFF"/>
-                <w:sz w:val="18"/>
-                <w:szCs w:val="18"/>
-              </w:rPr>
-              <w:t xml:space="preserve">FECHA VENCIMIENTO</w:t>
-            </w:r>
-          </w:p>
-        </w:tc>
-      </w:tr>
-      <w:tr>
-        <w:tc>
-          <w:tcPr>
-            <w:tcW w:type="dxa" w:w="400"/>
-            <w:gridSpan w:val="1"/>
-            <w:tcBorders>
-              <w:top w:val="single" w:color="000000" w:sz="4"/>
-              <w:left w:val="single" w:color="000000" w:sz="4"/>
-              <w:bottom w:val="single" w:color="000000" w:sz="4"/>
-              <w:right w:val="single" w:color="000000" w:sz="4"/>
-            </w:tcBorders>
-            <w:vAlign w:val="center"/>
-          </w:tcPr>
-          <w:p>
-            <w:pPr>
-              <w:spacing w:after="50" w:before="50"/>
-              <w:jc w:val="center"/>
-            </w:pPr>
-            <w:r>
-              <w:rPr>
-                <w:rFonts w:ascii="Arial" w:cs="Arial" w:eastAsia="Arial" w:hAnsi="Arial"/>
-                <w:color w:val="000000"/>
-                <w:sz w:val="18"/>
-                <w:szCs w:val="18"/>
-              </w:rPr>
-              <w:t xml:space="preserve">□</w:t>
-            </w:r>
-          </w:p>
-        </w:tc>
-        <w:tc>
-          <w:tcPr>
-            <w:tcW w:type="dxa" w:w="2600"/>
-            <w:gridSpan w:val="1"/>
-            <w:tcBorders>
-              <w:top w:val="single" w:color="000000" w:sz="4"/>
-              <w:left w:val="single" w:color="000000" w:sz="4"/>
-              <w:bottom w:val="single" w:color="000000" w:sz="4"/>
-              <w:right w:val="single" w:color="000000" w:sz="4"/>
-            </w:tcBorders>
-            <w:vAlign w:val="center"/>
-          </w:tcPr>
-          <w:p>
-            <w:pPr>
-              <w:spacing w:after="50" w:before="50"/>
-              <w:jc w:val="left"/>
-            </w:pPr>
-            <w:r>
-              <w:rPr>
-                <w:rFonts w:ascii="Arial" w:cs="Arial" w:eastAsia="Arial" w:hAnsi="Arial"/>
-                <w:color w:val="000000"/>
-                <w:sz w:val="18"/>
-                <w:szCs w:val="18"/>
-              </w:rPr>
-              <w:t xml:space="preserve">Trabajo en Caliente</w:t>
-            </w:r>
-          </w:p>
-        </w:tc>
-        <w:tc>
-          <w:tcPr>
-            <w:tcW w:type="dxa" w:w="2400"/>
-            <w:gridSpan w:val="1"/>
-            <w:tcBorders>
-              <w:top w:val="single" w:color="000000" w:sz="4"/>
-              <w:left w:val="single" w:color="000000" w:sz="4"/>
-              <w:bottom w:val="single" w:color="000000" w:sz="4"/>
-              <w:right w:val="single" w:color="000000" w:sz="4"/>
-            </w:tcBorders>
-            <w:vAlign w:val="center"/>
-          </w:tcPr>
-          <w:p>
-            <w:pPr>
-              <w:spacing w:after="50" w:before="50"/>
-              <w:jc w:val="left"/>
-            </w:pPr>
-            <w:r>
-              <w:rPr>
-                <w:rFonts w:ascii="Arial" w:cs="Arial" w:eastAsia="Arial" w:hAnsi="Arial"/>
-                <w:color w:val="000000"/>
-                <w:sz w:val="17"/>
-                <w:szCs w:val="17"/>
-              </w:rPr>
-              <w:t xml:space="preserve">MDT / SENESCYT</w:t>
-            </w:r>
-          </w:p>
-        </w:tc>
-        <w:tc>
-          <w:tcPr>
-            <w:tcW w:type="dxa" w:w="1600"/>
-            <w:gridSpan w:val="1"/>
-            <w:tcBorders>
-              <w:top w:val="single" w:color="000000" w:sz="4"/>
-              <w:left w:val="single" w:color="000000" w:sz="4"/>
-              <w:bottom w:val="single" w:color="000000" w:sz="4"/>
-              <w:right w:val="single" w:color="000000" w:sz="4"/>
-            </w:tcBorders>
-            <w:vAlign w:val="center"/>
-          </w:tcPr>
-          <w:p>
-            <w:pPr>
-              <w:spacing w:after="50" w:before="50"/>
-              <w:jc w:val="center"/>
-            </w:pPr>
-            <w:r>
-              <w:rPr>
-                <w:rFonts w:ascii="Arial" w:cs="Arial" w:eastAsia="Arial" w:hAnsi="Arial"/>
-                <w:color w:val="000000"/>
-                <w:sz w:val="17"/>
-                <w:szCs w:val="17"/>
-              </w:rPr>
-              <w:t xml:space="preserve">__/__/____</w:t>
-            </w:r>
-          </w:p>
-        </w:tc>
-        <w:tc>
-          <w:tcPr>
-            <w:tcW w:type="dxa" w:w="3800"/>
-            <w:gridSpan w:val="1"/>
-            <w:tcBorders>
-              <w:top w:val="single" w:color="000000" w:sz="4"/>
-              <w:left w:val="single" w:color="000000" w:sz="4"/>
-              <w:bottom w:val="single" w:color="000000" w:sz="4"/>
-              <w:right w:val="single" w:color="000000" w:sz="4"/>
-            </w:tcBorders>
-            <w:vAlign w:val="center"/>
-          </w:tcPr>
-          <w:p>
-            <w:pPr>
-              <w:spacing w:after="50" w:before="50"/>
-              <w:jc w:val="center"/>
-            </w:pPr>
-            <w:r>
-              <w:rPr>
-                <w:rFonts w:ascii="Arial" w:cs="Arial" w:eastAsia="Arial" w:hAnsi="Arial"/>
-                <w:color w:val="000000"/>
-                <w:sz w:val="17"/>
-                <w:szCs w:val="17"/>
-              </w:rPr>
-              <w:t xml:space="preserve">__/__/____</w:t>
-            </w:r>
-          </w:p>
-        </w:tc>
-      </w:tr>
-      <w:tr>
-        <w:tc>
-          <w:tcPr>
-            <w:tcW w:type="dxa" w:w="400"/>
-            <w:gridSpan w:val="1"/>
-            <w:tcBorders>
-              <w:top w:val="single" w:color="000000" w:sz="4"/>
-              <w:left w:val="single" w:color="000000" w:sz="4"/>
-              <w:bottom w:val="single" w:color="000000" w:sz="4"/>
-              <w:right w:val="single" w:color="000000" w:sz="4"/>
-            </w:tcBorders>
-            <w:vAlign w:val="center"/>
-          </w:tcPr>
-          <w:p>
-            <w:pPr>
-              <w:spacing w:after="50" w:before="50"/>
-              <w:jc w:val="center"/>
-            </w:pPr>
-            <w:r>
-              <w:rPr>
-                <w:rFonts w:ascii="Arial" w:cs="Arial" w:eastAsia="Arial" w:hAnsi="Arial"/>
-                <w:color w:val="000000"/>
-                <w:sz w:val="18"/>
-                <w:szCs w:val="18"/>
-              </w:rPr>
-              <w:t xml:space="preserve">□</w:t>
-            </w:r>
-          </w:p>
-        </w:tc>
-        <w:tc>
-          <w:tcPr>
-            <w:tcW w:type="dxa" w:w="2600"/>
-            <w:gridSpan w:val="1"/>
-            <w:tcBorders>
-              <w:top w:val="single" w:color="000000" w:sz="4"/>
-              <w:left w:val="single" w:color="000000" w:sz="4"/>
-              <w:bottom w:val="single" w:color="000000" w:sz="4"/>
-              <w:right w:val="single" w:color="000000" w:sz="4"/>
-            </w:tcBorders>
-            <w:vAlign w:val="center"/>
-          </w:tcPr>
-          <w:p>
-            <w:pPr>
-              <w:spacing w:after="50" w:before="50"/>
-              <w:jc w:val="left"/>
-            </w:pPr>
-            <w:r>
-              <w:rPr>
-                <w:rFonts w:ascii="Arial" w:cs="Arial" w:eastAsia="Arial" w:hAnsi="Arial"/>
-                <w:color w:val="000000"/>
-                <w:sz w:val="18"/>
-                <w:szCs w:val="18"/>
-              </w:rPr>
-              <w:t xml:space="preserve">Trabajo en Altura  (≥ 1,80 m)</w:t>
-            </w:r>
-          </w:p>
-        </w:tc>
-        <w:tc>
-          <w:tcPr>
-            <w:tcW w:type="dxa" w:w="2400"/>
-            <w:gridSpan w:val="1"/>
-            <w:tcBorders>
-              <w:top w:val="single" w:color="000000" w:sz="4"/>
-              <w:left w:val="single" w:color="000000" w:sz="4"/>
-              <w:bottom w:val="single" w:color="000000" w:sz="4"/>
-              <w:right w:val="single" w:color="000000" w:sz="4"/>
-            </w:tcBorders>
-            <w:vAlign w:val="center"/>
-          </w:tcPr>
-          <w:p>
-            <w:pPr>
-              <w:spacing w:after="50" w:before="50"/>
-              <w:jc w:val="left"/>
-            </w:pPr>
-            <w:r>
-              <w:rPr>
-                <w:rFonts w:ascii="Arial" w:cs="Arial" w:eastAsia="Arial" w:hAnsi="Arial"/>
-                <w:color w:val="000000"/>
-                <w:sz w:val="17"/>
-                <w:szCs w:val="17"/>
-              </w:rPr>
-              <w:t xml:space="preserve">MDT / SENESCYT</w:t>
-            </w:r>
-          </w:p>
-        </w:tc>
-        <w:tc>
-          <w:tcPr>
-            <w:tcW w:type="dxa" w:w="1600"/>
-            <w:gridSpan w:val="1"/>
-            <w:tcBorders>
-              <w:top w:val="single" w:color="000000" w:sz="4"/>
-              <w:left w:val="single" w:color="000000" w:sz="4"/>
-              <w:bottom w:val="single" w:color="000000" w:sz="4"/>
-              <w:right w:val="single" w:color="000000" w:sz="4"/>
-            </w:tcBorders>
-            <w:vAlign w:val="center"/>
-          </w:tcPr>
-          <w:p>
-            <w:pPr>
-              <w:spacing w:after="50" w:before="50"/>
-              <w:jc w:val="center"/>
-            </w:pPr>
-            <w:r>
-              <w:rPr>
-                <w:rFonts w:ascii="Arial" w:cs="Arial" w:eastAsia="Arial" w:hAnsi="Arial"/>
-                <w:color w:val="000000"/>
-                <w:sz w:val="17"/>
-                <w:szCs w:val="17"/>
-              </w:rPr>
-              <w:t xml:space="preserve">__/__/____</w:t>
-            </w:r>
-          </w:p>
-        </w:tc>
-        <w:tc>
-          <w:tcPr>
-            <w:tcW w:type="dxa" w:w="3800"/>
-            <w:gridSpan w:val="1"/>
-            <w:tcBorders>
-              <w:top w:val="single" w:color="000000" w:sz="4"/>
-              <w:left w:val="single" w:color="000000" w:sz="4"/>
-              <w:bottom w:val="single" w:color="000000" w:sz="4"/>
-              <w:right w:val="single" w:color="000000" w:sz="4"/>
-            </w:tcBorders>
-            <w:vAlign w:val="center"/>
-          </w:tcPr>
-          <w:p>
-            <w:pPr>
-              <w:spacing w:after="50" w:before="50"/>
-              <w:jc w:val="center"/>
-            </w:pPr>
-            <w:r>
-              <w:rPr>
-                <w:rFonts w:ascii="Arial" w:cs="Arial" w:eastAsia="Arial" w:hAnsi="Arial"/>
-                <w:color w:val="000000"/>
-                <w:sz w:val="17"/>
-                <w:szCs w:val="17"/>
-              </w:rPr>
-              <w:t xml:space="preserve">__/__/____</w:t>
-            </w:r>
-          </w:p>
-        </w:tc>
-      </w:tr>
-      <w:tr>
-        <w:tc>
-          <w:tcPr>
-            <w:tcW w:type="dxa" w:w="400"/>
-            <w:gridSpan w:val="1"/>
-            <w:tcBorders>
-              <w:top w:val="single" w:color="000000" w:sz="4"/>
-              <w:left w:val="single" w:color="000000" w:sz="4"/>
-              <w:bottom w:val="single" w:color="000000" w:sz="4"/>
-              <w:right w:val="single" w:color="000000" w:sz="4"/>
-            </w:tcBorders>
-            <w:vAlign w:val="center"/>
-          </w:tcPr>
-          <w:p>
-            <w:pPr>
-              <w:spacing w:after="50" w:before="50"/>
-              <w:jc w:val="center"/>
-            </w:pPr>
-            <w:r>
-              <w:rPr>
-                <w:rFonts w:ascii="Arial" w:cs="Arial" w:eastAsia="Arial" w:hAnsi="Arial"/>
-                <w:color w:val="000000"/>
-                <w:sz w:val="18"/>
-                <w:szCs w:val="18"/>
-              </w:rPr>
-              <w:t xml:space="preserve">□</w:t>
-            </w:r>
-          </w:p>
-        </w:tc>
-        <w:tc>
-          <w:tcPr>
-            <w:tcW w:type="dxa" w:w="2600"/>
-            <w:gridSpan w:val="1"/>
-            <w:tcBorders>
-              <w:top w:val="single" w:color="000000" w:sz="4"/>
-              <w:left w:val="single" w:color="000000" w:sz="4"/>
-              <w:bottom w:val="single" w:color="000000" w:sz="4"/>
-              <w:right w:val="single" w:color="000000" w:sz="4"/>
-            </w:tcBorders>
-            <w:vAlign w:val="center"/>
-          </w:tcPr>
-          <w:p>
-            <w:pPr>
-              <w:spacing w:after="50" w:before="50"/>
-              <w:jc w:val="left"/>
-            </w:pPr>
-            <w:r>
-              <w:rPr>
-                <w:rFonts w:ascii="Arial" w:cs="Arial" w:eastAsia="Arial" w:hAnsi="Arial"/>
-                <w:color w:val="000000"/>
-                <w:sz w:val="18"/>
-                <w:szCs w:val="18"/>
-              </w:rPr>
-              <w:t xml:space="preserve">Espacios Confinados</w:t>
-            </w:r>
-          </w:p>
-        </w:tc>
-        <w:tc>
-          <w:tcPr>
-            <w:tcW w:type="dxa" w:w="2400"/>
-            <w:gridSpan w:val="1"/>
-            <w:tcBorders>
-              <w:top w:val="single" w:color="000000" w:sz="4"/>
-              <w:left w:val="single" w:color="000000" w:sz="4"/>
-              <w:bottom w:val="single" w:color="000000" w:sz="4"/>
-              <w:right w:val="single" w:color="000000" w:sz="4"/>
-            </w:tcBorders>
-            <w:vAlign w:val="center"/>
-          </w:tcPr>
-          <w:p>
-            <w:pPr>
-              <w:spacing w:after="50" w:before="50"/>
-              <w:jc w:val="left"/>
-            </w:pPr>
-            <w:r>
-              <w:rPr>
-                <w:rFonts w:ascii="Arial" w:cs="Arial" w:eastAsia="Arial" w:hAnsi="Arial"/>
-                <w:color w:val="000000"/>
-                <w:sz w:val="17"/>
-                <w:szCs w:val="17"/>
-              </w:rPr>
-              <w:t xml:space="preserve">MDT / SENESCYT</w:t>
-            </w:r>
-          </w:p>
-        </w:tc>
-        <w:tc>
-          <w:tcPr>
-            <w:tcW w:type="dxa" w:w="1600"/>
-            <w:gridSpan w:val="1"/>
-            <w:tcBorders>
-              <w:top w:val="single" w:color="000000" w:sz="4"/>
-              <w:left w:val="single" w:color="000000" w:sz="4"/>
-              <w:bottom w:val="single" w:color="000000" w:sz="4"/>
-              <w:right w:val="single" w:color="000000" w:sz="4"/>
-            </w:tcBorders>
-            <w:vAlign w:val="center"/>
-          </w:tcPr>
-          <w:p>
-            <w:pPr>
-              <w:spacing w:after="50" w:before="50"/>
-              <w:jc w:val="center"/>
-            </w:pPr>
-            <w:r>
-              <w:rPr>
-                <w:rFonts w:ascii="Arial" w:cs="Arial" w:eastAsia="Arial" w:hAnsi="Arial"/>
-                <w:color w:val="000000"/>
-                <w:sz w:val="17"/>
-                <w:szCs w:val="17"/>
-              </w:rPr>
-              <w:t xml:space="preserve">__/__/____</w:t>
-            </w:r>
-          </w:p>
-        </w:tc>
-        <w:tc>
-          <w:tcPr>
-            <w:tcW w:type="dxa" w:w="3800"/>
-            <w:gridSpan w:val="1"/>
-            <w:tcBorders>
-              <w:top w:val="single" w:color="000000" w:sz="4"/>
-              <w:left w:val="single" w:color="000000" w:sz="4"/>
-              <w:bottom w:val="single" w:color="000000" w:sz="4"/>
-              <w:right w:val="single" w:color="000000" w:sz="4"/>
-            </w:tcBorders>
-            <w:vAlign w:val="center"/>
-          </w:tcPr>
-          <w:p>
-            <w:pPr>
-              <w:spacing w:after="50" w:before="50"/>
-              <w:jc w:val="center"/>
-            </w:pPr>
-            <w:r>
-              <w:rPr>
-                <w:rFonts w:ascii="Arial" w:cs="Arial" w:eastAsia="Arial" w:hAnsi="Arial"/>
-                <w:color w:val="000000"/>
-                <w:sz w:val="17"/>
-                <w:szCs w:val="17"/>
-              </w:rPr>
-              <w:t xml:space="preserve">__/__/____</w:t>
-            </w:r>
-          </w:p>
-        </w:tc>
-      </w:tr>
-      <w:tr>
-        <w:tc>
-          <w:tcPr>
-            <w:tcW w:type="dxa" w:w="400"/>
-            <w:gridSpan w:val="1"/>
-            <w:tcBorders>
-              <w:top w:val="single" w:color="000000" w:sz="4"/>
-              <w:left w:val="single" w:color="000000" w:sz="4"/>
-              <w:bottom w:val="single" w:color="000000" w:sz="4"/>
-              <w:right w:val="single" w:color="000000" w:sz="4"/>
-            </w:tcBorders>
-            <w:vAlign w:val="center"/>
-          </w:tcPr>
-          <w:p>
-            <w:pPr>
-              <w:spacing w:after="50" w:before="50"/>
-              <w:jc w:val="center"/>
-            </w:pPr>
-            <w:r>
-              <w:rPr>
-                <w:rFonts w:ascii="Arial" w:cs="Arial" w:eastAsia="Arial" w:hAnsi="Arial"/>
-                <w:color w:val="000000"/>
-                <w:sz w:val="18"/>
-                <w:szCs w:val="18"/>
-              </w:rPr>
-              <w:t xml:space="preserve">□</w:t>
-            </w:r>
-          </w:p>
-        </w:tc>
-        <w:tc>
-          <w:tcPr>
-            <w:tcW w:type="dxa" w:w="2600"/>
-            <w:gridSpan w:val="1"/>
-            <w:tcBorders>
-              <w:top w:val="single" w:color="000000" w:sz="4"/>
-              <w:left w:val="single" w:color="000000" w:sz="4"/>
-              <w:bottom w:val="single" w:color="000000" w:sz="4"/>
-              <w:right w:val="single" w:color="000000" w:sz="4"/>
-            </w:tcBorders>
-            <w:vAlign w:val="center"/>
-          </w:tcPr>
-          <w:p>
-            <w:pPr>
-              <w:spacing w:after="50" w:before="50"/>
-              <w:jc w:val="left"/>
-            </w:pPr>
-            <w:r>
-              <w:rPr>
-                <w:rFonts w:ascii="Arial" w:cs="Arial" w:eastAsia="Arial" w:hAnsi="Arial"/>
-                <w:color w:val="000000"/>
-                <w:sz w:val="18"/>
-                <w:szCs w:val="18"/>
-              </w:rPr>
-              <w:t xml:space="preserve">Trabajos Eléctricos  (media y alta tensión)</w:t>
-            </w:r>
-          </w:p>
-        </w:tc>
-        <w:tc>
-          <w:tcPr>
-            <w:tcW w:type="dxa" w:w="2400"/>
-            <w:gridSpan w:val="1"/>
-            <w:tcBorders>
-              <w:top w:val="single" w:color="000000" w:sz="4"/>
-              <w:left w:val="single" w:color="000000" w:sz="4"/>
-              <w:bottom w:val="single" w:color="000000" w:sz="4"/>
-              <w:right w:val="single" w:color="000000" w:sz="4"/>
-            </w:tcBorders>
-            <w:vAlign w:val="center"/>
-          </w:tcPr>
-          <w:p>
-            <w:pPr>
-              <w:spacing w:after="50" w:before="50"/>
-              <w:jc w:val="left"/>
-            </w:pPr>
-            <w:r>
-              <w:rPr>
-                <w:rFonts w:ascii="Arial" w:cs="Arial" w:eastAsia="Arial" w:hAnsi="Arial"/>
-                <w:color w:val="000000"/>
-                <w:sz w:val="17"/>
-                <w:szCs w:val="17"/>
-              </w:rPr>
-              <w:t xml:space="preserve">MDT / SENESCYT</w:t>
-            </w:r>
-          </w:p>
-        </w:tc>
-        <w:tc>
-          <w:tcPr>
-            <w:tcW w:type="dxa" w:w="1600"/>
-            <w:gridSpan w:val="1"/>
-            <w:tcBorders>
-              <w:top w:val="single" w:color="000000" w:sz="4"/>
-              <w:left w:val="single" w:color="000000" w:sz="4"/>
-              <w:bottom w:val="single" w:color="000000" w:sz="4"/>
-              <w:right w:val="single" w:color="000000" w:sz="4"/>
-            </w:tcBorders>
-            <w:vAlign w:val="center"/>
-          </w:tcPr>
-          <w:p>
-            <w:pPr>
-              <w:spacing w:after="50" w:before="50"/>
-              <w:jc w:val="center"/>
-            </w:pPr>
-            <w:r>
-              <w:rPr>
-                <w:rFonts w:ascii="Arial" w:cs="Arial" w:eastAsia="Arial" w:hAnsi="Arial"/>
-                <w:color w:val="000000"/>
-                <w:sz w:val="17"/>
-                <w:szCs w:val="17"/>
-              </w:rPr>
-              <w:t xml:space="preserve">__/__/____</w:t>
-            </w:r>
-          </w:p>
-        </w:tc>
-        <w:tc>
-          <w:tcPr>
-            <w:tcW w:type="dxa" w:w="3800"/>
-            <w:gridSpan w:val="1"/>
-            <w:tcBorders>
-              <w:top w:val="single" w:color="000000" w:sz="4"/>
-              <w:left w:val="single" w:color="000000" w:sz="4"/>
-              <w:bottom w:val="single" w:color="000000" w:sz="4"/>
-              <w:right w:val="single" w:color="000000" w:sz="4"/>
-            </w:tcBorders>
-            <w:vAlign w:val="center"/>
-          </w:tcPr>
-          <w:p>
-            <w:pPr>
-              <w:spacing w:after="50" w:before="50"/>
-              <w:jc w:val="center"/>
-            </w:pPr>
-            <w:r>
-              <w:rPr>
-                <w:rFonts w:ascii="Arial" w:cs="Arial" w:eastAsia="Arial" w:hAnsi="Arial"/>
-                <w:color w:val="000000"/>
-                <w:sz w:val="17"/>
-                <w:szCs w:val="17"/>
-              </w:rPr>
-              <w:t xml:space="preserve">__/__/____</w:t>
-            </w:r>
-          </w:p>
-        </w:tc>
-      </w:tr>
-      <w:tr>
-        <w:tc>
-          <w:tcPr>
-            <w:tcW w:type="dxa" w:w="400"/>
-            <w:gridSpan w:val="1"/>
-            <w:tcBorders>
-              <w:top w:val="single" w:color="000000" w:sz="4"/>
-              <w:left w:val="single" w:color="000000" w:sz="4"/>
-              <w:bottom w:val="single" w:color="000000" w:sz="4"/>
-              <w:right w:val="single" w:color="000000" w:sz="4"/>
-            </w:tcBorders>
-            <w:vAlign w:val="center"/>
-          </w:tcPr>
-          <w:p>
-            <w:pPr>
-              <w:spacing w:after="50" w:before="50"/>
-              <w:jc w:val="center"/>
-            </w:pPr>
-            <w:r>
-              <w:rPr>
-                <w:rFonts w:ascii="Arial" w:cs="Arial" w:eastAsia="Arial" w:hAnsi="Arial"/>
-                <w:color w:val="000000"/>
-                <w:sz w:val="18"/>
-                <w:szCs w:val="18"/>
-              </w:rPr>
-              <w:t xml:space="preserve">□</w:t>
-            </w:r>
-          </w:p>
-        </w:tc>
-        <w:tc>
-          <w:tcPr>
-            <w:tcW w:type="dxa" w:w="2600"/>
-            <w:gridSpan w:val="1"/>
-            <w:tcBorders>
-              <w:top w:val="single" w:color="000000" w:sz="4"/>
-              <w:left w:val="single" w:color="000000" w:sz="4"/>
-              <w:bottom w:val="single" w:color="000000" w:sz="4"/>
-              <w:right w:val="single" w:color="000000" w:sz="4"/>
-            </w:tcBorders>
-            <w:vAlign w:val="center"/>
-          </w:tcPr>
-          <w:p>
-            <w:pPr>
-              <w:spacing w:after="50" w:before="50"/>
-              <w:jc w:val="left"/>
-            </w:pPr>
-            <w:r>
-              <w:rPr>
-                <w:rFonts w:ascii="Arial" w:cs="Arial" w:eastAsia="Arial" w:hAnsi="Arial"/>
-                <w:color w:val="000000"/>
-                <w:sz w:val="18"/>
-                <w:szCs w:val="18"/>
-              </w:rPr>
-              <w:t xml:space="preserve">Izaje de Cargas</w:t>
-            </w:r>
-          </w:p>
-        </w:tc>
-        <w:tc>
-          <w:tcPr>
-            <w:tcW w:type="dxa" w:w="2400"/>
-            <w:gridSpan w:val="1"/>
-            <w:tcBorders>
-              <w:top w:val="single" w:color="000000" w:sz="4"/>
-              <w:left w:val="single" w:color="000000" w:sz="4"/>
-              <w:bottom w:val="single" w:color="000000" w:sz="4"/>
-              <w:right w:val="single" w:color="000000" w:sz="4"/>
-            </w:tcBorders>
-            <w:vAlign w:val="center"/>
-          </w:tcPr>
-          <w:p>
-            <w:pPr>
-              <w:spacing w:after="50" w:before="50"/>
-              <w:jc w:val="left"/>
-            </w:pPr>
-            <w:r>
-              <w:rPr>
-                <w:rFonts w:ascii="Arial" w:cs="Arial" w:eastAsia="Arial" w:hAnsi="Arial"/>
-                <w:color w:val="000000"/>
-                <w:sz w:val="17"/>
-                <w:szCs w:val="17"/>
-              </w:rPr>
-              <w:t xml:space="preserve">MDT / SENESCYT</w:t>
-            </w:r>
-          </w:p>
-        </w:tc>
-        <w:tc>
-          <w:tcPr>
-            <w:tcW w:type="dxa" w:w="1600"/>
-            <w:gridSpan w:val="1"/>
-            <w:tcBorders>
-              <w:top w:val="single" w:color="000000" w:sz="4"/>
-              <w:left w:val="single" w:color="000000" w:sz="4"/>
-              <w:bottom w:val="single" w:color="000000" w:sz="4"/>
-              <w:right w:val="single" w:color="000000" w:sz="4"/>
-            </w:tcBorders>
-            <w:vAlign w:val="center"/>
-          </w:tcPr>
-          <w:p>
-            <w:pPr>
-              <w:spacing w:after="50" w:before="50"/>
-              <w:jc w:val="center"/>
-            </w:pPr>
-            <w:r>
-              <w:rPr>
-                <w:rFonts w:ascii="Arial" w:cs="Arial" w:eastAsia="Arial" w:hAnsi="Arial"/>
-                <w:color w:val="000000"/>
-                <w:sz w:val="17"/>
-                <w:szCs w:val="17"/>
-              </w:rPr>
-              <w:t xml:space="preserve">__/__/____</w:t>
-            </w:r>
-          </w:p>
-        </w:tc>
-        <w:tc>
-          <w:tcPr>
-            <w:tcW w:type="dxa" w:w="3800"/>
-            <w:gridSpan w:val="1"/>
-            <w:tcBorders>
-              <w:top w:val="single" w:color="000000" w:sz="4"/>
-              <w:left w:val="single" w:color="000000" w:sz="4"/>
-              <w:bottom w:val="single" w:color="000000" w:sz="4"/>
-              <w:right w:val="single" w:color="000000" w:sz="4"/>
-            </w:tcBorders>
-            <w:vAlign w:val="center"/>
-          </w:tcPr>
-          <w:p>
-            <w:pPr>
-              <w:spacing w:after="50" w:before="50"/>
-              <w:jc w:val="center"/>
-            </w:pPr>
-            <w:r>
-              <w:rPr>
-                <w:rFonts w:ascii="Arial" w:cs="Arial" w:eastAsia="Arial" w:hAnsi="Arial"/>
-                <w:color w:val="000000"/>
-                <w:sz w:val="17"/>
-                <w:szCs w:val="17"/>
-              </w:rPr>
-              <w:t xml:space="preserve">__/__/____</w:t>
-            </w:r>
-          </w:p>
-        </w:tc>
-      </w:tr>
-      <w:tr>
-        <w:tc>
-          <w:tcPr>
-            <w:tcW w:type="dxa" w:w="400"/>
-            <w:gridSpan w:val="1"/>
-            <w:tcBorders>
-              <w:top w:val="single" w:color="000000" w:sz="4"/>
-              <w:left w:val="single" w:color="000000" w:sz="4"/>
-              <w:bottom w:val="single" w:color="000000" w:sz="4"/>
-              <w:right w:val="single" w:color="000000" w:sz="4"/>
-            </w:tcBorders>
-            <w:vAlign w:val="center"/>
-          </w:tcPr>
-          <w:p>
-            <w:pPr>
-              <w:spacing w:after="50" w:before="50"/>
-              <w:jc w:val="center"/>
-            </w:pPr>
-            <w:r>
-              <w:rPr>
-                <w:rFonts w:ascii="Arial" w:cs="Arial" w:eastAsia="Arial" w:hAnsi="Arial"/>
-                <w:color w:val="000000"/>
-                <w:sz w:val="18"/>
-                <w:szCs w:val="18"/>
-              </w:rPr>
-              <w:t xml:space="preserve">□</w:t>
-            </w:r>
-          </w:p>
-        </w:tc>
-        <w:tc>
-          <w:tcPr>
-            <w:tcW w:type="dxa" w:w="2600"/>
-            <w:gridSpan w:val="1"/>
-            <w:tcBorders>
-              <w:top w:val="single" w:color="000000" w:sz="4"/>
-              <w:left w:val="single" w:color="000000" w:sz="4"/>
-              <w:bottom w:val="single" w:color="000000" w:sz="4"/>
-              <w:right w:val="single" w:color="000000" w:sz="4"/>
-            </w:tcBorders>
-            <w:vAlign w:val="center"/>
-          </w:tcPr>
-          <w:p>
-            <w:pPr>
-              <w:spacing w:after="50" w:before="50"/>
-              <w:jc w:val="left"/>
-            </w:pPr>
-            <w:r>
-              <w:rPr>
-                <w:rFonts w:ascii="Arial" w:cs="Arial" w:eastAsia="Arial" w:hAnsi="Arial"/>
-                <w:color w:val="000000"/>
-                <w:sz w:val="18"/>
-                <w:szCs w:val="18"/>
-              </w:rPr>
-              <w:t xml:space="preserve">Excavaciones</w:t>
-            </w:r>
-          </w:p>
-        </w:tc>
-        <w:tc>
-          <w:tcPr>
-            <w:tcW w:type="dxa" w:w="2400"/>
-            <w:gridSpan w:val="1"/>
-            <w:tcBorders>
-              <w:top w:val="single" w:color="000000" w:sz="4"/>
-              <w:left w:val="single" w:color="000000" w:sz="4"/>
-              <w:bottom w:val="single" w:color="000000" w:sz="4"/>
-              <w:right w:val="single" w:color="000000" w:sz="4"/>
-            </w:tcBorders>
-            <w:vAlign w:val="center"/>
-          </w:tcPr>
-          <w:p>
-            <w:pPr>
-              <w:spacing w:after="50" w:before="50"/>
-              <w:jc w:val="left"/>
-            </w:pPr>
-            <w:r>
-              <w:rPr>
-                <w:rFonts w:ascii="Arial" w:cs="Arial" w:eastAsia="Arial" w:hAnsi="Arial"/>
-                <w:color w:val="000000"/>
-                <w:sz w:val="17"/>
-                <w:szCs w:val="17"/>
-              </w:rPr>
-              <w:t xml:space="preserve">MDT / SENESCYT</w:t>
-            </w:r>
-          </w:p>
-        </w:tc>
-        <w:tc>
-          <w:tcPr>
-            <w:tcW w:type="dxa" w:w="1600"/>
-            <w:gridSpan w:val="1"/>
-            <w:tcBorders>
-              <w:top w:val="single" w:color="000000" w:sz="4"/>
-              <w:left w:val="single" w:color="000000" w:sz="4"/>
-              <w:bottom w:val="single" w:color="000000" w:sz="4"/>
-              <w:right w:val="single" w:color="000000" w:sz="4"/>
-            </w:tcBorders>
-            <w:vAlign w:val="center"/>
-          </w:tcPr>
-          <w:p>
-            <w:pPr>
-              <w:spacing w:after="50" w:before="50"/>
-              <w:jc w:val="center"/>
-            </w:pPr>
-            <w:r>
-              <w:rPr>
-                <w:rFonts w:ascii="Arial" w:cs="Arial" w:eastAsia="Arial" w:hAnsi="Arial"/>
-                <w:color w:val="000000"/>
-                <w:sz w:val="17"/>
-                <w:szCs w:val="17"/>
-              </w:rPr>
-              <w:t xml:space="preserve">__/__/____</w:t>
-            </w:r>
-          </w:p>
-        </w:tc>
-        <w:tc>
-          <w:tcPr>
-            <w:tcW w:type="dxa" w:w="3800"/>
-            <w:gridSpan w:val="1"/>
-            <w:tcBorders>
-              <w:top w:val="single" w:color="000000" w:sz="4"/>
-              <w:left w:val="single" w:color="000000" w:sz="4"/>
-              <w:bottom w:val="single" w:color="000000" w:sz="4"/>
-              <w:right w:val="single" w:color="000000" w:sz="4"/>
-            </w:tcBorders>
-            <w:vAlign w:val="center"/>
-          </w:tcPr>
-          <w:p>
-            <w:pPr>
-              <w:spacing w:after="50" w:before="50"/>
-              <w:jc w:val="center"/>
-            </w:pPr>
-            <w:r>
-              <w:rPr>
-                <w:rFonts w:ascii="Arial" w:cs="Arial" w:eastAsia="Arial" w:hAnsi="Arial"/>
-                <w:color w:val="000000"/>
-                <w:sz w:val="17"/>
-                <w:szCs w:val="17"/>
-              </w:rPr>
-              <w:t xml:space="preserve">__/__/____</w:t>
-            </w:r>
-          </w:p>
-        </w:tc>
-      </w:tr>
-    </w:tbl>
-    <w:p>
-      <w:pPr>
-        <w:spacing w:after="0" w:before="80"/>
-      </w:pPr>
-    </w:p>
-    <w:tbl>
-      <w:tblPr>
-        <w:tblW w:type="dxa" w:w="10800"/>
-        <w:tblBorders>
-          <w:top w:val="single" w:color="auto" w:sz="4"/>
-          <w:left w:val="single" w:color="auto" w:sz="4"/>
-          <w:bottom w:val="single" w:color="auto" w:sz="4"/>
-          <w:right w:val="single" w:color="auto" w:sz="4"/>
-          <w:insideH w:val="single" w:color="auto" w:sz="4"/>
-          <w:insideV w:val="single" w:color="auto" w:sz="4"/>
-        </w:tblBorders>
-      </w:tblPr>
-      <w:tblGrid>
-        <w:gridCol w:w="2200"/>
-        <w:gridCol w:w="8600"/>
-      </w:tblGrid>
-      <w:tr>
-        <w:tc>
-          <w:tcPr>
-            <w:tcW w:type="dxa" w:w="2200"/>
-            <w:gridSpan w:val="1"/>
-            <w:tcBorders>
-              <w:top w:val="single" w:color="000000" w:sz="4"/>
-              <w:left w:val="single" w:color="000000" w:sz="4"/>
-              <w:bottom w:val="single" w:color="000000" w:sz="4"/>
-              <w:right w:val="single" w:color="000000" w:sz="4"/>
-            </w:tcBorders>
-            <w:vAlign w:val="center"/>
-          </w:tcPr>
-          <w:p>
-            <w:pPr>
-              <w:spacing w:after="60" w:before="60"/>
-              <w:jc w:val="left"/>
-            </w:pPr>
-            <w:r>
-              <w:rPr>
-                <w:rFonts w:ascii="Arial" w:cs="Arial" w:eastAsia="Arial" w:hAnsi="Arial"/>
-                <w:b/>
-                <w:bCs/>
-                <w:color w:val="000000"/>
-                <w:sz w:val="18"/>
-                <w:szCs w:val="18"/>
-              </w:rPr>
-              <w:t xml:space="preserve">EMPRESA / CONTRATISTA:</w:t>
-            </w:r>
-          </w:p>
-        </w:tc>
-        <w:tc>
-          <w:tcPr>
-            <w:tcW w:type="dxa" w:w="8600"/>
-            <w:gridSpan w:val="1"/>
-            <w:tcBorders>
-              <w:top w:val="single" w:color="000000" w:sz="4"/>
-              <w:left w:val="single" w:color="000000" w:sz="4"/>
-              <w:bottom w:val="single" w:color="000000" w:sz="4"/>
-              <w:right w:val="single" w:color="000000" w:sz="4"/>
-            </w:tcBorders>
-            <w:vAlign w:val="center"/>
-          </w:tcPr>
-          <w:p>
-            <w:pPr>
-              <w:spacing w:after="50" w:before="50"/>
-              <w:jc w:val="left"/>
-            </w:pPr>
-            <w:r>
-              <w:rPr>
-                <w:rFonts w:ascii="Arial" w:cs="Arial" w:eastAsia="Arial" w:hAnsi="Arial"/>
-                <w:color w:val="000000"/>
-                <w:sz w:val="18"/>
-                <w:szCs w:val="18"/>
-              </w:rPr>
-              <w:t xml:space="preserve"/>
-            </w:r>
-          </w:p>
-        </w:tc>
-      </w:tr>
-      <w:tr>
-        <w:tc>
-          <w:tcPr>
-            <w:tcW w:type="dxa" w:w="2200"/>
-            <w:gridSpan w:val="1"/>
-            <w:tcBorders>
-              <w:top w:val="single" w:color="000000" w:sz="4"/>
-              <w:left w:val="single" w:color="000000" w:sz="4"/>
-              <w:bottom w:val="single" w:color="000000" w:sz="4"/>
-              <w:right w:val="single" w:color="000000" w:sz="4"/>
-            </w:tcBorders>
-            <w:vAlign w:val="center"/>
-          </w:tcPr>
-          <w:p>
-            <w:pPr>
-              <w:spacing w:after="60" w:before="60"/>
-              <w:jc w:val="left"/>
-            </w:pPr>
-            <w:r>
-              <w:rPr>
-                <w:rFonts w:ascii="Arial" w:cs="Arial" w:eastAsia="Arial" w:hAnsi="Arial"/>
-                <w:b/>
-                <w:bCs/>
-                <w:color w:val="000000"/>
-                <w:sz w:val="18"/>
-                <w:szCs w:val="18"/>
-              </w:rPr>
-              <w:t xml:space="preserve">NOMBRE DE CONTACTO</w:t>
-            </w:r>
-          </w:p>
-        </w:tc>
-        <w:tc>
-          <w:tcPr>
-            <w:tcW w:type="dxa" w:w="8600"/>
-            <w:gridSpan w:val="1"/>
-            <w:tcBorders>
-              <w:top w:val="single" w:color="000000" w:sz="4"/>
-              <w:left w:val="single" w:color="000000" w:sz="4"/>
-              <w:bottom w:val="single" w:color="000000" w:sz="4"/>
-              <w:right w:val="single" w:color="000000" w:sz="4"/>
-            </w:tcBorders>
-            <w:vAlign w:val="center"/>
-          </w:tcPr>
-          <w:p>
-            <w:pPr>
-              <w:spacing w:after="50" w:before="50"/>
-              <w:jc w:val="left"/>
-            </w:pPr>
-            <w:r>
-              <w:rPr>
-                <w:rFonts w:ascii="Arial" w:cs="Arial" w:eastAsia="Arial" w:hAnsi="Arial"/>
-                <w:color w:val="000000"/>
-                <w:sz w:val="18"/>
-                <w:szCs w:val="18"/>
-              </w:rPr>
-              <w:t xml:space="preserve"/>
-            </w:r>
-          </w:p>
-        </w:tc>
-      </w:tr>
-    </w:tbl>
-    <w:p>
-      <w:pPr>
-        <w:spacing w:after="0" w:before="80"/>
-      </w:pPr>
-    </w:p>
-    <w:tbl>
-      <w:tblPr>
-        <w:tblW w:type="dxa" w:w="10800"/>
-        <w:tblBorders>
-          <w:top w:val="single" w:color="auto" w:sz="4"/>
-          <w:left w:val="single" w:color="auto" w:sz="4"/>
-          <w:bottom w:val="single" w:color="auto" w:sz="4"/>
-          <w:right w:val="single" w:color="auto" w:sz="4"/>
-          <w:insideH w:val="single" w:color="auto" w:sz="4"/>
-          <w:insideV w:val="single" w:color="auto" w:sz="4"/>
-        </w:tblBorders>
-      </w:tblPr>
-      <w:tblGrid>
-        <w:gridCol w:w="10800"/>
-      </w:tblGrid>
-      <w:tr>
-        <w:tc>
-          <w:tcPr>
-            <w:tcW w:type="dxa" w:w="10800"/>
-            <w:gridSpan w:val="1"/>
-            <w:tcBorders>
-              <w:top w:val="single" w:color="000000" w:sz="8"/>
-              <w:left w:val="single" w:color="000000" w:sz="8"/>
-              <w:bottom w:val="single" w:color="000000" w:sz="8"/>
-              <w:right w:val="single" w:color="000000" w:sz="8"/>
-            </w:tcBorders>
-            <w:shd w:fill="1A3A6B" w:val="clear"/>
-            <w:vAlign w:val="center"/>
-          </w:tcPr>
-          <w:p>
-            <w:pPr>
-              <w:spacing w:after="60" w:before="60"/>
-              <w:jc w:val="center"/>
-            </w:pPr>
-            <w:r>
-              <w:rPr>
-                <w:rFonts w:ascii="Arial" w:cs="Arial" w:eastAsia="Arial" w:hAnsi="Arial"/>
-                <w:b/>
-                <w:bCs/>
-                <w:color w:val="FFFFFF"/>
-                <w:sz w:val="19"/>
-                <w:szCs w:val="19"/>
-              </w:rPr>
-              <w:t xml:space="preserve">AUTORIZADO A INGRESAR CON</w:t>
-            </w:r>
-          </w:p>
-        </w:tc>
-      </w:tr>
-    </w:tbl>
-    <w:tbl>
-      <w:tblPr>
-        <w:tblW w:type="dxa" w:w="10800"/>
-        <w:tblBorders>
-          <w:top w:val="single" w:color="auto" w:sz="4"/>
-          <w:left w:val="single" w:color="auto" w:sz="4"/>
-          <w:bottom w:val="single" w:color="auto" w:sz="4"/>
-          <w:right w:val="single" w:color="auto" w:sz="4"/>
-          <w:insideH w:val="single" w:color="auto" w:sz="4"/>
-          <w:insideV w:val="single" w:color="auto" w:sz="4"/>
-        </w:tblBorders>
-      </w:tblPr>
-      <w:tblGrid>
-        <w:gridCol w:w="2700"/>
-        <w:gridCol w:w="2700"/>
-        <w:gridCol w:w="2700"/>
-        <w:gridCol w:w="2700"/>
-      </w:tblGrid>
-      <w:tr>
-        <w:tc>
-          <w:tcPr>
-            <w:tcW w:type="dxa" w:w="2700"/>
-            <w:gridSpan w:val="1"/>
-            <w:tcBorders>
-              <w:top w:val="single" w:color="000000" w:sz="4"/>
-              <w:left w:val="single" w:color="000000" w:sz="4"/>
-              <w:bottom w:val="single" w:color="000000" w:sz="4"/>
-              <w:right w:val="single" w:color="000000" w:sz="4"/>
-            </w:tcBorders>
-            <w:vAlign w:val="center"/>
-          </w:tcPr>
-          <w:p>
-            <w:pPr>
-              <w:spacing w:after="50" w:before="50"/>
-              <w:jc w:val="left"/>
-            </w:pPr>
-            <w:r>
-              <w:rPr>
-                <w:rFonts w:ascii="Arial" w:cs="Arial" w:eastAsia="Arial" w:hAnsi="Arial"/>
-                <w:b/>
-                <w:bCs/>
-                <w:color w:val="000000"/>
-                <w:sz w:val="17"/>
-                <w:szCs w:val="17"/>
-              </w:rPr>
-              <w:t xml:space="preserve">Casco de seguridad </w:t>
-            </w:r>
-            <w:r>
-              <w:rPr>
-                <w:rFonts w:ascii="Arial" w:cs="Arial" w:eastAsia="Arial" w:hAnsi="Arial"/>
-                <w:color w:val="000000"/>
-                <w:sz w:val="17"/>
-                <w:szCs w:val="17"/>
-              </w:rPr>
-              <w:t xml:space="preserve">□</w:t>
-            </w:r>
-          </w:p>
-        </w:tc>
-        <w:tc>
-          <w:tcPr>
-            <w:tcW w:type="dxa" w:w="2700"/>
-            <w:gridSpan w:val="1"/>
-            <w:tcBorders>
-              <w:top w:val="single" w:color="000000" w:sz="4"/>
-              <w:left w:val="single" w:color="000000" w:sz="4"/>
-              <w:bottom w:val="single" w:color="000000" w:sz="4"/>
-              <w:right w:val="single" w:color="000000" w:sz="4"/>
-            </w:tcBorders>
-            <w:vAlign w:val="center"/>
-          </w:tcPr>
-          <w:p>
-            <w:pPr>
-              <w:spacing w:after="50" w:before="50"/>
-              <w:jc w:val="left"/>
-            </w:pPr>
-            <w:r>
-              <w:rPr>
-                <w:rFonts w:ascii="Arial" w:cs="Arial" w:eastAsia="Arial" w:hAnsi="Arial"/>
-                <w:b/>
-                <w:bCs/>
-                <w:color w:val="000000"/>
-                <w:sz w:val="17"/>
-                <w:szCs w:val="17"/>
-              </w:rPr>
-              <w:t xml:space="preserve">Calzado de seguridad </w:t>
-            </w:r>
-            <w:r>
-              <w:rPr>
-                <w:rFonts w:ascii="Arial" w:cs="Arial" w:eastAsia="Arial" w:hAnsi="Arial"/>
-                <w:color w:val="000000"/>
-                <w:sz w:val="17"/>
-                <w:szCs w:val="17"/>
-              </w:rPr>
-              <w:t xml:space="preserve">□</w:t>
-            </w:r>
-          </w:p>
-        </w:tc>
-        <w:tc>
-          <w:tcPr>
-            <w:tcW w:type="dxa" w:w="2700"/>
-            <w:gridSpan w:val="1"/>
-            <w:tcBorders>
-              <w:top w:val="single" w:color="000000" w:sz="4"/>
-              <w:left w:val="single" w:color="000000" w:sz="4"/>
-              <w:bottom w:val="single" w:color="000000" w:sz="4"/>
-              <w:right w:val="single" w:color="000000" w:sz="4"/>
-            </w:tcBorders>
-            <w:vAlign w:val="center"/>
-          </w:tcPr>
-          <w:p>
-            <w:pPr>
-              <w:spacing w:after="50" w:before="50"/>
-              <w:jc w:val="left"/>
-            </w:pPr>
-            <w:r>
-              <w:rPr>
-                <w:rFonts w:ascii="Arial" w:cs="Arial" w:eastAsia="Arial" w:hAnsi="Arial"/>
-                <w:b/>
-                <w:bCs/>
-                <w:color w:val="000000"/>
-                <w:sz w:val="17"/>
-                <w:szCs w:val="17"/>
-              </w:rPr>
-              <w:t xml:space="preserve">Chaleco reflectivo </w:t>
-            </w:r>
-            <w:r>
-              <w:rPr>
-                <w:rFonts w:ascii="Arial" w:cs="Arial" w:eastAsia="Arial" w:hAnsi="Arial"/>
-                <w:color w:val="000000"/>
-                <w:sz w:val="17"/>
-                <w:szCs w:val="17"/>
-              </w:rPr>
-              <w:t xml:space="preserve">□</w:t>
-            </w:r>
-          </w:p>
-        </w:tc>
-        <w:tc>
-          <w:tcPr>
-            <w:tcW w:type="dxa" w:w="2700"/>
-            <w:gridSpan w:val="1"/>
-            <w:tcBorders>
-              <w:top w:val="single" w:color="000000" w:sz="4"/>
-              <w:left w:val="single" w:color="000000" w:sz="4"/>
-              <w:bottom w:val="single" w:color="000000" w:sz="4"/>
-              <w:right w:val="single" w:color="000000" w:sz="4"/>
-            </w:tcBorders>
-            <w:vAlign w:val="center"/>
-          </w:tcPr>
-          <w:p>
-            <w:pPr>
-              <w:spacing w:after="50" w:before="50"/>
-              <w:jc w:val="left"/>
-            </w:pPr>
-            <w:r>
-              <w:rPr>
-                <w:rFonts w:ascii="Arial" w:cs="Arial" w:eastAsia="Arial" w:hAnsi="Arial"/>
-                <w:b/>
-                <w:bCs/>
-                <w:color w:val="000000"/>
-                <w:sz w:val="17"/>
-                <w:szCs w:val="17"/>
-              </w:rPr>
-              <w:t xml:space="preserve">Gafas de seguridad </w:t>
-            </w:r>
-            <w:r>
-              <w:rPr>
-                <w:rFonts w:ascii="Arial" w:cs="Arial" w:eastAsia="Arial" w:hAnsi="Arial"/>
-                <w:color w:val="000000"/>
-                <w:sz w:val="17"/>
-                <w:szCs w:val="17"/>
-              </w:rPr>
-              <w:t xml:space="preserve">□</w:t>
-            </w:r>
-          </w:p>
-        </w:tc>
-      </w:tr>
-      <w:tr>
-        <w:tc>
-          <w:tcPr>
-            <w:tcW w:type="dxa" w:w="2700"/>
-            <w:gridSpan w:val="1"/>
-            <w:tcBorders>
-              <w:top w:val="single" w:color="000000" w:sz="4"/>
-              <w:left w:val="single" w:color="000000" w:sz="4"/>
-              <w:bottom w:val="single" w:color="000000" w:sz="4"/>
-              <w:right w:val="single" w:color="000000" w:sz="4"/>
-            </w:tcBorders>
-            <w:vAlign w:val="center"/>
-          </w:tcPr>
-          <w:p>
-            <w:pPr>
-              <w:spacing w:after="50" w:before="50"/>
-              <w:jc w:val="left"/>
-            </w:pPr>
-            <w:r>
-              <w:rPr>
-                <w:rFonts w:ascii="Arial" w:cs="Arial" w:eastAsia="Arial" w:hAnsi="Arial"/>
-                <w:b/>
-                <w:bCs/>
-                <w:color w:val="000000"/>
-                <w:sz w:val="17"/>
-                <w:szCs w:val="17"/>
-              </w:rPr>
-              <w:t xml:space="preserve">Guantes </w:t>
-            </w:r>
-            <w:r>
-              <w:rPr>
-                <w:rFonts w:ascii="Arial" w:cs="Arial" w:eastAsia="Arial" w:hAnsi="Arial"/>
-                <w:color w:val="000000"/>
-                <w:sz w:val="17"/>
-                <w:szCs w:val="17"/>
-              </w:rPr>
-              <w:t xml:space="preserve">□</w:t>
-            </w:r>
-          </w:p>
-        </w:tc>
-        <w:tc>
-          <w:tcPr>
-            <w:tcW w:type="dxa" w:w="2700"/>
-            <w:gridSpan w:val="1"/>
-            <w:tcBorders>
-              <w:top w:val="single" w:color="000000" w:sz="4"/>
-              <w:left w:val="single" w:color="000000" w:sz="4"/>
-              <w:bottom w:val="single" w:color="000000" w:sz="4"/>
-              <w:right w:val="single" w:color="000000" w:sz="4"/>
-            </w:tcBorders>
-            <w:vAlign w:val="center"/>
-          </w:tcPr>
-          <w:p>
-            <w:pPr>
-              <w:spacing w:after="50" w:before="50"/>
-              <w:jc w:val="left"/>
-            </w:pPr>
-            <w:r>
-              <w:rPr>
-                <w:rFonts w:ascii="Arial" w:cs="Arial" w:eastAsia="Arial" w:hAnsi="Arial"/>
-                <w:b/>
-                <w:bCs/>
-                <w:color w:val="000000"/>
-                <w:sz w:val="17"/>
-                <w:szCs w:val="17"/>
-              </w:rPr>
-              <w:t xml:space="preserve">Mascarilla </w:t>
-            </w:r>
-            <w:r>
-              <w:rPr>
-                <w:rFonts w:ascii="Arial" w:cs="Arial" w:eastAsia="Arial" w:hAnsi="Arial"/>
-                <w:color w:val="000000"/>
-                <w:sz w:val="17"/>
-                <w:szCs w:val="17"/>
-              </w:rPr>
-              <w:t xml:space="preserve">□</w:t>
-            </w:r>
-          </w:p>
-        </w:tc>
-        <w:tc>
-          <w:tcPr>
-            <w:tcW w:type="dxa" w:w="2700"/>
-            <w:gridSpan w:val="1"/>
-            <w:tcBorders>
-              <w:top w:val="single" w:color="000000" w:sz="4"/>
-              <w:left w:val="single" w:color="000000" w:sz="4"/>
-              <w:bottom w:val="single" w:color="000000" w:sz="4"/>
-              <w:right w:val="single" w:color="000000" w:sz="4"/>
-            </w:tcBorders>
-            <w:vAlign w:val="center"/>
-          </w:tcPr>
-          <w:p>
-            <w:pPr>
-              <w:spacing w:after="50" w:before="50"/>
-              <w:jc w:val="left"/>
-            </w:pPr>
-            <w:r>
-              <w:rPr>
-                <w:rFonts w:ascii="Arial" w:cs="Arial" w:eastAsia="Arial" w:hAnsi="Arial"/>
-                <w:b/>
-                <w:bCs/>
-                <w:color w:val="000000"/>
-                <w:sz w:val="17"/>
-                <w:szCs w:val="17"/>
-              </w:rPr>
-              <w:t xml:space="preserve">Arnés / Línea de vida </w:t>
-            </w:r>
-            <w:r>
-              <w:rPr>
-                <w:rFonts w:ascii="Arial" w:cs="Arial" w:eastAsia="Arial" w:hAnsi="Arial"/>
-                <w:color w:val="000000"/>
-                <w:sz w:val="17"/>
-                <w:szCs w:val="17"/>
-              </w:rPr>
-              <w:t xml:space="preserve">□</w:t>
-            </w:r>
-          </w:p>
-        </w:tc>
-        <w:tc>
-          <w:tcPr>
-            <w:tcW w:type="dxa" w:w="2700"/>
-            <w:gridSpan w:val="1"/>
-            <w:tcBorders>
-              <w:top w:val="single" w:color="000000" w:sz="4"/>
-              <w:left w:val="single" w:color="000000" w:sz="4"/>
-              <w:bottom w:val="single" w:color="000000" w:sz="4"/>
-              <w:right w:val="single" w:color="000000" w:sz="4"/>
-            </w:tcBorders>
-            <w:vAlign w:val="center"/>
-          </w:tcPr>
-          <w:p>
-            <w:pPr>
-              <w:spacing w:after="50" w:before="50"/>
-              <w:jc w:val="left"/>
-            </w:pPr>
-            <w:r>
-              <w:rPr>
-                <w:rFonts w:ascii="Arial" w:cs="Arial" w:eastAsia="Arial" w:hAnsi="Arial"/>
-                <w:b/>
-                <w:bCs/>
-                <w:color w:val="000000"/>
-                <w:sz w:val="17"/>
-                <w:szCs w:val="17"/>
-              </w:rPr>
-              <w:t xml:space="preserve">Protección auditiva </w:t>
-            </w:r>
-            <w:r>
-              <w:rPr>
-                <w:rFonts w:ascii="Arial" w:cs="Arial" w:eastAsia="Arial" w:hAnsi="Arial"/>
-                <w:color w:val="000000"/>
-                <w:sz w:val="17"/>
-                <w:szCs w:val="17"/>
-              </w:rPr>
-              <w:t xml:space="preserve">□</w:t>
-            </w:r>
-          </w:p>
-        </w:tc>
-      </w:tr>
-    </w:tbl>
-    <w:p>
-      <w:pPr>
-        <w:spacing w:after="0" w:before="80"/>
-      </w:pPr>
-    </w:p>
-    <w:tbl>
-      <w:tblPr>
-        <w:tblW w:type="dxa" w:w="10800"/>
-        <w:tblBorders>
-          <w:top w:val="single" w:color="auto" w:sz="4"/>
-          <w:left w:val="single" w:color="auto" w:sz="4"/>
-          <w:bottom w:val="single" w:color="auto" w:sz="4"/>
-          <w:right w:val="single" w:color="auto" w:sz="4"/>
-          <w:insideH w:val="single" w:color="auto" w:sz="4"/>
-          <w:insideV w:val="single" w:color="auto" w:sz="4"/>
-        </w:tblBorders>
-      </w:tblPr>
-      <w:tblGrid>
-        <w:gridCol w:w="10800"/>
-      </w:tblGrid>
-      <w:tr>
-        <w:tc>
-          <w:tcPr>
-            <w:tcW w:type="dxa" w:w="10800"/>
-            <w:gridSpan w:val="1"/>
-            <w:tcBorders>
-              <w:top w:val="single" w:color="000000" w:sz="8"/>
-              <w:left w:val="single" w:color="000000" w:sz="8"/>
-              <w:bottom w:val="single" w:color="000000" w:sz="8"/>
-              <w:right w:val="single" w:color="000000" w:sz="8"/>
-            </w:tcBorders>
-            <w:shd w:fill="1A3A6B" w:val="clear"/>
-            <w:vAlign w:val="center"/>
-          </w:tcPr>
-          <w:p>
-            <w:pPr>
-              <w:spacing w:after="60" w:before="60"/>
-              <w:jc w:val="center"/>
-            </w:pPr>
-            <w:r>
-              <w:rPr>
-                <w:rFonts w:ascii="Arial" w:cs="Arial" w:eastAsia="Arial" w:hAnsi="Arial"/>
-                <w:b/>
-                <w:bCs/>
-                <w:color w:val="FFFFFF"/>
-                <w:sz w:val="19"/>
-                <w:szCs w:val="19"/>
-              </w:rPr>
-              <w:t xml:space="preserve">OBSERVACIONES</w:t>
-            </w:r>
-          </w:p>
-        </w:tc>
-      </w:tr>
-    </w:tbl>
-    <w:tbl>
-      <w:tblPr>
-        <w:tblW w:type="dxa" w:w="10800"/>
-        <w:tblBorders>
-          <w:top w:val="single" w:color="auto" w:sz="4"/>
-          <w:left w:val="single" w:color="auto" w:sz="4"/>
-          <w:bottom w:val="single" w:color="auto" w:sz="4"/>
-          <w:right w:val="single" w:color="auto" w:sz="4"/>
-          <w:insideH w:val="single" w:color="auto" w:sz="4"/>
-          <w:insideV w:val="single" w:color="auto" w:sz="4"/>
-        </w:tblBorders>
-      </w:tblPr>
-      <w:tblGrid>
-        <w:gridCol w:w="10800"/>
-      </w:tblGrid>
-      <w:tr>
-        <w:tc>
-          <w:tcPr>
-            <w:tcW w:type="dxa" w:w="10800"/>
-            <w:gridSpan w:val="1"/>
-            <w:tcBorders>
-              <w:top w:val="single" w:color="000000" w:sz="4"/>
-              <w:left w:val="single" w:color="000000" w:sz="4"/>
-              <w:bottom w:val="single" w:color="000000" w:sz="4"/>
-              <w:right w:val="single" w:color="000000" w:sz="4"/>
-            </w:tcBorders>
-            <w:vAlign w:val="center"/>
-          </w:tcPr>
-          <w:p>
-            <w:pPr>
-              <w:spacing w:after="50" w:before="50"/>
-              <w:jc w:val="left"/>
-            </w:pPr>
-            <w:r>
-              <w:rPr>
-                <w:rFonts w:ascii="Arial" w:cs="Arial" w:eastAsia="Arial" w:hAnsi="Arial"/>
-                <w:color w:val="000000"/>
-                <w:sz w:val="18"/>
-                <w:szCs w:val="18"/>
-              </w:rPr>
-              <w:t xml:space="preserve"/>
-            </w:r>
-          </w:p>
-          <w:p>
-            <w:pPr>
-              <w:spacing w:after="50" w:before="50"/>
-              <w:jc w:val="left"/>
-            </w:pPr>
-            <w:r>
-              <w:rPr>
-                <w:rFonts w:ascii="Arial" w:cs="Arial" w:eastAsia="Arial" w:hAnsi="Arial"/>
-                <w:color w:val="000000"/>
-                <w:sz w:val="18"/>
-                <w:szCs w:val="18"/>
-              </w:rPr>
-              <w:t xml:space="preserve"/>
-            </w:r>
-          </w:p>
-          <w:p>
-            <w:pPr>
-              <w:spacing w:after="50" w:before="50"/>
-              <w:jc w:val="left"/>
-            </w:pPr>
-            <w:r>
-              <w:rPr>
-                <w:rFonts w:ascii="Arial" w:cs="Arial" w:eastAsia="Arial" w:hAnsi="Arial"/>
-                <w:color w:val="000000"/>
-                <w:sz w:val="18"/>
-                <w:szCs w:val="18"/>
-              </w:rPr>
-              <w:t xml:space="preserve"/>
-            </w:r>
-          </w:p>
-        </w:tc>
-      </w:tr>
-    </w:tbl>
-    <w:p>
-      <w:pPr>
-        <w:spacing w:after="0" w:before="80"/>
-      </w:pPr>
-    </w:p>
-    <w:tbl>
-      <w:tblPr>
-        <w:tblW w:type="dxa" w:w="10800"/>
-        <w:tblBorders>
-          <w:top w:val="single" w:color="auto" w:sz="4"/>
-          <w:left w:val="single" w:color="auto" w:sz="4"/>
-          <w:bottom w:val="single" w:color="auto" w:sz="4"/>
-          <w:right w:val="single" w:color="auto" w:sz="4"/>
-          <w:insideH w:val="single" w:color="auto" w:sz="4"/>
-          <w:insideV w:val="single" w:color="auto" w:sz="4"/>
-        </w:tblBorders>
-      </w:tblPr>
-      <w:tblGrid>
-        <w:gridCol w:w="10800"/>
-      </w:tblGrid>
-      <w:tr>
-        <w:tc>
-          <w:tcPr>
-            <w:tcW w:type="dxa" w:w="10800"/>
-            <w:gridSpan w:val="1"/>
-            <w:tcBorders>
-              <w:top w:val="single" w:color="000000" w:sz="8"/>
-              <w:left w:val="single" w:color="000000" w:sz="8"/>
-              <w:bottom w:val="single" w:color="000000" w:sz="8"/>
-              <w:right w:val="single" w:color="000000" w:sz="8"/>
-            </w:tcBorders>
-            <w:shd w:fill="1A3A6B" w:val="clear"/>
-            <w:vAlign w:val="center"/>
-          </w:tcPr>
-          <w:p>
-            <w:pPr>
-              <w:spacing w:after="60" w:before="60"/>
-              <w:jc w:val="center"/>
-            </w:pPr>
-            <w:r>
-              <w:rPr>
-                <w:rFonts w:ascii="Arial" w:cs="Arial" w:eastAsia="Arial" w:hAnsi="Arial"/>
-                <w:b/>
-                <w:bCs/>
-                <w:color w:val="FFFFFF"/>
-                <w:sz w:val="19"/>
-                <w:szCs w:val="19"/>
-              </w:rPr>
-              <w:t xml:space="preserve">AUTORIZACION DE INGRESO</w:t>
-            </w:r>
-          </w:p>
-        </w:tc>
-      </w:tr>
-    </w:tbl>
-    <w:tbl>
-      <w:tblPr>
-        <w:tblW w:type="dxa" w:w="10800"/>
-        <w:tblBorders>
-          <w:top w:val="single" w:color="auto" w:sz="4"/>
-          <w:left w:val="single" w:color="auto" w:sz="4"/>
-          <w:bottom w:val="single" w:color="auto" w:sz="4"/>
-          <w:right w:val="single" w:color="auto" w:sz="4"/>
-          <w:insideH w:val="single" w:color="auto" w:sz="4"/>
-          <w:insideV w:val="single" w:color="auto" w:sz="4"/>
-        </w:tblBorders>
-      </w:tblPr>
-      <w:tblGrid>
-        <w:gridCol w:w="3600"/>
-        <w:gridCol w:w="3600"/>
-        <w:gridCol w:w="3600"/>
-      </w:tblGrid>
-      <w:tr>
-        <w:tc>
-          <w:tcPr>
-            <w:tcW w:type="dxa" w:w="3600"/>
-            <w:gridSpan w:val="1"/>
-            <w:tcBorders>
-              <w:top w:val="single" w:color="000000" w:sz="4"/>
-              <w:left w:val="single" w:color="000000" w:sz="4"/>
-              <w:bottom w:val="single" w:color="000000" w:sz="4"/>
-              <w:right w:val="single" w:color="000000" w:sz="4"/>
-            </w:tcBorders>
-            <w:vAlign w:val="center"/>
-          </w:tcPr>
-          <w:p>
-            <w:pPr>
-              <w:spacing w:after="80" w:before="40"/>
-              <w:jc w:val="center"/>
-            </w:pPr>
-            <w:r>
-              <w:rPr>
-                <w:rFonts w:ascii="Arial" w:cs="Arial" w:eastAsia="Arial" w:hAnsi="Arial"/>
-                <w:b/>
-                <w:bCs/>
-                <w:color w:val="000000"/>
-                <w:sz w:val="17"/>
-                <w:szCs w:val="17"/>
-              </w:rPr>
-              <w:t xml:space="preserve">ÁREA SOLICITANTE</w:t>
-            </w:r>
-          </w:p>
-          <w:p>
-            <w:pPr>
-              <w:spacing w:after="0" w:before="60"/>
-              <w:jc w:val="center"/>
-            </w:pPr>
-            <w:r>
-              <w:rPr>
-                <w:rFonts w:ascii="Arial" w:cs="Arial" w:eastAsia="Arial" w:hAnsi="Arial"/>
-                <w:color w:val="000000"/>
-                <w:sz w:val="18"/>
-                <w:szCs w:val="18"/>
-              </w:rPr>
-              <w:t xml:space="preserve"/>
-            </w:r>
-          </w:p>
-          <w:p>
-            <w:pPr>
-              <w:spacing w:after="20" w:before="80"/>
-              <w:jc w:val="center"/>
-            </w:pPr>
-            <w:r>
-              <w:rPr>
-                <w:rFonts w:ascii="Arial" w:cs="Arial" w:eastAsia="Arial" w:hAnsi="Arial"/>
-                <w:color w:val="000000"/>
-                <w:sz w:val="17"/>
-                <w:szCs w:val="17"/>
-              </w:rPr>
-              <w:t xml:space="preserve">_________________________________</w:t>
-            </w:r>
-          </w:p>
-          <w:p>
-            <w:pPr>
-              <w:spacing w:after="40" w:before="10"/>
-              <w:jc w:val="center"/>
-            </w:pPr>
-            <w:r>
-              <w:rPr>
-                <w:rFonts w:ascii="Arial" w:cs="Arial" w:eastAsia="Arial" w:hAnsi="Arial"/>
-                <w:color w:val="000000"/>
-                <w:sz w:val="15"/>
-                <w:szCs w:val="15"/>
-              </w:rPr>
-              <w:t xml:space="preserve">Firma / Nombre / Fecha</w:t>
-            </w:r>
-          </w:p>
-        </w:tc>
-        <w:tc>
-          <w:tcPr>
-            <w:tcW w:type="dxa" w:w="3600"/>
-            <w:gridSpan w:val="1"/>
-            <w:tcBorders>
-              <w:top w:val="single" w:color="000000" w:sz="4"/>
-              <w:left w:val="single" w:color="000000" w:sz="4"/>
-              <w:bottom w:val="single" w:color="000000" w:sz="4"/>
-              <w:right w:val="single" w:color="000000" w:sz="4"/>
-            </w:tcBorders>
-            <w:vAlign w:val="center"/>
-          </w:tcPr>
-          <w:p>
-            <w:pPr>
-              <w:spacing w:after="80" w:before="40"/>
-              <w:jc w:val="center"/>
-            </w:pPr>
-            <w:r>
-              <w:rPr>
-                <w:rFonts w:ascii="Arial" w:cs="Arial" w:eastAsia="Arial" w:hAnsi="Arial"/>
-                <w:b/>
-                <w:bCs/>
-                <w:color w:val="000000"/>
-                <w:sz w:val="17"/>
-                <w:szCs w:val="17"/>
-              </w:rPr>
-              <w:t xml:space="preserve">SEGURIDAD Y AMBIENTE</w:t>
-            </w:r>
-          </w:p>
-          <w:p>
-            <w:pPr>
-              <w:spacing w:after="0" w:before="60"/>
-              <w:jc w:val="center"/>
-            </w:pPr>
-            <w:r>
-              <w:rPr>
-                <w:rFonts w:ascii="Arial" w:cs="Arial" w:eastAsia="Arial" w:hAnsi="Arial"/>
-                <w:color w:val="000000"/>
-                <w:sz w:val="18"/>
-                <w:szCs w:val="18"/>
-              </w:rPr>
-              <w:t xml:space="preserve"/>
-            </w:r>
-          </w:p>
-          <w:p>
-            <w:pPr>
-              <w:spacing w:after="20" w:before="80"/>
-              <w:jc w:val="center"/>
-            </w:pPr>
-            <w:r>
-              <w:rPr>
-                <w:rFonts w:ascii="Arial" w:cs="Arial" w:eastAsia="Arial" w:hAnsi="Arial"/>
-                <w:color w:val="000000"/>
-                <w:sz w:val="17"/>
-                <w:szCs w:val="17"/>
-              </w:rPr>
-              <w:t xml:space="preserve">_________________________________</w:t>
-            </w:r>
-          </w:p>
-          <w:p>
-            <w:pPr>
-              <w:spacing w:after="40" w:before="10"/>
-              <w:jc w:val="center"/>
-            </w:pPr>
-            <w:r>
-              <w:rPr>
-                <w:rFonts w:ascii="Arial" w:cs="Arial" w:eastAsia="Arial" w:hAnsi="Arial"/>
-                <w:color w:val="000000"/>
-                <w:sz w:val="15"/>
-                <w:szCs w:val="15"/>
-              </w:rPr>
-              <w:t xml:space="preserve">Firma / Nombre / Fecha</w:t>
-            </w:r>
-          </w:p>
-        </w:tc>
-        <w:tc>
-          <w:tcPr>
-            <w:tcW w:type="dxa" w:w="3600"/>
-            <w:gridSpan w:val="1"/>
-            <w:tcBorders>
-              <w:top w:val="single" w:color="000000" w:sz="4"/>
-              <w:left w:val="single" w:color="000000" w:sz="4"/>
-              <w:bottom w:val="single" w:color="000000" w:sz="4"/>
-              <w:right w:val="single" w:color="000000" w:sz="4"/>
-            </w:tcBorders>
-            <w:vAlign w:val="center"/>
-          </w:tcPr>
-          <w:p>
-            <w:pPr>
-              <w:spacing w:after="80" w:before="40"/>
-              <w:jc w:val="center"/>
-            </w:pPr>
-            <w:r>
-              <w:rPr>
-                <w:rFonts w:ascii="Arial" w:cs="Arial" w:eastAsia="Arial" w:hAnsi="Arial"/>
-                <w:b/>
-                <w:bCs/>
-                <w:color w:val="000000"/>
-                <w:sz w:val="17"/>
-                <w:szCs w:val="17"/>
-              </w:rPr>
-              <w:t xml:space="preserve">GUARDIA DE SEGURIDAD</w:t>
-            </w:r>
-          </w:p>
-          <w:p>
-            <w:pPr>
-              <w:spacing w:after="0" w:before="60"/>
-              <w:jc w:val="center"/>
-            </w:pPr>
-            <w:r>
-              <w:rPr>
-                <w:rFonts w:ascii="Arial" w:cs="Arial" w:eastAsia="Arial" w:hAnsi="Arial"/>
-                <w:color w:val="000000"/>
-                <w:sz w:val="18"/>
-                <w:szCs w:val="18"/>
-              </w:rPr>
-              <w:t xml:space="preserve"/>
-            </w:r>
-          </w:p>
-          <w:p>
-            <w:pPr>
-              <w:spacing w:after="20" w:before="80"/>
-              <w:jc w:val="center"/>
-            </w:pPr>
-            <w:r>
-              <w:rPr>
-                <w:rFonts w:ascii="Arial" w:cs="Arial" w:eastAsia="Arial" w:hAnsi="Arial"/>
-                <w:color w:val="000000"/>
-                <w:sz w:val="17"/>
-                <w:szCs w:val="17"/>
-              </w:rPr>
-              <w:t xml:space="preserve">_________________________________</w:t>
-            </w:r>
-          </w:p>
-          <w:p>
-            <w:pPr>
-              <w:spacing w:after="40" w:before="10"/>
-              <w:jc w:val="center"/>
-            </w:pPr>
-            <w:r>
-              <w:rPr>
-                <w:rFonts w:ascii="Arial" w:cs="Arial" w:eastAsia="Arial" w:hAnsi="Arial"/>
-                <w:color w:val="000000"/>
-                <w:sz w:val="15"/>
-                <w:szCs w:val="15"/>
-              </w:rPr>
-              <w:t xml:space="preserve">Firma / Nombre / Fecha</w:t>
-            </w:r>
-          </w:p>
-        </w:tc>
-      </w:tr>
-    </w:tbl>
-    <w:p>
-      <w:pPr>
-        <w:spacing w:after="0" w:before="0"/>
-      </w:pPr>
-      <w:r>
-        <w:br w:type="page"/>
-      </w:r>
-    </w:p>
-    <w:tbl>
-      <w:tblPr>
-        <w:tblW w:type="dxa" w:w="10800"/>
-        <w:tblBorders>
-          <w:top w:val="single" w:color="auto" w:sz="4"/>
-          <w:left w:val="single" w:color="auto" w:sz="4"/>
-          <w:bottom w:val="single" w:color="auto" w:sz="4"/>
-          <w:right w:val="single" w:color="auto" w:sz="4"/>
-          <w:insideH w:val="single" w:color="auto" w:sz="4"/>
-          <w:insideV w:val="single" w:color="auto" w:sz="4"/>
-        </w:tblBorders>
-      </w:tblPr>
-      <w:tblGrid>
-        <w:gridCol w:w="1800"/>
-        <w:gridCol w:w="7000"/>
-        <w:gridCol w:w="2000"/>
-      </w:tblGrid>
-      <w:tr>
-        <w:tc>
-          <w:tcPr>
-            <w:tcW w:type="dxa" w:w="1800"/>
-            <w:gridSpan w:val="1"/>
-            <w:tcBorders>
-              <w:top w:val="single" w:color="000000" w:sz="8"/>
-              <w:left w:val="single" w:color="000000" w:sz="8"/>
-              <w:bottom w:val="single" w:color="000000" w:sz="8"/>
-              <w:right w:val="single" w:color="000000" w:sz="8"/>
-            </w:tcBorders>
-            <w:shd w:fill="FFFFFF" w:val="clear"/>
-            <w:vAlign w:val="center"/>
-          </w:tcPr>
-          <w:p>
-            <w:pPr>
-              <w:spacing w:after="30" w:before="30"/>
-              <w:jc w:val="center"/>
-            </w:pPr>
-            <w:r>
-              <w:drawing>
-                <wp:inline distT="0" distB="0" distL="0" distR="0">
-                  <wp:extent cx="1047750" cy="476250"/>
-                  <wp:effectExtent t="0" r="0" b="0" l="0"/>
-                  <wp:docPr id="1" name="" descr="" title=""/>
-                  <wp:cNvGraphicFramePr>
-                    <a:graphicFrameLocks xmlns:a="http://schemas.openxmlformats.org/drawingml/2006/main" noChangeAspect="1"/>
-                  </wp:cNvGraphicFramePr>
-                  <a:graphic xmlns:a="http://schemas.openxmlformats.org/drawingml/2006/main">
-                    <a:graphicData uri="http://schemas.openxmlformats.org/drawingml/2006/picture">
-                      <pic:pic xmlns:pic="http://schemas.openxmlformats.org/drawingml/2006/picture">
-                        <pic:nvPicPr>
-                          <pic:cNvPr id="0" name="" descr=""/>
-                          <pic:cNvPicPr>
-                            <a:picLocks noChangeAspect="1" noChangeArrowheads="1"/>
-                          </pic:cNvPicPr>
-                        </pic:nvPicPr>
-                        <pic:blipFill>
-                          <a:blip r:embed="rId7" cstate="none"/>
-                          <a:srcRect/>
-                          <a:stretch>
-                            <a:fillRect/>
-                          </a:stretch>
-                        </pic:blipFill>
-                        <pic:spPr bwMode="auto">
-                          <a:xfrm>
-                            <a:off x="0" y="0"/>
-                            <a:ext cx="1047750" cy="476250"/>
-                          </a:xfrm>
-                          <a:prstGeom prst="rect">
-                            <a:avLst/>
-                          </a:prstGeom>
-                        </pic:spPr>
-                      </pic:pic>
-                    </a:graphicData>
-                  </a:graphic>
-                </wp:inline>
-              </w:drawing>
-            </w:r>
-          </w:p>
-        </w:tc>
-        <w:tc>
-          <w:tcPr>
-            <w:tcW w:type="dxa" w:w="7000"/>
-            <w:gridSpan w:val="1"/>
-            <w:tcBorders>
-              <w:top w:val="single" w:color="000000" w:sz="8"/>
-              <w:left w:val="single" w:color="000000" w:sz="8"/>
-              <w:bottom w:val="single" w:color="000000" w:sz="8"/>
-              <w:right w:val="single" w:color="000000" w:sz="8"/>
-            </w:tcBorders>
-            <w:shd w:fill="1A3A6B" w:val="clear"/>
-            <w:vAlign w:val="center"/>
-          </w:tcPr>
-          <w:p>
-            <w:pPr>
-              <w:spacing w:after="40" w:before="40"/>
-              <w:jc w:val="center"/>
-            </w:pPr>
-            <w:r>
-              <w:rPr>
-                <w:rFonts w:ascii="Arial" w:cs="Arial" w:eastAsia="Arial" w:hAnsi="Arial"/>
-                <w:b/>
-                <w:bCs/>
-                <w:color w:val="FFFFFF"/>
-                <w:sz w:val="24"/>
-                <w:szCs w:val="24"/>
-              </w:rPr>
-              <w:t xml:space="preserve">LISTADO DE PERSONAL AUTORIZADO
-ANEXO GE-SO-R34</w:t>
-            </w:r>
-          </w:p>
-        </w:tc>
-        <w:tc>
-          <w:tcPr>
-            <w:tcW w:type="dxa" w:w="2000"/>
-            <w:gridSpan w:val="1"/>
-            <w:tcBorders>
-              <w:top w:val="single" w:color="000000" w:sz="8"/>
-              <w:left w:val="single" w:color="000000" w:sz="8"/>
-              <w:bottom w:val="single" w:color="000000" w:sz="8"/>
-              <w:right w:val="single" w:color="000000" w:sz="8"/>
-            </w:tcBorders>
-            <w:vAlign w:val="center"/>
-          </w:tcPr>
-          <w:p>
-            <w:pPr>
-              <w:spacing w:after="10" w:before="40"/>
-              <w:jc w:val="center"/>
-            </w:pPr>
-            <w:r>
-              <w:rPr>
-                <w:rFonts w:ascii="Arial" w:cs="Arial" w:eastAsia="Arial" w:hAnsi="Arial"/>
-                <w:b/>
-                <w:bCs/>
-                <w:color w:val="000000"/>
-                <w:sz w:val="20"/>
-                <w:szCs w:val="20"/>
-              </w:rPr>
-              <w:t xml:space="preserve">GE-SO-R34</w:t>
-            </w:r>
-          </w:p>
-          <w:p>
-            <w:pPr>
-              <w:spacing w:after="40" w:before="10"/>
-              <w:jc w:val="center"/>
-            </w:pPr>
-            <w:r>
-              <w:rPr>
-                <w:rFonts w:ascii="Arial" w:cs="Arial" w:eastAsia="Arial" w:hAnsi="Arial"/>
-                <w:b/>
-                <w:bCs/>
-                <w:color w:val="000000"/>
-                <w:sz w:val="18"/>
-                <w:szCs w:val="18"/>
-              </w:rPr>
-              <w:t xml:space="preserve">Versión: 04</w:t>
-            </w:r>
-          </w:p>
-        </w:tc>
-      </w:tr>
-    </w:tbl>
-    <w:p>
-      <w:pPr>
-        <w:spacing w:after="0" w:before="80"/>
-      </w:pPr>
-    </w:p>
-    <w:tbl>
-      <w:tblPr>
-        <w:tblW w:type="dxa" w:w="10800"/>
-        <w:tblBorders>
-          <w:top w:val="single" w:color="auto" w:sz="4"/>
-          <w:left w:val="single" w:color="auto" w:sz="4"/>
-          <w:bottom w:val="single" w:color="auto" w:sz="4"/>
-          <w:right w:val="single" w:color="auto" w:sz="4"/>
-          <w:insideH w:val="single" w:color="auto" w:sz="4"/>
-          <w:insideV w:val="single" w:color="auto" w:sz="4"/>
-        </w:tblBorders>
-      </w:tblPr>
-      <w:tblGrid>
-        <w:gridCol w:w="2200"/>
-        <w:gridCol w:w="8600"/>
-      </w:tblGrid>
-      <w:tr>
-        <w:tc>
-          <w:tcPr>
-            <w:tcW w:type="dxa" w:w="2200"/>
-            <w:gridSpan w:val="1"/>
-            <w:tcBorders>
-              <w:top w:val="single" w:color="000000" w:sz="4"/>
-              <w:left w:val="single" w:color="000000" w:sz="4"/>
-              <w:bottom w:val="single" w:color="000000" w:sz="4"/>
-              <w:right w:val="single" w:color="000000" w:sz="4"/>
-            </w:tcBorders>
-            <w:vAlign w:val="center"/>
-          </w:tcPr>
-          <w:p>
-            <w:pPr>
-              <w:spacing w:after="60" w:before="60"/>
-              <w:jc w:val="left"/>
-            </w:pPr>
-            <w:r>
-              <w:rPr>
-                <w:rFonts w:ascii="Arial" w:cs="Arial" w:eastAsia="Arial" w:hAnsi="Arial"/>
-                <w:b/>
-                <w:bCs/>
-                <w:color w:val="000000"/>
-                <w:sz w:val="18"/>
-                <w:szCs w:val="18"/>
-              </w:rPr>
-              <w:t xml:space="preserve">EMPRESA CONTRATISTA:</w:t>
-            </w:r>
-          </w:p>
-        </w:tc>
-        <w:tc>
-          <w:tcPr>
-            <w:tcW w:type="dxa" w:w="8600"/>
-            <w:gridSpan w:val="1"/>
-            <w:tcBorders>
-              <w:top w:val="single" w:color="000000" w:sz="4"/>
-              <w:left w:val="single" w:color="000000" w:sz="4"/>
-              <w:bottom w:val="single" w:color="000000" w:sz="4"/>
-              <w:right w:val="single" w:color="000000" w:sz="4"/>
-            </w:tcBorders>
-            <w:vAlign w:val="center"/>
-          </w:tcPr>
-          <w:p>
-            <w:pPr>
-              <w:spacing w:after="50" w:before="50"/>
-              <w:jc w:val="left"/>
-            </w:pPr>
-            <w:r>
-              <w:rPr>
-                <w:rFonts w:ascii="Arial" w:cs="Arial" w:eastAsia="Arial" w:hAnsi="Arial"/>
-                <w:color w:val="000000"/>
-                <w:sz w:val="18"/>
-                <w:szCs w:val="18"/>
-              </w:rPr>
-              <w:t xml:space="preserve"/>
-            </w:r>
-          </w:p>
-        </w:tc>
-      </w:tr>
-      <w:tr>
-        <w:tc>
-          <w:tcPr>
-            <w:tcW w:type="dxa" w:w="2200"/>
-            <w:gridSpan w:val="1"/>
-            <w:tcBorders>
-              <w:top w:val="single" w:color="000000" w:sz="4"/>
-              <w:left w:val="single" w:color="000000" w:sz="4"/>
-              <w:bottom w:val="single" w:color="000000" w:sz="4"/>
-              <w:right w:val="single" w:color="000000" w:sz="4"/>
-            </w:tcBorders>
-            <w:vAlign w:val="center"/>
-          </w:tcPr>
-          <w:p>
-            <w:pPr>
-              <w:spacing w:after="60" w:before="60"/>
-              <w:jc w:val="left"/>
-            </w:pPr>
-            <w:r>
-              <w:rPr>
-                <w:rFonts w:ascii="Arial" w:cs="Arial" w:eastAsia="Arial" w:hAnsi="Arial"/>
-                <w:b/>
-                <w:bCs/>
-                <w:color w:val="000000"/>
-                <w:sz w:val="18"/>
-                <w:szCs w:val="18"/>
-              </w:rPr>
-              <w:t xml:space="preserve">TRABAJO / SERVICIO:</w:t>
-            </w:r>
-          </w:p>
-        </w:tc>
-        <w:tc>
-          <w:tcPr>
-            <w:tcW w:type="dxa" w:w="8600"/>
-            <w:gridSpan w:val="1"/>
-            <w:tcBorders>
-              <w:top w:val="single" w:color="000000" w:sz="4"/>
-              <w:left w:val="single" w:color="000000" w:sz="4"/>
-              <w:bottom w:val="single" w:color="000000" w:sz="4"/>
-              <w:right w:val="single" w:color="000000" w:sz="4"/>
-            </w:tcBorders>
-            <w:vAlign w:val="center"/>
-          </w:tcPr>
-          <w:p>
-            <w:pPr>
-              <w:spacing w:after="50" w:before="50"/>
-              <w:jc w:val="left"/>
-            </w:pPr>
-            <w:r>
-              <w:rPr>
-                <w:rFonts w:ascii="Arial" w:cs="Arial" w:eastAsia="Arial" w:hAnsi="Arial"/>
-                <w:color w:val="000000"/>
-                <w:sz w:val="18"/>
-                <w:szCs w:val="18"/>
-              </w:rPr>
-              <w:t xml:space="preserve"/>
-            </w:r>
-          </w:p>
-        </w:tc>
-      </w:tr>
-      <w:tr>
-        <w:tc>
-          <w:tcPr>
-            <w:tcW w:type="dxa" w:w="2200"/>
-            <w:gridSpan w:val="1"/>
-            <w:tcBorders>
-              <w:top w:val="single" w:color="000000" w:sz="4"/>
-              <w:left w:val="single" w:color="000000" w:sz="4"/>
-              <w:bottom w:val="single" w:color="000000" w:sz="4"/>
-              <w:right w:val="single" w:color="000000" w:sz="4"/>
-            </w:tcBorders>
-            <w:vAlign w:val="center"/>
-          </w:tcPr>
-          <w:p>
-            <w:pPr>
-              <w:spacing w:after="60" w:before="60"/>
-              <w:jc w:val="left"/>
-            </w:pPr>
-            <w:r>
-              <w:rPr>
-                <w:rFonts w:ascii="Arial" w:cs="Arial" w:eastAsia="Arial" w:hAnsi="Arial"/>
-                <w:b/>
-                <w:bCs/>
-                <w:color w:val="000000"/>
-                <w:sz w:val="18"/>
-                <w:szCs w:val="18"/>
-              </w:rPr>
-              <w:t xml:space="preserve">FECHA DE INGRESO:</w:t>
-            </w:r>
-          </w:p>
-        </w:tc>
-        <w:tc>
-          <w:tcPr>
-            <w:tcW w:type="dxa" w:w="8600"/>
-            <w:gridSpan w:val="1"/>
-            <w:tcBorders>
-              <w:top w:val="single" w:color="000000" w:sz="4"/>
-              <w:left w:val="single" w:color="000000" w:sz="4"/>
-              <w:bottom w:val="single" w:color="000000" w:sz="4"/>
-              <w:right w:val="single" w:color="000000" w:sz="4"/>
-            </w:tcBorders>
-            <w:vAlign w:val="center"/>
-          </w:tcPr>
-          <w:p>
-            <w:pPr>
-              <w:spacing w:after="50" w:before="50"/>
-              <w:jc w:val="left"/>
-            </w:pPr>
-            <w:r>
-              <w:rPr>
-                <w:rFonts w:ascii="Arial" w:cs="Arial" w:eastAsia="Arial" w:hAnsi="Arial"/>
-                <w:color w:val="000000"/>
-                <w:sz w:val="18"/>
-                <w:szCs w:val="18"/>
-              </w:rPr>
-              <w:t xml:space="preserve"/>
-            </w:r>
-          </w:p>
-        </w:tc>
-      </w:tr>
-    </w:tbl>
-    <w:p>
-      <w:pPr>
-        <w:spacing w:after="0" w:before="80"/>
-      </w:pPr>
-    </w:p>
-    <w:tbl>
-      <w:tblPr>
-        <w:tblW w:type="dxa" w:w="10800"/>
-        <w:tblBorders>
-          <w:top w:val="single" w:color="auto" w:sz="4"/>
-          <w:left w:val="single" w:color="auto" w:sz="4"/>
-          <w:bottom w:val="single" w:color="auto" w:sz="4"/>
-          <w:right w:val="single" w:color="auto" w:sz="4"/>
-          <w:insideH w:val="single" w:color="auto" w:sz="4"/>
-          <w:insideV w:val="single" w:color="auto" w:sz="4"/>
-        </w:tblBorders>
-      </w:tblPr>
-      <w:tblGrid>
-        <w:gridCol w:w="10800"/>
-      </w:tblGrid>
-      <w:tr>
-        <w:tc>
-          <w:tcPr>
-            <w:tcW w:type="dxa" w:w="10800"/>
-            <w:gridSpan w:val="1"/>
-            <w:tcBorders>
-              <w:top w:val="single" w:color="000000" w:sz="8"/>
-              <w:left w:val="single" w:color="000000" w:sz="8"/>
-              <w:bottom w:val="single" w:color="000000" w:sz="8"/>
-              <w:right w:val="single" w:color="000000" w:sz="8"/>
-            </w:tcBorders>
-            <w:shd w:fill="1A3A6B" w:val="clear"/>
-            <w:vAlign w:val="center"/>
-          </w:tcPr>
-          <w:p>
-            <w:pPr>
-              <w:spacing w:after="60" w:before="60"/>
-              <w:jc w:val="center"/>
-            </w:pPr>
-            <w:r>
-              <w:rPr>
-                <w:rFonts w:ascii="Arial" w:cs="Arial" w:eastAsia="Arial" w:hAnsi="Arial"/>
-                <w:b/>
-                <w:bCs/>
-                <w:color w:val="FFFFFF"/>
-                <w:sz w:val="19"/>
-                <w:szCs w:val="19"/>
-              </w:rPr>
-              <w:t xml:space="preserve">PERSONAL HABILITADO PARA EL INGRESO</w:t>
+              <w:t xml:space="preserve">2.  PERSONAL AUTORIZADO PARA EL INGRESO</w:t>
             </w:r>
           </w:p>
         </w:tc>
@@ -9014,26 +5827,26 @@
         </w:tblBorders>
       </w:tblPr>
       <w:tblGrid>
-        <w:gridCol w:w="5400"/>
-        <w:gridCol w:w="5400"/>
+        <w:gridCol w:w="2200"/>
+        <w:gridCol w:w="8600"/>
       </w:tblGrid>
       <w:tr>
         <w:tc>
           <w:tcPr>
-            <w:tcW w:type="dxa" w:w="5400"/>
-            <w:gridSpan w:val="1"/>
-            <w:tcBorders>
-              <w:top w:val="single" w:color="000000" w:sz="4"/>
-              <w:left w:val="single" w:color="000000" w:sz="4"/>
-              <w:bottom w:val="single" w:color="000000" w:sz="4"/>
-              <w:right w:val="single" w:color="000000" w:sz="4"/>
-            </w:tcBorders>
-            <w:vAlign w:val="center"/>
-          </w:tcPr>
-          <w:p>
-            <w:pPr>
-              <w:spacing w:after="100" w:before="40"/>
-              <w:jc w:val="center"/>
+            <w:tcW w:type="dxa" w:w="2200"/>
+            <w:gridSpan w:val="1"/>
+            <w:tcBorders>
+              <w:top w:val="single" w:color="000000" w:sz="4"/>
+              <w:left w:val="single" w:color="000000" w:sz="4"/>
+              <w:bottom w:val="single" w:color="000000" w:sz="4"/>
+              <w:right w:val="single" w:color="000000" w:sz="4"/>
+            </w:tcBorders>
+            <w:vAlign w:val="center"/>
+          </w:tcPr>
+          <w:p>
+            <w:pPr>
+              <w:spacing w:after="60" w:before="60"/>
+              <w:jc w:val="left"/>
             </w:pPr>
             <w:r>
               <w:rPr>
@@ -9041,10 +5854,736 @@
                 <w:b/>
                 <w:bCs/>
                 <w:color w:val="000000"/>
+                <w:sz w:val="18"/>
+                <w:szCs w:val="18"/>
+              </w:rPr>
+              <w:t xml:space="preserve">EMPRESA / CONTRATISTA:</w:t>
+            </w:r>
+          </w:p>
+        </w:tc>
+        <w:tc>
+          <w:tcPr>
+            <w:tcW w:type="dxa" w:w="8600"/>
+            <w:gridSpan w:val="1"/>
+            <w:tcBorders>
+              <w:top w:val="single" w:color="000000" w:sz="4"/>
+              <w:left w:val="single" w:color="000000" w:sz="4"/>
+              <w:bottom w:val="single" w:color="000000" w:sz="4"/>
+              <w:right w:val="single" w:color="000000" w:sz="4"/>
+            </w:tcBorders>
+            <w:vAlign w:val="center"/>
+          </w:tcPr>
+          <w:p>
+            <w:pPr>
+              <w:spacing w:after="50" w:before="50"/>
+              <w:jc w:val="left"/>
+            </w:pPr>
+            <w:r>
+              <w:rPr>
+                <w:rFonts w:ascii="Arial" w:cs="Arial" w:eastAsia="Arial" w:hAnsi="Arial"/>
+                <w:color w:val="000000"/>
+                <w:sz w:val="18"/>
+                <w:szCs w:val="18"/>
+              </w:rPr>
+              <w:t xml:space="preserve"/>
+            </w:r>
+          </w:p>
+        </w:tc>
+      </w:tr>
+      <w:tr>
+        <w:tc>
+          <w:tcPr>
+            <w:tcW w:type="dxa" w:w="2200"/>
+            <w:gridSpan w:val="1"/>
+            <w:tcBorders>
+              <w:top w:val="single" w:color="000000" w:sz="4"/>
+              <w:left w:val="single" w:color="000000" w:sz="4"/>
+              <w:bottom w:val="single" w:color="000000" w:sz="4"/>
+              <w:right w:val="single" w:color="000000" w:sz="4"/>
+            </w:tcBorders>
+            <w:vAlign w:val="center"/>
+          </w:tcPr>
+          <w:p>
+            <w:pPr>
+              <w:spacing w:after="60" w:before="60"/>
+              <w:jc w:val="left"/>
+            </w:pPr>
+            <w:r>
+              <w:rPr>
+                <w:rFonts w:ascii="Arial" w:cs="Arial" w:eastAsia="Arial" w:hAnsi="Arial"/>
+                <w:b/>
+                <w:bCs/>
+                <w:color w:val="000000"/>
+                <w:sz w:val="18"/>
+                <w:szCs w:val="18"/>
+              </w:rPr>
+              <w:t xml:space="preserve">NOMBRE DE CONTACTO</w:t>
+            </w:r>
+          </w:p>
+        </w:tc>
+        <w:tc>
+          <w:tcPr>
+            <w:tcW w:type="dxa" w:w="8600"/>
+            <w:gridSpan w:val="1"/>
+            <w:tcBorders>
+              <w:top w:val="single" w:color="000000" w:sz="4"/>
+              <w:left w:val="single" w:color="000000" w:sz="4"/>
+              <w:bottom w:val="single" w:color="000000" w:sz="4"/>
+              <w:right w:val="single" w:color="000000" w:sz="4"/>
+            </w:tcBorders>
+            <w:vAlign w:val="center"/>
+          </w:tcPr>
+          <w:p>
+            <w:pPr>
+              <w:spacing w:after="50" w:before="50"/>
+              <w:jc w:val="left"/>
+            </w:pPr>
+            <w:r>
+              <w:rPr>
+                <w:rFonts w:ascii="Arial" w:cs="Arial" w:eastAsia="Arial" w:hAnsi="Arial"/>
+                <w:color w:val="000000"/>
+                <w:sz w:val="18"/>
+                <w:szCs w:val="18"/>
+              </w:rPr>
+              <w:t xml:space="preserve"/>
+            </w:r>
+          </w:p>
+        </w:tc>
+      </w:tr>
+    </w:tbl>
+    <w:p>
+      <w:pPr>
+        <w:spacing w:after="0" w:before="80"/>
+      </w:pPr>
+    </w:p>
+    <w:tbl>
+      <w:tblPr>
+        <w:tblW w:type="dxa" w:w="10800"/>
+        <w:tblBorders>
+          <w:top w:val="single" w:color="auto" w:sz="4"/>
+          <w:left w:val="single" w:color="auto" w:sz="4"/>
+          <w:bottom w:val="single" w:color="auto" w:sz="4"/>
+          <w:right w:val="single" w:color="auto" w:sz="4"/>
+          <w:insideH w:val="single" w:color="auto" w:sz="4"/>
+          <w:insideV w:val="single" w:color="auto" w:sz="4"/>
+        </w:tblBorders>
+      </w:tblPr>
+      <w:tblGrid>
+        <w:gridCol w:w="10800"/>
+      </w:tblGrid>
+      <w:tr>
+        <w:tc>
+          <w:tcPr>
+            <w:tcW w:type="dxa" w:w="10800"/>
+            <w:gridSpan w:val="1"/>
+            <w:tcBorders>
+              <w:top w:val="single" w:color="000000" w:sz="8"/>
+              <w:left w:val="single" w:color="000000" w:sz="8"/>
+              <w:bottom w:val="single" w:color="000000" w:sz="8"/>
+              <w:right w:val="single" w:color="000000" w:sz="8"/>
+            </w:tcBorders>
+            <w:shd w:fill="1A3A6B" w:val="clear"/>
+            <w:vAlign w:val="center"/>
+          </w:tcPr>
+          <w:p>
+            <w:pPr>
+              <w:spacing w:after="60" w:before="60"/>
+              <w:jc w:val="center"/>
+            </w:pPr>
+            <w:r>
+              <w:rPr>
+                <w:rFonts w:ascii="Arial" w:cs="Arial" w:eastAsia="Arial" w:hAnsi="Arial"/>
+                <w:b/>
+                <w:bCs/>
+                <w:color w:val="FFFFFF"/>
+                <w:sz w:val="19"/>
+                <w:szCs w:val="19"/>
+              </w:rPr>
+              <w:t xml:space="preserve">AUTORIZADO A INGRESAR CON</w:t>
+            </w:r>
+          </w:p>
+        </w:tc>
+      </w:tr>
+    </w:tbl>
+    <w:tbl>
+      <w:tblPr>
+        <w:tblW w:type="dxa" w:w="10800"/>
+        <w:tblBorders>
+          <w:top w:val="single" w:color="auto" w:sz="4"/>
+          <w:left w:val="single" w:color="auto" w:sz="4"/>
+          <w:bottom w:val="single" w:color="auto" w:sz="4"/>
+          <w:right w:val="single" w:color="auto" w:sz="4"/>
+          <w:insideH w:val="single" w:color="auto" w:sz="4"/>
+          <w:insideV w:val="single" w:color="auto" w:sz="4"/>
+        </w:tblBorders>
+      </w:tblPr>
+      <w:tblGrid>
+        <w:gridCol w:w="2700"/>
+        <w:gridCol w:w="2700"/>
+        <w:gridCol w:w="2700"/>
+        <w:gridCol w:w="2700"/>
+      </w:tblGrid>
+      <w:tr>
+        <w:tc>
+          <w:tcPr>
+            <w:tcW w:type="dxa" w:w="2700"/>
+            <w:gridSpan w:val="1"/>
+            <w:tcBorders>
+              <w:top w:val="single" w:color="000000" w:sz="4"/>
+              <w:left w:val="single" w:color="000000" w:sz="4"/>
+              <w:bottom w:val="single" w:color="000000" w:sz="4"/>
+              <w:right w:val="single" w:color="000000" w:sz="4"/>
+            </w:tcBorders>
+            <w:vAlign w:val="center"/>
+          </w:tcPr>
+          <w:p>
+            <w:pPr>
+              <w:spacing w:after="50" w:before="50"/>
+              <w:jc w:val="left"/>
+            </w:pPr>
+            <w:r>
+              <w:rPr>
+                <w:rFonts w:ascii="Arial" w:cs="Arial" w:eastAsia="Arial" w:hAnsi="Arial"/>
+                <w:b/>
+                <w:bCs/>
+                <w:color w:val="000000"/>
                 <w:sz w:val="17"/>
                 <w:szCs w:val="17"/>
               </w:rPr>
-              <w:t xml:space="preserve">TÉCNICO(A) E&amp;S</w:t>
+              <w:t xml:space="preserve">Casco de seguridad </w:t>
+            </w:r>
+            <w:r>
+              <w:rPr>
+                <w:rFonts w:ascii="Arial" w:cs="Arial" w:eastAsia="Arial" w:hAnsi="Arial"/>
+                <w:color w:val="000000"/>
+                <w:sz w:val="17"/>
+                <w:szCs w:val="17"/>
+              </w:rPr>
+              <w:t xml:space="preserve">□</w:t>
+            </w:r>
+          </w:p>
+        </w:tc>
+        <w:tc>
+          <w:tcPr>
+            <w:tcW w:type="dxa" w:w="2700"/>
+            <w:gridSpan w:val="1"/>
+            <w:tcBorders>
+              <w:top w:val="single" w:color="000000" w:sz="4"/>
+              <w:left w:val="single" w:color="000000" w:sz="4"/>
+              <w:bottom w:val="single" w:color="000000" w:sz="4"/>
+              <w:right w:val="single" w:color="000000" w:sz="4"/>
+            </w:tcBorders>
+            <w:vAlign w:val="center"/>
+          </w:tcPr>
+          <w:p>
+            <w:pPr>
+              <w:spacing w:after="50" w:before="50"/>
+              <w:jc w:val="left"/>
+            </w:pPr>
+            <w:r>
+              <w:rPr>
+                <w:rFonts w:ascii="Arial" w:cs="Arial" w:eastAsia="Arial" w:hAnsi="Arial"/>
+                <w:b/>
+                <w:bCs/>
+                <w:color w:val="000000"/>
+                <w:sz w:val="17"/>
+                <w:szCs w:val="17"/>
+              </w:rPr>
+              <w:t xml:space="preserve">Calzado de seguridad </w:t>
+            </w:r>
+            <w:r>
+              <w:rPr>
+                <w:rFonts w:ascii="Arial" w:cs="Arial" w:eastAsia="Arial" w:hAnsi="Arial"/>
+                <w:color w:val="000000"/>
+                <w:sz w:val="17"/>
+                <w:szCs w:val="17"/>
+              </w:rPr>
+              <w:t xml:space="preserve">□</w:t>
+            </w:r>
+          </w:p>
+        </w:tc>
+        <w:tc>
+          <w:tcPr>
+            <w:tcW w:type="dxa" w:w="2700"/>
+            <w:gridSpan w:val="1"/>
+            <w:tcBorders>
+              <w:top w:val="single" w:color="000000" w:sz="4"/>
+              <w:left w:val="single" w:color="000000" w:sz="4"/>
+              <w:bottom w:val="single" w:color="000000" w:sz="4"/>
+              <w:right w:val="single" w:color="000000" w:sz="4"/>
+            </w:tcBorders>
+            <w:vAlign w:val="center"/>
+          </w:tcPr>
+          <w:p>
+            <w:pPr>
+              <w:spacing w:after="50" w:before="50"/>
+              <w:jc w:val="left"/>
+            </w:pPr>
+            <w:r>
+              <w:rPr>
+                <w:rFonts w:ascii="Arial" w:cs="Arial" w:eastAsia="Arial" w:hAnsi="Arial"/>
+                <w:b/>
+                <w:bCs/>
+                <w:color w:val="000000"/>
+                <w:sz w:val="17"/>
+                <w:szCs w:val="17"/>
+              </w:rPr>
+              <w:t xml:space="preserve">Chaleco reflectivo </w:t>
+            </w:r>
+            <w:r>
+              <w:rPr>
+                <w:rFonts w:ascii="Arial" w:cs="Arial" w:eastAsia="Arial" w:hAnsi="Arial"/>
+                <w:color w:val="000000"/>
+                <w:sz w:val="17"/>
+                <w:szCs w:val="17"/>
+              </w:rPr>
+              <w:t xml:space="preserve">□</w:t>
+            </w:r>
+          </w:p>
+        </w:tc>
+        <w:tc>
+          <w:tcPr>
+            <w:tcW w:type="dxa" w:w="2700"/>
+            <w:gridSpan w:val="1"/>
+            <w:tcBorders>
+              <w:top w:val="single" w:color="000000" w:sz="4"/>
+              <w:left w:val="single" w:color="000000" w:sz="4"/>
+              <w:bottom w:val="single" w:color="000000" w:sz="4"/>
+              <w:right w:val="single" w:color="000000" w:sz="4"/>
+            </w:tcBorders>
+            <w:vAlign w:val="center"/>
+          </w:tcPr>
+          <w:p>
+            <w:pPr>
+              <w:spacing w:after="50" w:before="50"/>
+              <w:jc w:val="left"/>
+            </w:pPr>
+            <w:r>
+              <w:rPr>
+                <w:rFonts w:ascii="Arial" w:cs="Arial" w:eastAsia="Arial" w:hAnsi="Arial"/>
+                <w:b/>
+                <w:bCs/>
+                <w:color w:val="000000"/>
+                <w:sz w:val="17"/>
+                <w:szCs w:val="17"/>
+              </w:rPr>
+              <w:t xml:space="preserve">Gafas de seguridad </w:t>
+            </w:r>
+            <w:r>
+              <w:rPr>
+                <w:rFonts w:ascii="Arial" w:cs="Arial" w:eastAsia="Arial" w:hAnsi="Arial"/>
+                <w:color w:val="000000"/>
+                <w:sz w:val="17"/>
+                <w:szCs w:val="17"/>
+              </w:rPr>
+              <w:t xml:space="preserve">□</w:t>
+            </w:r>
+          </w:p>
+        </w:tc>
+      </w:tr>
+      <w:tr>
+        <w:tc>
+          <w:tcPr>
+            <w:tcW w:type="dxa" w:w="2700"/>
+            <w:gridSpan w:val="1"/>
+            <w:tcBorders>
+              <w:top w:val="single" w:color="000000" w:sz="4"/>
+              <w:left w:val="single" w:color="000000" w:sz="4"/>
+              <w:bottom w:val="single" w:color="000000" w:sz="4"/>
+              <w:right w:val="single" w:color="000000" w:sz="4"/>
+            </w:tcBorders>
+            <w:vAlign w:val="center"/>
+          </w:tcPr>
+          <w:p>
+            <w:pPr>
+              <w:spacing w:after="50" w:before="50"/>
+              <w:jc w:val="left"/>
+            </w:pPr>
+            <w:r>
+              <w:rPr>
+                <w:rFonts w:ascii="Arial" w:cs="Arial" w:eastAsia="Arial" w:hAnsi="Arial"/>
+                <w:b/>
+                <w:bCs/>
+                <w:color w:val="000000"/>
+                <w:sz w:val="17"/>
+                <w:szCs w:val="17"/>
+              </w:rPr>
+              <w:t xml:space="preserve">Guantes </w:t>
+            </w:r>
+            <w:r>
+              <w:rPr>
+                <w:rFonts w:ascii="Arial" w:cs="Arial" w:eastAsia="Arial" w:hAnsi="Arial"/>
+                <w:color w:val="000000"/>
+                <w:sz w:val="17"/>
+                <w:szCs w:val="17"/>
+              </w:rPr>
+              <w:t xml:space="preserve">□</w:t>
+            </w:r>
+          </w:p>
+        </w:tc>
+        <w:tc>
+          <w:tcPr>
+            <w:tcW w:type="dxa" w:w="2700"/>
+            <w:gridSpan w:val="1"/>
+            <w:tcBorders>
+              <w:top w:val="single" w:color="000000" w:sz="4"/>
+              <w:left w:val="single" w:color="000000" w:sz="4"/>
+              <w:bottom w:val="single" w:color="000000" w:sz="4"/>
+              <w:right w:val="single" w:color="000000" w:sz="4"/>
+            </w:tcBorders>
+            <w:vAlign w:val="center"/>
+          </w:tcPr>
+          <w:p>
+            <w:pPr>
+              <w:spacing w:after="50" w:before="50"/>
+              <w:jc w:val="left"/>
+            </w:pPr>
+            <w:r>
+              <w:rPr>
+                <w:rFonts w:ascii="Arial" w:cs="Arial" w:eastAsia="Arial" w:hAnsi="Arial"/>
+                <w:b/>
+                <w:bCs/>
+                <w:color w:val="000000"/>
+                <w:sz w:val="17"/>
+                <w:szCs w:val="17"/>
+              </w:rPr>
+              <w:t xml:space="preserve">Mascarilla </w:t>
+            </w:r>
+            <w:r>
+              <w:rPr>
+                <w:rFonts w:ascii="Arial" w:cs="Arial" w:eastAsia="Arial" w:hAnsi="Arial"/>
+                <w:color w:val="000000"/>
+                <w:sz w:val="17"/>
+                <w:szCs w:val="17"/>
+              </w:rPr>
+              <w:t xml:space="preserve">□</w:t>
+            </w:r>
+          </w:p>
+        </w:tc>
+        <w:tc>
+          <w:tcPr>
+            <w:tcW w:type="dxa" w:w="2700"/>
+            <w:gridSpan w:val="1"/>
+            <w:tcBorders>
+              <w:top w:val="single" w:color="000000" w:sz="4"/>
+              <w:left w:val="single" w:color="000000" w:sz="4"/>
+              <w:bottom w:val="single" w:color="000000" w:sz="4"/>
+              <w:right w:val="single" w:color="000000" w:sz="4"/>
+            </w:tcBorders>
+            <w:vAlign w:val="center"/>
+          </w:tcPr>
+          <w:p>
+            <w:pPr>
+              <w:spacing w:after="50" w:before="50"/>
+              <w:jc w:val="left"/>
+            </w:pPr>
+            <w:r>
+              <w:rPr>
+                <w:rFonts w:ascii="Arial" w:cs="Arial" w:eastAsia="Arial" w:hAnsi="Arial"/>
+                <w:b/>
+                <w:bCs/>
+                <w:color w:val="000000"/>
+                <w:sz w:val="17"/>
+                <w:szCs w:val="17"/>
+              </w:rPr>
+              <w:t xml:space="preserve">Arnés / Línea de vida </w:t>
+            </w:r>
+            <w:r>
+              <w:rPr>
+                <w:rFonts w:ascii="Arial" w:cs="Arial" w:eastAsia="Arial" w:hAnsi="Arial"/>
+                <w:color w:val="000000"/>
+                <w:sz w:val="17"/>
+                <w:szCs w:val="17"/>
+              </w:rPr>
+              <w:t xml:space="preserve">□</w:t>
+            </w:r>
+          </w:p>
+        </w:tc>
+        <w:tc>
+          <w:tcPr>
+            <w:tcW w:type="dxa" w:w="2700"/>
+            <w:gridSpan w:val="1"/>
+            <w:tcBorders>
+              <w:top w:val="single" w:color="000000" w:sz="4"/>
+              <w:left w:val="single" w:color="000000" w:sz="4"/>
+              <w:bottom w:val="single" w:color="000000" w:sz="4"/>
+              <w:right w:val="single" w:color="000000" w:sz="4"/>
+            </w:tcBorders>
+            <w:vAlign w:val="center"/>
+          </w:tcPr>
+          <w:p>
+            <w:pPr>
+              <w:spacing w:after="50" w:before="50"/>
+              <w:jc w:val="left"/>
+            </w:pPr>
+            <w:r>
+              <w:rPr>
+                <w:rFonts w:ascii="Arial" w:cs="Arial" w:eastAsia="Arial" w:hAnsi="Arial"/>
+                <w:b/>
+                <w:bCs/>
+                <w:color w:val="000000"/>
+                <w:sz w:val="17"/>
+                <w:szCs w:val="17"/>
+              </w:rPr>
+              <w:t xml:space="preserve">Protección auditiva </w:t>
+            </w:r>
+            <w:r>
+              <w:rPr>
+                <w:rFonts w:ascii="Arial" w:cs="Arial" w:eastAsia="Arial" w:hAnsi="Arial"/>
+                <w:color w:val="000000"/>
+                <w:sz w:val="17"/>
+                <w:szCs w:val="17"/>
+              </w:rPr>
+              <w:t xml:space="preserve">□</w:t>
+            </w:r>
+          </w:p>
+        </w:tc>
+      </w:tr>
+    </w:tbl>
+    <w:p>
+      <w:pPr>
+        <w:spacing w:after="0" w:before="80"/>
+      </w:pPr>
+    </w:p>
+    <w:tbl>
+      <w:tblPr>
+        <w:tblW w:type="dxa" w:w="10800"/>
+        <w:tblBorders>
+          <w:top w:val="single" w:color="auto" w:sz="4"/>
+          <w:left w:val="single" w:color="auto" w:sz="4"/>
+          <w:bottom w:val="single" w:color="auto" w:sz="4"/>
+          <w:right w:val="single" w:color="auto" w:sz="4"/>
+          <w:insideH w:val="single" w:color="auto" w:sz="4"/>
+          <w:insideV w:val="single" w:color="auto" w:sz="4"/>
+        </w:tblBorders>
+      </w:tblPr>
+      <w:tblGrid>
+        <w:gridCol w:w="10800"/>
+      </w:tblGrid>
+      <w:tr>
+        <w:tc>
+          <w:tcPr>
+            <w:tcW w:type="dxa" w:w="10800"/>
+            <w:gridSpan w:val="1"/>
+            <w:tcBorders>
+              <w:top w:val="single" w:color="000000" w:sz="8"/>
+              <w:left w:val="single" w:color="000000" w:sz="8"/>
+              <w:bottom w:val="single" w:color="000000" w:sz="8"/>
+              <w:right w:val="single" w:color="000000" w:sz="8"/>
+            </w:tcBorders>
+            <w:shd w:fill="1A3A6B" w:val="clear"/>
+            <w:vAlign w:val="center"/>
+          </w:tcPr>
+          <w:p>
+            <w:pPr>
+              <w:spacing w:after="60" w:before="60"/>
+              <w:jc w:val="center"/>
+            </w:pPr>
+            <w:r>
+              <w:rPr>
+                <w:rFonts w:ascii="Arial" w:cs="Arial" w:eastAsia="Arial" w:hAnsi="Arial"/>
+                <w:b/>
+                <w:bCs/>
+                <w:color w:val="FFFFFF"/>
+                <w:sz w:val="19"/>
+                <w:szCs w:val="19"/>
+              </w:rPr>
+              <w:t xml:space="preserve">OBSERVACIONES</w:t>
+            </w:r>
+          </w:p>
+        </w:tc>
+      </w:tr>
+    </w:tbl>
+    <w:tbl>
+      <w:tblPr>
+        <w:tblW w:type="dxa" w:w="10800"/>
+        <w:tblBorders>
+          <w:top w:val="single" w:color="auto" w:sz="4"/>
+          <w:left w:val="single" w:color="auto" w:sz="4"/>
+          <w:bottom w:val="single" w:color="auto" w:sz="4"/>
+          <w:right w:val="single" w:color="auto" w:sz="4"/>
+          <w:insideH w:val="single" w:color="auto" w:sz="4"/>
+          <w:insideV w:val="single" w:color="auto" w:sz="4"/>
+        </w:tblBorders>
+      </w:tblPr>
+      <w:tblGrid>
+        <w:gridCol w:w="10800"/>
+      </w:tblGrid>
+      <w:tr>
+        <w:tc>
+          <w:tcPr>
+            <w:tcW w:type="dxa" w:w="10800"/>
+            <w:gridSpan w:val="1"/>
+            <w:tcBorders>
+              <w:top w:val="single" w:color="000000" w:sz="4"/>
+              <w:left w:val="single" w:color="000000" w:sz="4"/>
+              <w:bottom w:val="single" w:color="000000" w:sz="4"/>
+              <w:right w:val="single" w:color="000000" w:sz="4"/>
+            </w:tcBorders>
+            <w:vAlign w:val="center"/>
+          </w:tcPr>
+          <w:p>
+            <w:pPr>
+              <w:spacing w:after="50" w:before="50"/>
+              <w:jc w:val="left"/>
+            </w:pPr>
+            <w:r>
+              <w:rPr>
+                <w:rFonts w:ascii="Arial" w:cs="Arial" w:eastAsia="Arial" w:hAnsi="Arial"/>
+                <w:color w:val="000000"/>
+                <w:sz w:val="18"/>
+                <w:szCs w:val="18"/>
+              </w:rPr>
+              <w:t xml:space="preserve"/>
+            </w:r>
+          </w:p>
+          <w:p>
+            <w:pPr>
+              <w:spacing w:after="50" w:before="50"/>
+              <w:jc w:val="left"/>
+            </w:pPr>
+            <w:r>
+              <w:rPr>
+                <w:rFonts w:ascii="Arial" w:cs="Arial" w:eastAsia="Arial" w:hAnsi="Arial"/>
+                <w:color w:val="000000"/>
+                <w:sz w:val="18"/>
+                <w:szCs w:val="18"/>
+              </w:rPr>
+              <w:t xml:space="preserve"/>
+            </w:r>
+          </w:p>
+          <w:p>
+            <w:pPr>
+              <w:spacing w:after="50" w:before="50"/>
+              <w:jc w:val="left"/>
+            </w:pPr>
+            <w:r>
+              <w:rPr>
+                <w:rFonts w:ascii="Arial" w:cs="Arial" w:eastAsia="Arial" w:hAnsi="Arial"/>
+                <w:color w:val="000000"/>
+                <w:sz w:val="18"/>
+                <w:szCs w:val="18"/>
+              </w:rPr>
+              <w:t xml:space="preserve"/>
+            </w:r>
+          </w:p>
+        </w:tc>
+      </w:tr>
+    </w:tbl>
+    <w:p>
+      <w:pPr>
+        <w:spacing w:after="0" w:before="80"/>
+      </w:pPr>
+    </w:p>
+    <w:tbl>
+      <w:tblPr>
+        <w:tblW w:type="dxa" w:w="10800"/>
+        <w:tblBorders>
+          <w:top w:val="single" w:color="auto" w:sz="4"/>
+          <w:left w:val="single" w:color="auto" w:sz="4"/>
+          <w:bottom w:val="single" w:color="auto" w:sz="4"/>
+          <w:right w:val="single" w:color="auto" w:sz="4"/>
+          <w:insideH w:val="single" w:color="auto" w:sz="4"/>
+          <w:insideV w:val="single" w:color="auto" w:sz="4"/>
+        </w:tblBorders>
+      </w:tblPr>
+      <w:tblGrid>
+        <w:gridCol w:w="10800"/>
+      </w:tblGrid>
+      <w:tr>
+        <w:tc>
+          <w:tcPr>
+            <w:tcW w:type="dxa" w:w="10800"/>
+            <w:gridSpan w:val="1"/>
+            <w:tcBorders>
+              <w:top w:val="single" w:color="000000" w:sz="8"/>
+              <w:left w:val="single" w:color="000000" w:sz="8"/>
+              <w:bottom w:val="single" w:color="000000" w:sz="8"/>
+              <w:right w:val="single" w:color="000000" w:sz="8"/>
+            </w:tcBorders>
+            <w:shd w:fill="1A3A6B" w:val="clear"/>
+            <w:vAlign w:val="center"/>
+          </w:tcPr>
+          <w:p>
+            <w:pPr>
+              <w:spacing w:after="60" w:before="60"/>
+              <w:jc w:val="center"/>
+            </w:pPr>
+            <w:r>
+              <w:rPr>
+                <w:rFonts w:ascii="Arial" w:cs="Arial" w:eastAsia="Arial" w:hAnsi="Arial"/>
+                <w:b/>
+                <w:bCs/>
+                <w:color w:val="FFFFFF"/>
+                <w:sz w:val="19"/>
+                <w:szCs w:val="19"/>
+              </w:rPr>
+              <w:t xml:space="preserve">AUTORIZACION DE INGRESO</w:t>
+            </w:r>
+          </w:p>
+        </w:tc>
+      </w:tr>
+    </w:tbl>
+    <w:tbl>
+      <w:tblPr>
+        <w:tblW w:type="dxa" w:w="10800"/>
+        <w:tblBorders>
+          <w:top w:val="single" w:color="auto" w:sz="4"/>
+          <w:left w:val="single" w:color="auto" w:sz="4"/>
+          <w:bottom w:val="single" w:color="auto" w:sz="4"/>
+          <w:right w:val="single" w:color="auto" w:sz="4"/>
+          <w:insideH w:val="single" w:color="auto" w:sz="4"/>
+          <w:insideV w:val="single" w:color="auto" w:sz="4"/>
+        </w:tblBorders>
+      </w:tblPr>
+      <w:tblGrid>
+        <w:gridCol w:w="3600"/>
+        <w:gridCol w:w="3600"/>
+        <w:gridCol w:w="3600"/>
+      </w:tblGrid>
+      <w:tr>
+        <w:tc>
+          <w:tcPr>
+            <w:tcW w:type="dxa" w:w="3600"/>
+            <w:gridSpan w:val="1"/>
+            <w:tcBorders>
+              <w:top w:val="single" w:color="000000" w:sz="4"/>
+              <w:left w:val="single" w:color="000000" w:sz="4"/>
+              <w:bottom w:val="single" w:color="000000" w:sz="4"/>
+              <w:right w:val="single" w:color="000000" w:sz="4"/>
+            </w:tcBorders>
+            <w:vAlign w:val="center"/>
+          </w:tcPr>
+          <w:p>
+            <w:pPr>
+              <w:spacing w:after="80" w:before="40"/>
+              <w:jc w:val="center"/>
+            </w:pPr>
+            <w:r>
+              <w:rPr>
+                <w:rFonts w:ascii="Arial" w:cs="Arial" w:eastAsia="Arial" w:hAnsi="Arial"/>
+                <w:b/>
+                <w:bCs/>
+                <w:color w:val="000000"/>
+                <w:sz w:val="17"/>
+                <w:szCs w:val="17"/>
+              </w:rPr>
+              <w:t xml:space="preserve">ÁREA SOLICITANTE</w:t>
+            </w:r>
+          </w:p>
+          <w:p>
+            <w:pPr>
+              <w:spacing w:after="0" w:before="60"/>
+              <w:jc w:val="center"/>
+            </w:pPr>
+            <w:r>
+              <w:rPr>
+                <w:rFonts w:ascii="Arial" w:cs="Arial" w:eastAsia="Arial" w:hAnsi="Arial"/>
+                <w:color w:val="000000"/>
+                <w:sz w:val="18"/>
+                <w:szCs w:val="18"/>
+              </w:rPr>
+              <w:t xml:space="preserve"/>
             </w:r>
           </w:p>
           <w:p>
@@ -9074,25 +6613,25 @@
                 <w:sz w:val="15"/>
                 <w:szCs w:val="15"/>
               </w:rPr>
-              <w:t xml:space="preserve">Verifica documentación</w:t>
-            </w:r>
-          </w:p>
-        </w:tc>
-        <w:tc>
-          <w:tcPr>
-            <w:tcW w:type="dxa" w:w="5400"/>
-            <w:gridSpan w:val="1"/>
-            <w:tcBorders>
-              <w:top w:val="single" w:color="000000" w:sz="4"/>
-              <w:left w:val="single" w:color="000000" w:sz="4"/>
-              <w:bottom w:val="single" w:color="000000" w:sz="4"/>
-              <w:right w:val="single" w:color="000000" w:sz="4"/>
-            </w:tcBorders>
-            <w:vAlign w:val="center"/>
-          </w:tcPr>
-          <w:p>
-            <w:pPr>
-              <w:spacing w:after="100" w:before="40"/>
+              <w:t xml:space="preserve">Firma / Nombre / Fecha</w:t>
+            </w:r>
+          </w:p>
+        </w:tc>
+        <w:tc>
+          <w:tcPr>
+            <w:tcW w:type="dxa" w:w="3600"/>
+            <w:gridSpan w:val="1"/>
+            <w:tcBorders>
+              <w:top w:val="single" w:color="000000" w:sz="4"/>
+              <w:left w:val="single" w:color="000000" w:sz="4"/>
+              <w:bottom w:val="single" w:color="000000" w:sz="4"/>
+              <w:right w:val="single" w:color="000000" w:sz="4"/>
+            </w:tcBorders>
+            <w:vAlign w:val="center"/>
+          </w:tcPr>
+          <w:p>
+            <w:pPr>
+              <w:spacing w:after="80" w:before="40"/>
               <w:jc w:val="center"/>
             </w:pPr>
             <w:r>
@@ -9104,7 +6643,22 @@
                 <w:sz w:val="17"/>
                 <w:szCs w:val="17"/>
               </w:rPr>
-              <w:t xml:space="preserve">REPRESENTANTE EMPRESA CONTRATISTA</w:t>
+              <w:t xml:space="preserve">SEGURIDAD Y AMBIENTE</w:t>
+            </w:r>
+          </w:p>
+          <w:p>
+            <w:pPr>
+              <w:spacing w:after="0" w:before="60"/>
+              <w:jc w:val="center"/>
+            </w:pPr>
+            <w:r>
+              <w:rPr>
+                <w:rFonts w:ascii="Arial" w:cs="Arial" w:eastAsia="Arial" w:hAnsi="Arial"/>
+                <w:color w:val="000000"/>
+                <w:sz w:val="18"/>
+                <w:szCs w:val="18"/>
+              </w:rPr>
+              <w:t xml:space="preserve"/>
             </w:r>
           </w:p>
           <w:p>
@@ -9134,7 +6688,82 @@
                 <w:sz w:val="15"/>
                 <w:szCs w:val="15"/>
               </w:rPr>
-              <w:t xml:space="preserve">Confirma nómina / Firma</w:t>
+              <w:t xml:space="preserve">Firma / Nombre / Fecha</w:t>
+            </w:r>
+          </w:p>
+        </w:tc>
+        <w:tc>
+          <w:tcPr>
+            <w:tcW w:type="dxa" w:w="3600"/>
+            <w:gridSpan w:val="1"/>
+            <w:tcBorders>
+              <w:top w:val="single" w:color="000000" w:sz="4"/>
+              <w:left w:val="single" w:color="000000" w:sz="4"/>
+              <w:bottom w:val="single" w:color="000000" w:sz="4"/>
+              <w:right w:val="single" w:color="000000" w:sz="4"/>
+            </w:tcBorders>
+            <w:vAlign w:val="center"/>
+          </w:tcPr>
+          <w:p>
+            <w:pPr>
+              <w:spacing w:after="80" w:before="40"/>
+              <w:jc w:val="center"/>
+            </w:pPr>
+            <w:r>
+              <w:rPr>
+                <w:rFonts w:ascii="Arial" w:cs="Arial" w:eastAsia="Arial" w:hAnsi="Arial"/>
+                <w:b/>
+                <w:bCs/>
+                <w:color w:val="000000"/>
+                <w:sz w:val="17"/>
+                <w:szCs w:val="17"/>
+              </w:rPr>
+              <w:t xml:space="preserve">GUARDIA DE SEGURIDAD</w:t>
+            </w:r>
+          </w:p>
+          <w:p>
+            <w:pPr>
+              <w:spacing w:after="0" w:before="60"/>
+              <w:jc w:val="center"/>
+            </w:pPr>
+            <w:r>
+              <w:rPr>
+                <w:rFonts w:ascii="Arial" w:cs="Arial" w:eastAsia="Arial" w:hAnsi="Arial"/>
+                <w:color w:val="000000"/>
+                <w:sz w:val="18"/>
+                <w:szCs w:val="18"/>
+              </w:rPr>
+              <w:t xml:space="preserve"/>
+            </w:r>
+          </w:p>
+          <w:p>
+            <w:pPr>
+              <w:spacing w:after="20" w:before="80"/>
+              <w:jc w:val="center"/>
+            </w:pPr>
+            <w:r>
+              <w:rPr>
+                <w:rFonts w:ascii="Arial" w:cs="Arial" w:eastAsia="Arial" w:hAnsi="Arial"/>
+                <w:color w:val="000000"/>
+                <w:sz w:val="17"/>
+                <w:szCs w:val="17"/>
+              </w:rPr>
+              <w:t xml:space="preserve">_________________________________</w:t>
+            </w:r>
+          </w:p>
+          <w:p>
+            <w:pPr>
+              <w:spacing w:after="40" w:before="10"/>
+              <w:jc w:val="center"/>
+            </w:pPr>
+            <w:r>
+              <w:rPr>
+                <w:rFonts w:ascii="Arial" w:cs="Arial" w:eastAsia="Arial" w:hAnsi="Arial"/>
+                <w:color w:val="000000"/>
+                <w:sz w:val="15"/>
+                <w:szCs w:val="15"/>
+              </w:rPr>
+              <w:t xml:space="preserve">Firma / Nombre / Fecha</w:t>
             </w:r>
           </w:p>
         </w:tc>

--- a/GE-SO-R34_Rev05_Autorizacion_Ingreso_Contratistas.docx
+++ b/GE-SO-R34_Rev05_Autorizacion_Ingreso_Contratistas.docx
@@ -1496,1864 +1496,6 @@
                 <w:szCs w:val="18"/>
               </w:rPr>
               <w:t xml:space="preserve"/>
-            </w:r>
-          </w:p>
-        </w:tc>
-      </w:tr>
-    </w:tbl>
-    <w:p>
-      <w:pPr>
-        <w:spacing w:after="0" w:before="80"/>
-      </w:pPr>
-    </w:p>
-    <w:tbl>
-      <w:tblPr>
-        <w:tblW w:type="dxa" w:w="10800"/>
-        <w:tblBorders>
-          <w:top w:val="single" w:color="auto" w:sz="4"/>
-          <w:left w:val="single" w:color="auto" w:sz="4"/>
-          <w:bottom w:val="single" w:color="auto" w:sz="4"/>
-          <w:right w:val="single" w:color="auto" w:sz="4"/>
-          <w:insideH w:val="single" w:color="auto" w:sz="4"/>
-          <w:insideV w:val="single" w:color="auto" w:sz="4"/>
-        </w:tblBorders>
-      </w:tblPr>
-      <w:tblGrid>
-        <w:gridCol w:w="10800"/>
-      </w:tblGrid>
-      <w:tr>
-        <w:tc>
-          <w:tcPr>
-            <w:tcW w:type="dxa" w:w="10800"/>
-            <w:gridSpan w:val="1"/>
-            <w:tcBorders>
-              <w:top w:val="single" w:color="000000" w:sz="8"/>
-              <w:left w:val="single" w:color="000000" w:sz="8"/>
-              <w:bottom w:val="single" w:color="000000" w:sz="8"/>
-              <w:right w:val="single" w:color="000000" w:sz="8"/>
-            </w:tcBorders>
-            <w:shd w:fill="1A3A6B" w:val="clear"/>
-            <w:vAlign w:val="center"/>
-          </w:tcPr>
-          <w:p>
-            <w:pPr>
-              <w:spacing w:after="60" w:before="60"/>
-              <w:jc w:val="center"/>
-            </w:pPr>
-            <w:r>
-              <w:rPr>
-                <w:rFonts w:ascii="Arial" w:cs="Arial" w:eastAsia="Arial" w:hAnsi="Arial"/>
-                <w:b/>
-                <w:bCs/>
-                <w:color w:val="FFFFFF"/>
-                <w:sz w:val="19"/>
-                <w:szCs w:val="19"/>
-              </w:rPr>
-              <w:t xml:space="preserve">2.  VERIFICACIÓN DE REQUISITOS DE ACCESO GENERAL</w:t>
-            </w:r>
-          </w:p>
-        </w:tc>
-      </w:tr>
-    </w:tbl>
-    <w:tbl>
-      <w:tblPr>
-        <w:tblW w:type="dxa" w:w="10800"/>
-        <w:tblBorders>
-          <w:top w:val="single" w:color="auto" w:sz="4"/>
-          <w:left w:val="single" w:color="auto" w:sz="4"/>
-          <w:bottom w:val="single" w:color="auto" w:sz="4"/>
-          <w:right w:val="single" w:color="auto" w:sz="4"/>
-          <w:insideH w:val="single" w:color="auto" w:sz="4"/>
-          <w:insideV w:val="single" w:color="auto" w:sz="4"/>
-        </w:tblBorders>
-      </w:tblPr>
-      <w:tblGrid>
-        <w:gridCol w:w="400"/>
-        <w:gridCol w:w="2800"/>
-        <w:gridCol w:w="1800"/>
-        <w:gridCol w:w="1600"/>
-        <w:gridCol w:w="4200"/>
-      </w:tblGrid>
-      <w:tr>
-        <w:tc>
-          <w:tcPr>
-            <w:tcW w:type="dxa" w:w="400"/>
-            <w:gridSpan w:val="1"/>
-            <w:tcBorders>
-              <w:top w:val="single" w:color="000000" w:sz="4"/>
-              <w:left w:val="single" w:color="000000" w:sz="4"/>
-              <w:bottom w:val="single" w:color="000000" w:sz="4"/>
-              <w:right w:val="single" w:color="000000" w:sz="4"/>
-            </w:tcBorders>
-            <w:shd w:fill="2E6DB4" w:val="clear"/>
-            <w:vAlign w:val="center"/>
-          </w:tcPr>
-          <w:p>
-            <w:pPr>
-              <w:spacing w:after="50" w:before="50"/>
-              <w:jc w:val="center"/>
-            </w:pPr>
-            <w:r>
-              <w:rPr>
-                <w:rFonts w:ascii="Arial" w:cs="Arial" w:eastAsia="Arial" w:hAnsi="Arial"/>
-                <w:b/>
-                <w:bCs/>
-                <w:color w:val="FFFFFF"/>
-                <w:sz w:val="18"/>
-                <w:szCs w:val="18"/>
-              </w:rPr>
-              <w:t xml:space="preserve">#</w:t>
-            </w:r>
-          </w:p>
-        </w:tc>
-        <w:tc>
-          <w:tcPr>
-            <w:tcW w:type="dxa" w:w="2800"/>
-            <w:gridSpan w:val="1"/>
-            <w:tcBorders>
-              <w:top w:val="single" w:color="000000" w:sz="4"/>
-              <w:left w:val="single" w:color="000000" w:sz="4"/>
-              <w:bottom w:val="single" w:color="000000" w:sz="4"/>
-              <w:right w:val="single" w:color="000000" w:sz="4"/>
-            </w:tcBorders>
-            <w:shd w:fill="2E6DB4" w:val="clear"/>
-            <w:vAlign w:val="center"/>
-          </w:tcPr>
-          <w:p>
-            <w:pPr>
-              <w:spacing w:after="50" w:before="50"/>
-              <w:jc w:val="center"/>
-            </w:pPr>
-            <w:r>
-              <w:rPr>
-                <w:rFonts w:ascii="Arial" w:cs="Arial" w:eastAsia="Arial" w:hAnsi="Arial"/>
-                <w:b/>
-                <w:bCs/>
-                <w:color w:val="FFFFFF"/>
-                <w:sz w:val="18"/>
-                <w:szCs w:val="18"/>
-              </w:rPr>
-              <w:t xml:space="preserve">REQUISITO</w:t>
-            </w:r>
-          </w:p>
-        </w:tc>
-        <w:tc>
-          <w:tcPr>
-            <w:tcW w:type="dxa" w:w="1800"/>
-            <w:gridSpan w:val="1"/>
-            <w:tcBorders>
-              <w:top w:val="single" w:color="000000" w:sz="4"/>
-              <w:left w:val="single" w:color="000000" w:sz="4"/>
-              <w:bottom w:val="single" w:color="000000" w:sz="4"/>
-              <w:right w:val="single" w:color="000000" w:sz="4"/>
-            </w:tcBorders>
-            <w:shd w:fill="2E6DB4" w:val="clear"/>
-            <w:vAlign w:val="center"/>
-          </w:tcPr>
-          <w:p>
-            <w:pPr>
-              <w:spacing w:after="50" w:before="50"/>
-              <w:jc w:val="center"/>
-            </w:pPr>
-            <w:r>
-              <w:rPr>
-                <w:rFonts w:ascii="Arial" w:cs="Arial" w:eastAsia="Arial" w:hAnsi="Arial"/>
-                <w:b/>
-                <w:bCs/>
-                <w:color w:val="FFFFFF"/>
-                <w:sz w:val="18"/>
-                <w:szCs w:val="18"/>
-              </w:rPr>
-              <w:t xml:space="preserve">DETALLE /
-VIGENCIA</w:t>
-            </w:r>
-          </w:p>
-        </w:tc>
-        <w:tc>
-          <w:tcPr>
-            <w:tcW w:type="dxa" w:w="1600"/>
-            <w:gridSpan w:val="1"/>
-            <w:tcBorders>
-              <w:top w:val="single" w:color="000000" w:sz="4"/>
-              <w:left w:val="single" w:color="000000" w:sz="4"/>
-              <w:bottom w:val="single" w:color="000000" w:sz="4"/>
-              <w:right w:val="single" w:color="000000" w:sz="4"/>
-            </w:tcBorders>
-            <w:shd w:fill="2E6DB4" w:val="clear"/>
-            <w:vAlign w:val="center"/>
-          </w:tcPr>
-          <w:p>
-            <w:pPr>
-              <w:spacing w:after="50" w:before="50"/>
-              <w:jc w:val="center"/>
-            </w:pPr>
-            <w:r>
-              <w:rPr>
-                <w:rFonts w:ascii="Arial" w:cs="Arial" w:eastAsia="Arial" w:hAnsi="Arial"/>
-                <w:b/>
-                <w:bCs/>
-                <w:color w:val="FFFFFF"/>
-                <w:sz w:val="18"/>
-                <w:szCs w:val="18"/>
-              </w:rPr>
-              <w:t xml:space="preserve">FECHA /
-ESTADO</w:t>
-            </w:r>
-          </w:p>
-        </w:tc>
-        <w:tc>
-          <w:tcPr>
-            <w:tcW w:type="dxa" w:w="4200"/>
-            <w:gridSpan w:val="1"/>
-            <w:tcBorders>
-              <w:top w:val="single" w:color="000000" w:sz="4"/>
-              <w:left w:val="single" w:color="000000" w:sz="4"/>
-              <w:bottom w:val="single" w:color="000000" w:sz="4"/>
-              <w:right w:val="single" w:color="000000" w:sz="4"/>
-            </w:tcBorders>
-            <w:shd w:fill="2E6DB4" w:val="clear"/>
-            <w:vAlign w:val="center"/>
-          </w:tcPr>
-          <w:p>
-            <w:pPr>
-              <w:spacing w:after="50" w:before="50"/>
-              <w:jc w:val="center"/>
-            </w:pPr>
-            <w:r>
-              <w:rPr>
-                <w:rFonts w:ascii="Arial" w:cs="Arial" w:eastAsia="Arial" w:hAnsi="Arial"/>
-                <w:b/>
-                <w:bCs/>
-                <w:color w:val="FFFFFF"/>
-                <w:sz w:val="18"/>
-                <w:szCs w:val="18"/>
-              </w:rPr>
-              <w:t xml:space="preserve">OBSERVACIONES</w:t>
-            </w:r>
-          </w:p>
-        </w:tc>
-      </w:tr>
-      <w:tr>
-        <w:tc>
-          <w:tcPr>
-            <w:tcW w:type="dxa" w:w="400"/>
-            <w:gridSpan w:val="1"/>
-            <w:tcBorders>
-              <w:top w:val="single" w:color="000000" w:sz="4"/>
-              <w:left w:val="single" w:color="000000" w:sz="4"/>
-              <w:bottom w:val="single" w:color="000000" w:sz="4"/>
-              <w:right w:val="single" w:color="000000" w:sz="4"/>
-            </w:tcBorders>
-            <w:shd w:fill="EBF5FB" w:val="clear"/>
-            <w:vAlign w:val="center"/>
-          </w:tcPr>
-          <w:p>
-            <w:pPr>
-              <w:spacing w:after="60" w:before="60"/>
-              <w:jc w:val="center"/>
-            </w:pPr>
-            <w:r>
-              <w:rPr>
-                <w:rFonts w:ascii="Arial" w:cs="Arial" w:eastAsia="Arial" w:hAnsi="Arial"/>
-                <w:b/>
-                <w:bCs/>
-                <w:color w:val="000000"/>
-                <w:sz w:val="18"/>
-                <w:szCs w:val="18"/>
-              </w:rPr>
-              <w:t xml:space="preserve">1</w:t>
-            </w:r>
-          </w:p>
-        </w:tc>
-        <w:tc>
-          <w:tcPr>
-            <w:tcW w:type="dxa" w:w="2800"/>
-            <w:gridSpan w:val="1"/>
-            <w:tcBorders>
-              <w:top w:val="single" w:color="000000" w:sz="4"/>
-              <w:left w:val="single" w:color="000000" w:sz="4"/>
-              <w:bottom w:val="single" w:color="000000" w:sz="4"/>
-              <w:right w:val="single" w:color="000000" w:sz="4"/>
-            </w:tcBorders>
-            <w:vAlign w:val="center"/>
-          </w:tcPr>
-          <w:p>
-            <w:pPr>
-              <w:spacing w:after="60" w:before="60"/>
-              <w:jc w:val="left"/>
-            </w:pPr>
-            <w:r>
-              <w:rPr>
-                <w:rFonts w:ascii="Arial" w:cs="Arial" w:eastAsia="Arial" w:hAnsi="Arial"/>
-                <w:b/>
-                <w:bCs/>
-                <w:color w:val="000000"/>
-                <w:sz w:val="18"/>
-                <w:szCs w:val="18"/>
-              </w:rPr>
-              <w:t xml:space="preserve">Inducción de Seguridad Plantabal</w:t>
-            </w:r>
-          </w:p>
-        </w:tc>
-        <w:tc>
-          <w:tcPr>
-            <w:tcW w:type="dxa" w:w="1800"/>
-            <w:gridSpan w:val="1"/>
-            <w:tcBorders>
-              <w:top w:val="single" w:color="000000" w:sz="4"/>
-              <w:left w:val="single" w:color="000000" w:sz="4"/>
-              <w:bottom w:val="single" w:color="000000" w:sz="4"/>
-              <w:right w:val="single" w:color="000000" w:sz="4"/>
-            </w:tcBorders>
-            <w:vAlign w:val="center"/>
-          </w:tcPr>
-          <w:p>
-            <w:pPr>
-              <w:spacing w:after="60" w:before="60"/>
-              <w:jc w:val="left"/>
-            </w:pPr>
-            <w:r>
-              <w:rPr>
-                <w:rFonts w:ascii="Arial" w:cs="Arial" w:eastAsia="Arial" w:hAnsi="Arial"/>
-                <w:color w:val="000000"/>
-                <w:sz w:val="17"/>
-                <w:szCs w:val="17"/>
-              </w:rPr>
-              <w:t xml:space="preserve">1 año desde la recepción</w:t>
-            </w:r>
-          </w:p>
-        </w:tc>
-        <w:tc>
-          <w:tcPr>
-            <w:tcW w:type="dxa" w:w="1600"/>
-            <w:gridSpan w:val="1"/>
-            <w:tcBorders>
-              <w:top w:val="single" w:color="000000" w:sz="4"/>
-              <w:left w:val="single" w:color="000000" w:sz="4"/>
-              <w:bottom w:val="single" w:color="000000" w:sz="4"/>
-              <w:right w:val="single" w:color="000000" w:sz="4"/>
-            </w:tcBorders>
-            <w:vAlign w:val="center"/>
-          </w:tcPr>
-          <w:p>
-            <w:pPr>
-              <w:spacing w:after="60" w:before="60"/>
-              <w:jc w:val="center"/>
-            </w:pPr>
-            <w:r>
-              <w:rPr>
-                <w:rFonts w:ascii="Arial" w:cs="Arial" w:eastAsia="Arial" w:hAnsi="Arial"/>
-                <w:color w:val="000000"/>
-                <w:sz w:val="17"/>
-                <w:szCs w:val="17"/>
-              </w:rPr>
-              <w:t xml:space="preserve">__/__/____</w:t>
-            </w:r>
-          </w:p>
-        </w:tc>
-        <w:tc>
-          <w:tcPr>
-            <w:tcW w:type="dxa" w:w="4200"/>
-            <w:gridSpan w:val="1"/>
-            <w:tcBorders>
-              <w:top w:val="single" w:color="000000" w:sz="4"/>
-              <w:left w:val="single" w:color="000000" w:sz="4"/>
-              <w:bottom w:val="single" w:color="000000" w:sz="4"/>
-              <w:right w:val="single" w:color="000000" w:sz="4"/>
-            </w:tcBorders>
-            <w:vAlign w:val="center"/>
-          </w:tcPr>
-          <w:p>
-            <w:pPr>
-              <w:spacing w:after="50" w:before="50"/>
-              <w:jc w:val="left"/>
-            </w:pPr>
-            <w:r>
-              <w:rPr>
-                <w:rFonts w:ascii="Arial" w:cs="Arial" w:eastAsia="Arial" w:hAnsi="Arial"/>
-                <w:color w:val="000000"/>
-                <w:sz w:val="18"/>
-                <w:szCs w:val="18"/>
-              </w:rPr>
-              <w:t xml:space="preserve"/>
-            </w:r>
-          </w:p>
-        </w:tc>
-      </w:tr>
-      <w:tr>
-        <w:tc>
-          <w:tcPr>
-            <w:tcW w:type="dxa" w:w="400"/>
-            <w:gridSpan w:val="1"/>
-            <w:tcBorders>
-              <w:top w:val="single" w:color="000000" w:sz="4"/>
-              <w:left w:val="single" w:color="000000" w:sz="4"/>
-              <w:bottom w:val="single" w:color="000000" w:sz="4"/>
-              <w:right w:val="single" w:color="000000" w:sz="4"/>
-            </w:tcBorders>
-            <w:shd w:fill="EBF5FB" w:val="clear"/>
-            <w:vAlign w:val="center"/>
-          </w:tcPr>
-          <w:p>
-            <w:pPr>
-              <w:spacing w:after="60" w:before="60"/>
-              <w:jc w:val="center"/>
-            </w:pPr>
-            <w:r>
-              <w:rPr>
-                <w:rFonts w:ascii="Arial" w:cs="Arial" w:eastAsia="Arial" w:hAnsi="Arial"/>
-                <w:b/>
-                <w:bCs/>
-                <w:color w:val="000000"/>
-                <w:sz w:val="18"/>
-                <w:szCs w:val="18"/>
-              </w:rPr>
-              <w:t xml:space="preserve">2</w:t>
-            </w:r>
-          </w:p>
-        </w:tc>
-        <w:tc>
-          <w:tcPr>
-            <w:tcW w:type="dxa" w:w="2800"/>
-            <w:gridSpan w:val="1"/>
-            <w:tcBorders>
-              <w:top w:val="single" w:color="000000" w:sz="4"/>
-              <w:left w:val="single" w:color="000000" w:sz="4"/>
-              <w:bottom w:val="single" w:color="000000" w:sz="4"/>
-              <w:right w:val="single" w:color="000000" w:sz="4"/>
-            </w:tcBorders>
-            <w:vAlign w:val="center"/>
-          </w:tcPr>
-          <w:p>
-            <w:pPr>
-              <w:spacing w:after="20" w:before="50"/>
-              <w:jc w:val="left"/>
-            </w:pPr>
-            <w:r>
-              <w:rPr>
-                <w:rFonts w:ascii="Arial" w:cs="Arial" w:eastAsia="Arial" w:hAnsi="Arial"/>
-                <w:b/>
-                <w:bCs/>
-                <w:color w:val="000000"/>
-                <w:sz w:val="18"/>
-                <w:szCs w:val="18"/>
-              </w:rPr>
-              <w:t xml:space="preserve">Afiliación al IESS</w:t>
-            </w:r>
-          </w:p>
-          <w:p>
-            <w:pPr>
-              <w:spacing w:after="50" w:before="0"/>
-              <w:jc w:val="left"/>
-            </w:pPr>
-            <w:r>
-              <w:rPr>
-                <w:rFonts w:ascii="Arial" w:cs="Arial" w:eastAsia="Arial" w:hAnsi="Arial"/>
-                <w:i/>
-                <w:iCs/>
-                <w:color w:val="444444"/>
-                <w:sz w:val="15"/>
-                <w:szCs w:val="15"/>
-              </w:rPr>
-              <w:t xml:space="preserve">Planilla del mes inmediato anterior o Aviso de entrada</w:t>
-            </w:r>
-          </w:p>
-        </w:tc>
-        <w:tc>
-          <w:tcPr>
-            <w:tcW w:type="dxa" w:w="1800"/>
-            <w:gridSpan w:val="1"/>
-            <w:tcBorders>
-              <w:top w:val="single" w:color="000000" w:sz="4"/>
-              <w:left w:val="single" w:color="000000" w:sz="4"/>
-              <w:bottom w:val="single" w:color="000000" w:sz="4"/>
-              <w:right w:val="single" w:color="000000" w:sz="4"/>
-            </w:tcBorders>
-            <w:vAlign w:val="center"/>
-          </w:tcPr>
-          <w:p>
-            <w:pPr>
-              <w:spacing w:after="60" w:before="60"/>
-              <w:jc w:val="left"/>
-            </w:pPr>
-            <w:r>
-              <w:rPr>
-                <w:rFonts w:ascii="Arial" w:cs="Arial" w:eastAsia="Arial" w:hAnsi="Arial"/>
-                <w:color w:val="000000"/>
-                <w:sz w:val="17"/>
-                <w:szCs w:val="17"/>
-              </w:rPr>
-              <w:t xml:space="preserve">Mensual</w:t>
-            </w:r>
-          </w:p>
-        </w:tc>
-        <w:tc>
-          <w:tcPr>
-            <w:tcW w:type="dxa" w:w="1600"/>
-            <w:gridSpan w:val="1"/>
-            <w:tcBorders>
-              <w:top w:val="single" w:color="000000" w:sz="4"/>
-              <w:left w:val="single" w:color="000000" w:sz="4"/>
-              <w:bottom w:val="single" w:color="000000" w:sz="4"/>
-              <w:right w:val="single" w:color="000000" w:sz="4"/>
-            </w:tcBorders>
-            <w:vAlign w:val="center"/>
-          </w:tcPr>
-          <w:p>
-            <w:pPr>
-              <w:spacing w:after="60" w:before="60"/>
-              <w:jc w:val="center"/>
-            </w:pPr>
-            <w:r>
-              <w:rPr>
-                <w:rFonts w:ascii="Arial" w:cs="Arial" w:eastAsia="Arial" w:hAnsi="Arial"/>
-                <w:color w:val="000000"/>
-                <w:sz w:val="17"/>
-                <w:szCs w:val="17"/>
-              </w:rPr>
-              <w:t xml:space="preserve">__/__/____</w:t>
-            </w:r>
-          </w:p>
-        </w:tc>
-        <w:tc>
-          <w:tcPr>
-            <w:tcW w:type="dxa" w:w="4200"/>
-            <w:gridSpan w:val="1"/>
-            <w:tcBorders>
-              <w:top w:val="single" w:color="000000" w:sz="4"/>
-              <w:left w:val="single" w:color="000000" w:sz="4"/>
-              <w:bottom w:val="single" w:color="000000" w:sz="4"/>
-              <w:right w:val="single" w:color="000000" w:sz="4"/>
-            </w:tcBorders>
-            <w:vAlign w:val="center"/>
-          </w:tcPr>
-          <w:p>
-            <w:pPr>
-              <w:spacing w:after="60" w:before="60"/>
-              <w:jc w:val="left"/>
-            </w:pPr>
-            <w:r>
-              <w:rPr>
-                <w:rFonts w:ascii="Arial" w:cs="Arial" w:eastAsia="Arial" w:hAnsi="Arial"/>
-                <w:i/>
-                <w:iCs/>
-                <w:color w:val="444444"/>
-                <w:sz w:val="15"/>
-                <w:szCs w:val="15"/>
-              </w:rPr>
-              <w:t xml:space="preserve">Si aplica aviso de entrada, registrar aquí</w:t>
-            </w:r>
-          </w:p>
-        </w:tc>
-      </w:tr>
-      <w:tr>
-        <w:tc>
-          <w:tcPr>
-            <w:tcW w:type="dxa" w:w="400"/>
-            <w:gridSpan w:val="1"/>
-            <w:tcBorders>
-              <w:top w:val="single" w:color="000000" w:sz="4"/>
-              <w:left w:val="single" w:color="000000" w:sz="4"/>
-              <w:bottom w:val="single" w:color="000000" w:sz="4"/>
-              <w:right w:val="single" w:color="000000" w:sz="4"/>
-            </w:tcBorders>
-            <w:shd w:fill="EBF5FB" w:val="clear"/>
-            <w:vAlign w:val="center"/>
-          </w:tcPr>
-          <w:p>
-            <w:pPr>
-              <w:spacing w:after="60" w:before="60"/>
-              <w:jc w:val="center"/>
-            </w:pPr>
-            <w:r>
-              <w:rPr>
-                <w:rFonts w:ascii="Arial" w:cs="Arial" w:eastAsia="Arial" w:hAnsi="Arial"/>
-                <w:b/>
-                <w:bCs/>
-                <w:color w:val="000000"/>
-                <w:sz w:val="18"/>
-                <w:szCs w:val="18"/>
-              </w:rPr>
-              <w:t xml:space="preserve">3</w:t>
-            </w:r>
-          </w:p>
-        </w:tc>
-        <w:tc>
-          <w:tcPr>
-            <w:tcW w:type="dxa" w:w="2800"/>
-            <w:gridSpan w:val="1"/>
-            <w:tcBorders>
-              <w:top w:val="single" w:color="000000" w:sz="4"/>
-              <w:left w:val="single" w:color="000000" w:sz="4"/>
-              <w:bottom w:val="single" w:color="000000" w:sz="4"/>
-              <w:right w:val="single" w:color="000000" w:sz="4"/>
-            </w:tcBorders>
-            <w:vAlign w:val="center"/>
-          </w:tcPr>
-          <w:p>
-            <w:pPr>
-              <w:spacing w:after="20" w:before="50"/>
-              <w:jc w:val="left"/>
-            </w:pPr>
-            <w:r>
-              <w:rPr>
-                <w:rFonts w:ascii="Arial" w:cs="Arial" w:eastAsia="Arial" w:hAnsi="Arial"/>
-                <w:b/>
-                <w:bCs/>
-                <w:color w:val="000000"/>
-                <w:sz w:val="18"/>
-                <w:szCs w:val="18"/>
-              </w:rPr>
-              <w:t xml:space="preserve">Certificado Médico Laboral</w:t>
-            </w:r>
-          </w:p>
-          <w:p>
-            <w:pPr>
-              <w:spacing w:after="50" w:before="0"/>
-              <w:jc w:val="left"/>
-            </w:pPr>
-            <w:r>
-              <w:rPr>
-                <w:rFonts w:ascii="Arial" w:cs="Arial" w:eastAsia="Arial" w:hAnsi="Arial"/>
-                <w:i/>
-                <w:iCs/>
-                <w:color w:val="444444"/>
-                <w:sz w:val="15"/>
-                <w:szCs w:val="15"/>
-              </w:rPr>
-              <w:t xml:space="preserve">Aptitud ocupacional emitida por médico de planta</w:t>
-            </w:r>
-          </w:p>
-        </w:tc>
-        <w:tc>
-          <w:tcPr>
-            <w:tcW w:type="dxa" w:w="1800"/>
-            <w:gridSpan w:val="1"/>
-            <w:tcBorders>
-              <w:top w:val="single" w:color="000000" w:sz="4"/>
-              <w:left w:val="single" w:color="000000" w:sz="4"/>
-              <w:bottom w:val="single" w:color="000000" w:sz="4"/>
-              <w:right w:val="single" w:color="000000" w:sz="4"/>
-            </w:tcBorders>
-            <w:vAlign w:val="center"/>
-          </w:tcPr>
-          <w:p>
-            <w:pPr>
-              <w:spacing w:after="60" w:before="60"/>
-              <w:jc w:val="left"/>
-            </w:pPr>
-            <w:r>
-              <w:rPr>
-                <w:rFonts w:ascii="Arial" w:cs="Arial" w:eastAsia="Arial" w:hAnsi="Arial"/>
-                <w:color w:val="000000"/>
-                <w:sz w:val="17"/>
-                <w:szCs w:val="17"/>
-              </w:rPr>
-              <w:t xml:space="preserve">Según criterio Médico de Planta</w:t>
-            </w:r>
-          </w:p>
-        </w:tc>
-        <w:tc>
-          <w:tcPr>
-            <w:tcW w:type="dxa" w:w="1600"/>
-            <w:gridSpan w:val="1"/>
-            <w:tcBorders>
-              <w:top w:val="single" w:color="000000" w:sz="4"/>
-              <w:left w:val="single" w:color="000000" w:sz="4"/>
-              <w:bottom w:val="single" w:color="000000" w:sz="4"/>
-              <w:right w:val="single" w:color="000000" w:sz="4"/>
-            </w:tcBorders>
-            <w:vAlign w:val="center"/>
-          </w:tcPr>
-          <w:p>
-            <w:pPr>
-              <w:spacing w:after="20" w:before="40"/>
-              <w:jc w:val="left"/>
-            </w:pPr>
-            <w:r>
-              <w:rPr>
-                <w:rFonts w:ascii="Arial" w:cs="Arial" w:eastAsia="Arial" w:hAnsi="Arial"/>
-                <w:color w:val="000000"/>
-                <w:sz w:val="17"/>
-                <w:szCs w:val="17"/>
-              </w:rPr>
-              <w:t xml:space="preserve">Vence: __/__/____</w:t>
-            </w:r>
-          </w:p>
-          <w:p>
-            <w:pPr>
-              <w:spacing w:after="40" w:before="20"/>
-              <w:jc w:val="left"/>
-            </w:pPr>
-            <w:r>
-              <w:rPr>
-                <w:rFonts w:ascii="Arial" w:cs="Arial" w:eastAsia="Arial" w:hAnsi="Arial"/>
-                <w:b/>
-                <w:bCs/>
-                <w:color w:val="000000"/>
-                <w:sz w:val="17"/>
-                <w:szCs w:val="17"/>
-              </w:rPr>
-              <w:t xml:space="preserve">□ APTO   □ NO APTO</w:t>
-            </w:r>
-          </w:p>
-        </w:tc>
-        <w:tc>
-          <w:tcPr>
-            <w:tcW w:type="dxa" w:w="4200"/>
-            <w:gridSpan w:val="1"/>
-            <w:tcBorders>
-              <w:top w:val="single" w:color="000000" w:sz="4"/>
-              <w:left w:val="single" w:color="000000" w:sz="4"/>
-              <w:bottom w:val="single" w:color="000000" w:sz="4"/>
-              <w:right w:val="single" w:color="000000" w:sz="4"/>
-            </w:tcBorders>
-            <w:vAlign w:val="center"/>
-          </w:tcPr>
-          <w:p>
-            <w:pPr>
-              <w:spacing w:after="50" w:before="50"/>
-              <w:jc w:val="left"/>
-            </w:pPr>
-            <w:r>
-              <w:rPr>
-                <w:rFonts w:ascii="Arial" w:cs="Arial" w:eastAsia="Arial" w:hAnsi="Arial"/>
-                <w:color w:val="000000"/>
-                <w:sz w:val="18"/>
-                <w:szCs w:val="18"/>
-              </w:rPr>
-              <w:t xml:space="preserve"/>
-            </w:r>
-          </w:p>
-        </w:tc>
-      </w:tr>
-      <w:tr>
-        <w:tc>
-          <w:tcPr>
-            <w:tcW w:type="dxa" w:w="10800"/>
-            <w:gridSpan w:val="5"/>
-            <w:tcBorders>
-              <w:top w:val="single" w:color="000000" w:sz="4"/>
-              <w:left w:val="single" w:color="000000" w:sz="4"/>
-              <w:bottom w:val="single" w:color="000000" w:sz="4"/>
-              <w:right w:val="single" w:color="000000" w:sz="4"/>
-            </w:tcBorders>
-            <w:shd w:fill="EBF5FB" w:val="clear"/>
-            <w:vAlign w:val="center"/>
-          </w:tcPr>
-          <w:p>
-            <w:pPr>
-              <w:spacing w:after="60" w:before="60"/>
-              <w:jc w:val="center"/>
-            </w:pPr>
-            <w:r>
-              <w:rPr>
-                <w:rFonts w:ascii="Arial" w:cs="Arial" w:eastAsia="Arial" w:hAnsi="Arial"/>
-                <w:b/>
-                <w:bCs/>
-                <w:color w:val="000000"/>
-                <w:sz w:val="18"/>
-                <w:szCs w:val="18"/>
-              </w:rPr>
-              <w:t xml:space="preserve">ACCESO GENERAL:  □ HABILITADO     □ NO HABILITADO</w:t>
-            </w:r>
-          </w:p>
-        </w:tc>
-      </w:tr>
-    </w:tbl>
-    <w:p>
-      <w:pPr>
-        <w:spacing w:after="0" w:before="80"/>
-      </w:pPr>
-    </w:p>
-    <w:tbl>
-      <w:tblPr>
-        <w:tblW w:type="dxa" w:w="10800"/>
-        <w:tblBorders>
-          <w:top w:val="single" w:color="auto" w:sz="4"/>
-          <w:left w:val="single" w:color="auto" w:sz="4"/>
-          <w:bottom w:val="single" w:color="auto" w:sz="4"/>
-          <w:right w:val="single" w:color="auto" w:sz="4"/>
-          <w:insideH w:val="single" w:color="auto" w:sz="4"/>
-          <w:insideV w:val="single" w:color="auto" w:sz="4"/>
-        </w:tblBorders>
-      </w:tblPr>
-      <w:tblGrid>
-        <w:gridCol w:w="10800"/>
-      </w:tblGrid>
-      <w:tr>
-        <w:tc>
-          <w:tcPr>
-            <w:tcW w:type="dxa" w:w="10800"/>
-            <w:gridSpan w:val="1"/>
-            <w:tcBorders>
-              <w:top w:val="single" w:color="000000" w:sz="8"/>
-              <w:left w:val="single" w:color="000000" w:sz="8"/>
-              <w:bottom w:val="single" w:color="000000" w:sz="8"/>
-              <w:right w:val="single" w:color="000000" w:sz="8"/>
-            </w:tcBorders>
-            <w:shd w:fill="1A3A6B" w:val="clear"/>
-            <w:vAlign w:val="center"/>
-          </w:tcPr>
-          <w:p>
-            <w:pPr>
-              <w:spacing w:after="60" w:before="60"/>
-              <w:jc w:val="center"/>
-            </w:pPr>
-            <w:r>
-              <w:rPr>
-                <w:rFonts w:ascii="Arial" w:cs="Arial" w:eastAsia="Arial" w:hAnsi="Arial"/>
-                <w:b/>
-                <w:bCs/>
-                <w:color w:val="FFFFFF"/>
-                <w:sz w:val="19"/>
-                <w:szCs w:val="19"/>
-              </w:rPr>
-              <w:t xml:space="preserve">3.  CERTIFICADOS PARA TRABAJOS DE ALTO RIESGO  (completar solo si aplica)</w:t>
-            </w:r>
-          </w:p>
-        </w:tc>
-      </w:tr>
-    </w:tbl>
-    <w:p>
-      <w:pPr>
-        <w:spacing w:after="60" w:before="60"/>
-        <w:jc w:val="left"/>
-      </w:pPr>
-      <w:r>
-        <w:rPr>
-          <w:rFonts w:ascii="Arial" w:cs="Arial" w:eastAsia="Arial" w:hAnsi="Arial"/>
-          <w:color w:val="000000"/>
-          <w:sz w:val="17"/>
-          <w:szCs w:val="17"/>
-        </w:rPr>
-        <w:t xml:space="preserve">Marque los tipos de trabajo que ejecutará el contratista y verifique la vigencia del certificado emitido por entidad reconocida (MDT o SENESCYT).</w:t>
-      </w:r>
-    </w:p>
-    <w:tbl>
-      <w:tblPr>
-        <w:tblW w:type="dxa" w:w="10800"/>
-        <w:tblBorders>
-          <w:top w:val="single" w:color="auto" w:sz="4"/>
-          <w:left w:val="single" w:color="auto" w:sz="4"/>
-          <w:bottom w:val="single" w:color="auto" w:sz="4"/>
-          <w:right w:val="single" w:color="auto" w:sz="4"/>
-          <w:insideH w:val="single" w:color="auto" w:sz="4"/>
-          <w:insideV w:val="single" w:color="auto" w:sz="4"/>
-        </w:tblBorders>
-      </w:tblPr>
-      <w:tblGrid>
-        <w:gridCol w:w="400"/>
-        <w:gridCol w:w="2600"/>
-        <w:gridCol w:w="2400"/>
-        <w:gridCol w:w="1600"/>
-        <w:gridCol w:w="3800"/>
-      </w:tblGrid>
-      <w:tr>
-        <w:tc>
-          <w:tcPr>
-            <w:tcW w:type="dxa" w:w="400"/>
-            <w:gridSpan w:val="1"/>
-            <w:tcBorders>
-              <w:top w:val="single" w:color="000000" w:sz="4"/>
-              <w:left w:val="single" w:color="000000" w:sz="4"/>
-              <w:bottom w:val="single" w:color="000000" w:sz="4"/>
-              <w:right w:val="single" w:color="000000" w:sz="4"/>
-            </w:tcBorders>
-            <w:shd w:fill="2E6DB4" w:val="clear"/>
-            <w:vAlign w:val="center"/>
-          </w:tcPr>
-          <w:p>
-            <w:pPr>
-              <w:spacing w:after="50" w:before="50"/>
-              <w:jc w:val="center"/>
-            </w:pPr>
-            <w:r>
-              <w:rPr>
-                <w:rFonts w:ascii="Arial" w:cs="Arial" w:eastAsia="Arial" w:hAnsi="Arial"/>
-                <w:b/>
-                <w:bCs/>
-                <w:color w:val="FFFFFF"/>
-                <w:sz w:val="18"/>
-                <w:szCs w:val="18"/>
-              </w:rPr>
-              <w:t xml:space="preserve">✓</w:t>
-            </w:r>
-          </w:p>
-        </w:tc>
-        <w:tc>
-          <w:tcPr>
-            <w:tcW w:type="dxa" w:w="2600"/>
-            <w:gridSpan w:val="1"/>
-            <w:tcBorders>
-              <w:top w:val="single" w:color="000000" w:sz="4"/>
-              <w:left w:val="single" w:color="000000" w:sz="4"/>
-              <w:bottom w:val="single" w:color="000000" w:sz="4"/>
-              <w:right w:val="single" w:color="000000" w:sz="4"/>
-            </w:tcBorders>
-            <w:shd w:fill="2E6DB4" w:val="clear"/>
-            <w:vAlign w:val="center"/>
-          </w:tcPr>
-          <w:p>
-            <w:pPr>
-              <w:spacing w:after="50" w:before="50"/>
-              <w:jc w:val="center"/>
-            </w:pPr>
-            <w:r>
-              <w:rPr>
-                <w:rFonts w:ascii="Arial" w:cs="Arial" w:eastAsia="Arial" w:hAnsi="Arial"/>
-                <w:b/>
-                <w:bCs/>
-                <w:color w:val="FFFFFF"/>
-                <w:sz w:val="18"/>
-                <w:szCs w:val="18"/>
-              </w:rPr>
-              <w:t xml:space="preserve">TIPO DE TRABAJO</w:t>
-            </w:r>
-          </w:p>
-        </w:tc>
-        <w:tc>
-          <w:tcPr>
-            <w:tcW w:type="dxa" w:w="2400"/>
-            <w:gridSpan w:val="1"/>
-            <w:tcBorders>
-              <w:top w:val="single" w:color="000000" w:sz="4"/>
-              <w:left w:val="single" w:color="000000" w:sz="4"/>
-              <w:bottom w:val="single" w:color="000000" w:sz="4"/>
-              <w:right w:val="single" w:color="000000" w:sz="4"/>
-            </w:tcBorders>
-            <w:shd w:fill="2E6DB4" w:val="clear"/>
-            <w:vAlign w:val="center"/>
-          </w:tcPr>
-          <w:p>
-            <w:pPr>
-              <w:spacing w:after="50" w:before="50"/>
-              <w:jc w:val="center"/>
-            </w:pPr>
-            <w:r>
-              <w:rPr>
-                <w:rFonts w:ascii="Arial" w:cs="Arial" w:eastAsia="Arial" w:hAnsi="Arial"/>
-                <w:b/>
-                <w:bCs/>
-                <w:color w:val="FFFFFF"/>
-                <w:sz w:val="18"/>
-                <w:szCs w:val="18"/>
-              </w:rPr>
-              <w:t xml:space="preserve">ENTIDAD EMISORA</w:t>
-            </w:r>
-          </w:p>
-        </w:tc>
-        <w:tc>
-          <w:tcPr>
-            <w:tcW w:type="dxa" w:w="1600"/>
-            <w:gridSpan w:val="1"/>
-            <w:tcBorders>
-              <w:top w:val="single" w:color="000000" w:sz="4"/>
-              <w:left w:val="single" w:color="000000" w:sz="4"/>
-              <w:bottom w:val="single" w:color="000000" w:sz="4"/>
-              <w:right w:val="single" w:color="000000" w:sz="4"/>
-            </w:tcBorders>
-            <w:shd w:fill="2E6DB4" w:val="clear"/>
-            <w:vAlign w:val="center"/>
-          </w:tcPr>
-          <w:p>
-            <w:pPr>
-              <w:spacing w:after="50" w:before="50"/>
-              <w:jc w:val="center"/>
-            </w:pPr>
-            <w:r>
-              <w:rPr>
-                <w:rFonts w:ascii="Arial" w:cs="Arial" w:eastAsia="Arial" w:hAnsi="Arial"/>
-                <w:b/>
-                <w:bCs/>
-                <w:color w:val="FFFFFF"/>
-                <w:sz w:val="18"/>
-                <w:szCs w:val="18"/>
-              </w:rPr>
-              <w:t xml:space="preserve">FECHA EMISIÓN</w:t>
-            </w:r>
-          </w:p>
-        </w:tc>
-        <w:tc>
-          <w:tcPr>
-            <w:tcW w:type="dxa" w:w="3800"/>
-            <w:gridSpan w:val="1"/>
-            <w:tcBorders>
-              <w:top w:val="single" w:color="000000" w:sz="4"/>
-              <w:left w:val="single" w:color="000000" w:sz="4"/>
-              <w:bottom w:val="single" w:color="000000" w:sz="4"/>
-              <w:right w:val="single" w:color="000000" w:sz="4"/>
-            </w:tcBorders>
-            <w:shd w:fill="2E6DB4" w:val="clear"/>
-            <w:vAlign w:val="center"/>
-          </w:tcPr>
-          <w:p>
-            <w:pPr>
-              <w:spacing w:after="50" w:before="50"/>
-              <w:jc w:val="center"/>
-            </w:pPr>
-            <w:r>
-              <w:rPr>
-                <w:rFonts w:ascii="Arial" w:cs="Arial" w:eastAsia="Arial" w:hAnsi="Arial"/>
-                <w:b/>
-                <w:bCs/>
-                <w:color w:val="FFFFFF"/>
-                <w:sz w:val="18"/>
-                <w:szCs w:val="18"/>
-              </w:rPr>
-              <w:t xml:space="preserve">FECHA VENCIMIENTO</w:t>
-            </w:r>
-          </w:p>
-        </w:tc>
-      </w:tr>
-      <w:tr>
-        <w:tc>
-          <w:tcPr>
-            <w:tcW w:type="dxa" w:w="400"/>
-            <w:gridSpan w:val="1"/>
-            <w:tcBorders>
-              <w:top w:val="single" w:color="000000" w:sz="4"/>
-              <w:left w:val="single" w:color="000000" w:sz="4"/>
-              <w:bottom w:val="single" w:color="000000" w:sz="4"/>
-              <w:right w:val="single" w:color="000000" w:sz="4"/>
-            </w:tcBorders>
-            <w:vAlign w:val="center"/>
-          </w:tcPr>
-          <w:p>
-            <w:pPr>
-              <w:spacing w:after="50" w:before="50"/>
-              <w:jc w:val="center"/>
-            </w:pPr>
-            <w:r>
-              <w:rPr>
-                <w:rFonts w:ascii="Arial" w:cs="Arial" w:eastAsia="Arial" w:hAnsi="Arial"/>
-                <w:color w:val="000000"/>
-                <w:sz w:val="18"/>
-                <w:szCs w:val="18"/>
-              </w:rPr>
-              <w:t xml:space="preserve">□</w:t>
-            </w:r>
-          </w:p>
-        </w:tc>
-        <w:tc>
-          <w:tcPr>
-            <w:tcW w:type="dxa" w:w="2600"/>
-            <w:gridSpan w:val="1"/>
-            <w:tcBorders>
-              <w:top w:val="single" w:color="000000" w:sz="4"/>
-              <w:left w:val="single" w:color="000000" w:sz="4"/>
-              <w:bottom w:val="single" w:color="000000" w:sz="4"/>
-              <w:right w:val="single" w:color="000000" w:sz="4"/>
-            </w:tcBorders>
-            <w:vAlign w:val="center"/>
-          </w:tcPr>
-          <w:p>
-            <w:pPr>
-              <w:spacing w:after="50" w:before="50"/>
-              <w:jc w:val="left"/>
-            </w:pPr>
-            <w:r>
-              <w:rPr>
-                <w:rFonts w:ascii="Arial" w:cs="Arial" w:eastAsia="Arial" w:hAnsi="Arial"/>
-                <w:color w:val="000000"/>
-                <w:sz w:val="18"/>
-                <w:szCs w:val="18"/>
-              </w:rPr>
-              <w:t xml:space="preserve">Trabajo en Caliente</w:t>
-            </w:r>
-          </w:p>
-        </w:tc>
-        <w:tc>
-          <w:tcPr>
-            <w:tcW w:type="dxa" w:w="2400"/>
-            <w:gridSpan w:val="1"/>
-            <w:tcBorders>
-              <w:top w:val="single" w:color="000000" w:sz="4"/>
-              <w:left w:val="single" w:color="000000" w:sz="4"/>
-              <w:bottom w:val="single" w:color="000000" w:sz="4"/>
-              <w:right w:val="single" w:color="000000" w:sz="4"/>
-            </w:tcBorders>
-            <w:vAlign w:val="center"/>
-          </w:tcPr>
-          <w:p>
-            <w:pPr>
-              <w:spacing w:after="50" w:before="50"/>
-              <w:jc w:val="left"/>
-            </w:pPr>
-            <w:r>
-              <w:rPr>
-                <w:rFonts w:ascii="Arial" w:cs="Arial" w:eastAsia="Arial" w:hAnsi="Arial"/>
-                <w:color w:val="000000"/>
-                <w:sz w:val="17"/>
-                <w:szCs w:val="17"/>
-              </w:rPr>
-              <w:t xml:space="preserve">MDT / SENESCYT</w:t>
-            </w:r>
-          </w:p>
-        </w:tc>
-        <w:tc>
-          <w:tcPr>
-            <w:tcW w:type="dxa" w:w="1600"/>
-            <w:gridSpan w:val="1"/>
-            <w:tcBorders>
-              <w:top w:val="single" w:color="000000" w:sz="4"/>
-              <w:left w:val="single" w:color="000000" w:sz="4"/>
-              <w:bottom w:val="single" w:color="000000" w:sz="4"/>
-              <w:right w:val="single" w:color="000000" w:sz="4"/>
-            </w:tcBorders>
-            <w:vAlign w:val="center"/>
-          </w:tcPr>
-          <w:p>
-            <w:pPr>
-              <w:spacing w:after="50" w:before="50"/>
-              <w:jc w:val="center"/>
-            </w:pPr>
-            <w:r>
-              <w:rPr>
-                <w:rFonts w:ascii="Arial" w:cs="Arial" w:eastAsia="Arial" w:hAnsi="Arial"/>
-                <w:color w:val="000000"/>
-                <w:sz w:val="17"/>
-                <w:szCs w:val="17"/>
-              </w:rPr>
-              <w:t xml:space="preserve">__/__/____</w:t>
-            </w:r>
-          </w:p>
-        </w:tc>
-        <w:tc>
-          <w:tcPr>
-            <w:tcW w:type="dxa" w:w="3800"/>
-            <w:gridSpan w:val="1"/>
-            <w:tcBorders>
-              <w:top w:val="single" w:color="000000" w:sz="4"/>
-              <w:left w:val="single" w:color="000000" w:sz="4"/>
-              <w:bottom w:val="single" w:color="000000" w:sz="4"/>
-              <w:right w:val="single" w:color="000000" w:sz="4"/>
-            </w:tcBorders>
-            <w:vAlign w:val="center"/>
-          </w:tcPr>
-          <w:p>
-            <w:pPr>
-              <w:spacing w:after="50" w:before="50"/>
-              <w:jc w:val="center"/>
-            </w:pPr>
-            <w:r>
-              <w:rPr>
-                <w:rFonts w:ascii="Arial" w:cs="Arial" w:eastAsia="Arial" w:hAnsi="Arial"/>
-                <w:color w:val="000000"/>
-                <w:sz w:val="17"/>
-                <w:szCs w:val="17"/>
-              </w:rPr>
-              <w:t xml:space="preserve">__/__/____</w:t>
-            </w:r>
-          </w:p>
-        </w:tc>
-      </w:tr>
-      <w:tr>
-        <w:tc>
-          <w:tcPr>
-            <w:tcW w:type="dxa" w:w="400"/>
-            <w:gridSpan w:val="1"/>
-            <w:tcBorders>
-              <w:top w:val="single" w:color="000000" w:sz="4"/>
-              <w:left w:val="single" w:color="000000" w:sz="4"/>
-              <w:bottom w:val="single" w:color="000000" w:sz="4"/>
-              <w:right w:val="single" w:color="000000" w:sz="4"/>
-            </w:tcBorders>
-            <w:vAlign w:val="center"/>
-          </w:tcPr>
-          <w:p>
-            <w:pPr>
-              <w:spacing w:after="50" w:before="50"/>
-              <w:jc w:val="center"/>
-            </w:pPr>
-            <w:r>
-              <w:rPr>
-                <w:rFonts w:ascii="Arial" w:cs="Arial" w:eastAsia="Arial" w:hAnsi="Arial"/>
-                <w:color w:val="000000"/>
-                <w:sz w:val="18"/>
-                <w:szCs w:val="18"/>
-              </w:rPr>
-              <w:t xml:space="preserve">□</w:t>
-            </w:r>
-          </w:p>
-        </w:tc>
-        <w:tc>
-          <w:tcPr>
-            <w:tcW w:type="dxa" w:w="2600"/>
-            <w:gridSpan w:val="1"/>
-            <w:tcBorders>
-              <w:top w:val="single" w:color="000000" w:sz="4"/>
-              <w:left w:val="single" w:color="000000" w:sz="4"/>
-              <w:bottom w:val="single" w:color="000000" w:sz="4"/>
-              <w:right w:val="single" w:color="000000" w:sz="4"/>
-            </w:tcBorders>
-            <w:vAlign w:val="center"/>
-          </w:tcPr>
-          <w:p>
-            <w:pPr>
-              <w:spacing w:after="50" w:before="50"/>
-              <w:jc w:val="left"/>
-            </w:pPr>
-            <w:r>
-              <w:rPr>
-                <w:rFonts w:ascii="Arial" w:cs="Arial" w:eastAsia="Arial" w:hAnsi="Arial"/>
-                <w:color w:val="000000"/>
-                <w:sz w:val="18"/>
-                <w:szCs w:val="18"/>
-              </w:rPr>
-              <w:t xml:space="preserve">Trabajo en Altura  (≥ 1,80 m)</w:t>
-            </w:r>
-          </w:p>
-        </w:tc>
-        <w:tc>
-          <w:tcPr>
-            <w:tcW w:type="dxa" w:w="2400"/>
-            <w:gridSpan w:val="1"/>
-            <w:tcBorders>
-              <w:top w:val="single" w:color="000000" w:sz="4"/>
-              <w:left w:val="single" w:color="000000" w:sz="4"/>
-              <w:bottom w:val="single" w:color="000000" w:sz="4"/>
-              <w:right w:val="single" w:color="000000" w:sz="4"/>
-            </w:tcBorders>
-            <w:vAlign w:val="center"/>
-          </w:tcPr>
-          <w:p>
-            <w:pPr>
-              <w:spacing w:after="50" w:before="50"/>
-              <w:jc w:val="left"/>
-            </w:pPr>
-            <w:r>
-              <w:rPr>
-                <w:rFonts w:ascii="Arial" w:cs="Arial" w:eastAsia="Arial" w:hAnsi="Arial"/>
-                <w:color w:val="000000"/>
-                <w:sz w:val="17"/>
-                <w:szCs w:val="17"/>
-              </w:rPr>
-              <w:t xml:space="preserve">MDT / SENESCYT</w:t>
-            </w:r>
-          </w:p>
-        </w:tc>
-        <w:tc>
-          <w:tcPr>
-            <w:tcW w:type="dxa" w:w="1600"/>
-            <w:gridSpan w:val="1"/>
-            <w:tcBorders>
-              <w:top w:val="single" w:color="000000" w:sz="4"/>
-              <w:left w:val="single" w:color="000000" w:sz="4"/>
-              <w:bottom w:val="single" w:color="000000" w:sz="4"/>
-              <w:right w:val="single" w:color="000000" w:sz="4"/>
-            </w:tcBorders>
-            <w:vAlign w:val="center"/>
-          </w:tcPr>
-          <w:p>
-            <w:pPr>
-              <w:spacing w:after="50" w:before="50"/>
-              <w:jc w:val="center"/>
-            </w:pPr>
-            <w:r>
-              <w:rPr>
-                <w:rFonts w:ascii="Arial" w:cs="Arial" w:eastAsia="Arial" w:hAnsi="Arial"/>
-                <w:color w:val="000000"/>
-                <w:sz w:val="17"/>
-                <w:szCs w:val="17"/>
-              </w:rPr>
-              <w:t xml:space="preserve">__/__/____</w:t>
-            </w:r>
-          </w:p>
-        </w:tc>
-        <w:tc>
-          <w:tcPr>
-            <w:tcW w:type="dxa" w:w="3800"/>
-            <w:gridSpan w:val="1"/>
-            <w:tcBorders>
-              <w:top w:val="single" w:color="000000" w:sz="4"/>
-              <w:left w:val="single" w:color="000000" w:sz="4"/>
-              <w:bottom w:val="single" w:color="000000" w:sz="4"/>
-              <w:right w:val="single" w:color="000000" w:sz="4"/>
-            </w:tcBorders>
-            <w:vAlign w:val="center"/>
-          </w:tcPr>
-          <w:p>
-            <w:pPr>
-              <w:spacing w:after="50" w:before="50"/>
-              <w:jc w:val="center"/>
-            </w:pPr>
-            <w:r>
-              <w:rPr>
-                <w:rFonts w:ascii="Arial" w:cs="Arial" w:eastAsia="Arial" w:hAnsi="Arial"/>
-                <w:color w:val="000000"/>
-                <w:sz w:val="17"/>
-                <w:szCs w:val="17"/>
-              </w:rPr>
-              <w:t xml:space="preserve">__/__/____</w:t>
-            </w:r>
-          </w:p>
-        </w:tc>
-      </w:tr>
-      <w:tr>
-        <w:tc>
-          <w:tcPr>
-            <w:tcW w:type="dxa" w:w="400"/>
-            <w:gridSpan w:val="1"/>
-            <w:tcBorders>
-              <w:top w:val="single" w:color="000000" w:sz="4"/>
-              <w:left w:val="single" w:color="000000" w:sz="4"/>
-              <w:bottom w:val="single" w:color="000000" w:sz="4"/>
-              <w:right w:val="single" w:color="000000" w:sz="4"/>
-            </w:tcBorders>
-            <w:vAlign w:val="center"/>
-          </w:tcPr>
-          <w:p>
-            <w:pPr>
-              <w:spacing w:after="50" w:before="50"/>
-              <w:jc w:val="center"/>
-            </w:pPr>
-            <w:r>
-              <w:rPr>
-                <w:rFonts w:ascii="Arial" w:cs="Arial" w:eastAsia="Arial" w:hAnsi="Arial"/>
-                <w:color w:val="000000"/>
-                <w:sz w:val="18"/>
-                <w:szCs w:val="18"/>
-              </w:rPr>
-              <w:t xml:space="preserve">□</w:t>
-            </w:r>
-          </w:p>
-        </w:tc>
-        <w:tc>
-          <w:tcPr>
-            <w:tcW w:type="dxa" w:w="2600"/>
-            <w:gridSpan w:val="1"/>
-            <w:tcBorders>
-              <w:top w:val="single" w:color="000000" w:sz="4"/>
-              <w:left w:val="single" w:color="000000" w:sz="4"/>
-              <w:bottom w:val="single" w:color="000000" w:sz="4"/>
-              <w:right w:val="single" w:color="000000" w:sz="4"/>
-            </w:tcBorders>
-            <w:vAlign w:val="center"/>
-          </w:tcPr>
-          <w:p>
-            <w:pPr>
-              <w:spacing w:after="50" w:before="50"/>
-              <w:jc w:val="left"/>
-            </w:pPr>
-            <w:r>
-              <w:rPr>
-                <w:rFonts w:ascii="Arial" w:cs="Arial" w:eastAsia="Arial" w:hAnsi="Arial"/>
-                <w:color w:val="000000"/>
-                <w:sz w:val="18"/>
-                <w:szCs w:val="18"/>
-              </w:rPr>
-              <w:t xml:space="preserve">Espacios Confinados</w:t>
-            </w:r>
-          </w:p>
-        </w:tc>
-        <w:tc>
-          <w:tcPr>
-            <w:tcW w:type="dxa" w:w="2400"/>
-            <w:gridSpan w:val="1"/>
-            <w:tcBorders>
-              <w:top w:val="single" w:color="000000" w:sz="4"/>
-              <w:left w:val="single" w:color="000000" w:sz="4"/>
-              <w:bottom w:val="single" w:color="000000" w:sz="4"/>
-              <w:right w:val="single" w:color="000000" w:sz="4"/>
-            </w:tcBorders>
-            <w:vAlign w:val="center"/>
-          </w:tcPr>
-          <w:p>
-            <w:pPr>
-              <w:spacing w:after="50" w:before="50"/>
-              <w:jc w:val="left"/>
-            </w:pPr>
-            <w:r>
-              <w:rPr>
-                <w:rFonts w:ascii="Arial" w:cs="Arial" w:eastAsia="Arial" w:hAnsi="Arial"/>
-                <w:color w:val="000000"/>
-                <w:sz w:val="17"/>
-                <w:szCs w:val="17"/>
-              </w:rPr>
-              <w:t xml:space="preserve">MDT / SENESCYT</w:t>
-            </w:r>
-          </w:p>
-        </w:tc>
-        <w:tc>
-          <w:tcPr>
-            <w:tcW w:type="dxa" w:w="1600"/>
-            <w:gridSpan w:val="1"/>
-            <w:tcBorders>
-              <w:top w:val="single" w:color="000000" w:sz="4"/>
-              <w:left w:val="single" w:color="000000" w:sz="4"/>
-              <w:bottom w:val="single" w:color="000000" w:sz="4"/>
-              <w:right w:val="single" w:color="000000" w:sz="4"/>
-            </w:tcBorders>
-            <w:vAlign w:val="center"/>
-          </w:tcPr>
-          <w:p>
-            <w:pPr>
-              <w:spacing w:after="50" w:before="50"/>
-              <w:jc w:val="center"/>
-            </w:pPr>
-            <w:r>
-              <w:rPr>
-                <w:rFonts w:ascii="Arial" w:cs="Arial" w:eastAsia="Arial" w:hAnsi="Arial"/>
-                <w:color w:val="000000"/>
-                <w:sz w:val="17"/>
-                <w:szCs w:val="17"/>
-              </w:rPr>
-              <w:t xml:space="preserve">__/__/____</w:t>
-            </w:r>
-          </w:p>
-        </w:tc>
-        <w:tc>
-          <w:tcPr>
-            <w:tcW w:type="dxa" w:w="3800"/>
-            <w:gridSpan w:val="1"/>
-            <w:tcBorders>
-              <w:top w:val="single" w:color="000000" w:sz="4"/>
-              <w:left w:val="single" w:color="000000" w:sz="4"/>
-              <w:bottom w:val="single" w:color="000000" w:sz="4"/>
-              <w:right w:val="single" w:color="000000" w:sz="4"/>
-            </w:tcBorders>
-            <w:vAlign w:val="center"/>
-          </w:tcPr>
-          <w:p>
-            <w:pPr>
-              <w:spacing w:after="50" w:before="50"/>
-              <w:jc w:val="center"/>
-            </w:pPr>
-            <w:r>
-              <w:rPr>
-                <w:rFonts w:ascii="Arial" w:cs="Arial" w:eastAsia="Arial" w:hAnsi="Arial"/>
-                <w:color w:val="000000"/>
-                <w:sz w:val="17"/>
-                <w:szCs w:val="17"/>
-              </w:rPr>
-              <w:t xml:space="preserve">__/__/____</w:t>
-            </w:r>
-          </w:p>
-        </w:tc>
-      </w:tr>
-      <w:tr>
-        <w:tc>
-          <w:tcPr>
-            <w:tcW w:type="dxa" w:w="400"/>
-            <w:gridSpan w:val="1"/>
-            <w:tcBorders>
-              <w:top w:val="single" w:color="000000" w:sz="4"/>
-              <w:left w:val="single" w:color="000000" w:sz="4"/>
-              <w:bottom w:val="single" w:color="000000" w:sz="4"/>
-              <w:right w:val="single" w:color="000000" w:sz="4"/>
-            </w:tcBorders>
-            <w:vAlign w:val="center"/>
-          </w:tcPr>
-          <w:p>
-            <w:pPr>
-              <w:spacing w:after="50" w:before="50"/>
-              <w:jc w:val="center"/>
-            </w:pPr>
-            <w:r>
-              <w:rPr>
-                <w:rFonts w:ascii="Arial" w:cs="Arial" w:eastAsia="Arial" w:hAnsi="Arial"/>
-                <w:color w:val="000000"/>
-                <w:sz w:val="18"/>
-                <w:szCs w:val="18"/>
-              </w:rPr>
-              <w:t xml:space="preserve">□</w:t>
-            </w:r>
-          </w:p>
-        </w:tc>
-        <w:tc>
-          <w:tcPr>
-            <w:tcW w:type="dxa" w:w="2600"/>
-            <w:gridSpan w:val="1"/>
-            <w:tcBorders>
-              <w:top w:val="single" w:color="000000" w:sz="4"/>
-              <w:left w:val="single" w:color="000000" w:sz="4"/>
-              <w:bottom w:val="single" w:color="000000" w:sz="4"/>
-              <w:right w:val="single" w:color="000000" w:sz="4"/>
-            </w:tcBorders>
-            <w:vAlign w:val="center"/>
-          </w:tcPr>
-          <w:p>
-            <w:pPr>
-              <w:spacing w:after="50" w:before="50"/>
-              <w:jc w:val="left"/>
-            </w:pPr>
-            <w:r>
-              <w:rPr>
-                <w:rFonts w:ascii="Arial" w:cs="Arial" w:eastAsia="Arial" w:hAnsi="Arial"/>
-                <w:color w:val="000000"/>
-                <w:sz w:val="18"/>
-                <w:szCs w:val="18"/>
-              </w:rPr>
-              <w:t xml:space="preserve">Trabajos Eléctricos  (media y alta tensión)</w:t>
-            </w:r>
-          </w:p>
-        </w:tc>
-        <w:tc>
-          <w:tcPr>
-            <w:tcW w:type="dxa" w:w="2400"/>
-            <w:gridSpan w:val="1"/>
-            <w:tcBorders>
-              <w:top w:val="single" w:color="000000" w:sz="4"/>
-              <w:left w:val="single" w:color="000000" w:sz="4"/>
-              <w:bottom w:val="single" w:color="000000" w:sz="4"/>
-              <w:right w:val="single" w:color="000000" w:sz="4"/>
-            </w:tcBorders>
-            <w:vAlign w:val="center"/>
-          </w:tcPr>
-          <w:p>
-            <w:pPr>
-              <w:spacing w:after="50" w:before="50"/>
-              <w:jc w:val="left"/>
-            </w:pPr>
-            <w:r>
-              <w:rPr>
-                <w:rFonts w:ascii="Arial" w:cs="Arial" w:eastAsia="Arial" w:hAnsi="Arial"/>
-                <w:color w:val="000000"/>
-                <w:sz w:val="17"/>
-                <w:szCs w:val="17"/>
-              </w:rPr>
-              <w:t xml:space="preserve">MDT / SENESCYT</w:t>
-            </w:r>
-          </w:p>
-        </w:tc>
-        <w:tc>
-          <w:tcPr>
-            <w:tcW w:type="dxa" w:w="1600"/>
-            <w:gridSpan w:val="1"/>
-            <w:tcBorders>
-              <w:top w:val="single" w:color="000000" w:sz="4"/>
-              <w:left w:val="single" w:color="000000" w:sz="4"/>
-              <w:bottom w:val="single" w:color="000000" w:sz="4"/>
-              <w:right w:val="single" w:color="000000" w:sz="4"/>
-            </w:tcBorders>
-            <w:vAlign w:val="center"/>
-          </w:tcPr>
-          <w:p>
-            <w:pPr>
-              <w:spacing w:after="50" w:before="50"/>
-              <w:jc w:val="center"/>
-            </w:pPr>
-            <w:r>
-              <w:rPr>
-                <w:rFonts w:ascii="Arial" w:cs="Arial" w:eastAsia="Arial" w:hAnsi="Arial"/>
-                <w:color w:val="000000"/>
-                <w:sz w:val="17"/>
-                <w:szCs w:val="17"/>
-              </w:rPr>
-              <w:t xml:space="preserve">__/__/____</w:t>
-            </w:r>
-          </w:p>
-        </w:tc>
-        <w:tc>
-          <w:tcPr>
-            <w:tcW w:type="dxa" w:w="3800"/>
-            <w:gridSpan w:val="1"/>
-            <w:tcBorders>
-              <w:top w:val="single" w:color="000000" w:sz="4"/>
-              <w:left w:val="single" w:color="000000" w:sz="4"/>
-              <w:bottom w:val="single" w:color="000000" w:sz="4"/>
-              <w:right w:val="single" w:color="000000" w:sz="4"/>
-            </w:tcBorders>
-            <w:vAlign w:val="center"/>
-          </w:tcPr>
-          <w:p>
-            <w:pPr>
-              <w:spacing w:after="50" w:before="50"/>
-              <w:jc w:val="center"/>
-            </w:pPr>
-            <w:r>
-              <w:rPr>
-                <w:rFonts w:ascii="Arial" w:cs="Arial" w:eastAsia="Arial" w:hAnsi="Arial"/>
-                <w:color w:val="000000"/>
-                <w:sz w:val="17"/>
-                <w:szCs w:val="17"/>
-              </w:rPr>
-              <w:t xml:space="preserve">__/__/____</w:t>
-            </w:r>
-          </w:p>
-        </w:tc>
-      </w:tr>
-      <w:tr>
-        <w:tc>
-          <w:tcPr>
-            <w:tcW w:type="dxa" w:w="400"/>
-            <w:gridSpan w:val="1"/>
-            <w:tcBorders>
-              <w:top w:val="single" w:color="000000" w:sz="4"/>
-              <w:left w:val="single" w:color="000000" w:sz="4"/>
-              <w:bottom w:val="single" w:color="000000" w:sz="4"/>
-              <w:right w:val="single" w:color="000000" w:sz="4"/>
-            </w:tcBorders>
-            <w:vAlign w:val="center"/>
-          </w:tcPr>
-          <w:p>
-            <w:pPr>
-              <w:spacing w:after="50" w:before="50"/>
-              <w:jc w:val="center"/>
-            </w:pPr>
-            <w:r>
-              <w:rPr>
-                <w:rFonts w:ascii="Arial" w:cs="Arial" w:eastAsia="Arial" w:hAnsi="Arial"/>
-                <w:color w:val="000000"/>
-                <w:sz w:val="18"/>
-                <w:szCs w:val="18"/>
-              </w:rPr>
-              <w:t xml:space="preserve">□</w:t>
-            </w:r>
-          </w:p>
-        </w:tc>
-        <w:tc>
-          <w:tcPr>
-            <w:tcW w:type="dxa" w:w="2600"/>
-            <w:gridSpan w:val="1"/>
-            <w:tcBorders>
-              <w:top w:val="single" w:color="000000" w:sz="4"/>
-              <w:left w:val="single" w:color="000000" w:sz="4"/>
-              <w:bottom w:val="single" w:color="000000" w:sz="4"/>
-              <w:right w:val="single" w:color="000000" w:sz="4"/>
-            </w:tcBorders>
-            <w:vAlign w:val="center"/>
-          </w:tcPr>
-          <w:p>
-            <w:pPr>
-              <w:spacing w:after="50" w:before="50"/>
-              <w:jc w:val="left"/>
-            </w:pPr>
-            <w:r>
-              <w:rPr>
-                <w:rFonts w:ascii="Arial" w:cs="Arial" w:eastAsia="Arial" w:hAnsi="Arial"/>
-                <w:color w:val="000000"/>
-                <w:sz w:val="18"/>
-                <w:szCs w:val="18"/>
-              </w:rPr>
-              <w:t xml:space="preserve">Izaje de Cargas</w:t>
-            </w:r>
-          </w:p>
-        </w:tc>
-        <w:tc>
-          <w:tcPr>
-            <w:tcW w:type="dxa" w:w="2400"/>
-            <w:gridSpan w:val="1"/>
-            <w:tcBorders>
-              <w:top w:val="single" w:color="000000" w:sz="4"/>
-              <w:left w:val="single" w:color="000000" w:sz="4"/>
-              <w:bottom w:val="single" w:color="000000" w:sz="4"/>
-              <w:right w:val="single" w:color="000000" w:sz="4"/>
-            </w:tcBorders>
-            <w:vAlign w:val="center"/>
-          </w:tcPr>
-          <w:p>
-            <w:pPr>
-              <w:spacing w:after="50" w:before="50"/>
-              <w:jc w:val="left"/>
-            </w:pPr>
-            <w:r>
-              <w:rPr>
-                <w:rFonts w:ascii="Arial" w:cs="Arial" w:eastAsia="Arial" w:hAnsi="Arial"/>
-                <w:color w:val="000000"/>
-                <w:sz w:val="17"/>
-                <w:szCs w:val="17"/>
-              </w:rPr>
-              <w:t xml:space="preserve">MDT / SENESCYT</w:t>
-            </w:r>
-          </w:p>
-        </w:tc>
-        <w:tc>
-          <w:tcPr>
-            <w:tcW w:type="dxa" w:w="1600"/>
-            <w:gridSpan w:val="1"/>
-            <w:tcBorders>
-              <w:top w:val="single" w:color="000000" w:sz="4"/>
-              <w:left w:val="single" w:color="000000" w:sz="4"/>
-              <w:bottom w:val="single" w:color="000000" w:sz="4"/>
-              <w:right w:val="single" w:color="000000" w:sz="4"/>
-            </w:tcBorders>
-            <w:vAlign w:val="center"/>
-          </w:tcPr>
-          <w:p>
-            <w:pPr>
-              <w:spacing w:after="50" w:before="50"/>
-              <w:jc w:val="center"/>
-            </w:pPr>
-            <w:r>
-              <w:rPr>
-                <w:rFonts w:ascii="Arial" w:cs="Arial" w:eastAsia="Arial" w:hAnsi="Arial"/>
-                <w:color w:val="000000"/>
-                <w:sz w:val="17"/>
-                <w:szCs w:val="17"/>
-              </w:rPr>
-              <w:t xml:space="preserve">__/__/____</w:t>
-            </w:r>
-          </w:p>
-        </w:tc>
-        <w:tc>
-          <w:tcPr>
-            <w:tcW w:type="dxa" w:w="3800"/>
-            <w:gridSpan w:val="1"/>
-            <w:tcBorders>
-              <w:top w:val="single" w:color="000000" w:sz="4"/>
-              <w:left w:val="single" w:color="000000" w:sz="4"/>
-              <w:bottom w:val="single" w:color="000000" w:sz="4"/>
-              <w:right w:val="single" w:color="000000" w:sz="4"/>
-            </w:tcBorders>
-            <w:vAlign w:val="center"/>
-          </w:tcPr>
-          <w:p>
-            <w:pPr>
-              <w:spacing w:after="50" w:before="50"/>
-              <w:jc w:val="center"/>
-            </w:pPr>
-            <w:r>
-              <w:rPr>
-                <w:rFonts w:ascii="Arial" w:cs="Arial" w:eastAsia="Arial" w:hAnsi="Arial"/>
-                <w:color w:val="000000"/>
-                <w:sz w:val="17"/>
-                <w:szCs w:val="17"/>
-              </w:rPr>
-              <w:t xml:space="preserve">__/__/____</w:t>
-            </w:r>
-          </w:p>
-        </w:tc>
-      </w:tr>
-      <w:tr>
-        <w:tc>
-          <w:tcPr>
-            <w:tcW w:type="dxa" w:w="400"/>
-            <w:gridSpan w:val="1"/>
-            <w:tcBorders>
-              <w:top w:val="single" w:color="000000" w:sz="4"/>
-              <w:left w:val="single" w:color="000000" w:sz="4"/>
-              <w:bottom w:val="single" w:color="000000" w:sz="4"/>
-              <w:right w:val="single" w:color="000000" w:sz="4"/>
-            </w:tcBorders>
-            <w:vAlign w:val="center"/>
-          </w:tcPr>
-          <w:p>
-            <w:pPr>
-              <w:spacing w:after="50" w:before="50"/>
-              <w:jc w:val="center"/>
-            </w:pPr>
-            <w:r>
-              <w:rPr>
-                <w:rFonts w:ascii="Arial" w:cs="Arial" w:eastAsia="Arial" w:hAnsi="Arial"/>
-                <w:color w:val="000000"/>
-                <w:sz w:val="18"/>
-                <w:szCs w:val="18"/>
-              </w:rPr>
-              <w:t xml:space="preserve">□</w:t>
-            </w:r>
-          </w:p>
-        </w:tc>
-        <w:tc>
-          <w:tcPr>
-            <w:tcW w:type="dxa" w:w="2600"/>
-            <w:gridSpan w:val="1"/>
-            <w:tcBorders>
-              <w:top w:val="single" w:color="000000" w:sz="4"/>
-              <w:left w:val="single" w:color="000000" w:sz="4"/>
-              <w:bottom w:val="single" w:color="000000" w:sz="4"/>
-              <w:right w:val="single" w:color="000000" w:sz="4"/>
-            </w:tcBorders>
-            <w:vAlign w:val="center"/>
-          </w:tcPr>
-          <w:p>
-            <w:pPr>
-              <w:spacing w:after="50" w:before="50"/>
-              <w:jc w:val="left"/>
-            </w:pPr>
-            <w:r>
-              <w:rPr>
-                <w:rFonts w:ascii="Arial" w:cs="Arial" w:eastAsia="Arial" w:hAnsi="Arial"/>
-                <w:color w:val="000000"/>
-                <w:sz w:val="18"/>
-                <w:szCs w:val="18"/>
-              </w:rPr>
-              <w:t xml:space="preserve">Excavaciones</w:t>
-            </w:r>
-          </w:p>
-        </w:tc>
-        <w:tc>
-          <w:tcPr>
-            <w:tcW w:type="dxa" w:w="2400"/>
-            <w:gridSpan w:val="1"/>
-            <w:tcBorders>
-              <w:top w:val="single" w:color="000000" w:sz="4"/>
-              <w:left w:val="single" w:color="000000" w:sz="4"/>
-              <w:bottom w:val="single" w:color="000000" w:sz="4"/>
-              <w:right w:val="single" w:color="000000" w:sz="4"/>
-            </w:tcBorders>
-            <w:vAlign w:val="center"/>
-          </w:tcPr>
-          <w:p>
-            <w:pPr>
-              <w:spacing w:after="50" w:before="50"/>
-              <w:jc w:val="left"/>
-            </w:pPr>
-            <w:r>
-              <w:rPr>
-                <w:rFonts w:ascii="Arial" w:cs="Arial" w:eastAsia="Arial" w:hAnsi="Arial"/>
-                <w:color w:val="000000"/>
-                <w:sz w:val="17"/>
-                <w:szCs w:val="17"/>
-              </w:rPr>
-              <w:t xml:space="preserve">MDT / SENESCYT</w:t>
-            </w:r>
-          </w:p>
-        </w:tc>
-        <w:tc>
-          <w:tcPr>
-            <w:tcW w:type="dxa" w:w="1600"/>
-            <w:gridSpan w:val="1"/>
-            <w:tcBorders>
-              <w:top w:val="single" w:color="000000" w:sz="4"/>
-              <w:left w:val="single" w:color="000000" w:sz="4"/>
-              <w:bottom w:val="single" w:color="000000" w:sz="4"/>
-              <w:right w:val="single" w:color="000000" w:sz="4"/>
-            </w:tcBorders>
-            <w:vAlign w:val="center"/>
-          </w:tcPr>
-          <w:p>
-            <w:pPr>
-              <w:spacing w:after="50" w:before="50"/>
-              <w:jc w:val="center"/>
-            </w:pPr>
-            <w:r>
-              <w:rPr>
-                <w:rFonts w:ascii="Arial" w:cs="Arial" w:eastAsia="Arial" w:hAnsi="Arial"/>
-                <w:color w:val="000000"/>
-                <w:sz w:val="17"/>
-                <w:szCs w:val="17"/>
-              </w:rPr>
-              <w:t xml:space="preserve">__/__/____</w:t>
-            </w:r>
-          </w:p>
-        </w:tc>
-        <w:tc>
-          <w:tcPr>
-            <w:tcW w:type="dxa" w:w="3800"/>
-            <w:gridSpan w:val="1"/>
-            <w:tcBorders>
-              <w:top w:val="single" w:color="000000" w:sz="4"/>
-              <w:left w:val="single" w:color="000000" w:sz="4"/>
-              <w:bottom w:val="single" w:color="000000" w:sz="4"/>
-              <w:right w:val="single" w:color="000000" w:sz="4"/>
-            </w:tcBorders>
-            <w:vAlign w:val="center"/>
-          </w:tcPr>
-          <w:p>
-            <w:pPr>
-              <w:spacing w:after="50" w:before="50"/>
-              <w:jc w:val="center"/>
-            </w:pPr>
-            <w:r>
-              <w:rPr>
-                <w:rFonts w:ascii="Arial" w:cs="Arial" w:eastAsia="Arial" w:hAnsi="Arial"/>
-                <w:color w:val="000000"/>
-                <w:sz w:val="17"/>
-                <w:szCs w:val="17"/>
-              </w:rPr>
-              <w:t xml:space="preserve">__/__/____</w:t>
             </w:r>
           </w:p>
         </w:tc>

--- a/GE-SO-R34_Rev05_Autorizacion_Ingreso_Contratistas.docx
+++ b/GE-SO-R34_Rev05_Autorizacion_Ingreso_Contratistas.docx
@@ -30,7 +30,6 @@
               <w:bottom w:val="single" w:color="000000" w:sz="8"/>
               <w:right w:val="single" w:color="000000" w:sz="8"/>
             </w:tcBorders>
-            <w:shd w:fill="FFFFFF" w:val="clear"/>
             <w:vAlign w:val="center"/>
           </w:tcPr>
           <w:p>
@@ -90,7 +89,6 @@
               <w:bottom w:val="single" w:color="000000" w:sz="8"/>
               <w:right w:val="single" w:color="000000" w:sz="8"/>
             </w:tcBorders>
-            <w:shd w:fill="1A3A6B" w:val="clear"/>
             <w:vAlign w:val="center"/>
           </w:tcPr>
           <w:p>
@@ -103,7 +101,7 @@
                 <w:rFonts w:ascii="Arial" w:cs="Arial" w:eastAsia="Arial" w:hAnsi="Arial"/>
                 <w:b/>
                 <w:bCs/>
-                <w:color w:val="FFFFFF"/>
+                <w:color w:val="000000"/>
                 <w:sz w:val="24"/>
                 <w:szCs w:val="24"/>
               </w:rPr>
@@ -659,6 +657,7 @@
               <w:bottom w:val="single" w:color="000000" w:sz="4"/>
               <w:right w:val="single" w:color="000000" w:sz="4"/>
             </w:tcBorders>
+            <w:shd w:fill="D9D9D9" w:val="clear"/>
             <w:vAlign w:val="center"/>
           </w:tcPr>
           <w:p>
@@ -671,7 +670,7 @@
                 <w:rFonts w:ascii="Arial" w:cs="Arial" w:eastAsia="Arial" w:hAnsi="Arial"/>
                 <w:b/>
                 <w:bCs/>
-                <w:color w:val="FF0000"/>
+                <w:color w:val="000000"/>
                 <w:sz w:val="20"/>
                 <w:szCs w:val="20"/>
               </w:rPr>
@@ -691,7 +690,7 @@
               <w:bottom w:val="single" w:color="000000" w:sz="4"/>
               <w:right w:val="single" w:color="000000" w:sz="4"/>
             </w:tcBorders>
-            <w:shd w:fill="1A3A6B" w:val="clear"/>
+            <w:shd w:fill="D9D9D9" w:val="clear"/>
             <w:vAlign w:val="center"/>
           </w:tcPr>
           <w:p>
@@ -704,7 +703,7 @@
                 <w:rFonts w:ascii="Arial" w:cs="Arial" w:eastAsia="Arial" w:hAnsi="Arial"/>
                 <w:b/>
                 <w:bCs/>
-                <w:color w:val="FFFFFF"/>
+                <w:color w:val="000000"/>
                 <w:sz w:val="18"/>
                 <w:szCs w:val="18"/>
               </w:rPr>
@@ -722,7 +721,7 @@
               <w:bottom w:val="single" w:color="000000" w:sz="4"/>
               <w:right w:val="single" w:color="000000" w:sz="4"/>
             </w:tcBorders>
-            <w:shd w:fill="1A3A6B" w:val="clear"/>
+            <w:shd w:fill="D9D9D9" w:val="clear"/>
             <w:vAlign w:val="center"/>
           </w:tcPr>
           <w:p>
@@ -735,7 +734,7 @@
                 <w:rFonts w:ascii="Arial" w:cs="Arial" w:eastAsia="Arial" w:hAnsi="Arial"/>
                 <w:b/>
                 <w:bCs/>
-                <w:color w:val="FFFFFF"/>
+                <w:color w:val="000000"/>
                 <w:sz w:val="18"/>
                 <w:szCs w:val="18"/>
               </w:rPr>
@@ -753,7 +752,7 @@
               <w:bottom w:val="single" w:color="000000" w:sz="4"/>
               <w:right w:val="single" w:color="000000" w:sz="4"/>
             </w:tcBorders>
-            <w:shd w:fill="1A3A6B" w:val="clear"/>
+            <w:shd w:fill="D9D9D9" w:val="clear"/>
             <w:vAlign w:val="center"/>
           </w:tcPr>
           <w:p>
@@ -766,7 +765,7 @@
                 <w:rFonts w:ascii="Arial" w:cs="Arial" w:eastAsia="Arial" w:hAnsi="Arial"/>
                 <w:b/>
                 <w:bCs/>
-                <w:color w:val="FFFFFF"/>
+                <w:color w:val="000000"/>
                 <w:sz w:val="18"/>
                 <w:szCs w:val="18"/>
               </w:rPr>
@@ -784,7 +783,7 @@
               <w:bottom w:val="single" w:color="000000" w:sz="4"/>
               <w:right w:val="single" w:color="000000" w:sz="4"/>
             </w:tcBorders>
-            <w:shd w:fill="1A3A6B" w:val="clear"/>
+            <w:shd w:fill="D9D9D9" w:val="clear"/>
             <w:vAlign w:val="center"/>
           </w:tcPr>
           <w:p>
@@ -797,7 +796,7 @@
                 <w:rFonts w:ascii="Arial" w:cs="Arial" w:eastAsia="Arial" w:hAnsi="Arial"/>
                 <w:b/>
                 <w:bCs/>
-                <w:color w:val="FFFFFF"/>
+                <w:color w:val="000000"/>
                 <w:sz w:val="18"/>
                 <w:szCs w:val="18"/>
               </w:rPr>
@@ -1674,7 +1673,7 @@
               <w:bottom w:val="single" w:color="000000" w:sz="8"/>
               <w:right w:val="single" w:color="000000" w:sz="8"/>
             </w:tcBorders>
-            <w:shd w:fill="1A3A6B" w:val="clear"/>
+            <w:shd w:fill="D9D9D9" w:val="clear"/>
             <w:vAlign w:val="center"/>
           </w:tcPr>
           <w:p>
@@ -1687,7 +1686,7 @@
                 <w:rFonts w:ascii="Arial" w:cs="Arial" w:eastAsia="Arial" w:hAnsi="Arial"/>
                 <w:b/>
                 <w:bCs/>
-                <w:color w:val="FFFFFF"/>
+                <w:color w:val="000000"/>
                 <w:sz w:val="19"/>
                 <w:szCs w:val="19"/>
               </w:rPr>
@@ -2063,7 +2062,7 @@
               <w:bottom w:val="single" w:color="000000" w:sz="8"/>
               <w:right w:val="single" w:color="000000" w:sz="8"/>
             </w:tcBorders>
-            <w:shd w:fill="1A3A6B" w:val="clear"/>
+            <w:shd w:fill="D9D9D9" w:val="clear"/>
             <w:vAlign w:val="center"/>
           </w:tcPr>
           <w:p>
@@ -2076,7 +2075,7 @@
                 <w:rFonts w:ascii="Arial" w:cs="Arial" w:eastAsia="Arial" w:hAnsi="Arial"/>
                 <w:b/>
                 <w:bCs/>
-                <w:color w:val="FFFFFF"/>
+                <w:color w:val="000000"/>
                 <w:sz w:val="19"/>
                 <w:szCs w:val="19"/>
               </w:rPr>
@@ -2193,7 +2192,7 @@
               <w:bottom w:val="single" w:color="000000" w:sz="8"/>
               <w:right w:val="single" w:color="000000" w:sz="8"/>
             </w:tcBorders>
-            <w:shd w:fill="1A3A6B" w:val="clear"/>
+            <w:shd w:fill="D9D9D9" w:val="clear"/>
             <w:vAlign w:val="center"/>
           </w:tcPr>
           <w:p>
@@ -2206,7 +2205,7 @@
                 <w:rFonts w:ascii="Arial" w:cs="Arial" w:eastAsia="Arial" w:hAnsi="Arial"/>
                 <w:b/>
                 <w:bCs/>
-                <w:color w:val="FFFFFF"/>
+                <w:color w:val="000000"/>
                 <w:sz w:val="19"/>
                 <w:szCs w:val="19"/>
               </w:rPr>
@@ -2499,7 +2498,6 @@
               <w:bottom w:val="single" w:color="000000" w:sz="8"/>
               <w:right w:val="single" w:color="000000" w:sz="8"/>
             </w:tcBorders>
-            <w:shd w:fill="FFFFFF" w:val="clear"/>
             <w:vAlign w:val="center"/>
           </w:tcPr>
           <w:p>
@@ -2559,7 +2557,6 @@
               <w:bottom w:val="single" w:color="000000" w:sz="8"/>
               <w:right w:val="single" w:color="000000" w:sz="8"/>
             </w:tcBorders>
-            <w:shd w:fill="1A3A6B" w:val="clear"/>
             <w:vAlign w:val="center"/>
           </w:tcPr>
           <w:p>
@@ -2572,9 +2569,9 @@
                 <w:rFonts w:ascii="Arial" w:cs="Arial" w:eastAsia="Arial" w:hAnsi="Arial"/>
                 <w:b/>
                 <w:bCs/>
-                <w:color w:val="FFFFFF"/>
-                <w:sz w:val="26"/>
-                <w:szCs w:val="26"/>
+                <w:color w:val="000000"/>
+                <w:sz w:val="24"/>
+                <w:szCs w:val="24"/>
               </w:rPr>
               <w:t xml:space="preserve">LISTADO DE PERSONAL AUTORIZADO — ANEXO GE-SO-R34</w:t>
             </w:r>
@@ -2862,7 +2859,7 @@
               <w:bottom w:val="single" w:color="000000" w:sz="8"/>
               <w:right w:val="single" w:color="000000" w:sz="8"/>
             </w:tcBorders>
-            <w:shd w:fill="1A3A6B" w:val="clear"/>
+            <w:shd w:fill="D9D9D9" w:val="clear"/>
             <w:vAlign w:val="center"/>
           </w:tcPr>
           <w:p>
@@ -2875,7 +2872,7 @@
                 <w:rFonts w:ascii="Arial" w:cs="Arial" w:eastAsia="Arial" w:hAnsi="Arial"/>
                 <w:b/>
                 <w:bCs/>
-                <w:color w:val="FFFFFF"/>
+                <w:color w:val="000000"/>
                 <w:sz w:val="19"/>
                 <w:szCs w:val="19"/>
               </w:rPr>
@@ -2927,7 +2924,7 @@
               <w:bottom w:val="single" w:color="000000" w:sz="4"/>
               <w:right w:val="single" w:color="000000" w:sz="4"/>
             </w:tcBorders>
-            <w:shd w:fill="2E6DB4" w:val="clear"/>
+            <w:shd w:fill="D9D9D9" w:val="clear"/>
             <w:vAlign w:val="center"/>
           </w:tcPr>
           <w:p>
@@ -2940,7 +2937,7 @@
                 <w:rFonts w:ascii="Arial" w:cs="Arial" w:eastAsia="Arial" w:hAnsi="Arial"/>
                 <w:b/>
                 <w:bCs/>
-                <w:color w:val="FFFFFF"/>
+                <w:color w:val="000000"/>
                 <w:sz w:val="13"/>
                 <w:szCs w:val="13"/>
               </w:rPr>
@@ -2958,7 +2955,7 @@
               <w:bottom w:val="single" w:color="000000" w:sz="4"/>
               <w:right w:val="single" w:color="000000" w:sz="4"/>
             </w:tcBorders>
-            <w:shd w:fill="2E6DB4" w:val="clear"/>
+            <w:shd w:fill="D9D9D9" w:val="clear"/>
             <w:vAlign w:val="center"/>
           </w:tcPr>
           <w:p>
@@ -2971,7 +2968,7 @@
                 <w:rFonts w:ascii="Arial" w:cs="Arial" w:eastAsia="Arial" w:hAnsi="Arial"/>
                 <w:b/>
                 <w:bCs/>
-                <w:color w:val="FFFFFF"/>
+                <w:color w:val="000000"/>
                 <w:sz w:val="13"/>
                 <w:szCs w:val="13"/>
               </w:rPr>
@@ -2989,7 +2986,7 @@
               <w:bottom w:val="single" w:color="000000" w:sz="4"/>
               <w:right w:val="single" w:color="000000" w:sz="4"/>
             </w:tcBorders>
-            <w:shd w:fill="2E6DB4" w:val="clear"/>
+            <w:shd w:fill="D9D9D9" w:val="clear"/>
             <w:vAlign w:val="center"/>
           </w:tcPr>
           <w:p>
@@ -3002,7 +2999,7 @@
                 <w:rFonts w:ascii="Arial" w:cs="Arial" w:eastAsia="Arial" w:hAnsi="Arial"/>
                 <w:b/>
                 <w:bCs/>
-                <w:color w:val="FFFFFF"/>
+                <w:color w:val="000000"/>
                 <w:sz w:val="13"/>
                 <w:szCs w:val="13"/>
               </w:rPr>
@@ -3020,7 +3017,7 @@
               <w:bottom w:val="single" w:color="000000" w:sz="4"/>
               <w:right w:val="single" w:color="000000" w:sz="4"/>
             </w:tcBorders>
-            <w:shd w:fill="2E6DB4" w:val="clear"/>
+            <w:shd w:fill="D9D9D9" w:val="clear"/>
             <w:vAlign w:val="center"/>
           </w:tcPr>
           <w:p>
@@ -3033,7 +3030,7 @@
                 <w:rFonts w:ascii="Arial" w:cs="Arial" w:eastAsia="Arial" w:hAnsi="Arial"/>
                 <w:b/>
                 <w:bCs/>
-                <w:color w:val="FFFFFF"/>
+                <w:color w:val="000000"/>
                 <w:sz w:val="13"/>
                 <w:szCs w:val="13"/>
               </w:rPr>
@@ -3052,7 +3049,7 @@
               <w:bottom w:val="single" w:color="000000" w:sz="4"/>
               <w:right w:val="single" w:color="000000" w:sz="4"/>
             </w:tcBorders>
-            <w:shd w:fill="2E6DB4" w:val="clear"/>
+            <w:shd w:fill="D9D9D9" w:val="clear"/>
             <w:vAlign w:val="center"/>
           </w:tcPr>
           <w:p>
@@ -3065,7 +3062,7 @@
                 <w:rFonts w:ascii="Arial" w:cs="Arial" w:eastAsia="Arial" w:hAnsi="Arial"/>
                 <w:b/>
                 <w:bCs/>
-                <w:color w:val="FFFFFF"/>
+                <w:color w:val="000000"/>
                 <w:sz w:val="13"/>
                 <w:szCs w:val="13"/>
               </w:rPr>
@@ -3083,7 +3080,7 @@
               <w:bottom w:val="single" w:color="000000" w:sz="4"/>
               <w:right w:val="single" w:color="000000" w:sz="4"/>
             </w:tcBorders>
-            <w:shd w:fill="2E6DB4" w:val="clear"/>
+            <w:shd w:fill="D9D9D9" w:val="clear"/>
             <w:vAlign w:val="center"/>
           </w:tcPr>
           <w:p>
@@ -3096,7 +3093,7 @@
                 <w:rFonts w:ascii="Arial" w:cs="Arial" w:eastAsia="Arial" w:hAnsi="Arial"/>
                 <w:b/>
                 <w:bCs/>
-                <w:color w:val="FFFFFF"/>
+                <w:color w:val="000000"/>
                 <w:sz w:val="13"/>
                 <w:szCs w:val="13"/>
               </w:rPr>
@@ -3116,7 +3113,7 @@
               <w:bottom w:val="single" w:color="000000" w:sz="4"/>
               <w:right w:val="single" w:color="000000" w:sz="4"/>
             </w:tcBorders>
-            <w:shd w:fill="2E6DB4" w:val="clear"/>
+            <w:shd w:fill="D9D9D9" w:val="clear"/>
             <w:vAlign w:val="center"/>
           </w:tcPr>
           <w:p>
@@ -3129,7 +3126,7 @@
                 <w:rFonts w:ascii="Arial" w:cs="Arial" w:eastAsia="Arial" w:hAnsi="Arial"/>
                 <w:b/>
                 <w:bCs/>
-                <w:color w:val="FFFFFF"/>
+                <w:color w:val="000000"/>
                 <w:sz w:val="13"/>
                 <w:szCs w:val="13"/>
               </w:rPr>
@@ -3149,7 +3146,7 @@
               <w:bottom w:val="single" w:color="000000" w:sz="4"/>
               <w:right w:val="single" w:color="000000" w:sz="4"/>
             </w:tcBorders>
-            <w:shd w:fill="2E6DB4" w:val="clear"/>
+            <w:shd w:fill="D9D9D9" w:val="clear"/>
             <w:vAlign w:val="center"/>
           </w:tcPr>
           <w:p>
@@ -3162,7 +3159,7 @@
                 <w:rFonts w:ascii="Arial" w:cs="Arial" w:eastAsia="Arial" w:hAnsi="Arial"/>
                 <w:b/>
                 <w:bCs/>
-                <w:color w:val="FFFFFF"/>
+                <w:color w:val="000000"/>
                 <w:sz w:val="13"/>
                 <w:szCs w:val="13"/>
               </w:rPr>
@@ -3182,7 +3179,7 @@
               <w:bottom w:val="single" w:color="000000" w:sz="4"/>
               <w:right w:val="single" w:color="000000" w:sz="4"/>
             </w:tcBorders>
-            <w:shd w:fill="2E6DB4" w:val="clear"/>
+            <w:shd w:fill="D9D9D9" w:val="clear"/>
             <w:vAlign w:val="center"/>
           </w:tcPr>
           <w:p>
@@ -3195,7 +3192,7 @@
                 <w:rFonts w:ascii="Arial" w:cs="Arial" w:eastAsia="Arial" w:hAnsi="Arial"/>
                 <w:b/>
                 <w:bCs/>
-                <w:color w:val="FFFFFF"/>
+                <w:color w:val="000000"/>
                 <w:sz w:val="13"/>
                 <w:szCs w:val="13"/>
               </w:rPr>
@@ -3214,7 +3211,7 @@
               <w:bottom w:val="single" w:color="000000" w:sz="4"/>
               <w:right w:val="single" w:color="000000" w:sz="4"/>
             </w:tcBorders>
-            <w:shd w:fill="2E6DB4" w:val="clear"/>
+            <w:shd w:fill="D9D9D9" w:val="clear"/>
             <w:vAlign w:val="center"/>
           </w:tcPr>
           <w:p>
@@ -3227,7 +3224,7 @@
                 <w:rFonts w:ascii="Arial" w:cs="Arial" w:eastAsia="Arial" w:hAnsi="Arial"/>
                 <w:b/>
                 <w:bCs/>
-                <w:color w:val="FFFFFF"/>
+                <w:color w:val="000000"/>
                 <w:sz w:val="13"/>
                 <w:szCs w:val="13"/>
               </w:rPr>
@@ -3246,7 +3243,7 @@
               <w:bottom w:val="single" w:color="000000" w:sz="4"/>
               <w:right w:val="single" w:color="000000" w:sz="4"/>
             </w:tcBorders>
-            <w:shd w:fill="2E6DB4" w:val="clear"/>
+            <w:shd w:fill="D9D9D9" w:val="clear"/>
             <w:vAlign w:val="center"/>
           </w:tcPr>
           <w:p>
@@ -3259,7 +3256,7 @@
                 <w:rFonts w:ascii="Arial" w:cs="Arial" w:eastAsia="Arial" w:hAnsi="Arial"/>
                 <w:b/>
                 <w:bCs/>
-                <w:color w:val="FFFFFF"/>
+                <w:color w:val="000000"/>
                 <w:sz w:val="13"/>
                 <w:szCs w:val="13"/>
               </w:rPr>
@@ -3280,7 +3277,7 @@
               <w:bottom w:val="single" w:color="000000" w:sz="4"/>
               <w:right w:val="single" w:color="000000" w:sz="4"/>
             </w:tcBorders>
-            <w:shd w:fill="2E6DB4" w:val="clear"/>
+            <w:shd w:fill="D9D9D9" w:val="clear"/>
             <w:vAlign w:val="center"/>
           </w:tcPr>
           <w:p>
@@ -3293,7 +3290,7 @@
                 <w:rFonts w:ascii="Arial" w:cs="Arial" w:eastAsia="Arial" w:hAnsi="Arial"/>
                 <w:b/>
                 <w:bCs/>
-                <w:color w:val="FFFFFF"/>
+                <w:color w:val="000000"/>
                 <w:sz w:val="13"/>
                 <w:szCs w:val="13"/>
               </w:rPr>
@@ -3313,7 +3310,7 @@
               <w:bottom w:val="single" w:color="000000" w:sz="4"/>
               <w:right w:val="single" w:color="000000" w:sz="4"/>
             </w:tcBorders>
-            <w:shd w:fill="2E6DB4" w:val="clear"/>
+            <w:shd w:fill="D9D9D9" w:val="clear"/>
             <w:vAlign w:val="center"/>
           </w:tcPr>
           <w:p>
@@ -3326,7 +3323,7 @@
                 <w:rFonts w:ascii="Arial" w:cs="Arial" w:eastAsia="Arial" w:hAnsi="Arial"/>
                 <w:b/>
                 <w:bCs/>
-                <w:color w:val="FFFFFF"/>
+                <w:color w:val="000000"/>
                 <w:sz w:val="13"/>
                 <w:szCs w:val="13"/>
               </w:rPr>
@@ -3346,7 +3343,7 @@
               <w:bottom w:val="single" w:color="000000" w:sz="4"/>
               <w:right w:val="single" w:color="000000" w:sz="4"/>
             </w:tcBorders>
-            <w:shd w:fill="2E6DB4" w:val="clear"/>
+            <w:shd w:fill="D9D9D9" w:val="clear"/>
             <w:vAlign w:val="center"/>
           </w:tcPr>
           <w:p>
@@ -3359,7 +3356,7 @@
                 <w:rFonts w:ascii="Arial" w:cs="Arial" w:eastAsia="Arial" w:hAnsi="Arial"/>
                 <w:b/>
                 <w:bCs/>
-                <w:color w:val="FFFFFF"/>
+                <w:color w:val="000000"/>
                 <w:sz w:val="13"/>
                 <w:szCs w:val="13"/>
               </w:rPr>
@@ -3379,7 +3376,7 @@
               <w:bottom w:val="single" w:color="000000" w:sz="4"/>
               <w:right w:val="single" w:color="000000" w:sz="4"/>
             </w:tcBorders>
-            <w:shd w:fill="2E6DB4" w:val="clear"/>
+            <w:shd w:fill="D9D9D9" w:val="clear"/>
             <w:vAlign w:val="center"/>
           </w:tcPr>
           <w:p>
@@ -3392,7 +3389,7 @@
                 <w:rFonts w:ascii="Arial" w:cs="Arial" w:eastAsia="Arial" w:hAnsi="Arial"/>
                 <w:b/>
                 <w:bCs/>
-                <w:color w:val="FFFFFF"/>
+                <w:color w:val="000000"/>
                 <w:sz w:val="13"/>
                 <w:szCs w:val="13"/>
               </w:rPr>
@@ -3412,7 +3409,7 @@
               <w:bottom w:val="single" w:color="000000" w:sz="4"/>
               <w:right w:val="single" w:color="000000" w:sz="4"/>
             </w:tcBorders>
-            <w:shd w:fill="2E6DB4" w:val="clear"/>
+            <w:shd w:fill="D9D9D9" w:val="clear"/>
             <w:vAlign w:val="center"/>
           </w:tcPr>
           <w:p>
@@ -3425,7 +3422,7 @@
                 <w:rFonts w:ascii="Arial" w:cs="Arial" w:eastAsia="Arial" w:hAnsi="Arial"/>
                 <w:b/>
                 <w:bCs/>
-                <w:color w:val="FFFFFF"/>
+                <w:color w:val="000000"/>
                 <w:sz w:val="13"/>
                 <w:szCs w:val="13"/>
               </w:rPr>
@@ -3446,7 +3443,7 @@
               <w:bottom w:val="single" w:color="000000" w:sz="4"/>
               <w:right w:val="single" w:color="000000" w:sz="4"/>
             </w:tcBorders>
-            <w:shd w:fill="2E6DB4" w:val="clear"/>
+            <w:shd w:fill="D9D9D9" w:val="clear"/>
             <w:vAlign w:val="center"/>
           </w:tcPr>
           <w:p>
@@ -3459,7 +3456,7 @@
                 <w:rFonts w:ascii="Arial" w:cs="Arial" w:eastAsia="Arial" w:hAnsi="Arial"/>
                 <w:b/>
                 <w:bCs/>
-                <w:color w:val="FFFFFF"/>
+                <w:color w:val="000000"/>
                 <w:sz w:val="13"/>
                 <w:szCs w:val="13"/>
               </w:rPr>
@@ -3483,7 +3480,7 @@
               <w:bottom w:val="single" w:color="000000" w:sz="4"/>
               <w:right w:val="single" w:color="000000" w:sz="4"/>
             </w:tcBorders>
-            <w:shd w:fill="EBF5FB" w:val="clear"/>
+            <w:shd w:fill="F2F2F2" w:val="clear"/>
             <w:vAlign w:val="center"/>
           </w:tcPr>
           <w:p>
@@ -3512,7 +3509,7 @@
               <w:bottom w:val="single" w:color="000000" w:sz="4"/>
               <w:right w:val="single" w:color="000000" w:sz="4"/>
             </w:tcBorders>
-            <w:shd w:fill="EBF5FB" w:val="clear"/>
+            <w:shd w:fill="F2F2F2" w:val="clear"/>
             <w:vAlign w:val="center"/>
           </w:tcPr>
           <w:p>
@@ -3541,7 +3538,7 @@
               <w:bottom w:val="single" w:color="000000" w:sz="4"/>
               <w:right w:val="single" w:color="000000" w:sz="4"/>
             </w:tcBorders>
-            <w:shd w:fill="EBF5FB" w:val="clear"/>
+            <w:shd w:fill="F2F2F2" w:val="clear"/>
             <w:vAlign w:val="center"/>
           </w:tcPr>
           <w:p>
@@ -3570,7 +3567,7 @@
               <w:bottom w:val="single" w:color="000000" w:sz="4"/>
               <w:right w:val="single" w:color="000000" w:sz="4"/>
             </w:tcBorders>
-            <w:shd w:fill="EBF5FB" w:val="clear"/>
+            <w:shd w:fill="F2F2F2" w:val="clear"/>
             <w:vAlign w:val="center"/>
           </w:tcPr>
           <w:p>
@@ -3599,7 +3596,7 @@
               <w:bottom w:val="single" w:color="000000" w:sz="4"/>
               <w:right w:val="single" w:color="000000" w:sz="4"/>
             </w:tcBorders>
-            <w:shd w:fill="EBF5FB" w:val="clear"/>
+            <w:shd w:fill="F2F2F2" w:val="clear"/>
             <w:vAlign w:val="center"/>
           </w:tcPr>
           <w:p>
@@ -3628,7 +3625,7 @@
               <w:bottom w:val="single" w:color="000000" w:sz="4"/>
               <w:right w:val="single" w:color="000000" w:sz="4"/>
             </w:tcBorders>
-            <w:shd w:fill="EBF5FB" w:val="clear"/>
+            <w:shd w:fill="F2F2F2" w:val="clear"/>
             <w:vAlign w:val="center"/>
           </w:tcPr>
           <w:p>
@@ -3657,7 +3654,7 @@
               <w:bottom w:val="single" w:color="000000" w:sz="4"/>
               <w:right w:val="single" w:color="000000" w:sz="4"/>
             </w:tcBorders>
-            <w:shd w:fill="EBF5FB" w:val="clear"/>
+            <w:shd w:fill="F2F2F2" w:val="clear"/>
             <w:vAlign w:val="center"/>
           </w:tcPr>
           <w:p>
@@ -3686,7 +3683,7 @@
               <w:bottom w:val="single" w:color="000000" w:sz="4"/>
               <w:right w:val="single" w:color="000000" w:sz="4"/>
             </w:tcBorders>
-            <w:shd w:fill="EBF5FB" w:val="clear"/>
+            <w:shd w:fill="F2F2F2" w:val="clear"/>
             <w:vAlign w:val="center"/>
           </w:tcPr>
           <w:p>
@@ -3715,7 +3712,7 @@
               <w:bottom w:val="single" w:color="000000" w:sz="4"/>
               <w:right w:val="single" w:color="000000" w:sz="4"/>
             </w:tcBorders>
-            <w:shd w:fill="EBF5FB" w:val="clear"/>
+            <w:shd w:fill="F2F2F2" w:val="clear"/>
             <w:vAlign w:val="center"/>
           </w:tcPr>
           <w:p>
@@ -3744,7 +3741,7 @@
               <w:bottom w:val="single" w:color="000000" w:sz="4"/>
               <w:right w:val="single" w:color="000000" w:sz="4"/>
             </w:tcBorders>
-            <w:shd w:fill="EBF5FB" w:val="clear"/>
+            <w:shd w:fill="F2F2F2" w:val="clear"/>
             <w:vAlign w:val="center"/>
           </w:tcPr>
           <w:p>
@@ -3773,7 +3770,7 @@
               <w:bottom w:val="single" w:color="000000" w:sz="4"/>
               <w:right w:val="single" w:color="000000" w:sz="4"/>
             </w:tcBorders>
-            <w:shd w:fill="EBF5FB" w:val="clear"/>
+            <w:shd w:fill="F2F2F2" w:val="clear"/>
             <w:vAlign w:val="center"/>
           </w:tcPr>
           <w:p>
@@ -3802,7 +3799,7 @@
               <w:bottom w:val="single" w:color="000000" w:sz="4"/>
               <w:right w:val="single" w:color="000000" w:sz="4"/>
             </w:tcBorders>
-            <w:shd w:fill="EBF5FB" w:val="clear"/>
+            <w:shd w:fill="F2F2F2" w:val="clear"/>
             <w:vAlign w:val="center"/>
           </w:tcPr>
           <w:p>
@@ -3831,7 +3828,7 @@
               <w:bottom w:val="single" w:color="000000" w:sz="4"/>
               <w:right w:val="single" w:color="000000" w:sz="4"/>
             </w:tcBorders>
-            <w:shd w:fill="EBF5FB" w:val="clear"/>
+            <w:shd w:fill="F2F2F2" w:val="clear"/>
             <w:vAlign w:val="center"/>
           </w:tcPr>
           <w:p>
@@ -3860,7 +3857,7 @@
               <w:bottom w:val="single" w:color="000000" w:sz="4"/>
               <w:right w:val="single" w:color="000000" w:sz="4"/>
             </w:tcBorders>
-            <w:shd w:fill="EBF5FB" w:val="clear"/>
+            <w:shd w:fill="F2F2F2" w:val="clear"/>
             <w:vAlign w:val="center"/>
           </w:tcPr>
           <w:p>
@@ -3889,7 +3886,7 @@
               <w:bottom w:val="single" w:color="000000" w:sz="4"/>
               <w:right w:val="single" w:color="000000" w:sz="4"/>
             </w:tcBorders>
-            <w:shd w:fill="EBF5FB" w:val="clear"/>
+            <w:shd w:fill="F2F2F2" w:val="clear"/>
             <w:vAlign w:val="center"/>
           </w:tcPr>
           <w:p>
@@ -3918,7 +3915,7 @@
               <w:bottom w:val="single" w:color="000000" w:sz="4"/>
               <w:right w:val="single" w:color="000000" w:sz="4"/>
             </w:tcBorders>
-            <w:shd w:fill="EBF5FB" w:val="clear"/>
+            <w:shd w:fill="F2F2F2" w:val="clear"/>
             <w:vAlign w:val="center"/>
           </w:tcPr>
           <w:p>
@@ -3947,7 +3944,7 @@
               <w:bottom w:val="single" w:color="000000" w:sz="4"/>
               <w:right w:val="single" w:color="000000" w:sz="4"/>
             </w:tcBorders>
-            <w:shd w:fill="EBF5FB" w:val="clear"/>
+            <w:shd w:fill="F2F2F2" w:val="clear"/>
             <w:vAlign w:val="center"/>
           </w:tcPr>
           <w:p>
@@ -4462,7 +4459,7 @@
               <w:bottom w:val="single" w:color="000000" w:sz="4"/>
               <w:right w:val="single" w:color="000000" w:sz="4"/>
             </w:tcBorders>
-            <w:shd w:fill="EBF5FB" w:val="clear"/>
+            <w:shd w:fill="F2F2F2" w:val="clear"/>
             <w:vAlign w:val="center"/>
           </w:tcPr>
           <w:p>
@@ -4491,7 +4488,7 @@
               <w:bottom w:val="single" w:color="000000" w:sz="4"/>
               <w:right w:val="single" w:color="000000" w:sz="4"/>
             </w:tcBorders>
-            <w:shd w:fill="EBF5FB" w:val="clear"/>
+            <w:shd w:fill="F2F2F2" w:val="clear"/>
             <w:vAlign w:val="center"/>
           </w:tcPr>
           <w:p>
@@ -4520,7 +4517,7 @@
               <w:bottom w:val="single" w:color="000000" w:sz="4"/>
               <w:right w:val="single" w:color="000000" w:sz="4"/>
             </w:tcBorders>
-            <w:shd w:fill="EBF5FB" w:val="clear"/>
+            <w:shd w:fill="F2F2F2" w:val="clear"/>
             <w:vAlign w:val="center"/>
           </w:tcPr>
           <w:p>
@@ -4549,7 +4546,7 @@
               <w:bottom w:val="single" w:color="000000" w:sz="4"/>
               <w:right w:val="single" w:color="000000" w:sz="4"/>
             </w:tcBorders>
-            <w:shd w:fill="EBF5FB" w:val="clear"/>
+            <w:shd w:fill="F2F2F2" w:val="clear"/>
             <w:vAlign w:val="center"/>
           </w:tcPr>
           <w:p>
@@ -4578,7 +4575,7 @@
               <w:bottom w:val="single" w:color="000000" w:sz="4"/>
               <w:right w:val="single" w:color="000000" w:sz="4"/>
             </w:tcBorders>
-            <w:shd w:fill="EBF5FB" w:val="clear"/>
+            <w:shd w:fill="F2F2F2" w:val="clear"/>
             <w:vAlign w:val="center"/>
           </w:tcPr>
           <w:p>
@@ -4607,7 +4604,7 @@
               <w:bottom w:val="single" w:color="000000" w:sz="4"/>
               <w:right w:val="single" w:color="000000" w:sz="4"/>
             </w:tcBorders>
-            <w:shd w:fill="EBF5FB" w:val="clear"/>
+            <w:shd w:fill="F2F2F2" w:val="clear"/>
             <w:vAlign w:val="center"/>
           </w:tcPr>
           <w:p>
@@ -4636,7 +4633,7 @@
               <w:bottom w:val="single" w:color="000000" w:sz="4"/>
               <w:right w:val="single" w:color="000000" w:sz="4"/>
             </w:tcBorders>
-            <w:shd w:fill="EBF5FB" w:val="clear"/>
+            <w:shd w:fill="F2F2F2" w:val="clear"/>
             <w:vAlign w:val="center"/>
           </w:tcPr>
           <w:p>
@@ -4665,7 +4662,7 @@
               <w:bottom w:val="single" w:color="000000" w:sz="4"/>
               <w:right w:val="single" w:color="000000" w:sz="4"/>
             </w:tcBorders>
-            <w:shd w:fill="EBF5FB" w:val="clear"/>
+            <w:shd w:fill="F2F2F2" w:val="clear"/>
             <w:vAlign w:val="center"/>
           </w:tcPr>
           <w:p>
@@ -4694,7 +4691,7 @@
               <w:bottom w:val="single" w:color="000000" w:sz="4"/>
               <w:right w:val="single" w:color="000000" w:sz="4"/>
             </w:tcBorders>
-            <w:shd w:fill="EBF5FB" w:val="clear"/>
+            <w:shd w:fill="F2F2F2" w:val="clear"/>
             <w:vAlign w:val="center"/>
           </w:tcPr>
           <w:p>
@@ -4723,7 +4720,7 @@
               <w:bottom w:val="single" w:color="000000" w:sz="4"/>
               <w:right w:val="single" w:color="000000" w:sz="4"/>
             </w:tcBorders>
-            <w:shd w:fill="EBF5FB" w:val="clear"/>
+            <w:shd w:fill="F2F2F2" w:val="clear"/>
             <w:vAlign w:val="center"/>
           </w:tcPr>
           <w:p>
@@ -4752,7 +4749,7 @@
               <w:bottom w:val="single" w:color="000000" w:sz="4"/>
               <w:right w:val="single" w:color="000000" w:sz="4"/>
             </w:tcBorders>
-            <w:shd w:fill="EBF5FB" w:val="clear"/>
+            <w:shd w:fill="F2F2F2" w:val="clear"/>
             <w:vAlign w:val="center"/>
           </w:tcPr>
           <w:p>
@@ -4781,7 +4778,7 @@
               <w:bottom w:val="single" w:color="000000" w:sz="4"/>
               <w:right w:val="single" w:color="000000" w:sz="4"/>
             </w:tcBorders>
-            <w:shd w:fill="EBF5FB" w:val="clear"/>
+            <w:shd w:fill="F2F2F2" w:val="clear"/>
             <w:vAlign w:val="center"/>
           </w:tcPr>
           <w:p>
@@ -4810,7 +4807,7 @@
               <w:bottom w:val="single" w:color="000000" w:sz="4"/>
               <w:right w:val="single" w:color="000000" w:sz="4"/>
             </w:tcBorders>
-            <w:shd w:fill="EBF5FB" w:val="clear"/>
+            <w:shd w:fill="F2F2F2" w:val="clear"/>
             <w:vAlign w:val="center"/>
           </w:tcPr>
           <w:p>
@@ -4839,7 +4836,7 @@
               <w:bottom w:val="single" w:color="000000" w:sz="4"/>
               <w:right w:val="single" w:color="000000" w:sz="4"/>
             </w:tcBorders>
-            <w:shd w:fill="EBF5FB" w:val="clear"/>
+            <w:shd w:fill="F2F2F2" w:val="clear"/>
             <w:vAlign w:val="center"/>
           </w:tcPr>
           <w:p>
@@ -4868,7 +4865,7 @@
               <w:bottom w:val="single" w:color="000000" w:sz="4"/>
               <w:right w:val="single" w:color="000000" w:sz="4"/>
             </w:tcBorders>
-            <w:shd w:fill="EBF5FB" w:val="clear"/>
+            <w:shd w:fill="F2F2F2" w:val="clear"/>
             <w:vAlign w:val="center"/>
           </w:tcPr>
           <w:p>
@@ -4897,7 +4894,7 @@
               <w:bottom w:val="single" w:color="000000" w:sz="4"/>
               <w:right w:val="single" w:color="000000" w:sz="4"/>
             </w:tcBorders>
-            <w:shd w:fill="EBF5FB" w:val="clear"/>
+            <w:shd w:fill="F2F2F2" w:val="clear"/>
             <w:vAlign w:val="center"/>
           </w:tcPr>
           <w:p>
@@ -4926,7 +4923,7 @@
               <w:bottom w:val="single" w:color="000000" w:sz="4"/>
               <w:right w:val="single" w:color="000000" w:sz="4"/>
             </w:tcBorders>
-            <w:shd w:fill="EBF5FB" w:val="clear"/>
+            <w:shd w:fill="F2F2F2" w:val="clear"/>
             <w:vAlign w:val="center"/>
           </w:tcPr>
           <w:p>
@@ -5441,7 +5438,7 @@
               <w:bottom w:val="single" w:color="000000" w:sz="4"/>
               <w:right w:val="single" w:color="000000" w:sz="4"/>
             </w:tcBorders>
-            <w:shd w:fill="EBF5FB" w:val="clear"/>
+            <w:shd w:fill="F2F2F2" w:val="clear"/>
             <w:vAlign w:val="center"/>
           </w:tcPr>
           <w:p>
@@ -5470,7 +5467,7 @@
               <w:bottom w:val="single" w:color="000000" w:sz="4"/>
               <w:right w:val="single" w:color="000000" w:sz="4"/>
             </w:tcBorders>
-            <w:shd w:fill="EBF5FB" w:val="clear"/>
+            <w:shd w:fill="F2F2F2" w:val="clear"/>
             <w:vAlign w:val="center"/>
           </w:tcPr>
           <w:p>
@@ -5499,7 +5496,7 @@
               <w:bottom w:val="single" w:color="000000" w:sz="4"/>
               <w:right w:val="single" w:color="000000" w:sz="4"/>
             </w:tcBorders>
-            <w:shd w:fill="EBF5FB" w:val="clear"/>
+            <w:shd w:fill="F2F2F2" w:val="clear"/>
             <w:vAlign w:val="center"/>
           </w:tcPr>
           <w:p>
@@ -5528,7 +5525,7 @@
               <w:bottom w:val="single" w:color="000000" w:sz="4"/>
               <w:right w:val="single" w:color="000000" w:sz="4"/>
             </w:tcBorders>
-            <w:shd w:fill="EBF5FB" w:val="clear"/>
+            <w:shd w:fill="F2F2F2" w:val="clear"/>
             <w:vAlign w:val="center"/>
           </w:tcPr>
           <w:p>
@@ -5557,7 +5554,7 @@
               <w:bottom w:val="single" w:color="000000" w:sz="4"/>
               <w:right w:val="single" w:color="000000" w:sz="4"/>
             </w:tcBorders>
-            <w:shd w:fill="EBF5FB" w:val="clear"/>
+            <w:shd w:fill="F2F2F2" w:val="clear"/>
             <w:vAlign w:val="center"/>
           </w:tcPr>
           <w:p>
@@ -5586,7 +5583,7 @@
               <w:bottom w:val="single" w:color="000000" w:sz="4"/>
               <w:right w:val="single" w:color="000000" w:sz="4"/>
             </w:tcBorders>
-            <w:shd w:fill="EBF5FB" w:val="clear"/>
+            <w:shd w:fill="F2F2F2" w:val="clear"/>
             <w:vAlign w:val="center"/>
           </w:tcPr>
           <w:p>
@@ -5615,7 +5612,7 @@
               <w:bottom w:val="single" w:color="000000" w:sz="4"/>
               <w:right w:val="single" w:color="000000" w:sz="4"/>
             </w:tcBorders>
-            <w:shd w:fill="EBF5FB" w:val="clear"/>
+            <w:shd w:fill="F2F2F2" w:val="clear"/>
             <w:vAlign w:val="center"/>
           </w:tcPr>
           <w:p>
@@ -5644,7 +5641,7 @@
               <w:bottom w:val="single" w:color="000000" w:sz="4"/>
               <w:right w:val="single" w:color="000000" w:sz="4"/>
             </w:tcBorders>
-            <w:shd w:fill="EBF5FB" w:val="clear"/>
+            <w:shd w:fill="F2F2F2" w:val="clear"/>
             <w:vAlign w:val="center"/>
           </w:tcPr>
           <w:p>
@@ -5673,7 +5670,7 @@
               <w:bottom w:val="single" w:color="000000" w:sz="4"/>
               <w:right w:val="single" w:color="000000" w:sz="4"/>
             </w:tcBorders>
-            <w:shd w:fill="EBF5FB" w:val="clear"/>
+            <w:shd w:fill="F2F2F2" w:val="clear"/>
             <w:vAlign w:val="center"/>
           </w:tcPr>
           <w:p>
@@ -5702,7 +5699,7 @@
               <w:bottom w:val="single" w:color="000000" w:sz="4"/>
               <w:right w:val="single" w:color="000000" w:sz="4"/>
             </w:tcBorders>
-            <w:shd w:fill="EBF5FB" w:val="clear"/>
+            <w:shd w:fill="F2F2F2" w:val="clear"/>
             <w:vAlign w:val="center"/>
           </w:tcPr>
           <w:p>
@@ -5731,7 +5728,7 @@
               <w:bottom w:val="single" w:color="000000" w:sz="4"/>
               <w:right w:val="single" w:color="000000" w:sz="4"/>
             </w:tcBorders>
-            <w:shd w:fill="EBF5FB" w:val="clear"/>
+            <w:shd w:fill="F2F2F2" w:val="clear"/>
             <w:vAlign w:val="center"/>
           </w:tcPr>
           <w:p>
@@ -5760,7 +5757,7 @@
               <w:bottom w:val="single" w:color="000000" w:sz="4"/>
               <w:right w:val="single" w:color="000000" w:sz="4"/>
             </w:tcBorders>
-            <w:shd w:fill="EBF5FB" w:val="clear"/>
+            <w:shd w:fill="F2F2F2" w:val="clear"/>
             <w:vAlign w:val="center"/>
           </w:tcPr>
           <w:p>
@@ -5789,7 +5786,7 @@
               <w:bottom w:val="single" w:color="000000" w:sz="4"/>
               <w:right w:val="single" w:color="000000" w:sz="4"/>
             </w:tcBorders>
-            <w:shd w:fill="EBF5FB" w:val="clear"/>
+            <w:shd w:fill="F2F2F2" w:val="clear"/>
             <w:vAlign w:val="center"/>
           </w:tcPr>
           <w:p>
@@ -5818,7 +5815,7 @@
               <w:bottom w:val="single" w:color="000000" w:sz="4"/>
               <w:right w:val="single" w:color="000000" w:sz="4"/>
             </w:tcBorders>
-            <w:shd w:fill="EBF5FB" w:val="clear"/>
+            <w:shd w:fill="F2F2F2" w:val="clear"/>
             <w:vAlign w:val="center"/>
           </w:tcPr>
           <w:p>
@@ -5847,7 +5844,7 @@
               <w:bottom w:val="single" w:color="000000" w:sz="4"/>
               <w:right w:val="single" w:color="000000" w:sz="4"/>
             </w:tcBorders>
-            <w:shd w:fill="EBF5FB" w:val="clear"/>
+            <w:shd w:fill="F2F2F2" w:val="clear"/>
             <w:vAlign w:val="center"/>
           </w:tcPr>
           <w:p>
@@ -5876,7 +5873,7 @@
               <w:bottom w:val="single" w:color="000000" w:sz="4"/>
               <w:right w:val="single" w:color="000000" w:sz="4"/>
             </w:tcBorders>
-            <w:shd w:fill="EBF5FB" w:val="clear"/>
+            <w:shd w:fill="F2F2F2" w:val="clear"/>
             <w:vAlign w:val="center"/>
           </w:tcPr>
           <w:p>
@@ -5905,7 +5902,7 @@
               <w:bottom w:val="single" w:color="000000" w:sz="4"/>
               <w:right w:val="single" w:color="000000" w:sz="4"/>
             </w:tcBorders>
-            <w:shd w:fill="EBF5FB" w:val="clear"/>
+            <w:shd w:fill="F2F2F2" w:val="clear"/>
             <w:vAlign w:val="center"/>
           </w:tcPr>
           <w:p>
@@ -6420,7 +6417,7 @@
               <w:bottom w:val="single" w:color="000000" w:sz="4"/>
               <w:right w:val="single" w:color="000000" w:sz="4"/>
             </w:tcBorders>
-            <w:shd w:fill="EBF5FB" w:val="clear"/>
+            <w:shd w:fill="F2F2F2" w:val="clear"/>
             <w:vAlign w:val="center"/>
           </w:tcPr>
           <w:p>
@@ -6449,7 +6446,7 @@
               <w:bottom w:val="single" w:color="000000" w:sz="4"/>
               <w:right w:val="single" w:color="000000" w:sz="4"/>
             </w:tcBorders>
-            <w:shd w:fill="EBF5FB" w:val="clear"/>
+            <w:shd w:fill="F2F2F2" w:val="clear"/>
             <w:vAlign w:val="center"/>
           </w:tcPr>
           <w:p>
@@ -6478,7 +6475,7 @@
               <w:bottom w:val="single" w:color="000000" w:sz="4"/>
               <w:right w:val="single" w:color="000000" w:sz="4"/>
             </w:tcBorders>
-            <w:shd w:fill="EBF5FB" w:val="clear"/>
+            <w:shd w:fill="F2F2F2" w:val="clear"/>
             <w:vAlign w:val="center"/>
           </w:tcPr>
           <w:p>
@@ -6507,7 +6504,7 @@
               <w:bottom w:val="single" w:color="000000" w:sz="4"/>
               <w:right w:val="single" w:color="000000" w:sz="4"/>
             </w:tcBorders>
-            <w:shd w:fill="EBF5FB" w:val="clear"/>
+            <w:shd w:fill="F2F2F2" w:val="clear"/>
             <w:vAlign w:val="center"/>
           </w:tcPr>
           <w:p>
@@ -6536,7 +6533,7 @@
               <w:bottom w:val="single" w:color="000000" w:sz="4"/>
               <w:right w:val="single" w:color="000000" w:sz="4"/>
             </w:tcBorders>
-            <w:shd w:fill="EBF5FB" w:val="clear"/>
+            <w:shd w:fill="F2F2F2" w:val="clear"/>
             <w:vAlign w:val="center"/>
           </w:tcPr>
           <w:p>
@@ -6565,7 +6562,7 @@
               <w:bottom w:val="single" w:color="000000" w:sz="4"/>
               <w:right w:val="single" w:color="000000" w:sz="4"/>
             </w:tcBorders>
-            <w:shd w:fill="EBF5FB" w:val="clear"/>
+            <w:shd w:fill="F2F2F2" w:val="clear"/>
             <w:vAlign w:val="center"/>
           </w:tcPr>
           <w:p>
@@ -6594,7 +6591,7 @@
               <w:bottom w:val="single" w:color="000000" w:sz="4"/>
               <w:right w:val="single" w:color="000000" w:sz="4"/>
             </w:tcBorders>
-            <w:shd w:fill="EBF5FB" w:val="clear"/>
+            <w:shd w:fill="F2F2F2" w:val="clear"/>
             <w:vAlign w:val="center"/>
           </w:tcPr>
           <w:p>
@@ -6623,7 +6620,7 @@
               <w:bottom w:val="single" w:color="000000" w:sz="4"/>
               <w:right w:val="single" w:color="000000" w:sz="4"/>
             </w:tcBorders>
-            <w:shd w:fill="EBF5FB" w:val="clear"/>
+            <w:shd w:fill="F2F2F2" w:val="clear"/>
             <w:vAlign w:val="center"/>
           </w:tcPr>
           <w:p>
@@ -6652,7 +6649,7 @@
               <w:bottom w:val="single" w:color="000000" w:sz="4"/>
               <w:right w:val="single" w:color="000000" w:sz="4"/>
             </w:tcBorders>
-            <w:shd w:fill="EBF5FB" w:val="clear"/>
+            <w:shd w:fill="F2F2F2" w:val="clear"/>
             <w:vAlign w:val="center"/>
           </w:tcPr>
           <w:p>
@@ -6681,7 +6678,7 @@
               <w:bottom w:val="single" w:color="000000" w:sz="4"/>
               <w:right w:val="single" w:color="000000" w:sz="4"/>
             </w:tcBorders>
-            <w:shd w:fill="EBF5FB" w:val="clear"/>
+            <w:shd w:fill="F2F2F2" w:val="clear"/>
             <w:vAlign w:val="center"/>
           </w:tcPr>
           <w:p>
@@ -6710,7 +6707,7 @@
               <w:bottom w:val="single" w:color="000000" w:sz="4"/>
               <w:right w:val="single" w:color="000000" w:sz="4"/>
             </w:tcBorders>
-            <w:shd w:fill="EBF5FB" w:val="clear"/>
+            <w:shd w:fill="F2F2F2" w:val="clear"/>
             <w:vAlign w:val="center"/>
           </w:tcPr>
           <w:p>
@@ -6739,7 +6736,7 @@
               <w:bottom w:val="single" w:color="000000" w:sz="4"/>
               <w:right w:val="single" w:color="000000" w:sz="4"/>
             </w:tcBorders>
-            <w:shd w:fill="EBF5FB" w:val="clear"/>
+            <w:shd w:fill="F2F2F2" w:val="clear"/>
             <w:vAlign w:val="center"/>
           </w:tcPr>
           <w:p>
@@ -6768,7 +6765,7 @@
               <w:bottom w:val="single" w:color="000000" w:sz="4"/>
               <w:right w:val="single" w:color="000000" w:sz="4"/>
             </w:tcBorders>
-            <w:shd w:fill="EBF5FB" w:val="clear"/>
+            <w:shd w:fill="F2F2F2" w:val="clear"/>
             <w:vAlign w:val="center"/>
           </w:tcPr>
           <w:p>
@@ -6797,7 +6794,7 @@
               <w:bottom w:val="single" w:color="000000" w:sz="4"/>
               <w:right w:val="single" w:color="000000" w:sz="4"/>
             </w:tcBorders>
-            <w:shd w:fill="EBF5FB" w:val="clear"/>
+            <w:shd w:fill="F2F2F2" w:val="clear"/>
             <w:vAlign w:val="center"/>
           </w:tcPr>
           <w:p>
@@ -6826,7 +6823,7 @@
               <w:bottom w:val="single" w:color="000000" w:sz="4"/>
               <w:right w:val="single" w:color="000000" w:sz="4"/>
             </w:tcBorders>
-            <w:shd w:fill="EBF5FB" w:val="clear"/>
+            <w:shd w:fill="F2F2F2" w:val="clear"/>
             <w:vAlign w:val="center"/>
           </w:tcPr>
           <w:p>
@@ -6855,7 +6852,7 @@
               <w:bottom w:val="single" w:color="000000" w:sz="4"/>
               <w:right w:val="single" w:color="000000" w:sz="4"/>
             </w:tcBorders>
-            <w:shd w:fill="EBF5FB" w:val="clear"/>
+            <w:shd w:fill="F2F2F2" w:val="clear"/>
             <w:vAlign w:val="center"/>
           </w:tcPr>
           <w:p>
@@ -6884,7 +6881,7 @@
               <w:bottom w:val="single" w:color="000000" w:sz="4"/>
               <w:right w:val="single" w:color="000000" w:sz="4"/>
             </w:tcBorders>
-            <w:shd w:fill="EBF5FB" w:val="clear"/>
+            <w:shd w:fill="F2F2F2" w:val="clear"/>
             <w:vAlign w:val="center"/>
           </w:tcPr>
           <w:p>
@@ -7399,7 +7396,7 @@
               <w:bottom w:val="single" w:color="000000" w:sz="4"/>
               <w:right w:val="single" w:color="000000" w:sz="4"/>
             </w:tcBorders>
-            <w:shd w:fill="EBF5FB" w:val="clear"/>
+            <w:shd w:fill="F2F2F2" w:val="clear"/>
             <w:vAlign w:val="center"/>
           </w:tcPr>
           <w:p>
@@ -7428,7 +7425,7 @@
               <w:bottom w:val="single" w:color="000000" w:sz="4"/>
               <w:right w:val="single" w:color="000000" w:sz="4"/>
             </w:tcBorders>
-            <w:shd w:fill="EBF5FB" w:val="clear"/>
+            <w:shd w:fill="F2F2F2" w:val="clear"/>
             <w:vAlign w:val="center"/>
           </w:tcPr>
           <w:p>
@@ -7457,7 +7454,7 @@
               <w:bottom w:val="single" w:color="000000" w:sz="4"/>
               <w:right w:val="single" w:color="000000" w:sz="4"/>
             </w:tcBorders>
-            <w:shd w:fill="EBF5FB" w:val="clear"/>
+            <w:shd w:fill="F2F2F2" w:val="clear"/>
             <w:vAlign w:val="center"/>
           </w:tcPr>
           <w:p>
@@ -7486,7 +7483,7 @@
               <w:bottom w:val="single" w:color="000000" w:sz="4"/>
               <w:right w:val="single" w:color="000000" w:sz="4"/>
             </w:tcBorders>
-            <w:shd w:fill="EBF5FB" w:val="clear"/>
+            <w:shd w:fill="F2F2F2" w:val="clear"/>
             <w:vAlign w:val="center"/>
           </w:tcPr>
           <w:p>
@@ -7515,7 +7512,7 @@
               <w:bottom w:val="single" w:color="000000" w:sz="4"/>
               <w:right w:val="single" w:color="000000" w:sz="4"/>
             </w:tcBorders>
-            <w:shd w:fill="EBF5FB" w:val="clear"/>
+            <w:shd w:fill="F2F2F2" w:val="clear"/>
             <w:vAlign w:val="center"/>
           </w:tcPr>
           <w:p>
@@ -7544,7 +7541,7 @@
               <w:bottom w:val="single" w:color="000000" w:sz="4"/>
               <w:right w:val="single" w:color="000000" w:sz="4"/>
             </w:tcBorders>
-            <w:shd w:fill="EBF5FB" w:val="clear"/>
+            <w:shd w:fill="F2F2F2" w:val="clear"/>
             <w:vAlign w:val="center"/>
           </w:tcPr>
           <w:p>
@@ -7573,7 +7570,7 @@
               <w:bottom w:val="single" w:color="000000" w:sz="4"/>
               <w:right w:val="single" w:color="000000" w:sz="4"/>
             </w:tcBorders>
-            <w:shd w:fill="EBF5FB" w:val="clear"/>
+            <w:shd w:fill="F2F2F2" w:val="clear"/>
             <w:vAlign w:val="center"/>
           </w:tcPr>
           <w:p>
@@ -7602,7 +7599,7 @@
               <w:bottom w:val="single" w:color="000000" w:sz="4"/>
               <w:right w:val="single" w:color="000000" w:sz="4"/>
             </w:tcBorders>
-            <w:shd w:fill="EBF5FB" w:val="clear"/>
+            <w:shd w:fill="F2F2F2" w:val="clear"/>
             <w:vAlign w:val="center"/>
           </w:tcPr>
           <w:p>
@@ -7631,7 +7628,7 @@
               <w:bottom w:val="single" w:color="000000" w:sz="4"/>
               <w:right w:val="single" w:color="000000" w:sz="4"/>
             </w:tcBorders>
-            <w:shd w:fill="EBF5FB" w:val="clear"/>
+            <w:shd w:fill="F2F2F2" w:val="clear"/>
             <w:vAlign w:val="center"/>
           </w:tcPr>
           <w:p>
@@ -7660,7 +7657,7 @@
               <w:bottom w:val="single" w:color="000000" w:sz="4"/>
               <w:right w:val="single" w:color="000000" w:sz="4"/>
             </w:tcBorders>
-            <w:shd w:fill="EBF5FB" w:val="clear"/>
+            <w:shd w:fill="F2F2F2" w:val="clear"/>
             <w:vAlign w:val="center"/>
           </w:tcPr>
           <w:p>
@@ -7689,7 +7686,7 @@
               <w:bottom w:val="single" w:color="000000" w:sz="4"/>
               <w:right w:val="single" w:color="000000" w:sz="4"/>
             </w:tcBorders>
-            <w:shd w:fill="EBF5FB" w:val="clear"/>
+            <w:shd w:fill="F2F2F2" w:val="clear"/>
             <w:vAlign w:val="center"/>
           </w:tcPr>
           <w:p>
@@ -7718,7 +7715,7 @@
               <w:bottom w:val="single" w:color="000000" w:sz="4"/>
               <w:right w:val="single" w:color="000000" w:sz="4"/>
             </w:tcBorders>
-            <w:shd w:fill="EBF5FB" w:val="clear"/>
+            <w:shd w:fill="F2F2F2" w:val="clear"/>
             <w:vAlign w:val="center"/>
           </w:tcPr>
           <w:p>
@@ -7747,7 +7744,7 @@
               <w:bottom w:val="single" w:color="000000" w:sz="4"/>
               <w:right w:val="single" w:color="000000" w:sz="4"/>
             </w:tcBorders>
-            <w:shd w:fill="EBF5FB" w:val="clear"/>
+            <w:shd w:fill="F2F2F2" w:val="clear"/>
             <w:vAlign w:val="center"/>
           </w:tcPr>
           <w:p>
@@ -7776,7 +7773,7 @@
               <w:bottom w:val="single" w:color="000000" w:sz="4"/>
               <w:right w:val="single" w:color="000000" w:sz="4"/>
             </w:tcBorders>
-            <w:shd w:fill="EBF5FB" w:val="clear"/>
+            <w:shd w:fill="F2F2F2" w:val="clear"/>
             <w:vAlign w:val="center"/>
           </w:tcPr>
           <w:p>
@@ -7805,7 +7802,7 @@
               <w:bottom w:val="single" w:color="000000" w:sz="4"/>
               <w:right w:val="single" w:color="000000" w:sz="4"/>
             </w:tcBorders>
-            <w:shd w:fill="EBF5FB" w:val="clear"/>
+            <w:shd w:fill="F2F2F2" w:val="clear"/>
             <w:vAlign w:val="center"/>
           </w:tcPr>
           <w:p>
@@ -7834,7 +7831,7 @@
               <w:bottom w:val="single" w:color="000000" w:sz="4"/>
               <w:right w:val="single" w:color="000000" w:sz="4"/>
             </w:tcBorders>
-            <w:shd w:fill="EBF5FB" w:val="clear"/>
+            <w:shd w:fill="F2F2F2" w:val="clear"/>
             <w:vAlign w:val="center"/>
           </w:tcPr>
           <w:p>
@@ -7863,7 +7860,7 @@
               <w:bottom w:val="single" w:color="000000" w:sz="4"/>
               <w:right w:val="single" w:color="000000" w:sz="4"/>
             </w:tcBorders>
-            <w:shd w:fill="EBF5FB" w:val="clear"/>
+            <w:shd w:fill="F2F2F2" w:val="clear"/>
             <w:vAlign w:val="center"/>
           </w:tcPr>
           <w:p>
@@ -8378,7 +8375,7 @@
               <w:bottom w:val="single" w:color="000000" w:sz="4"/>
               <w:right w:val="single" w:color="000000" w:sz="4"/>
             </w:tcBorders>
-            <w:shd w:fill="EBF5FB" w:val="clear"/>
+            <w:shd w:fill="F2F2F2" w:val="clear"/>
             <w:vAlign w:val="center"/>
           </w:tcPr>
           <w:p>
@@ -8407,7 +8404,7 @@
               <w:bottom w:val="single" w:color="000000" w:sz="4"/>
               <w:right w:val="single" w:color="000000" w:sz="4"/>
             </w:tcBorders>
-            <w:shd w:fill="EBF5FB" w:val="clear"/>
+            <w:shd w:fill="F2F2F2" w:val="clear"/>
             <w:vAlign w:val="center"/>
           </w:tcPr>
           <w:p>
@@ -8436,7 +8433,7 @@
               <w:bottom w:val="single" w:color="000000" w:sz="4"/>
               <w:right w:val="single" w:color="000000" w:sz="4"/>
             </w:tcBorders>
-            <w:shd w:fill="EBF5FB" w:val="clear"/>
+            <w:shd w:fill="F2F2F2" w:val="clear"/>
             <w:vAlign w:val="center"/>
           </w:tcPr>
           <w:p>
@@ -8465,7 +8462,7 @@
               <w:bottom w:val="single" w:color="000000" w:sz="4"/>
               <w:right w:val="single" w:color="000000" w:sz="4"/>
             </w:tcBorders>
-            <w:shd w:fill="EBF5FB" w:val="clear"/>
+            <w:shd w:fill="F2F2F2" w:val="clear"/>
             <w:vAlign w:val="center"/>
           </w:tcPr>
           <w:p>
@@ -8494,7 +8491,7 @@
               <w:bottom w:val="single" w:color="000000" w:sz="4"/>
               <w:right w:val="single" w:color="000000" w:sz="4"/>
             </w:tcBorders>
-            <w:shd w:fill="EBF5FB" w:val="clear"/>
+            <w:shd w:fill="F2F2F2" w:val="clear"/>
             <w:vAlign w:val="center"/>
           </w:tcPr>
           <w:p>
@@ -8523,7 +8520,7 @@
               <w:bottom w:val="single" w:color="000000" w:sz="4"/>
               <w:right w:val="single" w:color="000000" w:sz="4"/>
             </w:tcBorders>
-            <w:shd w:fill="EBF5FB" w:val="clear"/>
+            <w:shd w:fill="F2F2F2" w:val="clear"/>
             <w:vAlign w:val="center"/>
           </w:tcPr>
           <w:p>
@@ -8552,7 +8549,7 @@
               <w:bottom w:val="single" w:color="000000" w:sz="4"/>
               <w:right w:val="single" w:color="000000" w:sz="4"/>
             </w:tcBorders>
-            <w:shd w:fill="EBF5FB" w:val="clear"/>
+            <w:shd w:fill="F2F2F2" w:val="clear"/>
             <w:vAlign w:val="center"/>
           </w:tcPr>
           <w:p>
@@ -8581,7 +8578,7 @@
               <w:bottom w:val="single" w:color="000000" w:sz="4"/>
               <w:right w:val="single" w:color="000000" w:sz="4"/>
             </w:tcBorders>
-            <w:shd w:fill="EBF5FB" w:val="clear"/>
+            <w:shd w:fill="F2F2F2" w:val="clear"/>
             <w:vAlign w:val="center"/>
           </w:tcPr>
           <w:p>
@@ -8610,7 +8607,7 @@
               <w:bottom w:val="single" w:color="000000" w:sz="4"/>
               <w:right w:val="single" w:color="000000" w:sz="4"/>
             </w:tcBorders>
-            <w:shd w:fill="EBF5FB" w:val="clear"/>
+            <w:shd w:fill="F2F2F2" w:val="clear"/>
             <w:vAlign w:val="center"/>
           </w:tcPr>
           <w:p>
@@ -8639,7 +8636,7 @@
               <w:bottom w:val="single" w:color="000000" w:sz="4"/>
               <w:right w:val="single" w:color="000000" w:sz="4"/>
             </w:tcBorders>
-            <w:shd w:fill="EBF5FB" w:val="clear"/>
+            <w:shd w:fill="F2F2F2" w:val="clear"/>
             <w:vAlign w:val="center"/>
           </w:tcPr>
           <w:p>
@@ -8668,7 +8665,7 @@
               <w:bottom w:val="single" w:color="000000" w:sz="4"/>
               <w:right w:val="single" w:color="000000" w:sz="4"/>
             </w:tcBorders>
-            <w:shd w:fill="EBF5FB" w:val="clear"/>
+            <w:shd w:fill="F2F2F2" w:val="clear"/>
             <w:vAlign w:val="center"/>
           </w:tcPr>
           <w:p>
@@ -8697,7 +8694,7 @@
               <w:bottom w:val="single" w:color="000000" w:sz="4"/>
               <w:right w:val="single" w:color="000000" w:sz="4"/>
             </w:tcBorders>
-            <w:shd w:fill="EBF5FB" w:val="clear"/>
+            <w:shd w:fill="F2F2F2" w:val="clear"/>
             <w:vAlign w:val="center"/>
           </w:tcPr>
           <w:p>
@@ -8726,7 +8723,7 @@
               <w:bottom w:val="single" w:color="000000" w:sz="4"/>
               <w:right w:val="single" w:color="000000" w:sz="4"/>
             </w:tcBorders>
-            <w:shd w:fill="EBF5FB" w:val="clear"/>
+            <w:shd w:fill="F2F2F2" w:val="clear"/>
             <w:vAlign w:val="center"/>
           </w:tcPr>
           <w:p>
@@ -8755,7 +8752,7 @@
               <w:bottom w:val="single" w:color="000000" w:sz="4"/>
               <w:right w:val="single" w:color="000000" w:sz="4"/>
             </w:tcBorders>
-            <w:shd w:fill="EBF5FB" w:val="clear"/>
+            <w:shd w:fill="F2F2F2" w:val="clear"/>
             <w:vAlign w:val="center"/>
           </w:tcPr>
           <w:p>
@@ -8784,7 +8781,7 @@
               <w:bottom w:val="single" w:color="000000" w:sz="4"/>
               <w:right w:val="single" w:color="000000" w:sz="4"/>
             </w:tcBorders>
-            <w:shd w:fill="EBF5FB" w:val="clear"/>
+            <w:shd w:fill="F2F2F2" w:val="clear"/>
             <w:vAlign w:val="center"/>
           </w:tcPr>
           <w:p>
@@ -8813,7 +8810,7 @@
               <w:bottom w:val="single" w:color="000000" w:sz="4"/>
               <w:right w:val="single" w:color="000000" w:sz="4"/>
             </w:tcBorders>
-            <w:shd w:fill="EBF5FB" w:val="clear"/>
+            <w:shd w:fill="F2F2F2" w:val="clear"/>
             <w:vAlign w:val="center"/>
           </w:tcPr>
           <w:p>
@@ -8842,7 +8839,7 @@
               <w:bottom w:val="single" w:color="000000" w:sz="4"/>
               <w:right w:val="single" w:color="000000" w:sz="4"/>
             </w:tcBorders>
-            <w:shd w:fill="EBF5FB" w:val="clear"/>
+            <w:shd w:fill="F2F2F2" w:val="clear"/>
             <w:vAlign w:val="center"/>
           </w:tcPr>
           <w:p>
@@ -9357,7 +9354,7 @@
               <w:bottom w:val="single" w:color="000000" w:sz="4"/>
               <w:right w:val="single" w:color="000000" w:sz="4"/>
             </w:tcBorders>
-            <w:shd w:fill="EBF5FB" w:val="clear"/>
+            <w:shd w:fill="F2F2F2" w:val="clear"/>
             <w:vAlign w:val="center"/>
           </w:tcPr>
           <w:p>
@@ -9386,7 +9383,7 @@
               <w:bottom w:val="single" w:color="000000" w:sz="4"/>
               <w:right w:val="single" w:color="000000" w:sz="4"/>
             </w:tcBorders>
-            <w:shd w:fill="EBF5FB" w:val="clear"/>
+            <w:shd w:fill="F2F2F2" w:val="clear"/>
             <w:vAlign w:val="center"/>
           </w:tcPr>
           <w:p>
@@ -9415,7 +9412,7 @@
               <w:bottom w:val="single" w:color="000000" w:sz="4"/>
               <w:right w:val="single" w:color="000000" w:sz="4"/>
             </w:tcBorders>
-            <w:shd w:fill="EBF5FB" w:val="clear"/>
+            <w:shd w:fill="F2F2F2" w:val="clear"/>
             <w:vAlign w:val="center"/>
           </w:tcPr>
           <w:p>
@@ -9444,7 +9441,7 @@
               <w:bottom w:val="single" w:color="000000" w:sz="4"/>
               <w:right w:val="single" w:color="000000" w:sz="4"/>
             </w:tcBorders>
-            <w:shd w:fill="EBF5FB" w:val="clear"/>
+            <w:shd w:fill="F2F2F2" w:val="clear"/>
             <w:vAlign w:val="center"/>
           </w:tcPr>
           <w:p>
@@ -9473,7 +9470,7 @@
               <w:bottom w:val="single" w:color="000000" w:sz="4"/>
               <w:right w:val="single" w:color="000000" w:sz="4"/>
             </w:tcBorders>
-            <w:shd w:fill="EBF5FB" w:val="clear"/>
+            <w:shd w:fill="F2F2F2" w:val="clear"/>
             <w:vAlign w:val="center"/>
           </w:tcPr>
           <w:p>
@@ -9502,7 +9499,7 @@
               <w:bottom w:val="single" w:color="000000" w:sz="4"/>
               <w:right w:val="single" w:color="000000" w:sz="4"/>
             </w:tcBorders>
-            <w:shd w:fill="EBF5FB" w:val="clear"/>
+            <w:shd w:fill="F2F2F2" w:val="clear"/>
             <w:vAlign w:val="center"/>
           </w:tcPr>
           <w:p>
@@ -9531,7 +9528,7 @@
               <w:bottom w:val="single" w:color="000000" w:sz="4"/>
               <w:right w:val="single" w:color="000000" w:sz="4"/>
             </w:tcBorders>
-            <w:shd w:fill="EBF5FB" w:val="clear"/>
+            <w:shd w:fill="F2F2F2" w:val="clear"/>
             <w:vAlign w:val="center"/>
           </w:tcPr>
           <w:p>
@@ -9560,7 +9557,7 @@
               <w:bottom w:val="single" w:color="000000" w:sz="4"/>
               <w:right w:val="single" w:color="000000" w:sz="4"/>
             </w:tcBorders>
-            <w:shd w:fill="EBF5FB" w:val="clear"/>
+            <w:shd w:fill="F2F2F2" w:val="clear"/>
             <w:vAlign w:val="center"/>
           </w:tcPr>
           <w:p>
@@ -9589,7 +9586,7 @@
               <w:bottom w:val="single" w:color="000000" w:sz="4"/>
               <w:right w:val="single" w:color="000000" w:sz="4"/>
             </w:tcBorders>
-            <w:shd w:fill="EBF5FB" w:val="clear"/>
+            <w:shd w:fill="F2F2F2" w:val="clear"/>
             <w:vAlign w:val="center"/>
           </w:tcPr>
           <w:p>
@@ -9618,7 +9615,7 @@
               <w:bottom w:val="single" w:color="000000" w:sz="4"/>
               <w:right w:val="single" w:color="000000" w:sz="4"/>
             </w:tcBorders>
-            <w:shd w:fill="EBF5FB" w:val="clear"/>
+            <w:shd w:fill="F2F2F2" w:val="clear"/>
             <w:vAlign w:val="center"/>
           </w:tcPr>
           <w:p>
@@ -9647,7 +9644,7 @@
               <w:bottom w:val="single" w:color="000000" w:sz="4"/>
               <w:right w:val="single" w:color="000000" w:sz="4"/>
             </w:tcBorders>
-            <w:shd w:fill="EBF5FB" w:val="clear"/>
+            <w:shd w:fill="F2F2F2" w:val="clear"/>
             <w:vAlign w:val="center"/>
           </w:tcPr>
           <w:p>
@@ -9676,7 +9673,7 @@
               <w:bottom w:val="single" w:color="000000" w:sz="4"/>
               <w:right w:val="single" w:color="000000" w:sz="4"/>
             </w:tcBorders>
-            <w:shd w:fill="EBF5FB" w:val="clear"/>
+            <w:shd w:fill="F2F2F2" w:val="clear"/>
             <w:vAlign w:val="center"/>
           </w:tcPr>
           <w:p>
@@ -9705,7 +9702,7 @@
               <w:bottom w:val="single" w:color="000000" w:sz="4"/>
               <w:right w:val="single" w:color="000000" w:sz="4"/>
             </w:tcBorders>
-            <w:shd w:fill="EBF5FB" w:val="clear"/>
+            <w:shd w:fill="F2F2F2" w:val="clear"/>
             <w:vAlign w:val="center"/>
           </w:tcPr>
           <w:p>
@@ -9734,7 +9731,7 @@
               <w:bottom w:val="single" w:color="000000" w:sz="4"/>
               <w:right w:val="single" w:color="000000" w:sz="4"/>
             </w:tcBorders>
-            <w:shd w:fill="EBF5FB" w:val="clear"/>
+            <w:shd w:fill="F2F2F2" w:val="clear"/>
             <w:vAlign w:val="center"/>
           </w:tcPr>
           <w:p>
@@ -9763,7 +9760,7 @@
               <w:bottom w:val="single" w:color="000000" w:sz="4"/>
               <w:right w:val="single" w:color="000000" w:sz="4"/>
             </w:tcBorders>
-            <w:shd w:fill="EBF5FB" w:val="clear"/>
+            <w:shd w:fill="F2F2F2" w:val="clear"/>
             <w:vAlign w:val="center"/>
           </w:tcPr>
           <w:p>
@@ -9792,7 +9789,7 @@
               <w:bottom w:val="single" w:color="000000" w:sz="4"/>
               <w:right w:val="single" w:color="000000" w:sz="4"/>
             </w:tcBorders>
-            <w:shd w:fill="EBF5FB" w:val="clear"/>
+            <w:shd w:fill="F2F2F2" w:val="clear"/>
             <w:vAlign w:val="center"/>
           </w:tcPr>
           <w:p>
@@ -9821,7 +9818,7 @@
               <w:bottom w:val="single" w:color="000000" w:sz="4"/>
               <w:right w:val="single" w:color="000000" w:sz="4"/>
             </w:tcBorders>
-            <w:shd w:fill="EBF5FB" w:val="clear"/>
+            <w:shd w:fill="F2F2F2" w:val="clear"/>
             <w:vAlign w:val="center"/>
           </w:tcPr>
           <w:p>
@@ -10336,7 +10333,7 @@
               <w:bottom w:val="single" w:color="000000" w:sz="4"/>
               <w:right w:val="single" w:color="000000" w:sz="4"/>
             </w:tcBorders>
-            <w:shd w:fill="EBF5FB" w:val="clear"/>
+            <w:shd w:fill="F2F2F2" w:val="clear"/>
             <w:vAlign w:val="center"/>
           </w:tcPr>
           <w:p>
@@ -10365,7 +10362,7 @@
               <w:bottom w:val="single" w:color="000000" w:sz="4"/>
               <w:right w:val="single" w:color="000000" w:sz="4"/>
             </w:tcBorders>
-            <w:shd w:fill="EBF5FB" w:val="clear"/>
+            <w:shd w:fill="F2F2F2" w:val="clear"/>
             <w:vAlign w:val="center"/>
           </w:tcPr>
           <w:p>
@@ -10394,7 +10391,7 @@
               <w:bottom w:val="single" w:color="000000" w:sz="4"/>
               <w:right w:val="single" w:color="000000" w:sz="4"/>
             </w:tcBorders>
-            <w:shd w:fill="EBF5FB" w:val="clear"/>
+            <w:shd w:fill="F2F2F2" w:val="clear"/>
             <w:vAlign w:val="center"/>
           </w:tcPr>
           <w:p>
@@ -10423,7 +10420,7 @@
               <w:bottom w:val="single" w:color="000000" w:sz="4"/>
               <w:right w:val="single" w:color="000000" w:sz="4"/>
             </w:tcBorders>
-            <w:shd w:fill="EBF5FB" w:val="clear"/>
+            <w:shd w:fill="F2F2F2" w:val="clear"/>
             <w:vAlign w:val="center"/>
           </w:tcPr>
           <w:p>
@@ -10452,7 +10449,7 @@
               <w:bottom w:val="single" w:color="000000" w:sz="4"/>
               <w:right w:val="single" w:color="000000" w:sz="4"/>
             </w:tcBorders>
-            <w:shd w:fill="EBF5FB" w:val="clear"/>
+            <w:shd w:fill="F2F2F2" w:val="clear"/>
             <w:vAlign w:val="center"/>
           </w:tcPr>
           <w:p>
@@ -10481,7 +10478,7 @@
               <w:bottom w:val="single" w:color="000000" w:sz="4"/>
               <w:right w:val="single" w:color="000000" w:sz="4"/>
             </w:tcBorders>
-            <w:shd w:fill="EBF5FB" w:val="clear"/>
+            <w:shd w:fill="F2F2F2" w:val="clear"/>
             <w:vAlign w:val="center"/>
           </w:tcPr>
           <w:p>
@@ -10510,7 +10507,7 @@
               <w:bottom w:val="single" w:color="000000" w:sz="4"/>
               <w:right w:val="single" w:color="000000" w:sz="4"/>
             </w:tcBorders>
-            <w:shd w:fill="EBF5FB" w:val="clear"/>
+            <w:shd w:fill="F2F2F2" w:val="clear"/>
             <w:vAlign w:val="center"/>
           </w:tcPr>
           <w:p>
@@ -10539,7 +10536,7 @@
               <w:bottom w:val="single" w:color="000000" w:sz="4"/>
               <w:right w:val="single" w:color="000000" w:sz="4"/>
             </w:tcBorders>
-            <w:shd w:fill="EBF5FB" w:val="clear"/>
+            <w:shd w:fill="F2F2F2" w:val="clear"/>
             <w:vAlign w:val="center"/>
           </w:tcPr>
           <w:p>
@@ -10568,7 +10565,7 @@
               <w:bottom w:val="single" w:color="000000" w:sz="4"/>
               <w:right w:val="single" w:color="000000" w:sz="4"/>
             </w:tcBorders>
-            <w:shd w:fill="EBF5FB" w:val="clear"/>
+            <w:shd w:fill="F2F2F2" w:val="clear"/>
             <w:vAlign w:val="center"/>
           </w:tcPr>
           <w:p>
@@ -10597,7 +10594,7 @@
               <w:bottom w:val="single" w:color="000000" w:sz="4"/>
               <w:right w:val="single" w:color="000000" w:sz="4"/>
             </w:tcBorders>
-            <w:shd w:fill="EBF5FB" w:val="clear"/>
+            <w:shd w:fill="F2F2F2" w:val="clear"/>
             <w:vAlign w:val="center"/>
           </w:tcPr>
           <w:p>
@@ -10626,7 +10623,7 @@
               <w:bottom w:val="single" w:color="000000" w:sz="4"/>
               <w:right w:val="single" w:color="000000" w:sz="4"/>
             </w:tcBorders>
-            <w:shd w:fill="EBF5FB" w:val="clear"/>
+            <w:shd w:fill="F2F2F2" w:val="clear"/>
             <w:vAlign w:val="center"/>
           </w:tcPr>
           <w:p>
@@ -10655,7 +10652,7 @@
               <w:bottom w:val="single" w:color="000000" w:sz="4"/>
               <w:right w:val="single" w:color="000000" w:sz="4"/>
             </w:tcBorders>
-            <w:shd w:fill="EBF5FB" w:val="clear"/>
+            <w:shd w:fill="F2F2F2" w:val="clear"/>
             <w:vAlign w:val="center"/>
           </w:tcPr>
           <w:p>
@@ -10684,7 +10681,7 @@
               <w:bottom w:val="single" w:color="000000" w:sz="4"/>
               <w:right w:val="single" w:color="000000" w:sz="4"/>
             </w:tcBorders>
-            <w:shd w:fill="EBF5FB" w:val="clear"/>
+            <w:shd w:fill="F2F2F2" w:val="clear"/>
             <w:vAlign w:val="center"/>
           </w:tcPr>
           <w:p>
@@ -10713,7 +10710,7 @@
               <w:bottom w:val="single" w:color="000000" w:sz="4"/>
               <w:right w:val="single" w:color="000000" w:sz="4"/>
             </w:tcBorders>
-            <w:shd w:fill="EBF5FB" w:val="clear"/>
+            <w:shd w:fill="F2F2F2" w:val="clear"/>
             <w:vAlign w:val="center"/>
           </w:tcPr>
           <w:p>
@@ -10742,7 +10739,7 @@
               <w:bottom w:val="single" w:color="000000" w:sz="4"/>
               <w:right w:val="single" w:color="000000" w:sz="4"/>
             </w:tcBorders>
-            <w:shd w:fill="EBF5FB" w:val="clear"/>
+            <w:shd w:fill="F2F2F2" w:val="clear"/>
             <w:vAlign w:val="center"/>
           </w:tcPr>
           <w:p>
@@ -10771,7 +10768,7 @@
               <w:bottom w:val="single" w:color="000000" w:sz="4"/>
               <w:right w:val="single" w:color="000000" w:sz="4"/>
             </w:tcBorders>
-            <w:shd w:fill="EBF5FB" w:val="clear"/>
+            <w:shd w:fill="F2F2F2" w:val="clear"/>
             <w:vAlign w:val="center"/>
           </w:tcPr>
           <w:p>
@@ -10800,7 +10797,7 @@
               <w:bottom w:val="single" w:color="000000" w:sz="4"/>
               <w:right w:val="single" w:color="000000" w:sz="4"/>
             </w:tcBorders>
-            <w:shd w:fill="EBF5FB" w:val="clear"/>
+            <w:shd w:fill="F2F2F2" w:val="clear"/>
             <w:vAlign w:val="center"/>
           </w:tcPr>
           <w:p>

--- a/GE-SO-R34_Rev05_Autorizacion_Ingreso_Contratistas.docx
+++ b/GE-SO-R34_Rev05_Autorizacion_Ingreso_Contratistas.docx
@@ -2900,9 +2900,11 @@
         <w:gridCol w:w="1100"/>
         <w:gridCol w:w="1100"/>
         <w:gridCol w:w="950"/>
+        <w:gridCol w:w="500"/>
+        <w:gridCol w:w="230"/>
         <w:gridCol w:w="730"/>
-        <w:gridCol w:w="730"/>
-        <w:gridCol w:w="730"/>
+        <w:gridCol w:w="500"/>
+        <w:gridCol w:w="230"/>
         <w:gridCol w:w="620"/>
         <w:gridCol w:w="620"/>
         <w:gridCol w:w="700"/>
@@ -3072,7 +3074,7 @@
         </w:tc>
         <w:tc>
           <w:tcPr>
-            <w:tcW w:type="dxa" w:w="730"/>
+            <w:tcW w:type="dxa" w:w="500"/>
             <w:gridSpan w:val="1"/>
             <w:tcBorders>
               <w:top w:val="single" w:color="000000" w:sz="4"/>
@@ -3099,7 +3101,39 @@
               </w:rPr>
               <w:t xml:space="preserve">Inducción
 Seguridad
-(Caducidad)</w:t>
+(Fecha)</w:t>
+            </w:r>
+          </w:p>
+        </w:tc>
+        <w:tc>
+          <w:tcPr>
+            <w:tcW w:type="dxa" w:w="230"/>
+            <w:gridSpan w:val="1"/>
+            <w:tcBorders>
+              <w:top w:val="single" w:color="000000" w:sz="4"/>
+              <w:left w:val="single" w:color="000000" w:sz="4"/>
+              <w:bottom w:val="single" w:color="000000" w:sz="4"/>
+              <w:right w:val="single" w:color="000000" w:sz="4"/>
+            </w:tcBorders>
+            <w:shd w:fill="D9D9D9" w:val="clear"/>
+            <w:vAlign w:val="center"/>
+          </w:tcPr>
+          <w:p>
+            <w:pPr>
+              <w:spacing w:after="30" w:before="30"/>
+              <w:jc w:val="center"/>
+            </w:pPr>
+            <w:r>
+              <w:rPr>
+                <w:rFonts w:ascii="Arial" w:cs="Arial" w:eastAsia="Arial" w:hAnsi="Arial"/>
+                <w:b/>
+                <w:bCs/>
+                <w:color w:val="000000"/>
+                <w:sz w:val="13"/>
+                <w:szCs w:val="13"/>
+              </w:rPr>
+              <w:t xml:space="preserve">Vigente
+S/N</w:t>
             </w:r>
           </w:p>
         </w:tc>
@@ -3138,7 +3172,7 @@
         </w:tc>
         <w:tc>
           <w:tcPr>
-            <w:tcW w:type="dxa" w:w="730"/>
+            <w:tcW w:type="dxa" w:w="500"/>
             <w:gridSpan w:val="1"/>
             <w:tcBorders>
               <w:top w:val="single" w:color="000000" w:sz="4"/>
@@ -3165,7 +3199,39 @@
               </w:rPr>
               <w:t xml:space="preserve">Cert. Médico
 Laboral
-(Caducidad)</w:t>
+(Fecha)</w:t>
+            </w:r>
+          </w:p>
+        </w:tc>
+        <w:tc>
+          <w:tcPr>
+            <w:tcW w:type="dxa" w:w="230"/>
+            <w:gridSpan w:val="1"/>
+            <w:tcBorders>
+              <w:top w:val="single" w:color="000000" w:sz="4"/>
+              <w:left w:val="single" w:color="000000" w:sz="4"/>
+              <w:bottom w:val="single" w:color="000000" w:sz="4"/>
+              <w:right w:val="single" w:color="000000" w:sz="4"/>
+            </w:tcBorders>
+            <w:shd w:fill="D9D9D9" w:val="clear"/>
+            <w:vAlign w:val="center"/>
+          </w:tcPr>
+          <w:p>
+            <w:pPr>
+              <w:spacing w:after="30" w:before="30"/>
+              <w:jc w:val="center"/>
+            </w:pPr>
+            <w:r>
+              <w:rPr>
+                <w:rFonts w:ascii="Arial" w:cs="Arial" w:eastAsia="Arial" w:hAnsi="Arial"/>
+                <w:b/>
+                <w:bCs/>
+                <w:color w:val="000000"/>
+                <w:sz w:val="13"/>
+                <w:szCs w:val="13"/>
+              </w:rPr>
+              <w:t xml:space="preserve">Vigente
+S/N</w:t>
             </w:r>
           </w:p>
         </w:tc>
@@ -3617,6 +3683,64 @@
         </w:tc>
         <w:tc>
           <w:tcPr>
+            <w:tcW w:type="dxa" w:w="500"/>
+            <w:gridSpan w:val="1"/>
+            <w:tcBorders>
+              <w:top w:val="single" w:color="000000" w:sz="4"/>
+              <w:left w:val="single" w:color="000000" w:sz="4"/>
+              <w:bottom w:val="single" w:color="000000" w:sz="4"/>
+              <w:right w:val="single" w:color="000000" w:sz="4"/>
+            </w:tcBorders>
+            <w:shd w:fill="F2F2F2" w:val="clear"/>
+            <w:vAlign w:val="center"/>
+          </w:tcPr>
+          <w:p>
+            <w:pPr>
+              <w:spacing w:after="20" w:before="20"/>
+              <w:jc w:val="left"/>
+            </w:pPr>
+            <w:r>
+              <w:rPr>
+                <w:rFonts w:ascii="Arial" w:cs="Arial" w:eastAsia="Arial" w:hAnsi="Arial"/>
+                <w:color w:val="000000"/>
+                <w:sz w:val="14"/>
+                <w:szCs w:val="14"/>
+              </w:rPr>
+              <w:t xml:space="preserve"/>
+            </w:r>
+          </w:p>
+        </w:tc>
+        <w:tc>
+          <w:tcPr>
+            <w:tcW w:type="dxa" w:w="230"/>
+            <w:gridSpan w:val="1"/>
+            <w:tcBorders>
+              <w:top w:val="single" w:color="000000" w:sz="4"/>
+              <w:left w:val="single" w:color="000000" w:sz="4"/>
+              <w:bottom w:val="single" w:color="000000" w:sz="4"/>
+              <w:right w:val="single" w:color="000000" w:sz="4"/>
+            </w:tcBorders>
+            <w:shd w:fill="F2F2F2" w:val="clear"/>
+            <w:vAlign w:val="center"/>
+          </w:tcPr>
+          <w:p>
+            <w:pPr>
+              <w:spacing w:after="20" w:before="20"/>
+              <w:jc w:val="left"/>
+            </w:pPr>
+            <w:r>
+              <w:rPr>
+                <w:rFonts w:ascii="Arial" w:cs="Arial" w:eastAsia="Arial" w:hAnsi="Arial"/>
+                <w:color w:val="000000"/>
+                <w:sz w:val="14"/>
+                <w:szCs w:val="14"/>
+              </w:rPr>
+              <w:t xml:space="preserve"/>
+            </w:r>
+          </w:p>
+        </w:tc>
+        <w:tc>
+          <w:tcPr>
             <w:tcW w:type="dxa" w:w="730"/>
             <w:gridSpan w:val="1"/>
             <w:tcBorders>
@@ -3646,36 +3770,36 @@
         </w:tc>
         <w:tc>
           <w:tcPr>
-            <w:tcW w:type="dxa" w:w="730"/>
-            <w:gridSpan w:val="1"/>
-            <w:tcBorders>
-              <w:top w:val="single" w:color="000000" w:sz="4"/>
-              <w:left w:val="single" w:color="000000" w:sz="4"/>
-              <w:bottom w:val="single" w:color="000000" w:sz="4"/>
-              <w:right w:val="single" w:color="000000" w:sz="4"/>
-            </w:tcBorders>
-            <w:shd w:fill="F2F2F2" w:val="clear"/>
-            <w:vAlign w:val="center"/>
-          </w:tcPr>
-          <w:p>
-            <w:pPr>
-              <w:spacing w:after="20" w:before="20"/>
-              <w:jc w:val="left"/>
-            </w:pPr>
-            <w:r>
-              <w:rPr>
-                <w:rFonts w:ascii="Arial" w:cs="Arial" w:eastAsia="Arial" w:hAnsi="Arial"/>
-                <w:color w:val="000000"/>
-                <w:sz w:val="14"/>
-                <w:szCs w:val="14"/>
-              </w:rPr>
-              <w:t xml:space="preserve"/>
-            </w:r>
-          </w:p>
-        </w:tc>
-        <w:tc>
-          <w:tcPr>
-            <w:tcW w:type="dxa" w:w="730"/>
+            <w:tcW w:type="dxa" w:w="500"/>
+            <w:gridSpan w:val="1"/>
+            <w:tcBorders>
+              <w:top w:val="single" w:color="000000" w:sz="4"/>
+              <w:left w:val="single" w:color="000000" w:sz="4"/>
+              <w:bottom w:val="single" w:color="000000" w:sz="4"/>
+              <w:right w:val="single" w:color="000000" w:sz="4"/>
+            </w:tcBorders>
+            <w:shd w:fill="F2F2F2" w:val="clear"/>
+            <w:vAlign w:val="center"/>
+          </w:tcPr>
+          <w:p>
+            <w:pPr>
+              <w:spacing w:after="20" w:before="20"/>
+              <w:jc w:val="left"/>
+            </w:pPr>
+            <w:r>
+              <w:rPr>
+                <w:rFonts w:ascii="Arial" w:cs="Arial" w:eastAsia="Arial" w:hAnsi="Arial"/>
+                <w:color w:val="000000"/>
+                <w:sz w:val="14"/>
+                <w:szCs w:val="14"/>
+              </w:rPr>
+              <w:t xml:space="preserve"/>
+            </w:r>
+          </w:p>
+        </w:tc>
+        <w:tc>
+          <w:tcPr>
+            <w:tcW w:type="dxa" w:w="230"/>
             <w:gridSpan w:val="1"/>
             <w:tcBorders>
               <w:top w:val="single" w:color="000000" w:sz="4"/>
@@ -4110,6 +4234,62 @@
         </w:tc>
         <w:tc>
           <w:tcPr>
+            <w:tcW w:type="dxa" w:w="500"/>
+            <w:gridSpan w:val="1"/>
+            <w:tcBorders>
+              <w:top w:val="single" w:color="000000" w:sz="4"/>
+              <w:left w:val="single" w:color="000000" w:sz="4"/>
+              <w:bottom w:val="single" w:color="000000" w:sz="4"/>
+              <w:right w:val="single" w:color="000000" w:sz="4"/>
+            </w:tcBorders>
+            <w:vAlign w:val="center"/>
+          </w:tcPr>
+          <w:p>
+            <w:pPr>
+              <w:spacing w:after="20" w:before="20"/>
+              <w:jc w:val="left"/>
+            </w:pPr>
+            <w:r>
+              <w:rPr>
+                <w:rFonts w:ascii="Arial" w:cs="Arial" w:eastAsia="Arial" w:hAnsi="Arial"/>
+                <w:color w:val="000000"/>
+                <w:sz w:val="14"/>
+                <w:szCs w:val="14"/>
+              </w:rPr>
+              <w:t xml:space="preserve"/>
+            </w:r>
+          </w:p>
+        </w:tc>
+        <w:tc>
+          <w:tcPr>
+            <w:tcW w:type="dxa" w:w="230"/>
+            <w:gridSpan w:val="1"/>
+            <w:tcBorders>
+              <w:top w:val="single" w:color="000000" w:sz="4"/>
+              <w:left w:val="single" w:color="000000" w:sz="4"/>
+              <w:bottom w:val="single" w:color="000000" w:sz="4"/>
+              <w:right w:val="single" w:color="000000" w:sz="4"/>
+            </w:tcBorders>
+            <w:vAlign w:val="center"/>
+          </w:tcPr>
+          <w:p>
+            <w:pPr>
+              <w:spacing w:after="20" w:before="20"/>
+              <w:jc w:val="left"/>
+            </w:pPr>
+            <w:r>
+              <w:rPr>
+                <w:rFonts w:ascii="Arial" w:cs="Arial" w:eastAsia="Arial" w:hAnsi="Arial"/>
+                <w:color w:val="000000"/>
+                <w:sz w:val="14"/>
+                <w:szCs w:val="14"/>
+              </w:rPr>
+              <w:t xml:space="preserve"/>
+            </w:r>
+          </w:p>
+        </w:tc>
+        <w:tc>
+          <w:tcPr>
             <w:tcW w:type="dxa" w:w="730"/>
             <w:gridSpan w:val="1"/>
             <w:tcBorders>
@@ -4138,35 +4318,35 @@
         </w:tc>
         <w:tc>
           <w:tcPr>
-            <w:tcW w:type="dxa" w:w="730"/>
-            <w:gridSpan w:val="1"/>
-            <w:tcBorders>
-              <w:top w:val="single" w:color="000000" w:sz="4"/>
-              <w:left w:val="single" w:color="000000" w:sz="4"/>
-              <w:bottom w:val="single" w:color="000000" w:sz="4"/>
-              <w:right w:val="single" w:color="000000" w:sz="4"/>
-            </w:tcBorders>
-            <w:vAlign w:val="center"/>
-          </w:tcPr>
-          <w:p>
-            <w:pPr>
-              <w:spacing w:after="20" w:before="20"/>
-              <w:jc w:val="left"/>
-            </w:pPr>
-            <w:r>
-              <w:rPr>
-                <w:rFonts w:ascii="Arial" w:cs="Arial" w:eastAsia="Arial" w:hAnsi="Arial"/>
-                <w:color w:val="000000"/>
-                <w:sz w:val="14"/>
-                <w:szCs w:val="14"/>
-              </w:rPr>
-              <w:t xml:space="preserve"/>
-            </w:r>
-          </w:p>
-        </w:tc>
-        <w:tc>
-          <w:tcPr>
-            <w:tcW w:type="dxa" w:w="730"/>
+            <w:tcW w:type="dxa" w:w="500"/>
+            <w:gridSpan w:val="1"/>
+            <w:tcBorders>
+              <w:top w:val="single" w:color="000000" w:sz="4"/>
+              <w:left w:val="single" w:color="000000" w:sz="4"/>
+              <w:bottom w:val="single" w:color="000000" w:sz="4"/>
+              <w:right w:val="single" w:color="000000" w:sz="4"/>
+            </w:tcBorders>
+            <w:vAlign w:val="center"/>
+          </w:tcPr>
+          <w:p>
+            <w:pPr>
+              <w:spacing w:after="20" w:before="20"/>
+              <w:jc w:val="left"/>
+            </w:pPr>
+            <w:r>
+              <w:rPr>
+                <w:rFonts w:ascii="Arial" w:cs="Arial" w:eastAsia="Arial" w:hAnsi="Arial"/>
+                <w:color w:val="000000"/>
+                <w:sz w:val="14"/>
+                <w:szCs w:val="14"/>
+              </w:rPr>
+              <w:t xml:space="preserve"/>
+            </w:r>
+          </w:p>
+        </w:tc>
+        <w:tc>
+          <w:tcPr>
+            <w:tcW w:type="dxa" w:w="230"/>
             <w:gridSpan w:val="1"/>
             <w:tcBorders>
               <w:top w:val="single" w:color="000000" w:sz="4"/>
@@ -4596,6 +4776,64 @@
         </w:tc>
         <w:tc>
           <w:tcPr>
+            <w:tcW w:type="dxa" w:w="500"/>
+            <w:gridSpan w:val="1"/>
+            <w:tcBorders>
+              <w:top w:val="single" w:color="000000" w:sz="4"/>
+              <w:left w:val="single" w:color="000000" w:sz="4"/>
+              <w:bottom w:val="single" w:color="000000" w:sz="4"/>
+              <w:right w:val="single" w:color="000000" w:sz="4"/>
+            </w:tcBorders>
+            <w:shd w:fill="F2F2F2" w:val="clear"/>
+            <w:vAlign w:val="center"/>
+          </w:tcPr>
+          <w:p>
+            <w:pPr>
+              <w:spacing w:after="20" w:before="20"/>
+              <w:jc w:val="left"/>
+            </w:pPr>
+            <w:r>
+              <w:rPr>
+                <w:rFonts w:ascii="Arial" w:cs="Arial" w:eastAsia="Arial" w:hAnsi="Arial"/>
+                <w:color w:val="000000"/>
+                <w:sz w:val="14"/>
+                <w:szCs w:val="14"/>
+              </w:rPr>
+              <w:t xml:space="preserve"/>
+            </w:r>
+          </w:p>
+        </w:tc>
+        <w:tc>
+          <w:tcPr>
+            <w:tcW w:type="dxa" w:w="230"/>
+            <w:gridSpan w:val="1"/>
+            <w:tcBorders>
+              <w:top w:val="single" w:color="000000" w:sz="4"/>
+              <w:left w:val="single" w:color="000000" w:sz="4"/>
+              <w:bottom w:val="single" w:color="000000" w:sz="4"/>
+              <w:right w:val="single" w:color="000000" w:sz="4"/>
+            </w:tcBorders>
+            <w:shd w:fill="F2F2F2" w:val="clear"/>
+            <w:vAlign w:val="center"/>
+          </w:tcPr>
+          <w:p>
+            <w:pPr>
+              <w:spacing w:after="20" w:before="20"/>
+              <w:jc w:val="left"/>
+            </w:pPr>
+            <w:r>
+              <w:rPr>
+                <w:rFonts w:ascii="Arial" w:cs="Arial" w:eastAsia="Arial" w:hAnsi="Arial"/>
+                <w:color w:val="000000"/>
+                <w:sz w:val="14"/>
+                <w:szCs w:val="14"/>
+              </w:rPr>
+              <w:t xml:space="preserve"/>
+            </w:r>
+          </w:p>
+        </w:tc>
+        <w:tc>
+          <w:tcPr>
             <w:tcW w:type="dxa" w:w="730"/>
             <w:gridSpan w:val="1"/>
             <w:tcBorders>
@@ -4625,36 +4863,36 @@
         </w:tc>
         <w:tc>
           <w:tcPr>
-            <w:tcW w:type="dxa" w:w="730"/>
-            <w:gridSpan w:val="1"/>
-            <w:tcBorders>
-              <w:top w:val="single" w:color="000000" w:sz="4"/>
-              <w:left w:val="single" w:color="000000" w:sz="4"/>
-              <w:bottom w:val="single" w:color="000000" w:sz="4"/>
-              <w:right w:val="single" w:color="000000" w:sz="4"/>
-            </w:tcBorders>
-            <w:shd w:fill="F2F2F2" w:val="clear"/>
-            <w:vAlign w:val="center"/>
-          </w:tcPr>
-          <w:p>
-            <w:pPr>
-              <w:spacing w:after="20" w:before="20"/>
-              <w:jc w:val="left"/>
-            </w:pPr>
-            <w:r>
-              <w:rPr>
-                <w:rFonts w:ascii="Arial" w:cs="Arial" w:eastAsia="Arial" w:hAnsi="Arial"/>
-                <w:color w:val="000000"/>
-                <w:sz w:val="14"/>
-                <w:szCs w:val="14"/>
-              </w:rPr>
-              <w:t xml:space="preserve"/>
-            </w:r>
-          </w:p>
-        </w:tc>
-        <w:tc>
-          <w:tcPr>
-            <w:tcW w:type="dxa" w:w="730"/>
+            <w:tcW w:type="dxa" w:w="500"/>
+            <w:gridSpan w:val="1"/>
+            <w:tcBorders>
+              <w:top w:val="single" w:color="000000" w:sz="4"/>
+              <w:left w:val="single" w:color="000000" w:sz="4"/>
+              <w:bottom w:val="single" w:color="000000" w:sz="4"/>
+              <w:right w:val="single" w:color="000000" w:sz="4"/>
+            </w:tcBorders>
+            <w:shd w:fill="F2F2F2" w:val="clear"/>
+            <w:vAlign w:val="center"/>
+          </w:tcPr>
+          <w:p>
+            <w:pPr>
+              <w:spacing w:after="20" w:before="20"/>
+              <w:jc w:val="left"/>
+            </w:pPr>
+            <w:r>
+              <w:rPr>
+                <w:rFonts w:ascii="Arial" w:cs="Arial" w:eastAsia="Arial" w:hAnsi="Arial"/>
+                <w:color w:val="000000"/>
+                <w:sz w:val="14"/>
+                <w:szCs w:val="14"/>
+              </w:rPr>
+              <w:t xml:space="preserve"/>
+            </w:r>
+          </w:p>
+        </w:tc>
+        <w:tc>
+          <w:tcPr>
+            <w:tcW w:type="dxa" w:w="230"/>
             <w:gridSpan w:val="1"/>
             <w:tcBorders>
               <w:top w:val="single" w:color="000000" w:sz="4"/>
@@ -5089,6 +5327,62 @@
         </w:tc>
         <w:tc>
           <w:tcPr>
+            <w:tcW w:type="dxa" w:w="500"/>
+            <w:gridSpan w:val="1"/>
+            <w:tcBorders>
+              <w:top w:val="single" w:color="000000" w:sz="4"/>
+              <w:left w:val="single" w:color="000000" w:sz="4"/>
+              <w:bottom w:val="single" w:color="000000" w:sz="4"/>
+              <w:right w:val="single" w:color="000000" w:sz="4"/>
+            </w:tcBorders>
+            <w:vAlign w:val="center"/>
+          </w:tcPr>
+          <w:p>
+            <w:pPr>
+              <w:spacing w:after="20" w:before="20"/>
+              <w:jc w:val="left"/>
+            </w:pPr>
+            <w:r>
+              <w:rPr>
+                <w:rFonts w:ascii="Arial" w:cs="Arial" w:eastAsia="Arial" w:hAnsi="Arial"/>
+                <w:color w:val="000000"/>
+                <w:sz w:val="14"/>
+                <w:szCs w:val="14"/>
+              </w:rPr>
+              <w:t xml:space="preserve"/>
+            </w:r>
+          </w:p>
+        </w:tc>
+        <w:tc>
+          <w:tcPr>
+            <w:tcW w:type="dxa" w:w="230"/>
+            <w:gridSpan w:val="1"/>
+            <w:tcBorders>
+              <w:top w:val="single" w:color="000000" w:sz="4"/>
+              <w:left w:val="single" w:color="000000" w:sz="4"/>
+              <w:bottom w:val="single" w:color="000000" w:sz="4"/>
+              <w:right w:val="single" w:color="000000" w:sz="4"/>
+            </w:tcBorders>
+            <w:vAlign w:val="center"/>
+          </w:tcPr>
+          <w:p>
+            <w:pPr>
+              <w:spacing w:after="20" w:before="20"/>
+              <w:jc w:val="left"/>
+            </w:pPr>
+            <w:r>
+              <w:rPr>
+                <w:rFonts w:ascii="Arial" w:cs="Arial" w:eastAsia="Arial" w:hAnsi="Arial"/>
+                <w:color w:val="000000"/>
+                <w:sz w:val="14"/>
+                <w:szCs w:val="14"/>
+              </w:rPr>
+              <w:t xml:space="preserve"/>
+            </w:r>
+          </w:p>
+        </w:tc>
+        <w:tc>
+          <w:tcPr>
             <w:tcW w:type="dxa" w:w="730"/>
             <w:gridSpan w:val="1"/>
             <w:tcBorders>
@@ -5117,35 +5411,35 @@
         </w:tc>
         <w:tc>
           <w:tcPr>
-            <w:tcW w:type="dxa" w:w="730"/>
-            <w:gridSpan w:val="1"/>
-            <w:tcBorders>
-              <w:top w:val="single" w:color="000000" w:sz="4"/>
-              <w:left w:val="single" w:color="000000" w:sz="4"/>
-              <w:bottom w:val="single" w:color="000000" w:sz="4"/>
-              <w:right w:val="single" w:color="000000" w:sz="4"/>
-            </w:tcBorders>
-            <w:vAlign w:val="center"/>
-          </w:tcPr>
-          <w:p>
-            <w:pPr>
-              <w:spacing w:after="20" w:before="20"/>
-              <w:jc w:val="left"/>
-            </w:pPr>
-            <w:r>
-              <w:rPr>
-                <w:rFonts w:ascii="Arial" w:cs="Arial" w:eastAsia="Arial" w:hAnsi="Arial"/>
-                <w:color w:val="000000"/>
-                <w:sz w:val="14"/>
-                <w:szCs w:val="14"/>
-              </w:rPr>
-              <w:t xml:space="preserve"/>
-            </w:r>
-          </w:p>
-        </w:tc>
-        <w:tc>
-          <w:tcPr>
-            <w:tcW w:type="dxa" w:w="730"/>
+            <w:tcW w:type="dxa" w:w="500"/>
+            <w:gridSpan w:val="1"/>
+            <w:tcBorders>
+              <w:top w:val="single" w:color="000000" w:sz="4"/>
+              <w:left w:val="single" w:color="000000" w:sz="4"/>
+              <w:bottom w:val="single" w:color="000000" w:sz="4"/>
+              <w:right w:val="single" w:color="000000" w:sz="4"/>
+            </w:tcBorders>
+            <w:vAlign w:val="center"/>
+          </w:tcPr>
+          <w:p>
+            <w:pPr>
+              <w:spacing w:after="20" w:before="20"/>
+              <w:jc w:val="left"/>
+            </w:pPr>
+            <w:r>
+              <w:rPr>
+                <w:rFonts w:ascii="Arial" w:cs="Arial" w:eastAsia="Arial" w:hAnsi="Arial"/>
+                <w:color w:val="000000"/>
+                <w:sz w:val="14"/>
+                <w:szCs w:val="14"/>
+              </w:rPr>
+              <w:t xml:space="preserve"/>
+            </w:r>
+          </w:p>
+        </w:tc>
+        <w:tc>
+          <w:tcPr>
+            <w:tcW w:type="dxa" w:w="230"/>
             <w:gridSpan w:val="1"/>
             <w:tcBorders>
               <w:top w:val="single" w:color="000000" w:sz="4"/>
@@ -5575,6 +5869,64 @@
         </w:tc>
         <w:tc>
           <w:tcPr>
+            <w:tcW w:type="dxa" w:w="500"/>
+            <w:gridSpan w:val="1"/>
+            <w:tcBorders>
+              <w:top w:val="single" w:color="000000" w:sz="4"/>
+              <w:left w:val="single" w:color="000000" w:sz="4"/>
+              <w:bottom w:val="single" w:color="000000" w:sz="4"/>
+              <w:right w:val="single" w:color="000000" w:sz="4"/>
+            </w:tcBorders>
+            <w:shd w:fill="F2F2F2" w:val="clear"/>
+            <w:vAlign w:val="center"/>
+          </w:tcPr>
+          <w:p>
+            <w:pPr>
+              <w:spacing w:after="20" w:before="20"/>
+              <w:jc w:val="left"/>
+            </w:pPr>
+            <w:r>
+              <w:rPr>
+                <w:rFonts w:ascii="Arial" w:cs="Arial" w:eastAsia="Arial" w:hAnsi="Arial"/>
+                <w:color w:val="000000"/>
+                <w:sz w:val="14"/>
+                <w:szCs w:val="14"/>
+              </w:rPr>
+              <w:t xml:space="preserve"/>
+            </w:r>
+          </w:p>
+        </w:tc>
+        <w:tc>
+          <w:tcPr>
+            <w:tcW w:type="dxa" w:w="230"/>
+            <w:gridSpan w:val="1"/>
+            <w:tcBorders>
+              <w:top w:val="single" w:color="000000" w:sz="4"/>
+              <w:left w:val="single" w:color="000000" w:sz="4"/>
+              <w:bottom w:val="single" w:color="000000" w:sz="4"/>
+              <w:right w:val="single" w:color="000000" w:sz="4"/>
+            </w:tcBorders>
+            <w:shd w:fill="F2F2F2" w:val="clear"/>
+            <w:vAlign w:val="center"/>
+          </w:tcPr>
+          <w:p>
+            <w:pPr>
+              <w:spacing w:after="20" w:before="20"/>
+              <w:jc w:val="left"/>
+            </w:pPr>
+            <w:r>
+              <w:rPr>
+                <w:rFonts w:ascii="Arial" w:cs="Arial" w:eastAsia="Arial" w:hAnsi="Arial"/>
+                <w:color w:val="000000"/>
+                <w:sz w:val="14"/>
+                <w:szCs w:val="14"/>
+              </w:rPr>
+              <w:t xml:space="preserve"/>
+            </w:r>
+          </w:p>
+        </w:tc>
+        <w:tc>
+          <w:tcPr>
             <w:tcW w:type="dxa" w:w="730"/>
             <w:gridSpan w:val="1"/>
             <w:tcBorders>
@@ -5604,36 +5956,36 @@
         </w:tc>
         <w:tc>
           <w:tcPr>
-            <w:tcW w:type="dxa" w:w="730"/>
-            <w:gridSpan w:val="1"/>
-            <w:tcBorders>
-              <w:top w:val="single" w:color="000000" w:sz="4"/>
-              <w:left w:val="single" w:color="000000" w:sz="4"/>
-              <w:bottom w:val="single" w:color="000000" w:sz="4"/>
-              <w:right w:val="single" w:color="000000" w:sz="4"/>
-            </w:tcBorders>
-            <w:shd w:fill="F2F2F2" w:val="clear"/>
-            <w:vAlign w:val="center"/>
-          </w:tcPr>
-          <w:p>
-            <w:pPr>
-              <w:spacing w:after="20" w:before="20"/>
-              <w:jc w:val="left"/>
-            </w:pPr>
-            <w:r>
-              <w:rPr>
-                <w:rFonts w:ascii="Arial" w:cs="Arial" w:eastAsia="Arial" w:hAnsi="Arial"/>
-                <w:color w:val="000000"/>
-                <w:sz w:val="14"/>
-                <w:szCs w:val="14"/>
-              </w:rPr>
-              <w:t xml:space="preserve"/>
-            </w:r>
-          </w:p>
-        </w:tc>
-        <w:tc>
-          <w:tcPr>
-            <w:tcW w:type="dxa" w:w="730"/>
+            <w:tcW w:type="dxa" w:w="500"/>
+            <w:gridSpan w:val="1"/>
+            <w:tcBorders>
+              <w:top w:val="single" w:color="000000" w:sz="4"/>
+              <w:left w:val="single" w:color="000000" w:sz="4"/>
+              <w:bottom w:val="single" w:color="000000" w:sz="4"/>
+              <w:right w:val="single" w:color="000000" w:sz="4"/>
+            </w:tcBorders>
+            <w:shd w:fill="F2F2F2" w:val="clear"/>
+            <w:vAlign w:val="center"/>
+          </w:tcPr>
+          <w:p>
+            <w:pPr>
+              <w:spacing w:after="20" w:before="20"/>
+              <w:jc w:val="left"/>
+            </w:pPr>
+            <w:r>
+              <w:rPr>
+                <w:rFonts w:ascii="Arial" w:cs="Arial" w:eastAsia="Arial" w:hAnsi="Arial"/>
+                <w:color w:val="000000"/>
+                <w:sz w:val="14"/>
+                <w:szCs w:val="14"/>
+              </w:rPr>
+              <w:t xml:space="preserve"/>
+            </w:r>
+          </w:p>
+        </w:tc>
+        <w:tc>
+          <w:tcPr>
+            <w:tcW w:type="dxa" w:w="230"/>
             <w:gridSpan w:val="1"/>
             <w:tcBorders>
               <w:top w:val="single" w:color="000000" w:sz="4"/>
@@ -6068,6 +6420,62 @@
         </w:tc>
         <w:tc>
           <w:tcPr>
+            <w:tcW w:type="dxa" w:w="500"/>
+            <w:gridSpan w:val="1"/>
+            <w:tcBorders>
+              <w:top w:val="single" w:color="000000" w:sz="4"/>
+              <w:left w:val="single" w:color="000000" w:sz="4"/>
+              <w:bottom w:val="single" w:color="000000" w:sz="4"/>
+              <w:right w:val="single" w:color="000000" w:sz="4"/>
+            </w:tcBorders>
+            <w:vAlign w:val="center"/>
+          </w:tcPr>
+          <w:p>
+            <w:pPr>
+              <w:spacing w:after="20" w:before="20"/>
+              <w:jc w:val="left"/>
+            </w:pPr>
+            <w:r>
+              <w:rPr>
+                <w:rFonts w:ascii="Arial" w:cs="Arial" w:eastAsia="Arial" w:hAnsi="Arial"/>
+                <w:color w:val="000000"/>
+                <w:sz w:val="14"/>
+                <w:szCs w:val="14"/>
+              </w:rPr>
+              <w:t xml:space="preserve"/>
+            </w:r>
+          </w:p>
+        </w:tc>
+        <w:tc>
+          <w:tcPr>
+            <w:tcW w:type="dxa" w:w="230"/>
+            <w:gridSpan w:val="1"/>
+            <w:tcBorders>
+              <w:top w:val="single" w:color="000000" w:sz="4"/>
+              <w:left w:val="single" w:color="000000" w:sz="4"/>
+              <w:bottom w:val="single" w:color="000000" w:sz="4"/>
+              <w:right w:val="single" w:color="000000" w:sz="4"/>
+            </w:tcBorders>
+            <w:vAlign w:val="center"/>
+          </w:tcPr>
+          <w:p>
+            <w:pPr>
+              <w:spacing w:after="20" w:before="20"/>
+              <w:jc w:val="left"/>
+            </w:pPr>
+            <w:r>
+              <w:rPr>
+                <w:rFonts w:ascii="Arial" w:cs="Arial" w:eastAsia="Arial" w:hAnsi="Arial"/>
+                <w:color w:val="000000"/>
+                <w:sz w:val="14"/>
+                <w:szCs w:val="14"/>
+              </w:rPr>
+              <w:t xml:space="preserve"/>
+            </w:r>
+          </w:p>
+        </w:tc>
+        <w:tc>
+          <w:tcPr>
             <w:tcW w:type="dxa" w:w="730"/>
             <w:gridSpan w:val="1"/>
             <w:tcBorders>
@@ -6096,35 +6504,35 @@
         </w:tc>
         <w:tc>
           <w:tcPr>
-            <w:tcW w:type="dxa" w:w="730"/>
-            <w:gridSpan w:val="1"/>
-            <w:tcBorders>
-              <w:top w:val="single" w:color="000000" w:sz="4"/>
-              <w:left w:val="single" w:color="000000" w:sz="4"/>
-              <w:bottom w:val="single" w:color="000000" w:sz="4"/>
-              <w:right w:val="single" w:color="000000" w:sz="4"/>
-            </w:tcBorders>
-            <w:vAlign w:val="center"/>
-          </w:tcPr>
-          <w:p>
-            <w:pPr>
-              <w:spacing w:after="20" w:before="20"/>
-              <w:jc w:val="left"/>
-            </w:pPr>
-            <w:r>
-              <w:rPr>
-                <w:rFonts w:ascii="Arial" w:cs="Arial" w:eastAsia="Arial" w:hAnsi="Arial"/>
-                <w:color w:val="000000"/>
-                <w:sz w:val="14"/>
-                <w:szCs w:val="14"/>
-              </w:rPr>
-              <w:t xml:space="preserve"/>
-            </w:r>
-          </w:p>
-        </w:tc>
-        <w:tc>
-          <w:tcPr>
-            <w:tcW w:type="dxa" w:w="730"/>
+            <w:tcW w:type="dxa" w:w="500"/>
+            <w:gridSpan w:val="1"/>
+            <w:tcBorders>
+              <w:top w:val="single" w:color="000000" w:sz="4"/>
+              <w:left w:val="single" w:color="000000" w:sz="4"/>
+              <w:bottom w:val="single" w:color="000000" w:sz="4"/>
+              <w:right w:val="single" w:color="000000" w:sz="4"/>
+            </w:tcBorders>
+            <w:vAlign w:val="center"/>
+          </w:tcPr>
+          <w:p>
+            <w:pPr>
+              <w:spacing w:after="20" w:before="20"/>
+              <w:jc w:val="left"/>
+            </w:pPr>
+            <w:r>
+              <w:rPr>
+                <w:rFonts w:ascii="Arial" w:cs="Arial" w:eastAsia="Arial" w:hAnsi="Arial"/>
+                <w:color w:val="000000"/>
+                <w:sz w:val="14"/>
+                <w:szCs w:val="14"/>
+              </w:rPr>
+              <w:t xml:space="preserve"/>
+            </w:r>
+          </w:p>
+        </w:tc>
+        <w:tc>
+          <w:tcPr>
+            <w:tcW w:type="dxa" w:w="230"/>
             <w:gridSpan w:val="1"/>
             <w:tcBorders>
               <w:top w:val="single" w:color="000000" w:sz="4"/>
@@ -6554,6 +6962,64 @@
         </w:tc>
         <w:tc>
           <w:tcPr>
+            <w:tcW w:type="dxa" w:w="500"/>
+            <w:gridSpan w:val="1"/>
+            <w:tcBorders>
+              <w:top w:val="single" w:color="000000" w:sz="4"/>
+              <w:left w:val="single" w:color="000000" w:sz="4"/>
+              <w:bottom w:val="single" w:color="000000" w:sz="4"/>
+              <w:right w:val="single" w:color="000000" w:sz="4"/>
+            </w:tcBorders>
+            <w:shd w:fill="F2F2F2" w:val="clear"/>
+            <w:vAlign w:val="center"/>
+          </w:tcPr>
+          <w:p>
+            <w:pPr>
+              <w:spacing w:after="20" w:before="20"/>
+              <w:jc w:val="left"/>
+            </w:pPr>
+            <w:r>
+              <w:rPr>
+                <w:rFonts w:ascii="Arial" w:cs="Arial" w:eastAsia="Arial" w:hAnsi="Arial"/>
+                <w:color w:val="000000"/>
+                <w:sz w:val="14"/>
+                <w:szCs w:val="14"/>
+              </w:rPr>
+              <w:t xml:space="preserve"/>
+            </w:r>
+          </w:p>
+        </w:tc>
+        <w:tc>
+          <w:tcPr>
+            <w:tcW w:type="dxa" w:w="230"/>
+            <w:gridSpan w:val="1"/>
+            <w:tcBorders>
+              <w:top w:val="single" w:color="000000" w:sz="4"/>
+              <w:left w:val="single" w:color="000000" w:sz="4"/>
+              <w:bottom w:val="single" w:color="000000" w:sz="4"/>
+              <w:right w:val="single" w:color="000000" w:sz="4"/>
+            </w:tcBorders>
+            <w:shd w:fill="F2F2F2" w:val="clear"/>
+            <w:vAlign w:val="center"/>
+          </w:tcPr>
+          <w:p>
+            <w:pPr>
+              <w:spacing w:after="20" w:before="20"/>
+              <w:jc w:val="left"/>
+            </w:pPr>
+            <w:r>
+              <w:rPr>
+                <w:rFonts w:ascii="Arial" w:cs="Arial" w:eastAsia="Arial" w:hAnsi="Arial"/>
+                <w:color w:val="000000"/>
+                <w:sz w:val="14"/>
+                <w:szCs w:val="14"/>
+              </w:rPr>
+              <w:t xml:space="preserve"/>
+            </w:r>
+          </w:p>
+        </w:tc>
+        <w:tc>
+          <w:tcPr>
             <w:tcW w:type="dxa" w:w="730"/>
             <w:gridSpan w:val="1"/>
             <w:tcBorders>
@@ -6583,36 +7049,36 @@
         </w:tc>
         <w:tc>
           <w:tcPr>
-            <w:tcW w:type="dxa" w:w="730"/>
-            <w:gridSpan w:val="1"/>
-            <w:tcBorders>
-              <w:top w:val="single" w:color="000000" w:sz="4"/>
-              <w:left w:val="single" w:color="000000" w:sz="4"/>
-              <w:bottom w:val="single" w:color="000000" w:sz="4"/>
-              <w:right w:val="single" w:color="000000" w:sz="4"/>
-            </w:tcBorders>
-            <w:shd w:fill="F2F2F2" w:val="clear"/>
-            <w:vAlign w:val="center"/>
-          </w:tcPr>
-          <w:p>
-            <w:pPr>
-              <w:spacing w:after="20" w:before="20"/>
-              <w:jc w:val="left"/>
-            </w:pPr>
-            <w:r>
-              <w:rPr>
-                <w:rFonts w:ascii="Arial" w:cs="Arial" w:eastAsia="Arial" w:hAnsi="Arial"/>
-                <w:color w:val="000000"/>
-                <w:sz w:val="14"/>
-                <w:szCs w:val="14"/>
-              </w:rPr>
-              <w:t xml:space="preserve"/>
-            </w:r>
-          </w:p>
-        </w:tc>
-        <w:tc>
-          <w:tcPr>
-            <w:tcW w:type="dxa" w:w="730"/>
+            <w:tcW w:type="dxa" w:w="500"/>
+            <w:gridSpan w:val="1"/>
+            <w:tcBorders>
+              <w:top w:val="single" w:color="000000" w:sz="4"/>
+              <w:left w:val="single" w:color="000000" w:sz="4"/>
+              <w:bottom w:val="single" w:color="000000" w:sz="4"/>
+              <w:right w:val="single" w:color="000000" w:sz="4"/>
+            </w:tcBorders>
+            <w:shd w:fill="F2F2F2" w:val="clear"/>
+            <w:vAlign w:val="center"/>
+          </w:tcPr>
+          <w:p>
+            <w:pPr>
+              <w:spacing w:after="20" w:before="20"/>
+              <w:jc w:val="left"/>
+            </w:pPr>
+            <w:r>
+              <w:rPr>
+                <w:rFonts w:ascii="Arial" w:cs="Arial" w:eastAsia="Arial" w:hAnsi="Arial"/>
+                <w:color w:val="000000"/>
+                <w:sz w:val="14"/>
+                <w:szCs w:val="14"/>
+              </w:rPr>
+              <w:t xml:space="preserve"/>
+            </w:r>
+          </w:p>
+        </w:tc>
+        <w:tc>
+          <w:tcPr>
+            <w:tcW w:type="dxa" w:w="230"/>
             <w:gridSpan w:val="1"/>
             <w:tcBorders>
               <w:top w:val="single" w:color="000000" w:sz="4"/>
@@ -7047,6 +7513,62 @@
         </w:tc>
         <w:tc>
           <w:tcPr>
+            <w:tcW w:type="dxa" w:w="500"/>
+            <w:gridSpan w:val="1"/>
+            <w:tcBorders>
+              <w:top w:val="single" w:color="000000" w:sz="4"/>
+              <w:left w:val="single" w:color="000000" w:sz="4"/>
+              <w:bottom w:val="single" w:color="000000" w:sz="4"/>
+              <w:right w:val="single" w:color="000000" w:sz="4"/>
+            </w:tcBorders>
+            <w:vAlign w:val="center"/>
+          </w:tcPr>
+          <w:p>
+            <w:pPr>
+              <w:spacing w:after="20" w:before="20"/>
+              <w:jc w:val="left"/>
+            </w:pPr>
+            <w:r>
+              <w:rPr>
+                <w:rFonts w:ascii="Arial" w:cs="Arial" w:eastAsia="Arial" w:hAnsi="Arial"/>
+                <w:color w:val="000000"/>
+                <w:sz w:val="14"/>
+                <w:szCs w:val="14"/>
+              </w:rPr>
+              <w:t xml:space="preserve"/>
+            </w:r>
+          </w:p>
+        </w:tc>
+        <w:tc>
+          <w:tcPr>
+            <w:tcW w:type="dxa" w:w="230"/>
+            <w:gridSpan w:val="1"/>
+            <w:tcBorders>
+              <w:top w:val="single" w:color="000000" w:sz="4"/>
+              <w:left w:val="single" w:color="000000" w:sz="4"/>
+              <w:bottom w:val="single" w:color="000000" w:sz="4"/>
+              <w:right w:val="single" w:color="000000" w:sz="4"/>
+            </w:tcBorders>
+            <w:vAlign w:val="center"/>
+          </w:tcPr>
+          <w:p>
+            <w:pPr>
+              <w:spacing w:after="20" w:before="20"/>
+              <w:jc w:val="left"/>
+            </w:pPr>
+            <w:r>
+              <w:rPr>
+                <w:rFonts w:ascii="Arial" w:cs="Arial" w:eastAsia="Arial" w:hAnsi="Arial"/>
+                <w:color w:val="000000"/>
+                <w:sz w:val="14"/>
+                <w:szCs w:val="14"/>
+              </w:rPr>
+              <w:t xml:space="preserve"/>
+            </w:r>
+          </w:p>
+        </w:tc>
+        <w:tc>
+          <w:tcPr>
             <w:tcW w:type="dxa" w:w="730"/>
             <w:gridSpan w:val="1"/>
             <w:tcBorders>
@@ -7075,35 +7597,35 @@
         </w:tc>
         <w:tc>
           <w:tcPr>
-            <w:tcW w:type="dxa" w:w="730"/>
-            <w:gridSpan w:val="1"/>
-            <w:tcBorders>
-              <w:top w:val="single" w:color="000000" w:sz="4"/>
-              <w:left w:val="single" w:color="000000" w:sz="4"/>
-              <w:bottom w:val="single" w:color="000000" w:sz="4"/>
-              <w:right w:val="single" w:color="000000" w:sz="4"/>
-            </w:tcBorders>
-            <w:vAlign w:val="center"/>
-          </w:tcPr>
-          <w:p>
-            <w:pPr>
-              <w:spacing w:after="20" w:before="20"/>
-              <w:jc w:val="left"/>
-            </w:pPr>
-            <w:r>
-              <w:rPr>
-                <w:rFonts w:ascii="Arial" w:cs="Arial" w:eastAsia="Arial" w:hAnsi="Arial"/>
-                <w:color w:val="000000"/>
-                <w:sz w:val="14"/>
-                <w:szCs w:val="14"/>
-              </w:rPr>
-              <w:t xml:space="preserve"/>
-            </w:r>
-          </w:p>
-        </w:tc>
-        <w:tc>
-          <w:tcPr>
-            <w:tcW w:type="dxa" w:w="730"/>
+            <w:tcW w:type="dxa" w:w="500"/>
+            <w:gridSpan w:val="1"/>
+            <w:tcBorders>
+              <w:top w:val="single" w:color="000000" w:sz="4"/>
+              <w:left w:val="single" w:color="000000" w:sz="4"/>
+              <w:bottom w:val="single" w:color="000000" w:sz="4"/>
+              <w:right w:val="single" w:color="000000" w:sz="4"/>
+            </w:tcBorders>
+            <w:vAlign w:val="center"/>
+          </w:tcPr>
+          <w:p>
+            <w:pPr>
+              <w:spacing w:after="20" w:before="20"/>
+              <w:jc w:val="left"/>
+            </w:pPr>
+            <w:r>
+              <w:rPr>
+                <w:rFonts w:ascii="Arial" w:cs="Arial" w:eastAsia="Arial" w:hAnsi="Arial"/>
+                <w:color w:val="000000"/>
+                <w:sz w:val="14"/>
+                <w:szCs w:val="14"/>
+              </w:rPr>
+              <w:t xml:space="preserve"/>
+            </w:r>
+          </w:p>
+        </w:tc>
+        <w:tc>
+          <w:tcPr>
+            <w:tcW w:type="dxa" w:w="230"/>
             <w:gridSpan w:val="1"/>
             <w:tcBorders>
               <w:top w:val="single" w:color="000000" w:sz="4"/>
@@ -7533,6 +8055,64 @@
         </w:tc>
         <w:tc>
           <w:tcPr>
+            <w:tcW w:type="dxa" w:w="500"/>
+            <w:gridSpan w:val="1"/>
+            <w:tcBorders>
+              <w:top w:val="single" w:color="000000" w:sz="4"/>
+              <w:left w:val="single" w:color="000000" w:sz="4"/>
+              <w:bottom w:val="single" w:color="000000" w:sz="4"/>
+              <w:right w:val="single" w:color="000000" w:sz="4"/>
+            </w:tcBorders>
+            <w:shd w:fill="F2F2F2" w:val="clear"/>
+            <w:vAlign w:val="center"/>
+          </w:tcPr>
+          <w:p>
+            <w:pPr>
+              <w:spacing w:after="20" w:before="20"/>
+              <w:jc w:val="left"/>
+            </w:pPr>
+            <w:r>
+              <w:rPr>
+                <w:rFonts w:ascii="Arial" w:cs="Arial" w:eastAsia="Arial" w:hAnsi="Arial"/>
+                <w:color w:val="000000"/>
+                <w:sz w:val="14"/>
+                <w:szCs w:val="14"/>
+              </w:rPr>
+              <w:t xml:space="preserve"/>
+            </w:r>
+          </w:p>
+        </w:tc>
+        <w:tc>
+          <w:tcPr>
+            <w:tcW w:type="dxa" w:w="230"/>
+            <w:gridSpan w:val="1"/>
+            <w:tcBorders>
+              <w:top w:val="single" w:color="000000" w:sz="4"/>
+              <w:left w:val="single" w:color="000000" w:sz="4"/>
+              <w:bottom w:val="single" w:color="000000" w:sz="4"/>
+              <w:right w:val="single" w:color="000000" w:sz="4"/>
+            </w:tcBorders>
+            <w:shd w:fill="F2F2F2" w:val="clear"/>
+            <w:vAlign w:val="center"/>
+          </w:tcPr>
+          <w:p>
+            <w:pPr>
+              <w:spacing w:after="20" w:before="20"/>
+              <w:jc w:val="left"/>
+            </w:pPr>
+            <w:r>
+              <w:rPr>
+                <w:rFonts w:ascii="Arial" w:cs="Arial" w:eastAsia="Arial" w:hAnsi="Arial"/>
+                <w:color w:val="000000"/>
+                <w:sz w:val="14"/>
+                <w:szCs w:val="14"/>
+              </w:rPr>
+              <w:t xml:space="preserve"/>
+            </w:r>
+          </w:p>
+        </w:tc>
+        <w:tc>
+          <w:tcPr>
             <w:tcW w:type="dxa" w:w="730"/>
             <w:gridSpan w:val="1"/>
             <w:tcBorders>
@@ -7562,36 +8142,36 @@
         </w:tc>
         <w:tc>
           <w:tcPr>
-            <w:tcW w:type="dxa" w:w="730"/>
-            <w:gridSpan w:val="1"/>
-            <w:tcBorders>
-              <w:top w:val="single" w:color="000000" w:sz="4"/>
-              <w:left w:val="single" w:color="000000" w:sz="4"/>
-              <w:bottom w:val="single" w:color="000000" w:sz="4"/>
-              <w:right w:val="single" w:color="000000" w:sz="4"/>
-            </w:tcBorders>
-            <w:shd w:fill="F2F2F2" w:val="clear"/>
-            <w:vAlign w:val="center"/>
-          </w:tcPr>
-          <w:p>
-            <w:pPr>
-              <w:spacing w:after="20" w:before="20"/>
-              <w:jc w:val="left"/>
-            </w:pPr>
-            <w:r>
-              <w:rPr>
-                <w:rFonts w:ascii="Arial" w:cs="Arial" w:eastAsia="Arial" w:hAnsi="Arial"/>
-                <w:color w:val="000000"/>
-                <w:sz w:val="14"/>
-                <w:szCs w:val="14"/>
-              </w:rPr>
-              <w:t xml:space="preserve"/>
-            </w:r>
-          </w:p>
-        </w:tc>
-        <w:tc>
-          <w:tcPr>
-            <w:tcW w:type="dxa" w:w="730"/>
+            <w:tcW w:type="dxa" w:w="500"/>
+            <w:gridSpan w:val="1"/>
+            <w:tcBorders>
+              <w:top w:val="single" w:color="000000" w:sz="4"/>
+              <w:left w:val="single" w:color="000000" w:sz="4"/>
+              <w:bottom w:val="single" w:color="000000" w:sz="4"/>
+              <w:right w:val="single" w:color="000000" w:sz="4"/>
+            </w:tcBorders>
+            <w:shd w:fill="F2F2F2" w:val="clear"/>
+            <w:vAlign w:val="center"/>
+          </w:tcPr>
+          <w:p>
+            <w:pPr>
+              <w:spacing w:after="20" w:before="20"/>
+              <w:jc w:val="left"/>
+            </w:pPr>
+            <w:r>
+              <w:rPr>
+                <w:rFonts w:ascii="Arial" w:cs="Arial" w:eastAsia="Arial" w:hAnsi="Arial"/>
+                <w:color w:val="000000"/>
+                <w:sz w:val="14"/>
+                <w:szCs w:val="14"/>
+              </w:rPr>
+              <w:t xml:space="preserve"/>
+            </w:r>
+          </w:p>
+        </w:tc>
+        <w:tc>
+          <w:tcPr>
+            <w:tcW w:type="dxa" w:w="230"/>
             <w:gridSpan w:val="1"/>
             <w:tcBorders>
               <w:top w:val="single" w:color="000000" w:sz="4"/>
@@ -8026,6 +8606,62 @@
         </w:tc>
         <w:tc>
           <w:tcPr>
+            <w:tcW w:type="dxa" w:w="500"/>
+            <w:gridSpan w:val="1"/>
+            <w:tcBorders>
+              <w:top w:val="single" w:color="000000" w:sz="4"/>
+              <w:left w:val="single" w:color="000000" w:sz="4"/>
+              <w:bottom w:val="single" w:color="000000" w:sz="4"/>
+              <w:right w:val="single" w:color="000000" w:sz="4"/>
+            </w:tcBorders>
+            <w:vAlign w:val="center"/>
+          </w:tcPr>
+          <w:p>
+            <w:pPr>
+              <w:spacing w:after="20" w:before="20"/>
+              <w:jc w:val="left"/>
+            </w:pPr>
+            <w:r>
+              <w:rPr>
+                <w:rFonts w:ascii="Arial" w:cs="Arial" w:eastAsia="Arial" w:hAnsi="Arial"/>
+                <w:color w:val="000000"/>
+                <w:sz w:val="14"/>
+                <w:szCs w:val="14"/>
+              </w:rPr>
+              <w:t xml:space="preserve"/>
+            </w:r>
+          </w:p>
+        </w:tc>
+        <w:tc>
+          <w:tcPr>
+            <w:tcW w:type="dxa" w:w="230"/>
+            <w:gridSpan w:val="1"/>
+            <w:tcBorders>
+              <w:top w:val="single" w:color="000000" w:sz="4"/>
+              <w:left w:val="single" w:color="000000" w:sz="4"/>
+              <w:bottom w:val="single" w:color="000000" w:sz="4"/>
+              <w:right w:val="single" w:color="000000" w:sz="4"/>
+            </w:tcBorders>
+            <w:vAlign w:val="center"/>
+          </w:tcPr>
+          <w:p>
+            <w:pPr>
+              <w:spacing w:after="20" w:before="20"/>
+              <w:jc w:val="left"/>
+            </w:pPr>
+            <w:r>
+              <w:rPr>
+                <w:rFonts w:ascii="Arial" w:cs="Arial" w:eastAsia="Arial" w:hAnsi="Arial"/>
+                <w:color w:val="000000"/>
+                <w:sz w:val="14"/>
+                <w:szCs w:val="14"/>
+              </w:rPr>
+              <w:t xml:space="preserve"/>
+            </w:r>
+          </w:p>
+        </w:tc>
+        <w:tc>
+          <w:tcPr>
             <w:tcW w:type="dxa" w:w="730"/>
             <w:gridSpan w:val="1"/>
             <w:tcBorders>
@@ -8054,35 +8690,35 @@
         </w:tc>
         <w:tc>
           <w:tcPr>
-            <w:tcW w:type="dxa" w:w="730"/>
-            <w:gridSpan w:val="1"/>
-            <w:tcBorders>
-              <w:top w:val="single" w:color="000000" w:sz="4"/>
-              <w:left w:val="single" w:color="000000" w:sz="4"/>
-              <w:bottom w:val="single" w:color="000000" w:sz="4"/>
-              <w:right w:val="single" w:color="000000" w:sz="4"/>
-            </w:tcBorders>
-            <w:vAlign w:val="center"/>
-          </w:tcPr>
-          <w:p>
-            <w:pPr>
-              <w:spacing w:after="20" w:before="20"/>
-              <w:jc w:val="left"/>
-            </w:pPr>
-            <w:r>
-              <w:rPr>
-                <w:rFonts w:ascii="Arial" w:cs="Arial" w:eastAsia="Arial" w:hAnsi="Arial"/>
-                <w:color w:val="000000"/>
-                <w:sz w:val="14"/>
-                <w:szCs w:val="14"/>
-              </w:rPr>
-              <w:t xml:space="preserve"/>
-            </w:r>
-          </w:p>
-        </w:tc>
-        <w:tc>
-          <w:tcPr>
-            <w:tcW w:type="dxa" w:w="730"/>
+            <w:tcW w:type="dxa" w:w="500"/>
+            <w:gridSpan w:val="1"/>
+            <w:tcBorders>
+              <w:top w:val="single" w:color="000000" w:sz="4"/>
+              <w:left w:val="single" w:color="000000" w:sz="4"/>
+              <w:bottom w:val="single" w:color="000000" w:sz="4"/>
+              <w:right w:val="single" w:color="000000" w:sz="4"/>
+            </w:tcBorders>
+            <w:vAlign w:val="center"/>
+          </w:tcPr>
+          <w:p>
+            <w:pPr>
+              <w:spacing w:after="20" w:before="20"/>
+              <w:jc w:val="left"/>
+            </w:pPr>
+            <w:r>
+              <w:rPr>
+                <w:rFonts w:ascii="Arial" w:cs="Arial" w:eastAsia="Arial" w:hAnsi="Arial"/>
+                <w:color w:val="000000"/>
+                <w:sz w:val="14"/>
+                <w:szCs w:val="14"/>
+              </w:rPr>
+              <w:t xml:space="preserve"/>
+            </w:r>
+          </w:p>
+        </w:tc>
+        <w:tc>
+          <w:tcPr>
+            <w:tcW w:type="dxa" w:w="230"/>
             <w:gridSpan w:val="1"/>
             <w:tcBorders>
               <w:top w:val="single" w:color="000000" w:sz="4"/>
@@ -8512,6 +9148,64 @@
         </w:tc>
         <w:tc>
           <w:tcPr>
+            <w:tcW w:type="dxa" w:w="500"/>
+            <w:gridSpan w:val="1"/>
+            <w:tcBorders>
+              <w:top w:val="single" w:color="000000" w:sz="4"/>
+              <w:left w:val="single" w:color="000000" w:sz="4"/>
+              <w:bottom w:val="single" w:color="000000" w:sz="4"/>
+              <w:right w:val="single" w:color="000000" w:sz="4"/>
+            </w:tcBorders>
+            <w:shd w:fill="F2F2F2" w:val="clear"/>
+            <w:vAlign w:val="center"/>
+          </w:tcPr>
+          <w:p>
+            <w:pPr>
+              <w:spacing w:after="20" w:before="20"/>
+              <w:jc w:val="left"/>
+            </w:pPr>
+            <w:r>
+              <w:rPr>
+                <w:rFonts w:ascii="Arial" w:cs="Arial" w:eastAsia="Arial" w:hAnsi="Arial"/>
+                <w:color w:val="000000"/>
+                <w:sz w:val="14"/>
+                <w:szCs w:val="14"/>
+              </w:rPr>
+              <w:t xml:space="preserve"/>
+            </w:r>
+          </w:p>
+        </w:tc>
+        <w:tc>
+          <w:tcPr>
+            <w:tcW w:type="dxa" w:w="230"/>
+            <w:gridSpan w:val="1"/>
+            <w:tcBorders>
+              <w:top w:val="single" w:color="000000" w:sz="4"/>
+              <w:left w:val="single" w:color="000000" w:sz="4"/>
+              <w:bottom w:val="single" w:color="000000" w:sz="4"/>
+              <w:right w:val="single" w:color="000000" w:sz="4"/>
+            </w:tcBorders>
+            <w:shd w:fill="F2F2F2" w:val="clear"/>
+            <w:vAlign w:val="center"/>
+          </w:tcPr>
+          <w:p>
+            <w:pPr>
+              <w:spacing w:after="20" w:before="20"/>
+              <w:jc w:val="left"/>
+            </w:pPr>
+            <w:r>
+              <w:rPr>
+                <w:rFonts w:ascii="Arial" w:cs="Arial" w:eastAsia="Arial" w:hAnsi="Arial"/>
+                <w:color w:val="000000"/>
+                <w:sz w:val="14"/>
+                <w:szCs w:val="14"/>
+              </w:rPr>
+              <w:t xml:space="preserve"/>
+            </w:r>
+          </w:p>
+        </w:tc>
+        <w:tc>
+          <w:tcPr>
             <w:tcW w:type="dxa" w:w="730"/>
             <w:gridSpan w:val="1"/>
             <w:tcBorders>
@@ -8541,36 +9235,36 @@
         </w:tc>
         <w:tc>
           <w:tcPr>
-            <w:tcW w:type="dxa" w:w="730"/>
-            <w:gridSpan w:val="1"/>
-            <w:tcBorders>
-              <w:top w:val="single" w:color="000000" w:sz="4"/>
-              <w:left w:val="single" w:color="000000" w:sz="4"/>
-              <w:bottom w:val="single" w:color="000000" w:sz="4"/>
-              <w:right w:val="single" w:color="000000" w:sz="4"/>
-            </w:tcBorders>
-            <w:shd w:fill="F2F2F2" w:val="clear"/>
-            <w:vAlign w:val="center"/>
-          </w:tcPr>
-          <w:p>
-            <w:pPr>
-              <w:spacing w:after="20" w:before="20"/>
-              <w:jc w:val="left"/>
-            </w:pPr>
-            <w:r>
-              <w:rPr>
-                <w:rFonts w:ascii="Arial" w:cs="Arial" w:eastAsia="Arial" w:hAnsi="Arial"/>
-                <w:color w:val="000000"/>
-                <w:sz w:val="14"/>
-                <w:szCs w:val="14"/>
-              </w:rPr>
-              <w:t xml:space="preserve"/>
-            </w:r>
-          </w:p>
-        </w:tc>
-        <w:tc>
-          <w:tcPr>
-            <w:tcW w:type="dxa" w:w="730"/>
+            <w:tcW w:type="dxa" w:w="500"/>
+            <w:gridSpan w:val="1"/>
+            <w:tcBorders>
+              <w:top w:val="single" w:color="000000" w:sz="4"/>
+              <w:left w:val="single" w:color="000000" w:sz="4"/>
+              <w:bottom w:val="single" w:color="000000" w:sz="4"/>
+              <w:right w:val="single" w:color="000000" w:sz="4"/>
+            </w:tcBorders>
+            <w:shd w:fill="F2F2F2" w:val="clear"/>
+            <w:vAlign w:val="center"/>
+          </w:tcPr>
+          <w:p>
+            <w:pPr>
+              <w:spacing w:after="20" w:before="20"/>
+              <w:jc w:val="left"/>
+            </w:pPr>
+            <w:r>
+              <w:rPr>
+                <w:rFonts w:ascii="Arial" w:cs="Arial" w:eastAsia="Arial" w:hAnsi="Arial"/>
+                <w:color w:val="000000"/>
+                <w:sz w:val="14"/>
+                <w:szCs w:val="14"/>
+              </w:rPr>
+              <w:t xml:space="preserve"/>
+            </w:r>
+          </w:p>
+        </w:tc>
+        <w:tc>
+          <w:tcPr>
+            <w:tcW w:type="dxa" w:w="230"/>
             <w:gridSpan w:val="1"/>
             <w:tcBorders>
               <w:top w:val="single" w:color="000000" w:sz="4"/>
@@ -9005,6 +9699,62 @@
         </w:tc>
         <w:tc>
           <w:tcPr>
+            <w:tcW w:type="dxa" w:w="500"/>
+            <w:gridSpan w:val="1"/>
+            <w:tcBorders>
+              <w:top w:val="single" w:color="000000" w:sz="4"/>
+              <w:left w:val="single" w:color="000000" w:sz="4"/>
+              <w:bottom w:val="single" w:color="000000" w:sz="4"/>
+              <w:right w:val="single" w:color="000000" w:sz="4"/>
+            </w:tcBorders>
+            <w:vAlign w:val="center"/>
+          </w:tcPr>
+          <w:p>
+            <w:pPr>
+              <w:spacing w:after="20" w:before="20"/>
+              <w:jc w:val="left"/>
+            </w:pPr>
+            <w:r>
+              <w:rPr>
+                <w:rFonts w:ascii="Arial" w:cs="Arial" w:eastAsia="Arial" w:hAnsi="Arial"/>
+                <w:color w:val="000000"/>
+                <w:sz w:val="14"/>
+                <w:szCs w:val="14"/>
+              </w:rPr>
+              <w:t xml:space="preserve"/>
+            </w:r>
+          </w:p>
+        </w:tc>
+        <w:tc>
+          <w:tcPr>
+            <w:tcW w:type="dxa" w:w="230"/>
+            <w:gridSpan w:val="1"/>
+            <w:tcBorders>
+              <w:top w:val="single" w:color="000000" w:sz="4"/>
+              <w:left w:val="single" w:color="000000" w:sz="4"/>
+              <w:bottom w:val="single" w:color="000000" w:sz="4"/>
+              <w:right w:val="single" w:color="000000" w:sz="4"/>
+            </w:tcBorders>
+            <w:vAlign w:val="center"/>
+          </w:tcPr>
+          <w:p>
+            <w:pPr>
+              <w:spacing w:after="20" w:before="20"/>
+              <w:jc w:val="left"/>
+            </w:pPr>
+            <w:r>
+              <w:rPr>
+                <w:rFonts w:ascii="Arial" w:cs="Arial" w:eastAsia="Arial" w:hAnsi="Arial"/>
+                <w:color w:val="000000"/>
+                <w:sz w:val="14"/>
+                <w:szCs w:val="14"/>
+              </w:rPr>
+              <w:t xml:space="preserve"/>
+            </w:r>
+          </w:p>
+        </w:tc>
+        <w:tc>
+          <w:tcPr>
             <w:tcW w:type="dxa" w:w="730"/>
             <w:gridSpan w:val="1"/>
             <w:tcBorders>
@@ -9033,35 +9783,35 @@
         </w:tc>
         <w:tc>
           <w:tcPr>
-            <w:tcW w:type="dxa" w:w="730"/>
-            <w:gridSpan w:val="1"/>
-            <w:tcBorders>
-              <w:top w:val="single" w:color="000000" w:sz="4"/>
-              <w:left w:val="single" w:color="000000" w:sz="4"/>
-              <w:bottom w:val="single" w:color="000000" w:sz="4"/>
-              <w:right w:val="single" w:color="000000" w:sz="4"/>
-            </w:tcBorders>
-            <w:vAlign w:val="center"/>
-          </w:tcPr>
-          <w:p>
-            <w:pPr>
-              <w:spacing w:after="20" w:before="20"/>
-              <w:jc w:val="left"/>
-            </w:pPr>
-            <w:r>
-              <w:rPr>
-                <w:rFonts w:ascii="Arial" w:cs="Arial" w:eastAsia="Arial" w:hAnsi="Arial"/>
-                <w:color w:val="000000"/>
-                <w:sz w:val="14"/>
-                <w:szCs w:val="14"/>
-              </w:rPr>
-              <w:t xml:space="preserve"/>
-            </w:r>
-          </w:p>
-        </w:tc>
-        <w:tc>
-          <w:tcPr>
-            <w:tcW w:type="dxa" w:w="730"/>
+            <w:tcW w:type="dxa" w:w="500"/>
+            <w:gridSpan w:val="1"/>
+            <w:tcBorders>
+              <w:top w:val="single" w:color="000000" w:sz="4"/>
+              <w:left w:val="single" w:color="000000" w:sz="4"/>
+              <w:bottom w:val="single" w:color="000000" w:sz="4"/>
+              <w:right w:val="single" w:color="000000" w:sz="4"/>
+            </w:tcBorders>
+            <w:vAlign w:val="center"/>
+          </w:tcPr>
+          <w:p>
+            <w:pPr>
+              <w:spacing w:after="20" w:before="20"/>
+              <w:jc w:val="left"/>
+            </w:pPr>
+            <w:r>
+              <w:rPr>
+                <w:rFonts w:ascii="Arial" w:cs="Arial" w:eastAsia="Arial" w:hAnsi="Arial"/>
+                <w:color w:val="000000"/>
+                <w:sz w:val="14"/>
+                <w:szCs w:val="14"/>
+              </w:rPr>
+              <w:t xml:space="preserve"/>
+            </w:r>
+          </w:p>
+        </w:tc>
+        <w:tc>
+          <w:tcPr>
+            <w:tcW w:type="dxa" w:w="230"/>
             <w:gridSpan w:val="1"/>
             <w:tcBorders>
               <w:top w:val="single" w:color="000000" w:sz="4"/>
@@ -9491,6 +10241,64 @@
         </w:tc>
         <w:tc>
           <w:tcPr>
+            <w:tcW w:type="dxa" w:w="500"/>
+            <w:gridSpan w:val="1"/>
+            <w:tcBorders>
+              <w:top w:val="single" w:color="000000" w:sz="4"/>
+              <w:left w:val="single" w:color="000000" w:sz="4"/>
+              <w:bottom w:val="single" w:color="000000" w:sz="4"/>
+              <w:right w:val="single" w:color="000000" w:sz="4"/>
+            </w:tcBorders>
+            <w:shd w:fill="F2F2F2" w:val="clear"/>
+            <w:vAlign w:val="center"/>
+          </w:tcPr>
+          <w:p>
+            <w:pPr>
+              <w:spacing w:after="20" w:before="20"/>
+              <w:jc w:val="left"/>
+            </w:pPr>
+            <w:r>
+              <w:rPr>
+                <w:rFonts w:ascii="Arial" w:cs="Arial" w:eastAsia="Arial" w:hAnsi="Arial"/>
+                <w:color w:val="000000"/>
+                <w:sz w:val="14"/>
+                <w:szCs w:val="14"/>
+              </w:rPr>
+              <w:t xml:space="preserve"/>
+            </w:r>
+          </w:p>
+        </w:tc>
+        <w:tc>
+          <w:tcPr>
+            <w:tcW w:type="dxa" w:w="230"/>
+            <w:gridSpan w:val="1"/>
+            <w:tcBorders>
+              <w:top w:val="single" w:color="000000" w:sz="4"/>
+              <w:left w:val="single" w:color="000000" w:sz="4"/>
+              <w:bottom w:val="single" w:color="000000" w:sz="4"/>
+              <w:right w:val="single" w:color="000000" w:sz="4"/>
+            </w:tcBorders>
+            <w:shd w:fill="F2F2F2" w:val="clear"/>
+            <w:vAlign w:val="center"/>
+          </w:tcPr>
+          <w:p>
+            <w:pPr>
+              <w:spacing w:after="20" w:before="20"/>
+              <w:jc w:val="left"/>
+            </w:pPr>
+            <w:r>
+              <w:rPr>
+                <w:rFonts w:ascii="Arial" w:cs="Arial" w:eastAsia="Arial" w:hAnsi="Arial"/>
+                <w:color w:val="000000"/>
+                <w:sz w:val="14"/>
+                <w:szCs w:val="14"/>
+              </w:rPr>
+              <w:t xml:space="preserve"/>
+            </w:r>
+          </w:p>
+        </w:tc>
+        <w:tc>
+          <w:tcPr>
             <w:tcW w:type="dxa" w:w="730"/>
             <w:gridSpan w:val="1"/>
             <w:tcBorders>
@@ -9520,36 +10328,36 @@
         </w:tc>
         <w:tc>
           <w:tcPr>
-            <w:tcW w:type="dxa" w:w="730"/>
-            <w:gridSpan w:val="1"/>
-            <w:tcBorders>
-              <w:top w:val="single" w:color="000000" w:sz="4"/>
-              <w:left w:val="single" w:color="000000" w:sz="4"/>
-              <w:bottom w:val="single" w:color="000000" w:sz="4"/>
-              <w:right w:val="single" w:color="000000" w:sz="4"/>
-            </w:tcBorders>
-            <w:shd w:fill="F2F2F2" w:val="clear"/>
-            <w:vAlign w:val="center"/>
-          </w:tcPr>
-          <w:p>
-            <w:pPr>
-              <w:spacing w:after="20" w:before="20"/>
-              <w:jc w:val="left"/>
-            </w:pPr>
-            <w:r>
-              <w:rPr>
-                <w:rFonts w:ascii="Arial" w:cs="Arial" w:eastAsia="Arial" w:hAnsi="Arial"/>
-                <w:color w:val="000000"/>
-                <w:sz w:val="14"/>
-                <w:szCs w:val="14"/>
-              </w:rPr>
-              <w:t xml:space="preserve"/>
-            </w:r>
-          </w:p>
-        </w:tc>
-        <w:tc>
-          <w:tcPr>
-            <w:tcW w:type="dxa" w:w="730"/>
+            <w:tcW w:type="dxa" w:w="500"/>
+            <w:gridSpan w:val="1"/>
+            <w:tcBorders>
+              <w:top w:val="single" w:color="000000" w:sz="4"/>
+              <w:left w:val="single" w:color="000000" w:sz="4"/>
+              <w:bottom w:val="single" w:color="000000" w:sz="4"/>
+              <w:right w:val="single" w:color="000000" w:sz="4"/>
+            </w:tcBorders>
+            <w:shd w:fill="F2F2F2" w:val="clear"/>
+            <w:vAlign w:val="center"/>
+          </w:tcPr>
+          <w:p>
+            <w:pPr>
+              <w:spacing w:after="20" w:before="20"/>
+              <w:jc w:val="left"/>
+            </w:pPr>
+            <w:r>
+              <w:rPr>
+                <w:rFonts w:ascii="Arial" w:cs="Arial" w:eastAsia="Arial" w:hAnsi="Arial"/>
+                <w:color w:val="000000"/>
+                <w:sz w:val="14"/>
+                <w:szCs w:val="14"/>
+              </w:rPr>
+              <w:t xml:space="preserve"/>
+            </w:r>
+          </w:p>
+        </w:tc>
+        <w:tc>
+          <w:tcPr>
+            <w:tcW w:type="dxa" w:w="230"/>
             <w:gridSpan w:val="1"/>
             <w:tcBorders>
               <w:top w:val="single" w:color="000000" w:sz="4"/>
@@ -9984,6 +10792,62 @@
         </w:tc>
         <w:tc>
           <w:tcPr>
+            <w:tcW w:type="dxa" w:w="500"/>
+            <w:gridSpan w:val="1"/>
+            <w:tcBorders>
+              <w:top w:val="single" w:color="000000" w:sz="4"/>
+              <w:left w:val="single" w:color="000000" w:sz="4"/>
+              <w:bottom w:val="single" w:color="000000" w:sz="4"/>
+              <w:right w:val="single" w:color="000000" w:sz="4"/>
+            </w:tcBorders>
+            <w:vAlign w:val="center"/>
+          </w:tcPr>
+          <w:p>
+            <w:pPr>
+              <w:spacing w:after="20" w:before="20"/>
+              <w:jc w:val="left"/>
+            </w:pPr>
+            <w:r>
+              <w:rPr>
+                <w:rFonts w:ascii="Arial" w:cs="Arial" w:eastAsia="Arial" w:hAnsi="Arial"/>
+                <w:color w:val="000000"/>
+                <w:sz w:val="14"/>
+                <w:szCs w:val="14"/>
+              </w:rPr>
+              <w:t xml:space="preserve"/>
+            </w:r>
+          </w:p>
+        </w:tc>
+        <w:tc>
+          <w:tcPr>
+            <w:tcW w:type="dxa" w:w="230"/>
+            <w:gridSpan w:val="1"/>
+            <w:tcBorders>
+              <w:top w:val="single" w:color="000000" w:sz="4"/>
+              <w:left w:val="single" w:color="000000" w:sz="4"/>
+              <w:bottom w:val="single" w:color="000000" w:sz="4"/>
+              <w:right w:val="single" w:color="000000" w:sz="4"/>
+            </w:tcBorders>
+            <w:vAlign w:val="center"/>
+          </w:tcPr>
+          <w:p>
+            <w:pPr>
+              <w:spacing w:after="20" w:before="20"/>
+              <w:jc w:val="left"/>
+            </w:pPr>
+            <w:r>
+              <w:rPr>
+                <w:rFonts w:ascii="Arial" w:cs="Arial" w:eastAsia="Arial" w:hAnsi="Arial"/>
+                <w:color w:val="000000"/>
+                <w:sz w:val="14"/>
+                <w:szCs w:val="14"/>
+              </w:rPr>
+              <w:t xml:space="preserve"/>
+            </w:r>
+          </w:p>
+        </w:tc>
+        <w:tc>
+          <w:tcPr>
             <w:tcW w:type="dxa" w:w="730"/>
             <w:gridSpan w:val="1"/>
             <w:tcBorders>
@@ -10012,35 +10876,35 @@
         </w:tc>
         <w:tc>
           <w:tcPr>
-            <w:tcW w:type="dxa" w:w="730"/>
-            <w:gridSpan w:val="1"/>
-            <w:tcBorders>
-              <w:top w:val="single" w:color="000000" w:sz="4"/>
-              <w:left w:val="single" w:color="000000" w:sz="4"/>
-              <w:bottom w:val="single" w:color="000000" w:sz="4"/>
-              <w:right w:val="single" w:color="000000" w:sz="4"/>
-            </w:tcBorders>
-            <w:vAlign w:val="center"/>
-          </w:tcPr>
-          <w:p>
-            <w:pPr>
-              <w:spacing w:after="20" w:before="20"/>
-              <w:jc w:val="left"/>
-            </w:pPr>
-            <w:r>
-              <w:rPr>
-                <w:rFonts w:ascii="Arial" w:cs="Arial" w:eastAsia="Arial" w:hAnsi="Arial"/>
-                <w:color w:val="000000"/>
-                <w:sz w:val="14"/>
-                <w:szCs w:val="14"/>
-              </w:rPr>
-              <w:t xml:space="preserve"/>
-            </w:r>
-          </w:p>
-        </w:tc>
-        <w:tc>
-          <w:tcPr>
-            <w:tcW w:type="dxa" w:w="730"/>
+            <w:tcW w:type="dxa" w:w="500"/>
+            <w:gridSpan w:val="1"/>
+            <w:tcBorders>
+              <w:top w:val="single" w:color="000000" w:sz="4"/>
+              <w:left w:val="single" w:color="000000" w:sz="4"/>
+              <w:bottom w:val="single" w:color="000000" w:sz="4"/>
+              <w:right w:val="single" w:color="000000" w:sz="4"/>
+            </w:tcBorders>
+            <w:vAlign w:val="center"/>
+          </w:tcPr>
+          <w:p>
+            <w:pPr>
+              <w:spacing w:after="20" w:before="20"/>
+              <w:jc w:val="left"/>
+            </w:pPr>
+            <w:r>
+              <w:rPr>
+                <w:rFonts w:ascii="Arial" w:cs="Arial" w:eastAsia="Arial" w:hAnsi="Arial"/>
+                <w:color w:val="000000"/>
+                <w:sz w:val="14"/>
+                <w:szCs w:val="14"/>
+              </w:rPr>
+              <w:t xml:space="preserve"/>
+            </w:r>
+          </w:p>
+        </w:tc>
+        <w:tc>
+          <w:tcPr>
+            <w:tcW w:type="dxa" w:w="230"/>
             <w:gridSpan w:val="1"/>
             <w:tcBorders>
               <w:top w:val="single" w:color="000000" w:sz="4"/>
@@ -10470,6 +11334,64 @@
         </w:tc>
         <w:tc>
           <w:tcPr>
+            <w:tcW w:type="dxa" w:w="500"/>
+            <w:gridSpan w:val="1"/>
+            <w:tcBorders>
+              <w:top w:val="single" w:color="000000" w:sz="4"/>
+              <w:left w:val="single" w:color="000000" w:sz="4"/>
+              <w:bottom w:val="single" w:color="000000" w:sz="4"/>
+              <w:right w:val="single" w:color="000000" w:sz="4"/>
+            </w:tcBorders>
+            <w:shd w:fill="F2F2F2" w:val="clear"/>
+            <w:vAlign w:val="center"/>
+          </w:tcPr>
+          <w:p>
+            <w:pPr>
+              <w:spacing w:after="20" w:before="20"/>
+              <w:jc w:val="left"/>
+            </w:pPr>
+            <w:r>
+              <w:rPr>
+                <w:rFonts w:ascii="Arial" w:cs="Arial" w:eastAsia="Arial" w:hAnsi="Arial"/>
+                <w:color w:val="000000"/>
+                <w:sz w:val="14"/>
+                <w:szCs w:val="14"/>
+              </w:rPr>
+              <w:t xml:space="preserve"/>
+            </w:r>
+          </w:p>
+        </w:tc>
+        <w:tc>
+          <w:tcPr>
+            <w:tcW w:type="dxa" w:w="230"/>
+            <w:gridSpan w:val="1"/>
+            <w:tcBorders>
+              <w:top w:val="single" w:color="000000" w:sz="4"/>
+              <w:left w:val="single" w:color="000000" w:sz="4"/>
+              <w:bottom w:val="single" w:color="000000" w:sz="4"/>
+              <w:right w:val="single" w:color="000000" w:sz="4"/>
+            </w:tcBorders>
+            <w:shd w:fill="F2F2F2" w:val="clear"/>
+            <w:vAlign w:val="center"/>
+          </w:tcPr>
+          <w:p>
+            <w:pPr>
+              <w:spacing w:after="20" w:before="20"/>
+              <w:jc w:val="left"/>
+            </w:pPr>
+            <w:r>
+              <w:rPr>
+                <w:rFonts w:ascii="Arial" w:cs="Arial" w:eastAsia="Arial" w:hAnsi="Arial"/>
+                <w:color w:val="000000"/>
+                <w:sz w:val="14"/>
+                <w:szCs w:val="14"/>
+              </w:rPr>
+              <w:t xml:space="preserve"/>
+            </w:r>
+          </w:p>
+        </w:tc>
+        <w:tc>
+          <w:tcPr>
             <w:tcW w:type="dxa" w:w="730"/>
             <w:gridSpan w:val="1"/>
             <w:tcBorders>
@@ -10499,36 +11421,36 @@
         </w:tc>
         <w:tc>
           <w:tcPr>
-            <w:tcW w:type="dxa" w:w="730"/>
-            <w:gridSpan w:val="1"/>
-            <w:tcBorders>
-              <w:top w:val="single" w:color="000000" w:sz="4"/>
-              <w:left w:val="single" w:color="000000" w:sz="4"/>
-              <w:bottom w:val="single" w:color="000000" w:sz="4"/>
-              <w:right w:val="single" w:color="000000" w:sz="4"/>
-            </w:tcBorders>
-            <w:shd w:fill="F2F2F2" w:val="clear"/>
-            <w:vAlign w:val="center"/>
-          </w:tcPr>
-          <w:p>
-            <w:pPr>
-              <w:spacing w:after="20" w:before="20"/>
-              <w:jc w:val="left"/>
-            </w:pPr>
-            <w:r>
-              <w:rPr>
-                <w:rFonts w:ascii="Arial" w:cs="Arial" w:eastAsia="Arial" w:hAnsi="Arial"/>
-                <w:color w:val="000000"/>
-                <w:sz w:val="14"/>
-                <w:szCs w:val="14"/>
-              </w:rPr>
-              <w:t xml:space="preserve"/>
-            </w:r>
-          </w:p>
-        </w:tc>
-        <w:tc>
-          <w:tcPr>
-            <w:tcW w:type="dxa" w:w="730"/>
+            <w:tcW w:type="dxa" w:w="500"/>
+            <w:gridSpan w:val="1"/>
+            <w:tcBorders>
+              <w:top w:val="single" w:color="000000" w:sz="4"/>
+              <w:left w:val="single" w:color="000000" w:sz="4"/>
+              <w:bottom w:val="single" w:color="000000" w:sz="4"/>
+              <w:right w:val="single" w:color="000000" w:sz="4"/>
+            </w:tcBorders>
+            <w:shd w:fill="F2F2F2" w:val="clear"/>
+            <w:vAlign w:val="center"/>
+          </w:tcPr>
+          <w:p>
+            <w:pPr>
+              <w:spacing w:after="20" w:before="20"/>
+              <w:jc w:val="left"/>
+            </w:pPr>
+            <w:r>
+              <w:rPr>
+                <w:rFonts w:ascii="Arial" w:cs="Arial" w:eastAsia="Arial" w:hAnsi="Arial"/>
+                <w:color w:val="000000"/>
+                <w:sz w:val="14"/>
+                <w:szCs w:val="14"/>
+              </w:rPr>
+              <w:t xml:space="preserve"/>
+            </w:r>
+          </w:p>
+        </w:tc>
+        <w:tc>
+          <w:tcPr>
+            <w:tcW w:type="dxa" w:w="230"/>
             <w:gridSpan w:val="1"/>
             <w:tcBorders>
               <w:top w:val="single" w:color="000000" w:sz="4"/>
